--- a/J2K_Irstea/Rapport2015.docx
+++ b/J2K_Irstea/Rapport2015.docx
@@ -239,7 +239,7 @@
                 <v:stroke joinstyle="miter"/>
                 <v:path gradientshapeok="t" o:connecttype="rect"/>
               </v:shapetype>
-              <v:shape id="Zone de texte 2" o:spid="_x0000_s1026" type="#_x0000_t202" style="position:absolute;left:0;text-align:left;margin-left:258.85pt;margin-top:291.75pt;width:196.5pt;height:110.55pt;z-index:251705344;visibility:visible;mso-wrap-style:square;mso-width-percent:0;mso-height-percent:200;mso-wrap-distance-left:9pt;mso-wrap-distance-top:0;mso-wrap-distance-right:9pt;mso-wrap-distance-bottom:0;mso-position-horizontal:absolute;mso-position-horizontal-relative:text;mso-position-vertical:absolute;mso-position-vertical-relative:text;mso-width-percent:0;mso-height-percent:200;mso-width-relative:margin;mso-height-relative:margin;v-text-anchor:top" o:gfxdata="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" stroked="f">
+              <v:shape id="Zone de texte 2" o:spid="_x0000_s1026" type="#_x0000_t202" style="position:absolute;left:0;text-align:left;margin-left:258.85pt;margin-top:291.75pt;width:196.5pt;height:110.55pt;z-index:251705344;visibility:visible;mso-wrap-style:square;mso-width-percent:0;mso-height-percent:200;mso-wrap-distance-left:9pt;mso-wrap-distance-top:0;mso-wrap-distance-right:9pt;mso-wrap-distance-bottom:0;mso-position-horizontal:absolute;mso-position-horizontal-relative:text;mso-position-vertical:absolute;mso-position-vertical-relative:text;mso-width-percent:0;mso-height-percent:200;mso-width-relative:margin;mso-height-relative:margin;v-text-anchor:top" o:gfxdata="UEsDBBQABgAIAAAAIQC2gziS/gAAAOEBAAATAAAAW0NvbnRlbnRfVHlwZXNdLnhtbJSRQU7DMBBF 90jcwfIWJU67QAgl6YK0S0CoHGBkTxKLZGx5TGhvj5O2G0SRWNoz/78nu9wcxkFMGNg6quQqL6RA 0s5Y6ir5vt9lD1JwBDIwOMJKHpHlpr69KfdHjyxSmriSfYz+USnWPY7AufNIadK6MEJMx9ApD/oD OlTrorhX2lFEilmcO2RdNtjC5xDF9pCuTyYBB5bi6bQ4syoJ3g9WQ0ymaiLzg5KdCXlKLjvcW893 SUOqXwnz5DrgnHtJTxOsQfEKIT7DmDSUCaxw7Rqn8787ZsmRM9e2VmPeBN4uqYvTtW7jvijg9N/y JsXecLq0q+WD6m8AAAD//wMAUEsDBBQABgAIAAAAIQA4/SH/1gAAAJQBAAALAAAAX3JlbHMvLnJl bHOkkMFqwzAMhu+DvYPRfXGawxijTi+j0GvpHsDYimMaW0Yy2fr2M4PBMnrbUb/Q94l/f/hMi1qR JVI2sOt6UJgd+ZiDgffL8ekFlFSbvV0oo4EbChzGx4f9GRdb25HMsYhqlCwG5lrLq9biZkxWOiqY 22YiTra2kYMu1l1tQD30/bPm3wwYN0x18gb45AdQl1tp5j/sFB2T0FQ7R0nTNEV3j6o9feQzro1i OWA14Fm+Q8a1a8+Bvu/d/dMb2JY5uiPbhG/ktn4cqGU/er3pcvwCAAD//wMAUEsDBBQABgAIAAAA IQC0JD4SJwIAACMEAAAOAAAAZHJzL2Uyb0RvYy54bWysU02P0zAQvSPxHyzfadJsw7ZR09XSpQhp +ZAWLtwc22ksHI+x3SbLr2fsdLsFbogcrJnMzPPMm+f1zdhrcpTOKzA1nc9ySqThIJTZ1/Trl92r JSU+MCOYBiNr+ig9vdm8fLEebCUL6EAL6QiCGF8NtqZdCLbKMs872TM/AysNBltwPQvoun0mHBsQ vddZkeevswGcsA649B7/3k1Bukn4bSt5+NS2Xgaia4q9hXS6dDbxzDZrVu0ds53ipzbYP3TRM2Xw 0jPUHQuMHJz6C6pX3IGHNsw49Bm0reIyzYDTzPM/pnnomJVpFiTH2zNN/v/B8o/Hz44oUdOr/JoS w3pc0jdcFRGSBDkGSYpI0mB9hbkPFrPD+AZGXHYa2Nt74N89MbDtmNnLW+dg6CQT2OQ8VmYXpROO jyDN8AEE3sUOARLQ2Lo+MoicEETHZT2eF4R9EI4/i8WqLEsMcYzNF/nValmmO1j1VG6dD+8k9CQa NXWogATPjvc+xHZY9ZQSb/OgldgprZPj9s1WO3JkqJZd+k7ov6VpQ4aarsqiTMgGYn0SUq8Cqlmr vqbLPH6xnFWRjrdGJDswpScbO9HmxE+kZCInjM2IiZG0BsQjMuVgUi2+MjQ6cD8pGVCxNfU/DsxJ SvR7g2yv5otFlHhyFuV1gY67jDSXEWY4QtU0UDKZ25CeReLB3uJWdirx9dzJqVdUYqLx9Gqi1C/9 lPX8tje/AAAA//8DAFBLAwQUAAYACAAAACEADvzk/NsAAAAIAQAADwAAAGRycy9kb3ducmV2Lnht bEyPPU/DMBCG90r9D9bt1A6QNkRxKkTFwoBEqQSjGztxhH2ObDcN/55jgu0+Hr33XLNfvGOziWkM KKHYCGAGu6BHHCSc3p9vKmApK9TKBTQSvk2CfbteNarW4YpvZj7mgVEIplpJsDlPNeeps8artAmT Qdr1IXqVqY0D11FdKdw7fivElns1Il2wajJP1nRfx4uX8OHtqA/x9bPXbj689I/ltMRJyvUKWDZL /iPh1528oSWhc7igTsxJKIvdjlAqqrsSGBEPhaDJWUIl7rfA24b/f6D9AQAA//8DAFBLAQItABQA BgAIAAAAIQC2gziS/gAAAOEBAAATAAAAAAAAAAAAAAAAAAAAAABbQ29udGVudF9UeXBlc10ueG1s UEsBAi0AFAAGAAgAAAAhADj9If/WAAAAlAEAAAsAAAAAAAAAAAAAAAAALwEAAF9yZWxzLy5yZWxz UEsBAi0AFAAGAAgAAAAhALQkPhInAgAAIwQAAA4AAAAAAAAAAAAAAAAALgIAAGRycy9lMm9Eb2Mu eG1sUEsBAi0AFAAGAAgAAAAhAA785PzbAAAACAEAAA8AAAAAAAAAAAAAAAAAgQQAAGRycy9kb3du cmV2LnhtbFBLBQYAAAAABAAEAPMAAACJBQAAAAA= " stroked="f">
                 <v:textbox style="mso-fit-shape-to-text:t">
                   <w:txbxContent>
                     <w:tbl>
@@ -2925,21 +2925,7 @@
             <w:rStyle w:val="Lienhypertexte"/>
             <w:noProof/>
           </w:rPr>
-          <w:t>Principe et i</w:t>
-        </w:r>
-        <w:r>
-          <w:rPr>
-            <w:rStyle w:val="Lienhypertexte"/>
-            <w:noProof/>
-          </w:rPr>
-          <w:t>m</w:t>
-        </w:r>
-        <w:r>
-          <w:rPr>
-            <w:rStyle w:val="Lienhypertexte"/>
-            <w:noProof/>
-          </w:rPr>
-          <w:t>plémentation</w:t>
+          <w:t>Principe et implémentation</w:t>
         </w:r>
         <w:r>
           <w:rPr>
@@ -4098,22 +4084,67 @@
       </w:pPr>
       <w:bookmarkStart w:id="77" w:name="_Toc430166132"/>
       <w:r>
-        <w:t>La démarche d’amélioration itérative en hydrologie naturelle</w:t>
+        <w:t xml:space="preserve">La démarche d’amélioration itérative en hydrologie </w:t>
+      </w:r>
+      <w:commentRangeStart w:id="78"/>
+      <w:r>
+        <w:t>naturelle</w:t>
       </w:r>
       <w:bookmarkEnd w:id="77"/>
+      <w:commentRangeEnd w:id="78"/>
+      <w:r>
+        <w:rPr>
+          <w:rStyle w:val="Marquedecommentaire"/>
+          <w:rFonts w:asciiTheme="minorHAnsi" w:eastAsiaTheme="minorEastAsia" w:hAnsiTheme="minorHAnsi" w:cstheme="minorBidi"/>
+          <w:b w:val="0"/>
+          <w:bCs w:val="0"/>
+          <w:color w:val="auto"/>
+        </w:rPr>
+        <w:commentReference w:id="78"/>
+      </w:r>
     </w:p>
     <w:p>
       <w:r>
         <w:t>Comme présenté dans le précédent rapport, l</w:t>
       </w:r>
       <w:r>
-        <w:t>es premiers résultats obtenus avec le modèle J2000 sont globalement médiocres sur la quasi-totalité du bassin versant du Rhône. Ceci nous a conduits à réaliser une analyse de sensibilité de type essai-erreur sur les paramètres pouvant intervenir sur les difficultés rencontrées par le modèle (difficulté à simuler l’étiage, manque de ruissellement direct, débit de base constant tout au long de l’année…) en reliant les résultats obtenus aux hypothèses</w:t>
-      </w:r>
-      <w:r>
-        <w:t xml:space="preserve"> dans la représentation des proc</w:t>
-      </w:r>
-      <w:r>
-        <w:t xml:space="preserve">essus et dans la spécification des paramètres. </w:t>
+        <w:t>es premiers résultats obtenus avec le modèle J2000 sont globalement médiocres sur la quasi-totalité du bassin versant du Rhône. Ceci nous a conduits à réaliser une analyse de sensibilité de type essai-erreur sur les paramètres pouvant intervenir sur les difficultés rencontrées par le modèle (difficulté à simuler l’étiage, manque de ruissellement direct, débit de base constant tout au long de l’année…)</w:t>
+      </w:r>
+      <w:r>
+        <w:t>.</w:t>
+      </w:r>
+      <w:r>
+        <w:t xml:space="preserve"> </w:t>
+      </w:r>
+      <w:r>
+        <w:t>Dans cette démarche, l</w:t>
+      </w:r>
+      <w:r>
+        <w:t xml:space="preserve">es résultats obtenus </w:t>
+      </w:r>
+      <w:r>
+        <w:t xml:space="preserve">permettent de valider ou infirmer des </w:t>
+      </w:r>
+      <w:r>
+        <w:t>hypothèses</w:t>
+      </w:r>
+      <w:r>
+        <w:t xml:space="preserve"> sur la représentation des proc</w:t>
+      </w:r>
+      <w:r>
+        <w:t>essus</w:t>
+      </w:r>
+      <w:r>
+        <w:t xml:space="preserve">, qui sont portées par des jeux de </w:t>
+      </w:r>
+      <w:r>
+        <w:t>paramètres</w:t>
+      </w:r>
+      <w:r>
+        <w:t xml:space="preserve"> concernés</w:t>
+      </w:r>
+      <w:r>
+        <w:t xml:space="preserve">. </w:t>
       </w:r>
       <w:r>
         <w:t xml:space="preserve">Nous avons </w:t>
@@ -4182,21 +4213,21 @@
       <w:pPr>
         <w:pStyle w:val="Titre2"/>
       </w:pPr>
-      <w:bookmarkStart w:id="78" w:name="_Toc430166133"/>
+      <w:bookmarkStart w:id="79" w:name="_Toc430166133"/>
       <w:r>
         <w:t xml:space="preserve">Critique de la donnée </w:t>
       </w:r>
       <w:r>
         <w:t>de support  / physiographique</w:t>
       </w:r>
-      <w:bookmarkEnd w:id="78"/>
+      <w:bookmarkEnd w:id="79"/>
     </w:p>
     <w:p>
       <w:pPr>
         <w:pStyle w:val="Titre3"/>
       </w:pPr>
-      <w:bookmarkStart w:id="79" w:name="_Toc425945759"/>
-      <w:bookmarkStart w:id="80" w:name="_Toc430166134"/>
+      <w:bookmarkStart w:id="80" w:name="_Toc425945759"/>
+      <w:bookmarkStart w:id="81" w:name="_Toc430166134"/>
       <w:r>
         <w:t xml:space="preserve">Retour sur les améliorations effectuées sur la tille à </w:t>
       </w:r>
@@ -4204,8 +4235,8 @@
       <w:r>
         <w:t>crécey</w:t>
       </w:r>
-      <w:bookmarkEnd w:id="79"/>
       <w:bookmarkEnd w:id="80"/>
+      <w:bookmarkEnd w:id="81"/>
       <w:proofErr w:type="spellEnd"/>
     </w:p>
     <w:p>
@@ -4321,11 +4352,11 @@
       </w:r>
     </w:p>
     <w:p>
-      <w:bookmarkStart w:id="81" w:name="_Toc425945761"/>
+      <w:bookmarkStart w:id="82" w:name="_Toc425945761"/>
       <w:r>
         <w:t>10 classes pour le ruissellement par imperméabilisation</w:t>
       </w:r>
-      <w:bookmarkEnd w:id="81"/>
+      <w:bookmarkEnd w:id="82"/>
     </w:p>
     <w:p>
       <w:proofErr w:type="spellStart"/>
@@ -4336,11 +4367,11 @@
       <w:r>
         <w:t xml:space="preserve"> Plaine-montagne : </w:t>
       </w:r>
-      <w:bookmarkStart w:id="82" w:name="_Toc425945763"/>
+      <w:bookmarkStart w:id="83" w:name="_Toc425945763"/>
       <w:r>
         <w:t>Optimisation des tailles et temps de réponse des réservoirs souterrains</w:t>
       </w:r>
-      <w:bookmarkEnd w:id="82"/>
+      <w:bookmarkEnd w:id="83"/>
     </w:p>
     <w:p/>
     <w:p>
@@ -4375,111 +4406,4233 @@
       <w:pPr>
         <w:pStyle w:val="Titre2"/>
       </w:pPr>
-      <w:bookmarkStart w:id="83" w:name="_Toc430166135"/>
+      <w:bookmarkStart w:id="84" w:name="_Toc430166135"/>
       <w:r>
         <w:t>Critique de la donnée climatique</w:t>
       </w:r>
       <w:r>
         <w:t xml:space="preserve"> (IG)</w:t>
-      </w:r>
-      <w:bookmarkEnd w:id="83"/>
-    </w:p>
-    <w:p>
-      <w:r>
-        <w:t>Mise en regard des bia</w:t>
-      </w:r>
-      <w:r>
-        <w:t>i</w:t>
-      </w:r>
-      <w:r>
-        <w:t>s de bilan en eau du modèle avec SAFRAN vs SPAZM sur le domaine concerné</w:t>
-      </w:r>
-    </w:p>
-    <w:p>
-      <w:r>
-        <w:t>PB de la neige.</w:t>
-      </w:r>
-    </w:p>
-    <w:p>
-      <w:pPr>
-        <w:pStyle w:val="Titre1"/>
-      </w:pPr>
-      <w:bookmarkStart w:id="84" w:name="_Toc430166136"/>
-      <w:r>
-        <w:t xml:space="preserve">Impact anthropique </w:t>
-      </w:r>
-      <w:r>
-        <w:t>(FT, Dorian</w:t>
-      </w:r>
-      <w:r>
-        <w:t>, Marielle</w:t>
-      </w:r>
-      <w:r>
-        <w:t>)</w:t>
       </w:r>
       <w:bookmarkEnd w:id="84"/>
     </w:p>
     <w:p>
-      <w:pPr>
-        <w:pStyle w:val="Titre2"/>
-      </w:pPr>
-      <w:bookmarkStart w:id="85" w:name="_Toc430166137"/>
-      <w:r>
-        <w:t>Barrages</w:t>
-      </w:r>
-      <w:r>
-        <w:t xml:space="preserve"> et dérivations</w:t>
+      <w:r>
+        <w:t>Mise en regard des bia</w:t>
+      </w:r>
+      <w:r>
+        <w:t>i</w:t>
+      </w:r>
+      <w:r>
+        <w:t>s de bilan en eau du modèle avec SAFRAN vs SPAZM sur le domaine concerné</w:t>
+      </w:r>
+    </w:p>
+    <w:p>
+      <w:r>
+        <w:t>PB de la neige.</w:t>
+      </w:r>
+    </w:p>
+    <w:p>
+      <w:pPr>
+        <w:pStyle w:val="Titre1"/>
+      </w:pPr>
+      <w:bookmarkStart w:id="85" w:name="_Toc430166136"/>
+      <w:r>
+        <w:t xml:space="preserve">Impact anthropique </w:t>
+      </w:r>
+      <w:r>
+        <w:t>(FT, Dorian</w:t>
+      </w:r>
+      <w:r>
+        <w:t>, Marielle</w:t>
+      </w:r>
+      <w:r>
+        <w:t>)</w:t>
       </w:r>
       <w:bookmarkEnd w:id="85"/>
     </w:p>
     <w:p>
       <w:pPr>
-        <w:pStyle w:val="Titre3"/>
-      </w:pPr>
-      <w:bookmarkStart w:id="86" w:name="_Toc430166138"/>
-      <w:r>
-        <w:t>Retour sur la simulation des barrages</w:t>
+        <w:pStyle w:val="Titre2"/>
+      </w:pPr>
+      <w:bookmarkStart w:id="86" w:name="_Toc430166137"/>
+      <w:r>
+        <w:t>Barrages</w:t>
+      </w:r>
+      <w:r>
+        <w:t xml:space="preserve"> et dérivations</w:t>
       </w:r>
       <w:bookmarkEnd w:id="86"/>
     </w:p>
     <w:p>
-      <w:r>
-        <w:t xml:space="preserve">L’objectif de l’intégration d’un module de gestion pour l’hydroélectricité dans le modèle hydrologique J2000 est de représenter l’impact des ouvrages hydrauliques sur le bassin du Rhône. Une liste d’ouvrages non exhaustive a été retenue. 2 approches sont possibles. La première consiste à établir une courbe « objectif de remplissage moyen » du stock des grands réservoirs. Cette approche est relativement simple à mettre en </w:t>
-      </w:r>
-      <w:proofErr w:type="spellStart"/>
-      <w:r>
-        <w:t>oeuvre</w:t>
-      </w:r>
-      <w:proofErr w:type="spellEnd"/>
-      <w:r>
-        <w:t xml:space="preserve"> compte tenu de la quantification de l’influence mensuelle interannuelle réalisée. La seconde approche consiste à simuler les lâchers de barrages en fonction de l’état du système (entrées, stock disponible), de la situation par rapport à l’objectif de remplissage et de l’intérêt à turbiner (établi à l’aide d’une relation avec le jour de la semaine et la température moyenne de l’air, </w:t>
-      </w:r>
-      <w:proofErr w:type="spellStart"/>
-      <w:r>
-        <w:t>Hendrickx</w:t>
-      </w:r>
-      <w:proofErr w:type="spellEnd"/>
-      <w:r>
-        <w:t xml:space="preserve"> et </w:t>
-      </w:r>
-      <w:proofErr w:type="spellStart"/>
-      <w:r>
-        <w:t>Sauquet</w:t>
-      </w:r>
-      <w:proofErr w:type="spellEnd"/>
-      <w:r>
-        <w:t>, 2013).</w:t>
+      <w:pPr>
+        <w:pStyle w:val="Titre3"/>
+        <w:numPr>
+          <w:ilvl w:val="2"/>
+          <w:numId w:val="10"/>
+        </w:numPr>
+      </w:pPr>
+      <w:bookmarkStart w:id="87" w:name="_Toc429755556"/>
+      <w:r>
+        <w:t>Retour sur la simulation des barrages</w:t>
+      </w:r>
+      <w:bookmarkEnd w:id="87"/>
+      <w:r>
+        <w:t xml:space="preserve"> (Résumé des travaux des phases 1 et 2 du projet MDR)</w:t>
       </w:r>
     </w:p>
     <w:p>
-      <w:r>
-        <w:t>Dans un premier temps, nous retiendrons la première approche. La désagrégation des chroniques de quantification de l’influence mensuelle interannuelle nous a donné les chroniques journalières d’influence que nous appellerons par la suite ‘fonction objectif (notée FO)’.</w:t>
+      <w:pPr>
+        <w:rPr>
+          <w:b/>
+          <w:i/>
+          <w:sz w:val="24"/>
+          <w:szCs w:val="24"/>
+        </w:rPr>
+      </w:pPr>
+      <w:r>
+        <w:rPr>
+          <w:b/>
+          <w:i/>
+          <w:sz w:val="24"/>
+          <w:szCs w:val="24"/>
+        </w:rPr>
+        <w:t>Contexte</w:t>
       </w:r>
     </w:p>
     <w:p>
       <w:r>
+        <w:t>L’hydrologie du Rhône est perturbée par de nombreux ouvrages. Sur certains affluents (Isère, Durance), les grands barrages ou les galeries de dérivation absorbent ou dérivent une part importante du module, influant sur le bilan hydrologique total ou la saisonnalité des écoulements. Cet impact rend indispensable la prise en compte du rôle hydrologique de ces ouvrages dans un modèle destiné à simuler la ressource effective dans les cours d’eau du bassin versant, à des fins de sensibilité des usages notamment. C’est l’ambition du module d’influence « barrages et dérivations » de J2000-Rhône.</w:t>
+      </w:r>
+    </w:p>
+    <w:p>
+      <w:pPr>
+        <w:rPr>
+          <w:b/>
+          <w:i/>
+          <w:sz w:val="24"/>
+          <w:szCs w:val="24"/>
+        </w:rPr>
+      </w:pPr>
+      <w:r>
+        <w:rPr>
+          <w:b/>
+          <w:i/>
+          <w:sz w:val="24"/>
+          <w:szCs w:val="24"/>
+        </w:rPr>
+        <w:t>Périmètre de la modélisation</w:t>
+      </w:r>
+    </w:p>
+    <w:p/>
+    <w:p>
+      <w:r>
         <w:lastRenderedPageBreak/>
-        <w:t>Sur le bassin du Rhône, nous avons retenu 3 types d’ouvrages différents :</w:t>
+        <w:t>J2000-Rhone fonctionnant au pas de temps journalier, les ouvrages au fil de l’eau, dont l’impact hydrologique se fait sentir à une échelle infra-journalière, ne sont pas représentés. C’est le cas par exemple de la-plupart des  ouvrages hydro-électriques du Rhône en aval de Lyon.</w:t>
+      </w:r>
+    </w:p>
+    <w:p>
+      <w:r>
+        <w:t>Dans le cadre de la modélisation du Rhône, nous n’avons retenu que les principaux ouvrages, en termes de volume de stockage (capacité totale &gt; 50 Mm</w:t>
+      </w:r>
+      <w:r>
+        <w:rPr>
+          <w:vertAlign w:val="superscript"/>
+        </w:rPr>
+        <w:t>3</w:t>
+      </w:r>
+      <w:r>
+        <w:t xml:space="preserve"> </w:t>
+      </w:r>
+      <w:r>
+        <w:t xml:space="preserve">pour les barrages)  ou débit annuel dérivé (pour les dérivations) (Table XXX et Figure XXX). </w:t>
+      </w:r>
+    </w:p>
+    <w:tbl>
+      <w:tblPr>
+        <w:tblStyle w:val="Ombrageclair"/>
+        <w:tblW w:w="8259" w:type="dxa"/>
+        <w:jc w:val="center"/>
+        <w:tblLook w:val="04A0" w:firstRow="1" w:lastRow="0" w:firstColumn="1" w:lastColumn="0" w:noHBand="0" w:noVBand="1"/>
+      </w:tblPr>
+      <w:tblGrid>
+        <w:gridCol w:w="541"/>
+        <w:gridCol w:w="541"/>
+        <w:gridCol w:w="1658"/>
+        <w:gridCol w:w="1097"/>
+        <w:gridCol w:w="1309"/>
+        <w:gridCol w:w="1042"/>
+        <w:gridCol w:w="2071"/>
+      </w:tblGrid>
+      <w:tr>
+        <w:trPr>
+          <w:cnfStyle w:val="100000000000" w:firstRow="1" w:lastRow="0" w:firstColumn="0" w:lastColumn="0" w:oddVBand="0" w:evenVBand="0" w:oddHBand="0" w:evenHBand="0" w:firstRowFirstColumn="0" w:firstRowLastColumn="0" w:lastRowFirstColumn="0" w:lastRowLastColumn="0"/>
+          <w:trHeight w:val="567"/>
+          <w:jc w:val="center"/>
+        </w:trPr>
+        <w:tc>
+          <w:tcPr>
+            <w:cnfStyle w:val="001000000000" w:firstRow="0" w:lastRow="0" w:firstColumn="1" w:lastColumn="0" w:oddVBand="0" w:evenVBand="0" w:oddHBand="0" w:evenHBand="0" w:firstRowFirstColumn="0" w:firstRowLastColumn="0" w:lastRowFirstColumn="0" w:lastRowLastColumn="0"/>
+            <w:tcW w:w="541" w:type="dxa"/>
+          </w:tcPr>
+          <w:p>
+            <w:pPr>
+              <w:spacing w:after="0"/>
+              <w:jc w:val="center"/>
+              <w:rPr>
+                <w:rFonts w:eastAsia="Times New Roman" w:cs="Arial"/>
+                <w:sz w:val="20"/>
+                <w:szCs w:val="20"/>
+              </w:rPr>
+            </w:pPr>
+          </w:p>
+        </w:tc>
+        <w:tc>
+          <w:tcPr>
+            <w:tcW w:w="541" w:type="dxa"/>
+            <w:noWrap/>
+            <w:vAlign w:val="center"/>
+            <w:hideMark/>
+          </w:tcPr>
+          <w:p>
+            <w:pPr>
+              <w:spacing w:after="0"/>
+              <w:jc w:val="center"/>
+              <w:cnfStyle w:val="100000000000" w:firstRow="1" w:lastRow="0" w:firstColumn="0" w:lastColumn="0" w:oddVBand="0" w:evenVBand="0" w:oddHBand="0" w:evenHBand="0" w:firstRowFirstColumn="0" w:firstRowLastColumn="0" w:lastRowFirstColumn="0" w:lastRowLastColumn="0"/>
+              <w:rPr>
+                <w:rFonts w:eastAsia="Times New Roman" w:cs="Arial"/>
+                <w:b w:val="0"/>
+                <w:bCs w:val="0"/>
+                <w:sz w:val="20"/>
+                <w:szCs w:val="20"/>
+              </w:rPr>
+            </w:pPr>
+            <w:r>
+              <w:rPr>
+                <w:rFonts w:eastAsia="Times New Roman" w:cs="Arial"/>
+                <w:sz w:val="20"/>
+                <w:szCs w:val="20"/>
+              </w:rPr>
+              <w:t>ID</w:t>
+            </w:r>
+          </w:p>
+        </w:tc>
+        <w:tc>
+          <w:tcPr>
+            <w:tcW w:w="1658" w:type="dxa"/>
+            <w:noWrap/>
+            <w:vAlign w:val="center"/>
+            <w:hideMark/>
+          </w:tcPr>
+          <w:p>
+            <w:pPr>
+              <w:spacing w:after="0"/>
+              <w:jc w:val="center"/>
+              <w:cnfStyle w:val="100000000000" w:firstRow="1" w:lastRow="0" w:firstColumn="0" w:lastColumn="0" w:oddVBand="0" w:evenVBand="0" w:oddHBand="0" w:evenHBand="0" w:firstRowFirstColumn="0" w:firstRowLastColumn="0" w:lastRowFirstColumn="0" w:lastRowLastColumn="0"/>
+              <w:rPr>
+                <w:rFonts w:eastAsia="Times New Roman" w:cs="Arial"/>
+                <w:b w:val="0"/>
+                <w:bCs w:val="0"/>
+                <w:sz w:val="20"/>
+                <w:szCs w:val="20"/>
+              </w:rPr>
+            </w:pPr>
+            <w:r>
+              <w:rPr>
+                <w:rFonts w:eastAsia="Times New Roman" w:cs="Arial"/>
+                <w:sz w:val="20"/>
+                <w:szCs w:val="20"/>
+              </w:rPr>
+              <w:t>Nom</w:t>
+            </w:r>
+          </w:p>
+        </w:tc>
+        <w:tc>
+          <w:tcPr>
+            <w:tcW w:w="1097" w:type="dxa"/>
+            <w:noWrap/>
+            <w:vAlign w:val="center"/>
+            <w:hideMark/>
+          </w:tcPr>
+          <w:p>
+            <w:pPr>
+              <w:spacing w:after="0"/>
+              <w:jc w:val="center"/>
+              <w:cnfStyle w:val="100000000000" w:firstRow="1" w:lastRow="0" w:firstColumn="0" w:lastColumn="0" w:oddVBand="0" w:evenVBand="0" w:oddHBand="0" w:evenHBand="0" w:firstRowFirstColumn="0" w:firstRowLastColumn="0" w:lastRowFirstColumn="0" w:lastRowLastColumn="0"/>
+              <w:rPr>
+                <w:rFonts w:eastAsia="Times New Roman" w:cs="Arial"/>
+                <w:b w:val="0"/>
+                <w:bCs w:val="0"/>
+                <w:sz w:val="20"/>
+                <w:szCs w:val="20"/>
+              </w:rPr>
+            </w:pPr>
+            <w:r>
+              <w:rPr>
+                <w:rFonts w:eastAsia="Times New Roman" w:cs="Arial"/>
+                <w:sz w:val="20"/>
+                <w:szCs w:val="20"/>
+              </w:rPr>
+              <w:t>Type</w:t>
+            </w:r>
+          </w:p>
+        </w:tc>
+        <w:tc>
+          <w:tcPr>
+            <w:tcW w:w="1309" w:type="dxa"/>
+            <w:vAlign w:val="center"/>
+          </w:tcPr>
+          <w:p>
+            <w:pPr>
+              <w:spacing w:after="0"/>
+              <w:jc w:val="center"/>
+              <w:cnfStyle w:val="100000000000" w:firstRow="1" w:lastRow="0" w:firstColumn="0" w:lastColumn="0" w:oddVBand="0" w:evenVBand="0" w:oddHBand="0" w:evenHBand="0" w:firstRowFirstColumn="0" w:firstRowLastColumn="0" w:lastRowFirstColumn="0" w:lastRowLastColumn="0"/>
+              <w:rPr>
+                <w:rFonts w:eastAsia="Times New Roman" w:cs="Arial"/>
+                <w:b w:val="0"/>
+                <w:bCs w:val="0"/>
+                <w:sz w:val="20"/>
+                <w:szCs w:val="20"/>
+              </w:rPr>
+            </w:pPr>
+            <w:r>
+              <w:rPr>
+                <w:rFonts w:eastAsia="Times New Roman" w:cs="Arial"/>
+                <w:sz w:val="20"/>
+                <w:szCs w:val="20"/>
+              </w:rPr>
+              <w:t>Statut étude</w:t>
+            </w:r>
+          </w:p>
+        </w:tc>
+        <w:tc>
+          <w:tcPr>
+            <w:tcW w:w="1042" w:type="dxa"/>
+            <w:noWrap/>
+            <w:vAlign w:val="center"/>
+            <w:hideMark/>
+          </w:tcPr>
+          <w:p>
+            <w:pPr>
+              <w:spacing w:after="0"/>
+              <w:jc w:val="center"/>
+              <w:cnfStyle w:val="100000000000" w:firstRow="1" w:lastRow="0" w:firstColumn="0" w:lastColumn="0" w:oddVBand="0" w:evenVBand="0" w:oddHBand="0" w:evenHBand="0" w:firstRowFirstColumn="0" w:firstRowLastColumn="0" w:lastRowFirstColumn="0" w:lastRowLastColumn="0"/>
+              <w:rPr>
+                <w:rFonts w:eastAsia="Times New Roman" w:cs="Arial"/>
+                <w:b w:val="0"/>
+                <w:bCs w:val="0"/>
+                <w:sz w:val="20"/>
+                <w:szCs w:val="20"/>
+              </w:rPr>
+            </w:pPr>
+            <w:r>
+              <w:rPr>
+                <w:rFonts w:eastAsia="Times New Roman" w:cs="Arial"/>
+                <w:sz w:val="20"/>
+                <w:szCs w:val="20"/>
+              </w:rPr>
+              <w:t>Capacité Maximale</w:t>
+            </w:r>
+            <w:r>
+              <w:rPr>
+                <w:rFonts w:eastAsia="Times New Roman" w:cs="Arial"/>
+                <w:sz w:val="20"/>
+                <w:szCs w:val="20"/>
+              </w:rPr>
+              <w:t xml:space="preserve"> (Mm</w:t>
+            </w:r>
+            <w:r>
+              <w:rPr>
+                <w:rFonts w:eastAsia="Times New Roman" w:cs="Arial"/>
+                <w:sz w:val="20"/>
+                <w:szCs w:val="20"/>
+                <w:vertAlign w:val="superscript"/>
+              </w:rPr>
+              <w:t>3</w:t>
+            </w:r>
+            <w:r>
+              <w:rPr>
+                <w:rFonts w:eastAsia="Times New Roman" w:cs="Arial"/>
+                <w:sz w:val="20"/>
+                <w:szCs w:val="20"/>
+              </w:rPr>
+              <w:t>)</w:t>
+            </w:r>
+          </w:p>
+        </w:tc>
+        <w:tc>
+          <w:tcPr>
+            <w:tcW w:w="2071" w:type="dxa"/>
+            <w:noWrap/>
+            <w:vAlign w:val="center"/>
+            <w:hideMark/>
+          </w:tcPr>
+          <w:p>
+            <w:pPr>
+              <w:spacing w:after="0"/>
+              <w:jc w:val="center"/>
+              <w:cnfStyle w:val="100000000000" w:firstRow="1" w:lastRow="0" w:firstColumn="0" w:lastColumn="0" w:oddVBand="0" w:evenVBand="0" w:oddHBand="0" w:evenHBand="0" w:firstRowFirstColumn="0" w:firstRowLastColumn="0" w:lastRowFirstColumn="0" w:lastRowLastColumn="0"/>
+              <w:rPr>
+                <w:rFonts w:eastAsia="Times New Roman" w:cs="Arial"/>
+                <w:b w:val="0"/>
+                <w:bCs w:val="0"/>
+                <w:sz w:val="20"/>
+                <w:szCs w:val="20"/>
+              </w:rPr>
+            </w:pPr>
+            <w:r>
+              <w:rPr>
+                <w:rFonts w:eastAsia="Times New Roman" w:cs="Arial"/>
+                <w:sz w:val="20"/>
+                <w:szCs w:val="20"/>
+              </w:rPr>
+              <w:t>Vol</w:t>
+            </w:r>
+            <w:r>
+              <w:rPr>
+                <w:rFonts w:eastAsia="Times New Roman" w:cs="Arial"/>
+                <w:sz w:val="20"/>
+                <w:szCs w:val="20"/>
+              </w:rPr>
+              <w:t>ume</w:t>
+            </w:r>
+            <w:r>
+              <w:rPr>
+                <w:rFonts w:eastAsia="Times New Roman" w:cs="Arial"/>
+                <w:sz w:val="20"/>
+                <w:szCs w:val="20"/>
+              </w:rPr>
+              <w:t xml:space="preserve"> de janvier (Mm</w:t>
+            </w:r>
+            <w:r>
+              <w:rPr>
+                <w:rFonts w:eastAsia="Times New Roman" w:cs="Arial"/>
+                <w:sz w:val="20"/>
+                <w:szCs w:val="20"/>
+                <w:vertAlign w:val="superscript"/>
+              </w:rPr>
+              <w:t>3</w:t>
+            </w:r>
+            <w:r>
+              <w:rPr>
+                <w:rFonts w:eastAsia="Times New Roman" w:cs="Arial"/>
+                <w:sz w:val="20"/>
+                <w:szCs w:val="20"/>
+              </w:rPr>
+              <w:t>)</w:t>
+            </w:r>
+          </w:p>
+        </w:tc>
+      </w:tr>
+      <w:tr>
+        <w:trPr>
+          <w:cnfStyle w:val="000000100000" w:firstRow="0" w:lastRow="0" w:firstColumn="0" w:lastColumn="0" w:oddVBand="0" w:evenVBand="0" w:oddHBand="1" w:evenHBand="0" w:firstRowFirstColumn="0" w:firstRowLastColumn="0" w:lastRowFirstColumn="0" w:lastRowLastColumn="0"/>
+          <w:trHeight w:val="340"/>
+          <w:jc w:val="center"/>
+        </w:trPr>
+        <w:tc>
+          <w:tcPr>
+            <w:cnfStyle w:val="001000000000" w:firstRow="0" w:lastRow="0" w:firstColumn="1" w:lastColumn="0" w:oddVBand="0" w:evenVBand="0" w:oddHBand="0" w:evenHBand="0" w:firstRowFirstColumn="0" w:firstRowLastColumn="0" w:lastRowFirstColumn="0" w:lastRowLastColumn="0"/>
+            <w:tcW w:w="541" w:type="dxa"/>
+            <w:vMerge w:val="restart"/>
+            <w:shd w:val="clear" w:color="auto" w:fill="F2F2F2" w:themeFill="background1" w:themeFillShade="F2"/>
+            <w:textDirection w:val="btLr"/>
+          </w:tcPr>
+          <w:p>
+            <w:pPr>
+              <w:spacing w:after="0"/>
+              <w:ind w:left="113" w:right="113"/>
+              <w:jc w:val="center"/>
+              <w:rPr>
+                <w:rFonts w:eastAsia="Times New Roman" w:cs="Arial"/>
+                <w:sz w:val="24"/>
+                <w:szCs w:val="24"/>
+              </w:rPr>
+            </w:pPr>
+            <w:r>
+              <w:rPr>
+                <w:rFonts w:eastAsia="Times New Roman" w:cs="Arial"/>
+                <w:sz w:val="24"/>
+                <w:szCs w:val="24"/>
+              </w:rPr>
+              <w:t>BARRAGES</w:t>
+            </w:r>
+          </w:p>
+        </w:tc>
+        <w:tc>
+          <w:tcPr>
+            <w:tcW w:w="541" w:type="dxa"/>
+            <w:shd w:val="clear" w:color="auto" w:fill="F2F2F2" w:themeFill="background1" w:themeFillShade="F2"/>
+            <w:noWrap/>
+            <w:vAlign w:val="center"/>
+            <w:hideMark/>
+          </w:tcPr>
+          <w:p>
+            <w:pPr>
+              <w:spacing w:after="0"/>
+              <w:jc w:val="center"/>
+              <w:cnfStyle w:val="000000100000" w:firstRow="0" w:lastRow="0" w:firstColumn="0" w:lastColumn="0" w:oddVBand="0" w:evenVBand="0" w:oddHBand="1" w:evenHBand="0" w:firstRowFirstColumn="0" w:firstRowLastColumn="0" w:lastRowFirstColumn="0" w:lastRowLastColumn="0"/>
+              <w:rPr>
+                <w:rFonts w:eastAsia="Times New Roman" w:cs="Arial"/>
+                <w:b/>
+                <w:sz w:val="20"/>
+                <w:szCs w:val="20"/>
+              </w:rPr>
+            </w:pPr>
+            <w:r>
+              <w:rPr>
+                <w:rFonts w:eastAsia="Times New Roman" w:cs="Arial"/>
+                <w:sz w:val="20"/>
+                <w:szCs w:val="20"/>
+              </w:rPr>
+              <w:t>A</w:t>
+            </w:r>
+          </w:p>
+        </w:tc>
+        <w:tc>
+          <w:tcPr>
+            <w:tcW w:w="1658" w:type="dxa"/>
+            <w:shd w:val="clear" w:color="auto" w:fill="F2F2F2" w:themeFill="background1" w:themeFillShade="F2"/>
+            <w:noWrap/>
+            <w:vAlign w:val="center"/>
+            <w:hideMark/>
+          </w:tcPr>
+          <w:p>
+            <w:pPr>
+              <w:spacing w:after="0"/>
+              <w:jc w:val="center"/>
+              <w:cnfStyle w:val="000000100000" w:firstRow="0" w:lastRow="0" w:firstColumn="0" w:lastColumn="0" w:oddVBand="0" w:evenVBand="0" w:oddHBand="1" w:evenHBand="0" w:firstRowFirstColumn="0" w:firstRowLastColumn="0" w:lastRowFirstColumn="0" w:lastRowLastColumn="0"/>
+              <w:rPr>
+                <w:rFonts w:eastAsia="Times New Roman" w:cs="Arial"/>
+                <w:sz w:val="20"/>
+                <w:szCs w:val="20"/>
+              </w:rPr>
+            </w:pPr>
+            <w:proofErr w:type="spellStart"/>
+            <w:r>
+              <w:rPr>
+                <w:rFonts w:eastAsia="Times New Roman" w:cs="Arial"/>
+                <w:sz w:val="20"/>
+                <w:szCs w:val="20"/>
+              </w:rPr>
+              <w:t>Vouglans</w:t>
+            </w:r>
+            <w:proofErr w:type="spellEnd"/>
+          </w:p>
+        </w:tc>
+        <w:tc>
+          <w:tcPr>
+            <w:tcW w:w="1097" w:type="dxa"/>
+            <w:shd w:val="clear" w:color="auto" w:fill="F2F2F2" w:themeFill="background1" w:themeFillShade="F2"/>
+            <w:noWrap/>
+            <w:vAlign w:val="center"/>
+            <w:hideMark/>
+          </w:tcPr>
+          <w:p>
+            <w:pPr>
+              <w:spacing w:after="0"/>
+              <w:jc w:val="center"/>
+              <w:cnfStyle w:val="000000100000" w:firstRow="0" w:lastRow="0" w:firstColumn="0" w:lastColumn="0" w:oddVBand="0" w:evenVBand="0" w:oddHBand="1" w:evenHBand="0" w:firstRowFirstColumn="0" w:firstRowLastColumn="0" w:lastRowFirstColumn="0" w:lastRowLastColumn="0"/>
+              <w:rPr>
+                <w:rFonts w:eastAsia="Times New Roman" w:cs="Arial"/>
+                <w:sz w:val="20"/>
+                <w:szCs w:val="20"/>
+              </w:rPr>
+            </w:pPr>
+            <w:proofErr w:type="spellStart"/>
+            <w:r>
+              <w:rPr>
+                <w:rFonts w:eastAsia="Times New Roman" w:cs="Arial"/>
+                <w:sz w:val="20"/>
+                <w:szCs w:val="20"/>
+              </w:rPr>
+              <w:t>Bge</w:t>
+            </w:r>
+            <w:proofErr w:type="spellEnd"/>
+            <w:r>
+              <w:rPr>
+                <w:rFonts w:eastAsia="Times New Roman" w:cs="Arial"/>
+                <w:sz w:val="20"/>
+                <w:szCs w:val="20"/>
+              </w:rPr>
+              <w:t>-PHSE</w:t>
+            </w:r>
+          </w:p>
+        </w:tc>
+        <w:tc>
+          <w:tcPr>
+            <w:tcW w:w="1309" w:type="dxa"/>
+            <w:shd w:val="clear" w:color="auto" w:fill="F2F2F2" w:themeFill="background1" w:themeFillShade="F2"/>
+            <w:vAlign w:val="center"/>
+          </w:tcPr>
+          <w:p>
+            <w:pPr>
+              <w:spacing w:after="0"/>
+              <w:jc w:val="center"/>
+              <w:cnfStyle w:val="000000100000" w:firstRow="0" w:lastRow="0" w:firstColumn="0" w:lastColumn="0" w:oddVBand="0" w:evenVBand="0" w:oddHBand="1" w:evenHBand="0" w:firstRowFirstColumn="0" w:firstRowLastColumn="0" w:lastRowFirstColumn="0" w:lastRowLastColumn="0"/>
+              <w:rPr>
+                <w:rFonts w:eastAsia="Times New Roman" w:cs="Arial"/>
+                <w:sz w:val="20"/>
+                <w:szCs w:val="20"/>
+              </w:rPr>
+            </w:pPr>
+            <w:proofErr w:type="spellStart"/>
+            <w:r>
+              <w:rPr>
+                <w:rFonts w:eastAsia="Times New Roman" w:cs="Arial"/>
+                <w:sz w:val="20"/>
+                <w:szCs w:val="20"/>
+              </w:rPr>
+              <w:t>Onema</w:t>
+            </w:r>
+            <w:proofErr w:type="spellEnd"/>
+          </w:p>
+        </w:tc>
+        <w:tc>
+          <w:tcPr>
+            <w:tcW w:w="1042" w:type="dxa"/>
+            <w:shd w:val="clear" w:color="auto" w:fill="F2F2F2" w:themeFill="background1" w:themeFillShade="F2"/>
+            <w:noWrap/>
+            <w:vAlign w:val="center"/>
+            <w:hideMark/>
+          </w:tcPr>
+          <w:p>
+            <w:pPr>
+              <w:spacing w:after="0"/>
+              <w:jc w:val="center"/>
+              <w:cnfStyle w:val="000000100000" w:firstRow="0" w:lastRow="0" w:firstColumn="0" w:lastColumn="0" w:oddVBand="0" w:evenVBand="0" w:oddHBand="1" w:evenHBand="0" w:firstRowFirstColumn="0" w:firstRowLastColumn="0" w:lastRowFirstColumn="0" w:lastRowLastColumn="0"/>
+              <w:rPr>
+                <w:rFonts w:eastAsia="Times New Roman" w:cs="Arial"/>
+                <w:sz w:val="20"/>
+                <w:szCs w:val="20"/>
+              </w:rPr>
+            </w:pPr>
+            <w:r>
+              <w:rPr>
+                <w:rFonts w:eastAsia="Times New Roman" w:cs="Arial"/>
+                <w:sz w:val="20"/>
+                <w:szCs w:val="20"/>
+              </w:rPr>
+              <w:t>600</w:t>
+            </w:r>
+          </w:p>
+        </w:tc>
+        <w:tc>
+          <w:tcPr>
+            <w:tcW w:w="2071" w:type="dxa"/>
+            <w:shd w:val="clear" w:color="auto" w:fill="F2F2F2" w:themeFill="background1" w:themeFillShade="F2"/>
+            <w:noWrap/>
+            <w:vAlign w:val="center"/>
+            <w:hideMark/>
+          </w:tcPr>
+          <w:p>
+            <w:pPr>
+              <w:spacing w:after="0"/>
+              <w:jc w:val="center"/>
+              <w:cnfStyle w:val="000000100000" w:firstRow="0" w:lastRow="0" w:firstColumn="0" w:lastColumn="0" w:oddVBand="0" w:evenVBand="0" w:oddHBand="1" w:evenHBand="0" w:firstRowFirstColumn="0" w:firstRowLastColumn="0" w:lastRowFirstColumn="0" w:lastRowLastColumn="0"/>
+              <w:rPr>
+                <w:rFonts w:eastAsia="Times New Roman" w:cs="Arial"/>
+                <w:sz w:val="20"/>
+                <w:szCs w:val="20"/>
+              </w:rPr>
+            </w:pPr>
+            <w:r>
+              <w:rPr>
+                <w:rFonts w:eastAsia="Times New Roman" w:cs="Arial"/>
+                <w:sz w:val="20"/>
+                <w:szCs w:val="20"/>
+              </w:rPr>
+              <w:t>483.3</w:t>
+            </w:r>
+          </w:p>
+        </w:tc>
+      </w:tr>
+      <w:tr>
+        <w:trPr>
+          <w:trHeight w:val="340"/>
+          <w:jc w:val="center"/>
+        </w:trPr>
+        <w:tc>
+          <w:tcPr>
+            <w:cnfStyle w:val="001000000000" w:firstRow="0" w:lastRow="0" w:firstColumn="1" w:lastColumn="0" w:oddVBand="0" w:evenVBand="0" w:oddHBand="0" w:evenHBand="0" w:firstRowFirstColumn="0" w:firstRowLastColumn="0" w:lastRowFirstColumn="0" w:lastRowLastColumn="0"/>
+            <w:tcW w:w="541" w:type="dxa"/>
+            <w:vMerge/>
+          </w:tcPr>
+          <w:p>
+            <w:pPr>
+              <w:spacing w:after="0"/>
+              <w:jc w:val="center"/>
+              <w:rPr>
+                <w:rFonts w:eastAsia="Times New Roman" w:cs="Arial"/>
+                <w:sz w:val="24"/>
+                <w:szCs w:val="24"/>
+              </w:rPr>
+            </w:pPr>
+          </w:p>
+        </w:tc>
+        <w:tc>
+          <w:tcPr>
+            <w:tcW w:w="541" w:type="dxa"/>
+            <w:noWrap/>
+            <w:vAlign w:val="center"/>
+            <w:hideMark/>
+          </w:tcPr>
+          <w:p>
+            <w:pPr>
+              <w:spacing w:after="0"/>
+              <w:jc w:val="center"/>
+              <w:cnfStyle w:val="000000000000" w:firstRow="0" w:lastRow="0" w:firstColumn="0" w:lastColumn="0" w:oddVBand="0" w:evenVBand="0" w:oddHBand="0" w:evenHBand="0" w:firstRowFirstColumn="0" w:firstRowLastColumn="0" w:lastRowFirstColumn="0" w:lastRowLastColumn="0"/>
+              <w:rPr>
+                <w:rFonts w:eastAsia="Times New Roman" w:cs="Arial"/>
+                <w:b/>
+                <w:sz w:val="20"/>
+                <w:szCs w:val="20"/>
+              </w:rPr>
+            </w:pPr>
+            <w:r>
+              <w:rPr>
+                <w:rFonts w:eastAsia="Times New Roman" w:cs="Arial"/>
+                <w:sz w:val="20"/>
+                <w:szCs w:val="20"/>
+              </w:rPr>
+              <w:t>B</w:t>
+            </w:r>
+          </w:p>
+        </w:tc>
+        <w:tc>
+          <w:tcPr>
+            <w:tcW w:w="1658" w:type="dxa"/>
+            <w:noWrap/>
+            <w:vAlign w:val="center"/>
+            <w:hideMark/>
+          </w:tcPr>
+          <w:p>
+            <w:pPr>
+              <w:spacing w:after="0"/>
+              <w:jc w:val="center"/>
+              <w:cnfStyle w:val="000000000000" w:firstRow="0" w:lastRow="0" w:firstColumn="0" w:lastColumn="0" w:oddVBand="0" w:evenVBand="0" w:oddHBand="0" w:evenHBand="0" w:firstRowFirstColumn="0" w:firstRowLastColumn="0" w:lastRowFirstColumn="0" w:lastRowLastColumn="0"/>
+              <w:rPr>
+                <w:rFonts w:eastAsia="Times New Roman" w:cs="Arial"/>
+                <w:sz w:val="20"/>
+                <w:szCs w:val="20"/>
+              </w:rPr>
+            </w:pPr>
+            <w:r>
+              <w:rPr>
+                <w:rFonts w:eastAsia="Times New Roman" w:cs="Arial"/>
+                <w:sz w:val="20"/>
+                <w:szCs w:val="20"/>
+              </w:rPr>
+              <w:t>Léman</w:t>
+            </w:r>
+          </w:p>
+        </w:tc>
+        <w:tc>
+          <w:tcPr>
+            <w:tcW w:w="1097" w:type="dxa"/>
+            <w:noWrap/>
+            <w:vAlign w:val="center"/>
+            <w:hideMark/>
+          </w:tcPr>
+          <w:p>
+            <w:pPr>
+              <w:spacing w:after="0"/>
+              <w:jc w:val="center"/>
+              <w:cnfStyle w:val="000000000000" w:firstRow="0" w:lastRow="0" w:firstColumn="0" w:lastColumn="0" w:oddVBand="0" w:evenVBand="0" w:oddHBand="0" w:evenHBand="0" w:firstRowFirstColumn="0" w:firstRowLastColumn="0" w:lastRowFirstColumn="0" w:lastRowLastColumn="0"/>
+              <w:rPr>
+                <w:rFonts w:eastAsia="Times New Roman" w:cs="Arial"/>
+                <w:sz w:val="20"/>
+                <w:szCs w:val="20"/>
+              </w:rPr>
+            </w:pPr>
+            <w:proofErr w:type="spellStart"/>
+            <w:r>
+              <w:rPr>
+                <w:rFonts w:eastAsia="Times New Roman" w:cs="Arial"/>
+                <w:sz w:val="20"/>
+                <w:szCs w:val="20"/>
+              </w:rPr>
+              <w:t>Bge</w:t>
+            </w:r>
+            <w:proofErr w:type="spellEnd"/>
+            <w:r>
+              <w:rPr>
+                <w:rFonts w:eastAsia="Times New Roman" w:cs="Arial"/>
+                <w:sz w:val="20"/>
+                <w:szCs w:val="20"/>
+              </w:rPr>
+              <w:t>-PH</w:t>
+            </w:r>
+          </w:p>
+        </w:tc>
+        <w:tc>
+          <w:tcPr>
+            <w:tcW w:w="1309" w:type="dxa"/>
+            <w:vAlign w:val="center"/>
+          </w:tcPr>
+          <w:p>
+            <w:pPr>
+              <w:spacing w:after="0"/>
+              <w:jc w:val="center"/>
+              <w:cnfStyle w:val="000000000000" w:firstRow="0" w:lastRow="0" w:firstColumn="0" w:lastColumn="0" w:oddVBand="0" w:evenVBand="0" w:oddHBand="0" w:evenHBand="0" w:firstRowFirstColumn="0" w:firstRowLastColumn="0" w:lastRowFirstColumn="0" w:lastRowLastColumn="0"/>
+              <w:rPr>
+                <w:rFonts w:eastAsia="Times New Roman" w:cs="Arial"/>
+                <w:sz w:val="20"/>
+                <w:szCs w:val="20"/>
+              </w:rPr>
+            </w:pPr>
+            <w:r>
+              <w:rPr>
+                <w:rFonts w:eastAsia="Times New Roman" w:cs="Arial"/>
+                <w:sz w:val="20"/>
+                <w:szCs w:val="20"/>
+              </w:rPr>
+              <w:t>Nouvelle</w:t>
+            </w:r>
+          </w:p>
+        </w:tc>
+        <w:tc>
+          <w:tcPr>
+            <w:tcW w:w="1042" w:type="dxa"/>
+            <w:noWrap/>
+            <w:vAlign w:val="center"/>
+            <w:hideMark/>
+          </w:tcPr>
+          <w:p>
+            <w:pPr>
+              <w:spacing w:after="0"/>
+              <w:jc w:val="center"/>
+              <w:cnfStyle w:val="000000000000" w:firstRow="0" w:lastRow="0" w:firstColumn="0" w:lastColumn="0" w:oddVBand="0" w:evenVBand="0" w:oddHBand="0" w:evenHBand="0" w:firstRowFirstColumn="0" w:firstRowLastColumn="0" w:lastRowFirstColumn="0" w:lastRowLastColumn="0"/>
+              <w:rPr>
+                <w:rFonts w:eastAsia="Times New Roman" w:cs="Arial"/>
+                <w:sz w:val="20"/>
+                <w:szCs w:val="20"/>
+              </w:rPr>
+            </w:pPr>
+            <w:r>
+              <w:rPr>
+                <w:rFonts w:eastAsia="Times New Roman" w:cs="Arial"/>
+                <w:sz w:val="20"/>
+                <w:szCs w:val="20"/>
+              </w:rPr>
+              <w:t>89000</w:t>
+            </w:r>
+          </w:p>
+        </w:tc>
+        <w:tc>
+          <w:tcPr>
+            <w:tcW w:w="2071" w:type="dxa"/>
+            <w:noWrap/>
+            <w:vAlign w:val="center"/>
+            <w:hideMark/>
+          </w:tcPr>
+          <w:p>
+            <w:pPr>
+              <w:spacing w:after="0"/>
+              <w:jc w:val="center"/>
+              <w:cnfStyle w:val="000000000000" w:firstRow="0" w:lastRow="0" w:firstColumn="0" w:lastColumn="0" w:oddVBand="0" w:evenVBand="0" w:oddHBand="0" w:evenHBand="0" w:firstRowFirstColumn="0" w:firstRowLastColumn="0" w:lastRowFirstColumn="0" w:lastRowLastColumn="0"/>
+              <w:rPr>
+                <w:rFonts w:eastAsia="Times New Roman" w:cs="Arial"/>
+                <w:sz w:val="20"/>
+                <w:szCs w:val="20"/>
+              </w:rPr>
+            </w:pPr>
+            <w:r>
+              <w:rPr>
+                <w:rFonts w:eastAsia="Times New Roman" w:cs="Arial"/>
+                <w:sz w:val="20"/>
+                <w:szCs w:val="20"/>
+              </w:rPr>
+              <w:t>88970.9</w:t>
+            </w:r>
+          </w:p>
+        </w:tc>
+      </w:tr>
+      <w:tr>
+        <w:trPr>
+          <w:cnfStyle w:val="000000100000" w:firstRow="0" w:lastRow="0" w:firstColumn="0" w:lastColumn="0" w:oddVBand="0" w:evenVBand="0" w:oddHBand="1" w:evenHBand="0" w:firstRowFirstColumn="0" w:firstRowLastColumn="0" w:lastRowFirstColumn="0" w:lastRowLastColumn="0"/>
+          <w:trHeight w:val="340"/>
+          <w:jc w:val="center"/>
+        </w:trPr>
+        <w:tc>
+          <w:tcPr>
+            <w:cnfStyle w:val="001000000000" w:firstRow="0" w:lastRow="0" w:firstColumn="1" w:lastColumn="0" w:oddVBand="0" w:evenVBand="0" w:oddHBand="0" w:evenHBand="0" w:firstRowFirstColumn="0" w:firstRowLastColumn="0" w:lastRowFirstColumn="0" w:lastRowLastColumn="0"/>
+            <w:tcW w:w="541" w:type="dxa"/>
+            <w:vMerge/>
+            <w:shd w:val="clear" w:color="auto" w:fill="F2F2F2" w:themeFill="background1" w:themeFillShade="F2"/>
+          </w:tcPr>
+          <w:p>
+            <w:pPr>
+              <w:spacing w:after="0"/>
+              <w:jc w:val="center"/>
+              <w:rPr>
+                <w:rFonts w:eastAsia="Times New Roman" w:cs="Arial"/>
+                <w:sz w:val="24"/>
+                <w:szCs w:val="24"/>
+              </w:rPr>
+            </w:pPr>
+          </w:p>
+        </w:tc>
+        <w:tc>
+          <w:tcPr>
+            <w:tcW w:w="541" w:type="dxa"/>
+            <w:shd w:val="clear" w:color="auto" w:fill="F2F2F2" w:themeFill="background1" w:themeFillShade="F2"/>
+            <w:noWrap/>
+            <w:vAlign w:val="center"/>
+            <w:hideMark/>
+          </w:tcPr>
+          <w:p>
+            <w:pPr>
+              <w:spacing w:after="0"/>
+              <w:jc w:val="center"/>
+              <w:cnfStyle w:val="000000100000" w:firstRow="0" w:lastRow="0" w:firstColumn="0" w:lastColumn="0" w:oddVBand="0" w:evenVBand="0" w:oddHBand="1" w:evenHBand="0" w:firstRowFirstColumn="0" w:firstRowLastColumn="0" w:lastRowFirstColumn="0" w:lastRowLastColumn="0"/>
+              <w:rPr>
+                <w:rFonts w:eastAsia="Times New Roman" w:cs="Arial"/>
+                <w:b/>
+                <w:sz w:val="20"/>
+                <w:szCs w:val="20"/>
+              </w:rPr>
+            </w:pPr>
+            <w:r>
+              <w:rPr>
+                <w:rFonts w:eastAsia="Times New Roman" w:cs="Arial"/>
+                <w:sz w:val="20"/>
+                <w:szCs w:val="20"/>
+              </w:rPr>
+              <w:t>C1</w:t>
+            </w:r>
+          </w:p>
+        </w:tc>
+        <w:tc>
+          <w:tcPr>
+            <w:tcW w:w="1658" w:type="dxa"/>
+            <w:shd w:val="clear" w:color="auto" w:fill="F2F2F2" w:themeFill="background1" w:themeFillShade="F2"/>
+            <w:noWrap/>
+            <w:vAlign w:val="center"/>
+            <w:hideMark/>
+          </w:tcPr>
+          <w:p>
+            <w:pPr>
+              <w:spacing w:after="0"/>
+              <w:jc w:val="center"/>
+              <w:cnfStyle w:val="000000100000" w:firstRow="0" w:lastRow="0" w:firstColumn="0" w:lastColumn="0" w:oddVBand="0" w:evenVBand="0" w:oddHBand="1" w:evenHBand="0" w:firstRowFirstColumn="0" w:firstRowLastColumn="0" w:lastRowFirstColumn="0" w:lastRowLastColumn="0"/>
+              <w:rPr>
+                <w:rFonts w:eastAsia="Times New Roman" w:cs="Arial"/>
+                <w:sz w:val="20"/>
+                <w:szCs w:val="20"/>
+              </w:rPr>
+            </w:pPr>
+            <w:r>
+              <w:rPr>
+                <w:rFonts w:eastAsia="Times New Roman" w:cs="Arial"/>
+                <w:sz w:val="20"/>
+                <w:szCs w:val="20"/>
+              </w:rPr>
+              <w:t>Tignes</w:t>
+            </w:r>
+          </w:p>
+        </w:tc>
+        <w:tc>
+          <w:tcPr>
+            <w:tcW w:w="1097" w:type="dxa"/>
+            <w:shd w:val="clear" w:color="auto" w:fill="F2F2F2" w:themeFill="background1" w:themeFillShade="F2"/>
+            <w:noWrap/>
+            <w:vAlign w:val="center"/>
+            <w:hideMark/>
+          </w:tcPr>
+          <w:p>
+            <w:pPr>
+              <w:spacing w:after="0"/>
+              <w:jc w:val="center"/>
+              <w:cnfStyle w:val="000000100000" w:firstRow="0" w:lastRow="0" w:firstColumn="0" w:lastColumn="0" w:oddVBand="0" w:evenVBand="0" w:oddHBand="1" w:evenHBand="0" w:firstRowFirstColumn="0" w:firstRowLastColumn="0" w:lastRowFirstColumn="0" w:lastRowLastColumn="0"/>
+              <w:rPr>
+                <w:rFonts w:eastAsia="Times New Roman" w:cs="Arial"/>
+                <w:sz w:val="20"/>
+                <w:szCs w:val="20"/>
+              </w:rPr>
+            </w:pPr>
+            <w:proofErr w:type="spellStart"/>
+            <w:r>
+              <w:rPr>
+                <w:rFonts w:eastAsia="Times New Roman" w:cs="Arial"/>
+                <w:sz w:val="20"/>
+                <w:szCs w:val="20"/>
+              </w:rPr>
+              <w:t>Bge</w:t>
+            </w:r>
+            <w:proofErr w:type="spellEnd"/>
+            <w:r>
+              <w:rPr>
+                <w:rFonts w:eastAsia="Times New Roman" w:cs="Arial"/>
+                <w:sz w:val="20"/>
+                <w:szCs w:val="20"/>
+              </w:rPr>
+              <w:t>-PH</w:t>
+            </w:r>
+          </w:p>
+        </w:tc>
+        <w:tc>
+          <w:tcPr>
+            <w:tcW w:w="1309" w:type="dxa"/>
+            <w:shd w:val="clear" w:color="auto" w:fill="F2F2F2" w:themeFill="background1" w:themeFillShade="F2"/>
+            <w:vAlign w:val="center"/>
+          </w:tcPr>
+          <w:p>
+            <w:pPr>
+              <w:spacing w:after="0"/>
+              <w:jc w:val="center"/>
+              <w:cnfStyle w:val="000000100000" w:firstRow="0" w:lastRow="0" w:firstColumn="0" w:lastColumn="0" w:oddVBand="0" w:evenVBand="0" w:oddHBand="1" w:evenHBand="0" w:firstRowFirstColumn="0" w:firstRowLastColumn="0" w:lastRowFirstColumn="0" w:lastRowLastColumn="0"/>
+              <w:rPr>
+                <w:rFonts w:eastAsia="Times New Roman" w:cs="Arial"/>
+                <w:sz w:val="20"/>
+                <w:szCs w:val="20"/>
+              </w:rPr>
+            </w:pPr>
+            <w:proofErr w:type="spellStart"/>
+            <w:r>
+              <w:rPr>
+                <w:rFonts w:eastAsia="Times New Roman" w:cs="Arial"/>
+                <w:sz w:val="20"/>
+                <w:szCs w:val="20"/>
+              </w:rPr>
+              <w:t>Onema</w:t>
+            </w:r>
+            <w:proofErr w:type="spellEnd"/>
+          </w:p>
+        </w:tc>
+        <w:tc>
+          <w:tcPr>
+            <w:tcW w:w="1042" w:type="dxa"/>
+            <w:shd w:val="clear" w:color="auto" w:fill="F2F2F2" w:themeFill="background1" w:themeFillShade="F2"/>
+            <w:noWrap/>
+            <w:vAlign w:val="center"/>
+            <w:hideMark/>
+          </w:tcPr>
+          <w:p>
+            <w:pPr>
+              <w:spacing w:after="0"/>
+              <w:jc w:val="center"/>
+              <w:cnfStyle w:val="000000100000" w:firstRow="0" w:lastRow="0" w:firstColumn="0" w:lastColumn="0" w:oddVBand="0" w:evenVBand="0" w:oddHBand="1" w:evenHBand="0" w:firstRowFirstColumn="0" w:firstRowLastColumn="0" w:lastRowFirstColumn="0" w:lastRowLastColumn="0"/>
+              <w:rPr>
+                <w:rFonts w:eastAsia="Times New Roman" w:cs="Arial"/>
+                <w:sz w:val="20"/>
+                <w:szCs w:val="20"/>
+              </w:rPr>
+            </w:pPr>
+            <w:r>
+              <w:rPr>
+                <w:rFonts w:eastAsia="Times New Roman" w:cs="Arial"/>
+                <w:sz w:val="20"/>
+                <w:szCs w:val="20"/>
+              </w:rPr>
+              <w:t>230</w:t>
+            </w:r>
+          </w:p>
+        </w:tc>
+        <w:tc>
+          <w:tcPr>
+            <w:tcW w:w="2071" w:type="dxa"/>
+            <w:shd w:val="clear" w:color="auto" w:fill="F2F2F2" w:themeFill="background1" w:themeFillShade="F2"/>
+            <w:noWrap/>
+            <w:vAlign w:val="center"/>
+            <w:hideMark/>
+          </w:tcPr>
+          <w:p>
+            <w:pPr>
+              <w:spacing w:after="0"/>
+              <w:jc w:val="center"/>
+              <w:cnfStyle w:val="000000100000" w:firstRow="0" w:lastRow="0" w:firstColumn="0" w:lastColumn="0" w:oddVBand="0" w:evenVBand="0" w:oddHBand="1" w:evenHBand="0" w:firstRowFirstColumn="0" w:firstRowLastColumn="0" w:lastRowFirstColumn="0" w:lastRowLastColumn="0"/>
+              <w:rPr>
+                <w:rFonts w:eastAsia="Times New Roman" w:cs="Arial"/>
+                <w:sz w:val="20"/>
+                <w:szCs w:val="20"/>
+              </w:rPr>
+            </w:pPr>
+            <w:r>
+              <w:rPr>
+                <w:rFonts w:eastAsia="Times New Roman" w:cs="Arial"/>
+                <w:sz w:val="20"/>
+                <w:szCs w:val="20"/>
+              </w:rPr>
+              <w:t>143.7</w:t>
+            </w:r>
+          </w:p>
+        </w:tc>
+      </w:tr>
+      <w:tr>
+        <w:trPr>
+          <w:trHeight w:val="340"/>
+          <w:jc w:val="center"/>
+        </w:trPr>
+        <w:tc>
+          <w:tcPr>
+            <w:cnfStyle w:val="001000000000" w:firstRow="0" w:lastRow="0" w:firstColumn="1" w:lastColumn="0" w:oddVBand="0" w:evenVBand="0" w:oddHBand="0" w:evenHBand="0" w:firstRowFirstColumn="0" w:firstRowLastColumn="0" w:lastRowFirstColumn="0" w:lastRowLastColumn="0"/>
+            <w:tcW w:w="541" w:type="dxa"/>
+            <w:vMerge/>
+          </w:tcPr>
+          <w:p>
+            <w:pPr>
+              <w:spacing w:after="0"/>
+              <w:jc w:val="center"/>
+              <w:rPr>
+                <w:rFonts w:eastAsia="Times New Roman" w:cs="Arial"/>
+                <w:sz w:val="24"/>
+                <w:szCs w:val="24"/>
+              </w:rPr>
+            </w:pPr>
+          </w:p>
+        </w:tc>
+        <w:tc>
+          <w:tcPr>
+            <w:tcW w:w="541" w:type="dxa"/>
+            <w:noWrap/>
+            <w:vAlign w:val="center"/>
+            <w:hideMark/>
+          </w:tcPr>
+          <w:p>
+            <w:pPr>
+              <w:spacing w:after="0"/>
+              <w:jc w:val="center"/>
+              <w:cnfStyle w:val="000000000000" w:firstRow="0" w:lastRow="0" w:firstColumn="0" w:lastColumn="0" w:oddVBand="0" w:evenVBand="0" w:oddHBand="0" w:evenHBand="0" w:firstRowFirstColumn="0" w:firstRowLastColumn="0" w:lastRowFirstColumn="0" w:lastRowLastColumn="0"/>
+              <w:rPr>
+                <w:rFonts w:eastAsia="Times New Roman" w:cs="Arial"/>
+                <w:b/>
+                <w:sz w:val="20"/>
+                <w:szCs w:val="20"/>
+              </w:rPr>
+            </w:pPr>
+            <w:r>
+              <w:rPr>
+                <w:rFonts w:eastAsia="Times New Roman" w:cs="Arial"/>
+                <w:sz w:val="20"/>
+                <w:szCs w:val="20"/>
+              </w:rPr>
+              <w:t>C2</w:t>
+            </w:r>
+          </w:p>
+        </w:tc>
+        <w:tc>
+          <w:tcPr>
+            <w:tcW w:w="1658" w:type="dxa"/>
+            <w:noWrap/>
+            <w:vAlign w:val="center"/>
+            <w:hideMark/>
+          </w:tcPr>
+          <w:p>
+            <w:pPr>
+              <w:spacing w:after="0"/>
+              <w:jc w:val="center"/>
+              <w:cnfStyle w:val="000000000000" w:firstRow="0" w:lastRow="0" w:firstColumn="0" w:lastColumn="0" w:oddVBand="0" w:evenVBand="0" w:oddHBand="0" w:evenHBand="0" w:firstRowFirstColumn="0" w:firstRowLastColumn="0" w:lastRowFirstColumn="0" w:lastRowLastColumn="0"/>
+              <w:rPr>
+                <w:rFonts w:eastAsia="Times New Roman" w:cs="Arial"/>
+                <w:sz w:val="20"/>
+                <w:szCs w:val="20"/>
+              </w:rPr>
+            </w:pPr>
+            <w:proofErr w:type="spellStart"/>
+            <w:r>
+              <w:rPr>
+                <w:rFonts w:eastAsia="Times New Roman" w:cs="Arial"/>
+                <w:sz w:val="20"/>
+                <w:szCs w:val="20"/>
+              </w:rPr>
+              <w:t>Roselend</w:t>
+            </w:r>
+            <w:proofErr w:type="spellEnd"/>
+          </w:p>
+        </w:tc>
+        <w:tc>
+          <w:tcPr>
+            <w:tcW w:w="1097" w:type="dxa"/>
+            <w:noWrap/>
+            <w:vAlign w:val="center"/>
+            <w:hideMark/>
+          </w:tcPr>
+          <w:p>
+            <w:pPr>
+              <w:spacing w:after="0"/>
+              <w:jc w:val="center"/>
+              <w:cnfStyle w:val="000000000000" w:firstRow="0" w:lastRow="0" w:firstColumn="0" w:lastColumn="0" w:oddVBand="0" w:evenVBand="0" w:oddHBand="0" w:evenHBand="0" w:firstRowFirstColumn="0" w:firstRowLastColumn="0" w:lastRowFirstColumn="0" w:lastRowLastColumn="0"/>
+              <w:rPr>
+                <w:rFonts w:eastAsia="Times New Roman" w:cs="Arial"/>
+                <w:sz w:val="20"/>
+                <w:szCs w:val="20"/>
+              </w:rPr>
+            </w:pPr>
+            <w:proofErr w:type="spellStart"/>
+            <w:r>
+              <w:rPr>
+                <w:rFonts w:eastAsia="Times New Roman" w:cs="Arial"/>
+                <w:sz w:val="20"/>
+                <w:szCs w:val="20"/>
+              </w:rPr>
+              <w:t>Bge</w:t>
+            </w:r>
+            <w:proofErr w:type="spellEnd"/>
+            <w:r>
+              <w:rPr>
+                <w:rFonts w:eastAsia="Times New Roman" w:cs="Arial"/>
+                <w:sz w:val="20"/>
+                <w:szCs w:val="20"/>
+              </w:rPr>
+              <w:t>-PH</w:t>
+            </w:r>
+          </w:p>
+        </w:tc>
+        <w:tc>
+          <w:tcPr>
+            <w:tcW w:w="1309" w:type="dxa"/>
+            <w:vAlign w:val="center"/>
+          </w:tcPr>
+          <w:p>
+            <w:pPr>
+              <w:spacing w:after="0"/>
+              <w:jc w:val="center"/>
+              <w:cnfStyle w:val="000000000000" w:firstRow="0" w:lastRow="0" w:firstColumn="0" w:lastColumn="0" w:oddVBand="0" w:evenVBand="0" w:oddHBand="0" w:evenHBand="0" w:firstRowFirstColumn="0" w:firstRowLastColumn="0" w:lastRowFirstColumn="0" w:lastRowLastColumn="0"/>
+              <w:rPr>
+                <w:rFonts w:eastAsia="Times New Roman" w:cs="Arial"/>
+                <w:sz w:val="20"/>
+                <w:szCs w:val="20"/>
+              </w:rPr>
+            </w:pPr>
+            <w:r>
+              <w:rPr>
+                <w:rFonts w:eastAsia="Times New Roman" w:cs="Arial"/>
+                <w:sz w:val="20"/>
+                <w:szCs w:val="20"/>
+              </w:rPr>
+              <w:t>Extrapolation</w:t>
+            </w:r>
+          </w:p>
+        </w:tc>
+        <w:tc>
+          <w:tcPr>
+            <w:tcW w:w="1042" w:type="dxa"/>
+            <w:noWrap/>
+            <w:vAlign w:val="center"/>
+            <w:hideMark/>
+          </w:tcPr>
+          <w:p>
+            <w:pPr>
+              <w:spacing w:after="0"/>
+              <w:jc w:val="center"/>
+              <w:cnfStyle w:val="000000000000" w:firstRow="0" w:lastRow="0" w:firstColumn="0" w:lastColumn="0" w:oddVBand="0" w:evenVBand="0" w:oddHBand="0" w:evenHBand="0" w:firstRowFirstColumn="0" w:firstRowLastColumn="0" w:lastRowFirstColumn="0" w:lastRowLastColumn="0"/>
+              <w:rPr>
+                <w:rFonts w:eastAsia="Times New Roman" w:cs="Arial"/>
+                <w:sz w:val="20"/>
+                <w:szCs w:val="20"/>
+              </w:rPr>
+            </w:pPr>
+            <w:r>
+              <w:rPr>
+                <w:rFonts w:eastAsia="Times New Roman" w:cs="Arial"/>
+                <w:sz w:val="20"/>
+                <w:szCs w:val="20"/>
+              </w:rPr>
+              <w:t>210</w:t>
+            </w:r>
+          </w:p>
+        </w:tc>
+        <w:tc>
+          <w:tcPr>
+            <w:tcW w:w="2071" w:type="dxa"/>
+            <w:noWrap/>
+            <w:vAlign w:val="center"/>
+            <w:hideMark/>
+          </w:tcPr>
+          <w:p>
+            <w:pPr>
+              <w:spacing w:after="0"/>
+              <w:jc w:val="center"/>
+              <w:cnfStyle w:val="000000000000" w:firstRow="0" w:lastRow="0" w:firstColumn="0" w:lastColumn="0" w:oddVBand="0" w:evenVBand="0" w:oddHBand="0" w:evenHBand="0" w:firstRowFirstColumn="0" w:firstRowLastColumn="0" w:lastRowFirstColumn="0" w:lastRowLastColumn="0"/>
+              <w:rPr>
+                <w:rFonts w:eastAsia="Times New Roman" w:cs="Arial"/>
+                <w:sz w:val="20"/>
+                <w:szCs w:val="20"/>
+              </w:rPr>
+            </w:pPr>
+            <w:r>
+              <w:rPr>
+                <w:rFonts w:eastAsia="Times New Roman" w:cs="Arial"/>
+                <w:sz w:val="20"/>
+                <w:szCs w:val="20"/>
+              </w:rPr>
+              <w:t>131.2</w:t>
+            </w:r>
+          </w:p>
+        </w:tc>
+      </w:tr>
+      <w:tr>
+        <w:trPr>
+          <w:cnfStyle w:val="000000100000" w:firstRow="0" w:lastRow="0" w:firstColumn="0" w:lastColumn="0" w:oddVBand="0" w:evenVBand="0" w:oddHBand="1" w:evenHBand="0" w:firstRowFirstColumn="0" w:firstRowLastColumn="0" w:lastRowFirstColumn="0" w:lastRowLastColumn="0"/>
+          <w:trHeight w:val="340"/>
+          <w:jc w:val="center"/>
+        </w:trPr>
+        <w:tc>
+          <w:tcPr>
+            <w:cnfStyle w:val="001000000000" w:firstRow="0" w:lastRow="0" w:firstColumn="1" w:lastColumn="0" w:oddVBand="0" w:evenVBand="0" w:oddHBand="0" w:evenHBand="0" w:firstRowFirstColumn="0" w:firstRowLastColumn="0" w:lastRowFirstColumn="0" w:lastRowLastColumn="0"/>
+            <w:tcW w:w="541" w:type="dxa"/>
+            <w:vMerge/>
+            <w:shd w:val="clear" w:color="auto" w:fill="F2F2F2" w:themeFill="background1" w:themeFillShade="F2"/>
+          </w:tcPr>
+          <w:p>
+            <w:pPr>
+              <w:spacing w:after="0"/>
+              <w:jc w:val="center"/>
+              <w:rPr>
+                <w:rFonts w:eastAsia="Times New Roman" w:cs="Arial"/>
+                <w:sz w:val="24"/>
+                <w:szCs w:val="24"/>
+              </w:rPr>
+            </w:pPr>
+          </w:p>
+        </w:tc>
+        <w:tc>
+          <w:tcPr>
+            <w:tcW w:w="541" w:type="dxa"/>
+            <w:shd w:val="clear" w:color="auto" w:fill="F2F2F2" w:themeFill="background1" w:themeFillShade="F2"/>
+            <w:noWrap/>
+            <w:vAlign w:val="center"/>
+            <w:hideMark/>
+          </w:tcPr>
+          <w:p>
+            <w:pPr>
+              <w:spacing w:after="0"/>
+              <w:jc w:val="center"/>
+              <w:cnfStyle w:val="000000100000" w:firstRow="0" w:lastRow="0" w:firstColumn="0" w:lastColumn="0" w:oddVBand="0" w:evenVBand="0" w:oddHBand="1" w:evenHBand="0" w:firstRowFirstColumn="0" w:firstRowLastColumn="0" w:lastRowFirstColumn="0" w:lastRowLastColumn="0"/>
+              <w:rPr>
+                <w:rFonts w:eastAsia="Times New Roman" w:cs="Arial"/>
+                <w:b/>
+                <w:sz w:val="20"/>
+                <w:szCs w:val="20"/>
+              </w:rPr>
+            </w:pPr>
+            <w:r>
+              <w:rPr>
+                <w:rFonts w:eastAsia="Times New Roman" w:cs="Arial"/>
+                <w:sz w:val="20"/>
+                <w:szCs w:val="20"/>
+              </w:rPr>
+              <w:t>D1</w:t>
+            </w:r>
+          </w:p>
+        </w:tc>
+        <w:tc>
+          <w:tcPr>
+            <w:tcW w:w="1658" w:type="dxa"/>
+            <w:shd w:val="clear" w:color="auto" w:fill="F2F2F2" w:themeFill="background1" w:themeFillShade="F2"/>
+            <w:noWrap/>
+            <w:vAlign w:val="center"/>
+            <w:hideMark/>
+          </w:tcPr>
+          <w:p>
+            <w:pPr>
+              <w:spacing w:after="0"/>
+              <w:jc w:val="center"/>
+              <w:cnfStyle w:val="000000100000" w:firstRow="0" w:lastRow="0" w:firstColumn="0" w:lastColumn="0" w:oddVBand="0" w:evenVBand="0" w:oddHBand="1" w:evenHBand="0" w:firstRowFirstColumn="0" w:firstRowLastColumn="0" w:lastRowFirstColumn="0" w:lastRowLastColumn="0"/>
+              <w:rPr>
+                <w:rFonts w:eastAsia="Times New Roman" w:cs="Arial"/>
+                <w:sz w:val="20"/>
+                <w:szCs w:val="20"/>
+              </w:rPr>
+            </w:pPr>
+            <w:proofErr w:type="spellStart"/>
+            <w:r>
+              <w:rPr>
+                <w:rFonts w:eastAsia="Times New Roman" w:cs="Arial"/>
+                <w:sz w:val="20"/>
+                <w:szCs w:val="20"/>
+              </w:rPr>
+              <w:t>Mont-Cenis</w:t>
+            </w:r>
+            <w:proofErr w:type="spellEnd"/>
+          </w:p>
+        </w:tc>
+        <w:tc>
+          <w:tcPr>
+            <w:tcW w:w="1097" w:type="dxa"/>
+            <w:shd w:val="clear" w:color="auto" w:fill="F2F2F2" w:themeFill="background1" w:themeFillShade="F2"/>
+            <w:noWrap/>
+            <w:vAlign w:val="center"/>
+            <w:hideMark/>
+          </w:tcPr>
+          <w:p>
+            <w:pPr>
+              <w:spacing w:after="0"/>
+              <w:jc w:val="center"/>
+              <w:cnfStyle w:val="000000100000" w:firstRow="0" w:lastRow="0" w:firstColumn="0" w:lastColumn="0" w:oddVBand="0" w:evenVBand="0" w:oddHBand="1" w:evenHBand="0" w:firstRowFirstColumn="0" w:firstRowLastColumn="0" w:lastRowFirstColumn="0" w:lastRowLastColumn="0"/>
+              <w:rPr>
+                <w:rFonts w:eastAsia="Times New Roman" w:cs="Arial"/>
+                <w:sz w:val="20"/>
+                <w:szCs w:val="20"/>
+              </w:rPr>
+            </w:pPr>
+            <w:proofErr w:type="spellStart"/>
+            <w:r>
+              <w:rPr>
+                <w:rFonts w:eastAsia="Times New Roman" w:cs="Arial"/>
+                <w:sz w:val="20"/>
+                <w:szCs w:val="20"/>
+              </w:rPr>
+              <w:t>Bge</w:t>
+            </w:r>
+            <w:proofErr w:type="spellEnd"/>
+            <w:r>
+              <w:rPr>
+                <w:rFonts w:eastAsia="Times New Roman" w:cs="Arial"/>
+                <w:sz w:val="20"/>
+                <w:szCs w:val="20"/>
+              </w:rPr>
+              <w:t>-PH</w:t>
+            </w:r>
+          </w:p>
+        </w:tc>
+        <w:tc>
+          <w:tcPr>
+            <w:tcW w:w="1309" w:type="dxa"/>
+            <w:shd w:val="clear" w:color="auto" w:fill="F2F2F2" w:themeFill="background1" w:themeFillShade="F2"/>
+            <w:vAlign w:val="center"/>
+          </w:tcPr>
+          <w:p>
+            <w:pPr>
+              <w:spacing w:after="0"/>
+              <w:jc w:val="center"/>
+              <w:cnfStyle w:val="000000100000" w:firstRow="0" w:lastRow="0" w:firstColumn="0" w:lastColumn="0" w:oddVBand="0" w:evenVBand="0" w:oddHBand="1" w:evenHBand="0" w:firstRowFirstColumn="0" w:firstRowLastColumn="0" w:lastRowFirstColumn="0" w:lastRowLastColumn="0"/>
+              <w:rPr>
+                <w:rFonts w:eastAsia="Times New Roman" w:cs="Arial"/>
+                <w:sz w:val="20"/>
+                <w:szCs w:val="20"/>
+              </w:rPr>
+            </w:pPr>
+            <w:proofErr w:type="spellStart"/>
+            <w:r>
+              <w:rPr>
+                <w:rFonts w:eastAsia="Times New Roman" w:cs="Arial"/>
+                <w:sz w:val="20"/>
+                <w:szCs w:val="20"/>
+              </w:rPr>
+              <w:t>Onema</w:t>
+            </w:r>
+            <w:proofErr w:type="spellEnd"/>
+          </w:p>
+        </w:tc>
+        <w:tc>
+          <w:tcPr>
+            <w:tcW w:w="1042" w:type="dxa"/>
+            <w:shd w:val="clear" w:color="auto" w:fill="F2F2F2" w:themeFill="background1" w:themeFillShade="F2"/>
+            <w:noWrap/>
+            <w:vAlign w:val="center"/>
+            <w:hideMark/>
+          </w:tcPr>
+          <w:p>
+            <w:pPr>
+              <w:spacing w:after="0"/>
+              <w:jc w:val="center"/>
+              <w:cnfStyle w:val="000000100000" w:firstRow="0" w:lastRow="0" w:firstColumn="0" w:lastColumn="0" w:oddVBand="0" w:evenVBand="0" w:oddHBand="1" w:evenHBand="0" w:firstRowFirstColumn="0" w:firstRowLastColumn="0" w:lastRowFirstColumn="0" w:lastRowLastColumn="0"/>
+              <w:rPr>
+                <w:rFonts w:eastAsia="Times New Roman" w:cs="Arial"/>
+                <w:sz w:val="20"/>
+                <w:szCs w:val="20"/>
+              </w:rPr>
+            </w:pPr>
+            <w:r>
+              <w:rPr>
+                <w:rFonts w:eastAsia="Times New Roman" w:cs="Arial"/>
+                <w:sz w:val="20"/>
+                <w:szCs w:val="20"/>
+              </w:rPr>
+              <w:t>330</w:t>
+            </w:r>
+          </w:p>
+        </w:tc>
+        <w:tc>
+          <w:tcPr>
+            <w:tcW w:w="2071" w:type="dxa"/>
+            <w:shd w:val="clear" w:color="auto" w:fill="F2F2F2" w:themeFill="background1" w:themeFillShade="F2"/>
+            <w:noWrap/>
+            <w:vAlign w:val="center"/>
+            <w:hideMark/>
+          </w:tcPr>
+          <w:p>
+            <w:pPr>
+              <w:spacing w:after="0"/>
+              <w:jc w:val="center"/>
+              <w:cnfStyle w:val="000000100000" w:firstRow="0" w:lastRow="0" w:firstColumn="0" w:lastColumn="0" w:oddVBand="0" w:evenVBand="0" w:oddHBand="1" w:evenHBand="0" w:firstRowFirstColumn="0" w:firstRowLastColumn="0" w:lastRowFirstColumn="0" w:lastRowLastColumn="0"/>
+              <w:rPr>
+                <w:rFonts w:eastAsia="Times New Roman" w:cs="Arial"/>
+                <w:sz w:val="20"/>
+                <w:szCs w:val="20"/>
+              </w:rPr>
+            </w:pPr>
+            <w:r>
+              <w:rPr>
+                <w:rFonts w:eastAsia="Times New Roman" w:cs="Arial"/>
+                <w:sz w:val="20"/>
+                <w:szCs w:val="20"/>
+              </w:rPr>
+              <w:t>263.1</w:t>
+            </w:r>
+          </w:p>
+        </w:tc>
+      </w:tr>
+      <w:tr>
+        <w:trPr>
+          <w:trHeight w:val="340"/>
+          <w:jc w:val="center"/>
+        </w:trPr>
+        <w:tc>
+          <w:tcPr>
+            <w:cnfStyle w:val="001000000000" w:firstRow="0" w:lastRow="0" w:firstColumn="1" w:lastColumn="0" w:oddVBand="0" w:evenVBand="0" w:oddHBand="0" w:evenHBand="0" w:firstRowFirstColumn="0" w:firstRowLastColumn="0" w:lastRowFirstColumn="0" w:lastRowLastColumn="0"/>
+            <w:tcW w:w="541" w:type="dxa"/>
+            <w:vMerge/>
+          </w:tcPr>
+          <w:p>
+            <w:pPr>
+              <w:spacing w:after="0"/>
+              <w:jc w:val="center"/>
+              <w:rPr>
+                <w:rFonts w:eastAsia="Times New Roman" w:cs="Arial"/>
+                <w:sz w:val="24"/>
+                <w:szCs w:val="24"/>
+              </w:rPr>
+            </w:pPr>
+          </w:p>
+        </w:tc>
+        <w:tc>
+          <w:tcPr>
+            <w:tcW w:w="541" w:type="dxa"/>
+            <w:noWrap/>
+            <w:vAlign w:val="center"/>
+            <w:hideMark/>
+          </w:tcPr>
+          <w:p>
+            <w:pPr>
+              <w:spacing w:after="0"/>
+              <w:jc w:val="center"/>
+              <w:cnfStyle w:val="000000000000" w:firstRow="0" w:lastRow="0" w:firstColumn="0" w:lastColumn="0" w:oddVBand="0" w:evenVBand="0" w:oddHBand="0" w:evenHBand="0" w:firstRowFirstColumn="0" w:firstRowLastColumn="0" w:lastRowFirstColumn="0" w:lastRowLastColumn="0"/>
+              <w:rPr>
+                <w:rFonts w:eastAsia="Times New Roman" w:cs="Arial"/>
+                <w:b/>
+                <w:sz w:val="20"/>
+                <w:szCs w:val="20"/>
+              </w:rPr>
+            </w:pPr>
+            <w:r>
+              <w:rPr>
+                <w:rFonts w:eastAsia="Times New Roman" w:cs="Arial"/>
+                <w:sz w:val="20"/>
+                <w:szCs w:val="20"/>
+              </w:rPr>
+              <w:t>D2</w:t>
+            </w:r>
+          </w:p>
+        </w:tc>
+        <w:tc>
+          <w:tcPr>
+            <w:tcW w:w="1658" w:type="dxa"/>
+            <w:noWrap/>
+            <w:vAlign w:val="center"/>
+            <w:hideMark/>
+          </w:tcPr>
+          <w:p>
+            <w:pPr>
+              <w:spacing w:after="0"/>
+              <w:jc w:val="center"/>
+              <w:cnfStyle w:val="000000000000" w:firstRow="0" w:lastRow="0" w:firstColumn="0" w:lastColumn="0" w:oddVBand="0" w:evenVBand="0" w:oddHBand="0" w:evenHBand="0" w:firstRowFirstColumn="0" w:firstRowLastColumn="0" w:lastRowFirstColumn="0" w:lastRowLastColumn="0"/>
+              <w:rPr>
+                <w:rFonts w:eastAsia="Times New Roman" w:cs="Arial"/>
+                <w:sz w:val="20"/>
+                <w:szCs w:val="20"/>
+              </w:rPr>
+            </w:pPr>
+            <w:proofErr w:type="spellStart"/>
+            <w:r>
+              <w:rPr>
+                <w:rFonts w:eastAsia="Times New Roman" w:cs="Arial"/>
+                <w:sz w:val="20"/>
+                <w:szCs w:val="20"/>
+              </w:rPr>
+              <w:t>Bissorte</w:t>
+            </w:r>
+            <w:proofErr w:type="spellEnd"/>
+          </w:p>
+        </w:tc>
+        <w:tc>
+          <w:tcPr>
+            <w:tcW w:w="1097" w:type="dxa"/>
+            <w:noWrap/>
+            <w:vAlign w:val="center"/>
+            <w:hideMark/>
+          </w:tcPr>
+          <w:p>
+            <w:pPr>
+              <w:spacing w:after="0"/>
+              <w:jc w:val="center"/>
+              <w:cnfStyle w:val="000000000000" w:firstRow="0" w:lastRow="0" w:firstColumn="0" w:lastColumn="0" w:oddVBand="0" w:evenVBand="0" w:oddHBand="0" w:evenHBand="0" w:firstRowFirstColumn="0" w:firstRowLastColumn="0" w:lastRowFirstColumn="0" w:lastRowLastColumn="0"/>
+              <w:rPr>
+                <w:rFonts w:eastAsia="Times New Roman" w:cs="Arial"/>
+                <w:sz w:val="20"/>
+                <w:szCs w:val="20"/>
+              </w:rPr>
+            </w:pPr>
+            <w:proofErr w:type="spellStart"/>
+            <w:r>
+              <w:rPr>
+                <w:rFonts w:eastAsia="Times New Roman" w:cs="Arial"/>
+                <w:sz w:val="20"/>
+                <w:szCs w:val="20"/>
+              </w:rPr>
+              <w:t>Bge</w:t>
+            </w:r>
+            <w:proofErr w:type="spellEnd"/>
+            <w:r>
+              <w:rPr>
+                <w:rFonts w:eastAsia="Times New Roman" w:cs="Arial"/>
+                <w:sz w:val="20"/>
+                <w:szCs w:val="20"/>
+              </w:rPr>
+              <w:t>-PH</w:t>
+            </w:r>
+          </w:p>
+        </w:tc>
+        <w:tc>
+          <w:tcPr>
+            <w:tcW w:w="1309" w:type="dxa"/>
+            <w:vAlign w:val="center"/>
+          </w:tcPr>
+          <w:p>
+            <w:pPr>
+              <w:spacing w:after="0"/>
+              <w:jc w:val="center"/>
+              <w:cnfStyle w:val="000000000000" w:firstRow="0" w:lastRow="0" w:firstColumn="0" w:lastColumn="0" w:oddVBand="0" w:evenVBand="0" w:oddHBand="0" w:evenHBand="0" w:firstRowFirstColumn="0" w:firstRowLastColumn="0" w:lastRowFirstColumn="0" w:lastRowLastColumn="0"/>
+              <w:rPr>
+                <w:rFonts w:eastAsia="Times New Roman" w:cs="Arial"/>
+                <w:sz w:val="20"/>
+                <w:szCs w:val="20"/>
+              </w:rPr>
+            </w:pPr>
+            <w:proofErr w:type="spellStart"/>
+            <w:r>
+              <w:rPr>
+                <w:rFonts w:eastAsia="Times New Roman" w:cs="Arial"/>
+                <w:sz w:val="20"/>
+                <w:szCs w:val="20"/>
+              </w:rPr>
+              <w:t>Onema</w:t>
+            </w:r>
+            <w:proofErr w:type="spellEnd"/>
+          </w:p>
+        </w:tc>
+        <w:tc>
+          <w:tcPr>
+            <w:tcW w:w="1042" w:type="dxa"/>
+            <w:noWrap/>
+            <w:vAlign w:val="center"/>
+            <w:hideMark/>
+          </w:tcPr>
+          <w:p>
+            <w:pPr>
+              <w:spacing w:after="0"/>
+              <w:jc w:val="center"/>
+              <w:cnfStyle w:val="000000000000" w:firstRow="0" w:lastRow="0" w:firstColumn="0" w:lastColumn="0" w:oddVBand="0" w:evenVBand="0" w:oddHBand="0" w:evenHBand="0" w:firstRowFirstColumn="0" w:firstRowLastColumn="0" w:lastRowFirstColumn="0" w:lastRowLastColumn="0"/>
+              <w:rPr>
+                <w:rFonts w:eastAsia="Times New Roman" w:cs="Arial"/>
+                <w:sz w:val="20"/>
+                <w:szCs w:val="20"/>
+              </w:rPr>
+            </w:pPr>
+            <w:r>
+              <w:rPr>
+                <w:rFonts w:eastAsia="Times New Roman" w:cs="Arial"/>
+                <w:sz w:val="20"/>
+                <w:szCs w:val="20"/>
+              </w:rPr>
+              <w:t>50</w:t>
+            </w:r>
+          </w:p>
+        </w:tc>
+        <w:tc>
+          <w:tcPr>
+            <w:tcW w:w="2071" w:type="dxa"/>
+            <w:noWrap/>
+            <w:vAlign w:val="center"/>
+            <w:hideMark/>
+          </w:tcPr>
+          <w:p>
+            <w:pPr>
+              <w:spacing w:after="0"/>
+              <w:jc w:val="center"/>
+              <w:cnfStyle w:val="000000000000" w:firstRow="0" w:lastRow="0" w:firstColumn="0" w:lastColumn="0" w:oddVBand="0" w:evenVBand="0" w:oddHBand="0" w:evenHBand="0" w:firstRowFirstColumn="0" w:firstRowLastColumn="0" w:lastRowFirstColumn="0" w:lastRowLastColumn="0"/>
+              <w:rPr>
+                <w:rFonts w:eastAsia="Times New Roman" w:cs="Arial"/>
+                <w:sz w:val="20"/>
+                <w:szCs w:val="20"/>
+              </w:rPr>
+            </w:pPr>
+            <w:r>
+              <w:rPr>
+                <w:rFonts w:eastAsia="Times New Roman" w:cs="Arial"/>
+                <w:sz w:val="20"/>
+                <w:szCs w:val="20"/>
+              </w:rPr>
+              <w:t>35.2</w:t>
+            </w:r>
+          </w:p>
+        </w:tc>
+      </w:tr>
+      <w:tr>
+        <w:trPr>
+          <w:cnfStyle w:val="000000100000" w:firstRow="0" w:lastRow="0" w:firstColumn="0" w:lastColumn="0" w:oddVBand="0" w:evenVBand="0" w:oddHBand="1" w:evenHBand="0" w:firstRowFirstColumn="0" w:firstRowLastColumn="0" w:lastRowFirstColumn="0" w:lastRowLastColumn="0"/>
+          <w:trHeight w:val="340"/>
+          <w:jc w:val="center"/>
+        </w:trPr>
+        <w:tc>
+          <w:tcPr>
+            <w:cnfStyle w:val="001000000000" w:firstRow="0" w:lastRow="0" w:firstColumn="1" w:lastColumn="0" w:oddVBand="0" w:evenVBand="0" w:oddHBand="0" w:evenHBand="0" w:firstRowFirstColumn="0" w:firstRowLastColumn="0" w:lastRowFirstColumn="0" w:lastRowLastColumn="0"/>
+            <w:tcW w:w="541" w:type="dxa"/>
+            <w:vMerge/>
+            <w:shd w:val="clear" w:color="auto" w:fill="F2F2F2" w:themeFill="background1" w:themeFillShade="F2"/>
+          </w:tcPr>
+          <w:p>
+            <w:pPr>
+              <w:spacing w:after="0"/>
+              <w:jc w:val="center"/>
+              <w:rPr>
+                <w:rFonts w:eastAsia="Times New Roman" w:cs="Arial"/>
+                <w:sz w:val="24"/>
+                <w:szCs w:val="24"/>
+              </w:rPr>
+            </w:pPr>
+          </w:p>
+        </w:tc>
+        <w:tc>
+          <w:tcPr>
+            <w:tcW w:w="541" w:type="dxa"/>
+            <w:shd w:val="clear" w:color="auto" w:fill="F2F2F2" w:themeFill="background1" w:themeFillShade="F2"/>
+            <w:noWrap/>
+            <w:vAlign w:val="center"/>
+            <w:hideMark/>
+          </w:tcPr>
+          <w:p>
+            <w:pPr>
+              <w:spacing w:after="0"/>
+              <w:jc w:val="center"/>
+              <w:cnfStyle w:val="000000100000" w:firstRow="0" w:lastRow="0" w:firstColumn="0" w:lastColumn="0" w:oddVBand="0" w:evenVBand="0" w:oddHBand="1" w:evenHBand="0" w:firstRowFirstColumn="0" w:firstRowLastColumn="0" w:lastRowFirstColumn="0" w:lastRowLastColumn="0"/>
+              <w:rPr>
+                <w:rFonts w:eastAsia="Times New Roman" w:cs="Arial"/>
+                <w:b/>
+                <w:sz w:val="20"/>
+                <w:szCs w:val="20"/>
+              </w:rPr>
+            </w:pPr>
+            <w:r>
+              <w:rPr>
+                <w:rFonts w:eastAsia="Times New Roman" w:cs="Arial"/>
+                <w:sz w:val="20"/>
+                <w:szCs w:val="20"/>
+              </w:rPr>
+              <w:t>E1</w:t>
+            </w:r>
+          </w:p>
+        </w:tc>
+        <w:tc>
+          <w:tcPr>
+            <w:tcW w:w="1658" w:type="dxa"/>
+            <w:shd w:val="clear" w:color="auto" w:fill="F2F2F2" w:themeFill="background1" w:themeFillShade="F2"/>
+            <w:noWrap/>
+            <w:vAlign w:val="center"/>
+            <w:hideMark/>
+          </w:tcPr>
+          <w:p>
+            <w:pPr>
+              <w:spacing w:after="0"/>
+              <w:jc w:val="center"/>
+              <w:cnfStyle w:val="000000100000" w:firstRow="0" w:lastRow="0" w:firstColumn="0" w:lastColumn="0" w:oddVBand="0" w:evenVBand="0" w:oddHBand="1" w:evenHBand="0" w:firstRowFirstColumn="0" w:firstRowLastColumn="0" w:lastRowFirstColumn="0" w:lastRowLastColumn="0"/>
+              <w:rPr>
+                <w:rFonts w:eastAsia="Times New Roman" w:cs="Arial"/>
+                <w:sz w:val="20"/>
+                <w:szCs w:val="20"/>
+              </w:rPr>
+            </w:pPr>
+            <w:r>
+              <w:rPr>
+                <w:rFonts w:eastAsia="Times New Roman" w:cs="Arial"/>
+                <w:sz w:val="20"/>
+                <w:szCs w:val="20"/>
+              </w:rPr>
+              <w:t>Chambon</w:t>
+            </w:r>
+          </w:p>
+        </w:tc>
+        <w:tc>
+          <w:tcPr>
+            <w:tcW w:w="1097" w:type="dxa"/>
+            <w:shd w:val="clear" w:color="auto" w:fill="F2F2F2" w:themeFill="background1" w:themeFillShade="F2"/>
+            <w:noWrap/>
+            <w:vAlign w:val="center"/>
+            <w:hideMark/>
+          </w:tcPr>
+          <w:p>
+            <w:pPr>
+              <w:spacing w:after="0"/>
+              <w:jc w:val="center"/>
+              <w:cnfStyle w:val="000000100000" w:firstRow="0" w:lastRow="0" w:firstColumn="0" w:lastColumn="0" w:oddVBand="0" w:evenVBand="0" w:oddHBand="1" w:evenHBand="0" w:firstRowFirstColumn="0" w:firstRowLastColumn="0" w:lastRowFirstColumn="0" w:lastRowLastColumn="0"/>
+              <w:rPr>
+                <w:rFonts w:eastAsia="Times New Roman" w:cs="Arial"/>
+                <w:sz w:val="20"/>
+                <w:szCs w:val="20"/>
+              </w:rPr>
+            </w:pPr>
+            <w:proofErr w:type="spellStart"/>
+            <w:r>
+              <w:rPr>
+                <w:rFonts w:eastAsia="Times New Roman" w:cs="Arial"/>
+                <w:sz w:val="20"/>
+                <w:szCs w:val="20"/>
+              </w:rPr>
+              <w:t>Bge</w:t>
+            </w:r>
+            <w:proofErr w:type="spellEnd"/>
+            <w:r>
+              <w:rPr>
+                <w:rFonts w:eastAsia="Times New Roman" w:cs="Arial"/>
+                <w:sz w:val="20"/>
+                <w:szCs w:val="20"/>
+              </w:rPr>
+              <w:t>-PH</w:t>
+            </w:r>
+          </w:p>
+        </w:tc>
+        <w:tc>
+          <w:tcPr>
+            <w:tcW w:w="1309" w:type="dxa"/>
+            <w:shd w:val="clear" w:color="auto" w:fill="F2F2F2" w:themeFill="background1" w:themeFillShade="F2"/>
+            <w:vAlign w:val="center"/>
+          </w:tcPr>
+          <w:p>
+            <w:pPr>
+              <w:spacing w:after="0"/>
+              <w:jc w:val="center"/>
+              <w:cnfStyle w:val="000000100000" w:firstRow="0" w:lastRow="0" w:firstColumn="0" w:lastColumn="0" w:oddVBand="0" w:evenVBand="0" w:oddHBand="1" w:evenHBand="0" w:firstRowFirstColumn="0" w:firstRowLastColumn="0" w:lastRowFirstColumn="0" w:lastRowLastColumn="0"/>
+              <w:rPr>
+                <w:rFonts w:eastAsia="Times New Roman" w:cs="Arial"/>
+                <w:sz w:val="20"/>
+                <w:szCs w:val="20"/>
+              </w:rPr>
+            </w:pPr>
+            <w:proofErr w:type="spellStart"/>
+            <w:r>
+              <w:rPr>
+                <w:rFonts w:eastAsia="Times New Roman" w:cs="Arial"/>
+                <w:sz w:val="20"/>
+                <w:szCs w:val="20"/>
+              </w:rPr>
+              <w:t>Onema</w:t>
+            </w:r>
+            <w:proofErr w:type="spellEnd"/>
+          </w:p>
+        </w:tc>
+        <w:tc>
+          <w:tcPr>
+            <w:tcW w:w="1042" w:type="dxa"/>
+            <w:shd w:val="clear" w:color="auto" w:fill="F2F2F2" w:themeFill="background1" w:themeFillShade="F2"/>
+            <w:noWrap/>
+            <w:vAlign w:val="center"/>
+            <w:hideMark/>
+          </w:tcPr>
+          <w:p>
+            <w:pPr>
+              <w:spacing w:after="0"/>
+              <w:jc w:val="center"/>
+              <w:cnfStyle w:val="000000100000" w:firstRow="0" w:lastRow="0" w:firstColumn="0" w:lastColumn="0" w:oddVBand="0" w:evenVBand="0" w:oddHBand="1" w:evenHBand="0" w:firstRowFirstColumn="0" w:firstRowLastColumn="0" w:lastRowFirstColumn="0" w:lastRowLastColumn="0"/>
+              <w:rPr>
+                <w:rFonts w:eastAsia="Times New Roman" w:cs="Arial"/>
+                <w:sz w:val="20"/>
+                <w:szCs w:val="20"/>
+              </w:rPr>
+            </w:pPr>
+            <w:r>
+              <w:rPr>
+                <w:rFonts w:eastAsia="Times New Roman" w:cs="Arial"/>
+                <w:sz w:val="20"/>
+                <w:szCs w:val="20"/>
+              </w:rPr>
+              <w:t>50</w:t>
+            </w:r>
+          </w:p>
+        </w:tc>
+        <w:tc>
+          <w:tcPr>
+            <w:tcW w:w="2071" w:type="dxa"/>
+            <w:shd w:val="clear" w:color="auto" w:fill="F2F2F2" w:themeFill="background1" w:themeFillShade="F2"/>
+            <w:noWrap/>
+            <w:vAlign w:val="center"/>
+            <w:hideMark/>
+          </w:tcPr>
+          <w:p>
+            <w:pPr>
+              <w:spacing w:after="0"/>
+              <w:jc w:val="center"/>
+              <w:cnfStyle w:val="000000100000" w:firstRow="0" w:lastRow="0" w:firstColumn="0" w:lastColumn="0" w:oddVBand="0" w:evenVBand="0" w:oddHBand="1" w:evenHBand="0" w:firstRowFirstColumn="0" w:firstRowLastColumn="0" w:lastRowFirstColumn="0" w:lastRowLastColumn="0"/>
+              <w:rPr>
+                <w:rFonts w:eastAsia="Times New Roman" w:cs="Arial"/>
+                <w:sz w:val="20"/>
+                <w:szCs w:val="20"/>
+              </w:rPr>
+            </w:pPr>
+            <w:r>
+              <w:rPr>
+                <w:rFonts w:eastAsia="Times New Roman" w:cs="Arial"/>
+                <w:sz w:val="20"/>
+                <w:szCs w:val="20"/>
+              </w:rPr>
+              <w:t>28.1</w:t>
+            </w:r>
+          </w:p>
+        </w:tc>
+      </w:tr>
+      <w:tr>
+        <w:trPr>
+          <w:trHeight w:val="340"/>
+          <w:jc w:val="center"/>
+        </w:trPr>
+        <w:tc>
+          <w:tcPr>
+            <w:cnfStyle w:val="001000000000" w:firstRow="0" w:lastRow="0" w:firstColumn="1" w:lastColumn="0" w:oddVBand="0" w:evenVBand="0" w:oddHBand="0" w:evenHBand="0" w:firstRowFirstColumn="0" w:firstRowLastColumn="0" w:lastRowFirstColumn="0" w:lastRowLastColumn="0"/>
+            <w:tcW w:w="541" w:type="dxa"/>
+            <w:vMerge/>
+          </w:tcPr>
+          <w:p>
+            <w:pPr>
+              <w:spacing w:after="0"/>
+              <w:jc w:val="center"/>
+              <w:rPr>
+                <w:rFonts w:eastAsia="Times New Roman" w:cs="Arial"/>
+                <w:sz w:val="24"/>
+                <w:szCs w:val="24"/>
+              </w:rPr>
+            </w:pPr>
+          </w:p>
+        </w:tc>
+        <w:tc>
+          <w:tcPr>
+            <w:tcW w:w="541" w:type="dxa"/>
+            <w:noWrap/>
+            <w:vAlign w:val="center"/>
+            <w:hideMark/>
+          </w:tcPr>
+          <w:p>
+            <w:pPr>
+              <w:spacing w:after="0"/>
+              <w:jc w:val="center"/>
+              <w:cnfStyle w:val="000000000000" w:firstRow="0" w:lastRow="0" w:firstColumn="0" w:lastColumn="0" w:oddVBand="0" w:evenVBand="0" w:oddHBand="0" w:evenHBand="0" w:firstRowFirstColumn="0" w:firstRowLastColumn="0" w:lastRowFirstColumn="0" w:lastRowLastColumn="0"/>
+              <w:rPr>
+                <w:rFonts w:eastAsia="Times New Roman" w:cs="Arial"/>
+                <w:b/>
+                <w:sz w:val="20"/>
+                <w:szCs w:val="20"/>
+              </w:rPr>
+            </w:pPr>
+            <w:r>
+              <w:rPr>
+                <w:rFonts w:eastAsia="Times New Roman" w:cs="Arial"/>
+                <w:sz w:val="20"/>
+                <w:szCs w:val="20"/>
+              </w:rPr>
+              <w:t>E2</w:t>
+            </w:r>
+          </w:p>
+        </w:tc>
+        <w:tc>
+          <w:tcPr>
+            <w:tcW w:w="1658" w:type="dxa"/>
+            <w:noWrap/>
+            <w:vAlign w:val="center"/>
+            <w:hideMark/>
+          </w:tcPr>
+          <w:p>
+            <w:pPr>
+              <w:spacing w:after="0"/>
+              <w:jc w:val="center"/>
+              <w:cnfStyle w:val="000000000000" w:firstRow="0" w:lastRow="0" w:firstColumn="0" w:lastColumn="0" w:oddVBand="0" w:evenVBand="0" w:oddHBand="0" w:evenHBand="0" w:firstRowFirstColumn="0" w:firstRowLastColumn="0" w:lastRowFirstColumn="0" w:lastRowLastColumn="0"/>
+              <w:rPr>
+                <w:rFonts w:eastAsia="Times New Roman" w:cs="Arial"/>
+                <w:sz w:val="20"/>
+                <w:szCs w:val="20"/>
+              </w:rPr>
+            </w:pPr>
+            <w:proofErr w:type="spellStart"/>
+            <w:r>
+              <w:rPr>
+                <w:rFonts w:eastAsia="Times New Roman" w:cs="Arial"/>
+                <w:sz w:val="20"/>
+                <w:szCs w:val="20"/>
+              </w:rPr>
+              <w:t>Grd</w:t>
+            </w:r>
+            <w:proofErr w:type="spellEnd"/>
+            <w:r>
+              <w:rPr>
+                <w:rFonts w:eastAsia="Times New Roman" w:cs="Arial"/>
+                <w:sz w:val="20"/>
+                <w:szCs w:val="20"/>
+              </w:rPr>
+              <w:t xml:space="preserve"> Maison</w:t>
+            </w:r>
+          </w:p>
+        </w:tc>
+        <w:tc>
+          <w:tcPr>
+            <w:tcW w:w="1097" w:type="dxa"/>
+            <w:noWrap/>
+            <w:vAlign w:val="center"/>
+            <w:hideMark/>
+          </w:tcPr>
+          <w:p>
+            <w:pPr>
+              <w:spacing w:after="0"/>
+              <w:jc w:val="center"/>
+              <w:cnfStyle w:val="000000000000" w:firstRow="0" w:lastRow="0" w:firstColumn="0" w:lastColumn="0" w:oddVBand="0" w:evenVBand="0" w:oddHBand="0" w:evenHBand="0" w:firstRowFirstColumn="0" w:firstRowLastColumn="0" w:lastRowFirstColumn="0" w:lastRowLastColumn="0"/>
+              <w:rPr>
+                <w:rFonts w:eastAsia="Times New Roman" w:cs="Arial"/>
+                <w:sz w:val="20"/>
+                <w:szCs w:val="20"/>
+              </w:rPr>
+            </w:pPr>
+            <w:proofErr w:type="spellStart"/>
+            <w:r>
+              <w:rPr>
+                <w:rFonts w:eastAsia="Times New Roman" w:cs="Arial"/>
+                <w:sz w:val="20"/>
+                <w:szCs w:val="20"/>
+              </w:rPr>
+              <w:t>Bge</w:t>
+            </w:r>
+            <w:proofErr w:type="spellEnd"/>
+            <w:r>
+              <w:rPr>
+                <w:rFonts w:eastAsia="Times New Roman" w:cs="Arial"/>
+                <w:sz w:val="20"/>
+                <w:szCs w:val="20"/>
+              </w:rPr>
+              <w:t>-PH</w:t>
+            </w:r>
+          </w:p>
+        </w:tc>
+        <w:tc>
+          <w:tcPr>
+            <w:tcW w:w="1309" w:type="dxa"/>
+            <w:vAlign w:val="center"/>
+          </w:tcPr>
+          <w:p>
+            <w:pPr>
+              <w:spacing w:after="0"/>
+              <w:jc w:val="center"/>
+              <w:cnfStyle w:val="000000000000" w:firstRow="0" w:lastRow="0" w:firstColumn="0" w:lastColumn="0" w:oddVBand="0" w:evenVBand="0" w:oddHBand="0" w:evenHBand="0" w:firstRowFirstColumn="0" w:firstRowLastColumn="0" w:lastRowFirstColumn="0" w:lastRowLastColumn="0"/>
+              <w:rPr>
+                <w:rFonts w:eastAsia="Times New Roman" w:cs="Arial"/>
+                <w:sz w:val="20"/>
+                <w:szCs w:val="20"/>
+              </w:rPr>
+            </w:pPr>
+            <w:proofErr w:type="spellStart"/>
+            <w:r>
+              <w:rPr>
+                <w:rFonts w:eastAsia="Times New Roman" w:cs="Arial"/>
+                <w:sz w:val="20"/>
+                <w:szCs w:val="20"/>
+              </w:rPr>
+              <w:t>Onema</w:t>
+            </w:r>
+            <w:proofErr w:type="spellEnd"/>
+          </w:p>
+        </w:tc>
+        <w:tc>
+          <w:tcPr>
+            <w:tcW w:w="1042" w:type="dxa"/>
+            <w:noWrap/>
+            <w:vAlign w:val="center"/>
+            <w:hideMark/>
+          </w:tcPr>
+          <w:p>
+            <w:pPr>
+              <w:spacing w:after="0"/>
+              <w:jc w:val="center"/>
+              <w:cnfStyle w:val="000000000000" w:firstRow="0" w:lastRow="0" w:firstColumn="0" w:lastColumn="0" w:oddVBand="0" w:evenVBand="0" w:oddHBand="0" w:evenHBand="0" w:firstRowFirstColumn="0" w:firstRowLastColumn="0" w:lastRowFirstColumn="0" w:lastRowLastColumn="0"/>
+              <w:rPr>
+                <w:rFonts w:eastAsia="Times New Roman" w:cs="Arial"/>
+                <w:sz w:val="20"/>
+                <w:szCs w:val="20"/>
+              </w:rPr>
+            </w:pPr>
+            <w:r>
+              <w:rPr>
+                <w:rFonts w:eastAsia="Times New Roman" w:cs="Arial"/>
+                <w:sz w:val="20"/>
+                <w:szCs w:val="20"/>
+              </w:rPr>
+              <w:t>140</w:t>
+            </w:r>
+          </w:p>
+        </w:tc>
+        <w:tc>
+          <w:tcPr>
+            <w:tcW w:w="2071" w:type="dxa"/>
+            <w:noWrap/>
+            <w:vAlign w:val="center"/>
+            <w:hideMark/>
+          </w:tcPr>
+          <w:p>
+            <w:pPr>
+              <w:spacing w:after="0"/>
+              <w:jc w:val="center"/>
+              <w:cnfStyle w:val="000000000000" w:firstRow="0" w:lastRow="0" w:firstColumn="0" w:lastColumn="0" w:oddVBand="0" w:evenVBand="0" w:oddHBand="0" w:evenHBand="0" w:firstRowFirstColumn="0" w:firstRowLastColumn="0" w:lastRowFirstColumn="0" w:lastRowLastColumn="0"/>
+              <w:rPr>
+                <w:rFonts w:eastAsia="Times New Roman" w:cs="Arial"/>
+                <w:sz w:val="20"/>
+                <w:szCs w:val="20"/>
+              </w:rPr>
+            </w:pPr>
+            <w:r>
+              <w:rPr>
+                <w:rFonts w:eastAsia="Times New Roman" w:cs="Arial"/>
+                <w:sz w:val="20"/>
+                <w:szCs w:val="20"/>
+              </w:rPr>
+              <w:t>100.6</w:t>
+            </w:r>
+          </w:p>
+        </w:tc>
+      </w:tr>
+      <w:tr>
+        <w:trPr>
+          <w:cnfStyle w:val="000000100000" w:firstRow="0" w:lastRow="0" w:firstColumn="0" w:lastColumn="0" w:oddVBand="0" w:evenVBand="0" w:oddHBand="1" w:evenHBand="0" w:firstRowFirstColumn="0" w:firstRowLastColumn="0" w:lastRowFirstColumn="0" w:lastRowLastColumn="0"/>
+          <w:trHeight w:val="340"/>
+          <w:jc w:val="center"/>
+        </w:trPr>
+        <w:tc>
+          <w:tcPr>
+            <w:cnfStyle w:val="001000000000" w:firstRow="0" w:lastRow="0" w:firstColumn="1" w:lastColumn="0" w:oddVBand="0" w:evenVBand="0" w:oddHBand="0" w:evenHBand="0" w:firstRowFirstColumn="0" w:firstRowLastColumn="0" w:lastRowFirstColumn="0" w:lastRowLastColumn="0"/>
+            <w:tcW w:w="541" w:type="dxa"/>
+            <w:vMerge/>
+            <w:shd w:val="clear" w:color="auto" w:fill="F2F2F2" w:themeFill="background1" w:themeFillShade="F2"/>
+          </w:tcPr>
+          <w:p>
+            <w:pPr>
+              <w:spacing w:after="0"/>
+              <w:jc w:val="center"/>
+              <w:rPr>
+                <w:rFonts w:eastAsia="Times New Roman" w:cs="Arial"/>
+                <w:sz w:val="24"/>
+                <w:szCs w:val="24"/>
+              </w:rPr>
+            </w:pPr>
+          </w:p>
+        </w:tc>
+        <w:tc>
+          <w:tcPr>
+            <w:tcW w:w="541" w:type="dxa"/>
+            <w:shd w:val="clear" w:color="auto" w:fill="F2F2F2" w:themeFill="background1" w:themeFillShade="F2"/>
+            <w:noWrap/>
+            <w:vAlign w:val="center"/>
+            <w:hideMark/>
+          </w:tcPr>
+          <w:p>
+            <w:pPr>
+              <w:spacing w:after="0"/>
+              <w:jc w:val="center"/>
+              <w:cnfStyle w:val="000000100000" w:firstRow="0" w:lastRow="0" w:firstColumn="0" w:lastColumn="0" w:oddVBand="0" w:evenVBand="0" w:oddHBand="1" w:evenHBand="0" w:firstRowFirstColumn="0" w:firstRowLastColumn="0" w:lastRowFirstColumn="0" w:lastRowLastColumn="0"/>
+              <w:rPr>
+                <w:rFonts w:eastAsia="Times New Roman" w:cs="Arial"/>
+                <w:b/>
+                <w:sz w:val="20"/>
+                <w:szCs w:val="20"/>
+              </w:rPr>
+            </w:pPr>
+            <w:r>
+              <w:rPr>
+                <w:rFonts w:eastAsia="Times New Roman" w:cs="Arial"/>
+                <w:sz w:val="20"/>
+                <w:szCs w:val="20"/>
+              </w:rPr>
+              <w:t>E3</w:t>
+            </w:r>
+          </w:p>
+        </w:tc>
+        <w:tc>
+          <w:tcPr>
+            <w:tcW w:w="1658" w:type="dxa"/>
+            <w:shd w:val="clear" w:color="auto" w:fill="F2F2F2" w:themeFill="background1" w:themeFillShade="F2"/>
+            <w:noWrap/>
+            <w:vAlign w:val="center"/>
+            <w:hideMark/>
+          </w:tcPr>
+          <w:p>
+            <w:pPr>
+              <w:spacing w:after="0"/>
+              <w:jc w:val="center"/>
+              <w:cnfStyle w:val="000000100000" w:firstRow="0" w:lastRow="0" w:firstColumn="0" w:lastColumn="0" w:oddVBand="0" w:evenVBand="0" w:oddHBand="1" w:evenHBand="0" w:firstRowFirstColumn="0" w:firstRowLastColumn="0" w:lastRowFirstColumn="0" w:lastRowLastColumn="0"/>
+              <w:rPr>
+                <w:rFonts w:eastAsia="Times New Roman" w:cs="Arial"/>
+                <w:sz w:val="20"/>
+                <w:szCs w:val="20"/>
+              </w:rPr>
+            </w:pPr>
+            <w:r>
+              <w:rPr>
+                <w:rFonts w:eastAsia="Times New Roman" w:cs="Arial"/>
+                <w:sz w:val="20"/>
+                <w:szCs w:val="20"/>
+              </w:rPr>
+              <w:t>Monteynard+…</w:t>
+            </w:r>
+            <w:r>
+              <w:rPr>
+                <w:rStyle w:val="Appelnotedebasdep"/>
+              </w:rPr>
+              <w:footnoteReference w:id="2"/>
+            </w:r>
+            <w:r>
+              <w:t xml:space="preserve">  </w:t>
+            </w:r>
+          </w:p>
+        </w:tc>
+        <w:tc>
+          <w:tcPr>
+            <w:tcW w:w="1097" w:type="dxa"/>
+            <w:shd w:val="clear" w:color="auto" w:fill="F2F2F2" w:themeFill="background1" w:themeFillShade="F2"/>
+            <w:noWrap/>
+            <w:vAlign w:val="center"/>
+            <w:hideMark/>
+          </w:tcPr>
+          <w:p>
+            <w:pPr>
+              <w:spacing w:after="0"/>
+              <w:jc w:val="center"/>
+              <w:cnfStyle w:val="000000100000" w:firstRow="0" w:lastRow="0" w:firstColumn="0" w:lastColumn="0" w:oddVBand="0" w:evenVBand="0" w:oddHBand="1" w:evenHBand="0" w:firstRowFirstColumn="0" w:firstRowLastColumn="0" w:lastRowFirstColumn="0" w:lastRowLastColumn="0"/>
+              <w:rPr>
+                <w:rFonts w:eastAsia="Times New Roman" w:cs="Arial"/>
+                <w:sz w:val="20"/>
+                <w:szCs w:val="20"/>
+              </w:rPr>
+            </w:pPr>
+            <w:proofErr w:type="spellStart"/>
+            <w:r>
+              <w:rPr>
+                <w:rFonts w:eastAsia="Times New Roman" w:cs="Arial"/>
+                <w:sz w:val="20"/>
+                <w:szCs w:val="20"/>
+              </w:rPr>
+              <w:t>Bge</w:t>
+            </w:r>
+            <w:proofErr w:type="spellEnd"/>
+            <w:r>
+              <w:rPr>
+                <w:rFonts w:eastAsia="Times New Roman" w:cs="Arial"/>
+                <w:sz w:val="20"/>
+                <w:szCs w:val="20"/>
+              </w:rPr>
+              <w:t>-PH</w:t>
+            </w:r>
+          </w:p>
+        </w:tc>
+        <w:tc>
+          <w:tcPr>
+            <w:tcW w:w="1309" w:type="dxa"/>
+            <w:shd w:val="clear" w:color="auto" w:fill="F2F2F2" w:themeFill="background1" w:themeFillShade="F2"/>
+            <w:vAlign w:val="center"/>
+          </w:tcPr>
+          <w:p>
+            <w:pPr>
+              <w:spacing w:after="0"/>
+              <w:jc w:val="center"/>
+              <w:cnfStyle w:val="000000100000" w:firstRow="0" w:lastRow="0" w:firstColumn="0" w:lastColumn="0" w:oddVBand="0" w:evenVBand="0" w:oddHBand="1" w:evenHBand="0" w:firstRowFirstColumn="0" w:firstRowLastColumn="0" w:lastRowFirstColumn="0" w:lastRowLastColumn="0"/>
+              <w:rPr>
+                <w:rFonts w:eastAsia="Times New Roman" w:cs="Arial"/>
+                <w:sz w:val="20"/>
+                <w:szCs w:val="20"/>
+              </w:rPr>
+            </w:pPr>
+            <w:proofErr w:type="spellStart"/>
+            <w:r>
+              <w:rPr>
+                <w:rFonts w:eastAsia="Times New Roman" w:cs="Arial"/>
+                <w:sz w:val="20"/>
+                <w:szCs w:val="20"/>
+              </w:rPr>
+              <w:t>Onema</w:t>
+            </w:r>
+            <w:proofErr w:type="spellEnd"/>
+          </w:p>
+        </w:tc>
+        <w:tc>
+          <w:tcPr>
+            <w:tcW w:w="1042" w:type="dxa"/>
+            <w:shd w:val="clear" w:color="auto" w:fill="F2F2F2" w:themeFill="background1" w:themeFillShade="F2"/>
+            <w:noWrap/>
+            <w:vAlign w:val="center"/>
+            <w:hideMark/>
+          </w:tcPr>
+          <w:p>
+            <w:pPr>
+              <w:spacing w:after="0"/>
+              <w:jc w:val="center"/>
+              <w:cnfStyle w:val="000000100000" w:firstRow="0" w:lastRow="0" w:firstColumn="0" w:lastColumn="0" w:oddVBand="0" w:evenVBand="0" w:oddHBand="1" w:evenHBand="0" w:firstRowFirstColumn="0" w:firstRowLastColumn="0" w:lastRowFirstColumn="0" w:lastRowLastColumn="0"/>
+              <w:rPr>
+                <w:rFonts w:eastAsia="Times New Roman" w:cs="Arial"/>
+                <w:sz w:val="20"/>
+                <w:szCs w:val="20"/>
+              </w:rPr>
+            </w:pPr>
+            <w:r>
+              <w:rPr>
+                <w:rFonts w:eastAsia="Times New Roman" w:cs="Arial"/>
+                <w:sz w:val="20"/>
+                <w:szCs w:val="20"/>
+              </w:rPr>
+              <w:t>440</w:t>
+            </w:r>
+          </w:p>
+        </w:tc>
+        <w:tc>
+          <w:tcPr>
+            <w:tcW w:w="2071" w:type="dxa"/>
+            <w:shd w:val="clear" w:color="auto" w:fill="F2F2F2" w:themeFill="background1" w:themeFillShade="F2"/>
+            <w:noWrap/>
+            <w:vAlign w:val="center"/>
+            <w:hideMark/>
+          </w:tcPr>
+          <w:p>
+            <w:pPr>
+              <w:spacing w:after="0"/>
+              <w:jc w:val="center"/>
+              <w:cnfStyle w:val="000000100000" w:firstRow="0" w:lastRow="0" w:firstColumn="0" w:lastColumn="0" w:oddVBand="0" w:evenVBand="0" w:oddHBand="1" w:evenHBand="0" w:firstRowFirstColumn="0" w:firstRowLastColumn="0" w:lastRowFirstColumn="0" w:lastRowLastColumn="0"/>
+              <w:rPr>
+                <w:rFonts w:eastAsia="Times New Roman" w:cs="Arial"/>
+                <w:sz w:val="20"/>
+                <w:szCs w:val="20"/>
+              </w:rPr>
+            </w:pPr>
+            <w:r>
+              <w:rPr>
+                <w:rFonts w:eastAsia="Times New Roman" w:cs="Arial"/>
+                <w:sz w:val="20"/>
+                <w:szCs w:val="20"/>
+              </w:rPr>
+              <w:t>316.1</w:t>
+            </w:r>
+          </w:p>
+        </w:tc>
+      </w:tr>
+      <w:tr>
+        <w:trPr>
+          <w:trHeight w:val="340"/>
+          <w:jc w:val="center"/>
+        </w:trPr>
+        <w:tc>
+          <w:tcPr>
+            <w:cnfStyle w:val="001000000000" w:firstRow="0" w:lastRow="0" w:firstColumn="1" w:lastColumn="0" w:oddVBand="0" w:evenVBand="0" w:oddHBand="0" w:evenHBand="0" w:firstRowFirstColumn="0" w:firstRowLastColumn="0" w:lastRowFirstColumn="0" w:lastRowLastColumn="0"/>
+            <w:tcW w:w="541" w:type="dxa"/>
+            <w:vMerge/>
+          </w:tcPr>
+          <w:p>
+            <w:pPr>
+              <w:spacing w:after="0"/>
+              <w:jc w:val="center"/>
+              <w:rPr>
+                <w:rFonts w:eastAsia="Times New Roman" w:cs="Arial"/>
+                <w:sz w:val="24"/>
+                <w:szCs w:val="24"/>
+              </w:rPr>
+            </w:pPr>
+          </w:p>
+        </w:tc>
+        <w:tc>
+          <w:tcPr>
+            <w:tcW w:w="541" w:type="dxa"/>
+            <w:noWrap/>
+            <w:vAlign w:val="center"/>
+            <w:hideMark/>
+          </w:tcPr>
+          <w:p>
+            <w:pPr>
+              <w:spacing w:after="0"/>
+              <w:jc w:val="center"/>
+              <w:cnfStyle w:val="000000000000" w:firstRow="0" w:lastRow="0" w:firstColumn="0" w:lastColumn="0" w:oddVBand="0" w:evenVBand="0" w:oddHBand="0" w:evenHBand="0" w:firstRowFirstColumn="0" w:firstRowLastColumn="0" w:lastRowFirstColumn="0" w:lastRowLastColumn="0"/>
+              <w:rPr>
+                <w:rFonts w:eastAsia="Times New Roman" w:cs="Arial"/>
+                <w:b/>
+                <w:sz w:val="20"/>
+                <w:szCs w:val="20"/>
+              </w:rPr>
+            </w:pPr>
+            <w:r>
+              <w:rPr>
+                <w:rFonts w:eastAsia="Times New Roman" w:cs="Arial"/>
+                <w:sz w:val="20"/>
+                <w:szCs w:val="20"/>
+              </w:rPr>
+              <w:t>F</w:t>
+            </w:r>
+          </w:p>
+        </w:tc>
+        <w:tc>
+          <w:tcPr>
+            <w:tcW w:w="1658" w:type="dxa"/>
+            <w:noWrap/>
+            <w:vAlign w:val="center"/>
+            <w:hideMark/>
+          </w:tcPr>
+          <w:p>
+            <w:pPr>
+              <w:spacing w:after="0"/>
+              <w:jc w:val="center"/>
+              <w:cnfStyle w:val="000000000000" w:firstRow="0" w:lastRow="0" w:firstColumn="0" w:lastColumn="0" w:oddVBand="0" w:evenVBand="0" w:oddHBand="0" w:evenHBand="0" w:firstRowFirstColumn="0" w:firstRowLastColumn="0" w:lastRowFirstColumn="0" w:lastRowLastColumn="0"/>
+              <w:rPr>
+                <w:rFonts w:eastAsia="Times New Roman" w:cs="Arial"/>
+                <w:sz w:val="20"/>
+                <w:szCs w:val="20"/>
+              </w:rPr>
+            </w:pPr>
+            <w:r>
+              <w:rPr>
+                <w:rFonts w:eastAsia="Times New Roman" w:cs="Arial"/>
+                <w:sz w:val="20"/>
+                <w:szCs w:val="20"/>
+              </w:rPr>
+              <w:t xml:space="preserve">Serre </w:t>
+            </w:r>
+            <w:proofErr w:type="spellStart"/>
+            <w:r>
+              <w:rPr>
+                <w:rFonts w:eastAsia="Times New Roman" w:cs="Arial"/>
+                <w:sz w:val="20"/>
+                <w:szCs w:val="20"/>
+              </w:rPr>
+              <w:t>Ponçon</w:t>
+            </w:r>
+            <w:proofErr w:type="spellEnd"/>
+          </w:p>
+        </w:tc>
+        <w:tc>
+          <w:tcPr>
+            <w:tcW w:w="1097" w:type="dxa"/>
+            <w:noWrap/>
+            <w:vAlign w:val="center"/>
+            <w:hideMark/>
+          </w:tcPr>
+          <w:p>
+            <w:pPr>
+              <w:spacing w:after="0"/>
+              <w:jc w:val="center"/>
+              <w:cnfStyle w:val="000000000000" w:firstRow="0" w:lastRow="0" w:firstColumn="0" w:lastColumn="0" w:oddVBand="0" w:evenVBand="0" w:oddHBand="0" w:evenHBand="0" w:firstRowFirstColumn="0" w:firstRowLastColumn="0" w:lastRowFirstColumn="0" w:lastRowLastColumn="0"/>
+              <w:rPr>
+                <w:rFonts w:eastAsia="Times New Roman" w:cs="Arial"/>
+                <w:sz w:val="20"/>
+                <w:szCs w:val="20"/>
+              </w:rPr>
+            </w:pPr>
+            <w:proofErr w:type="spellStart"/>
+            <w:r>
+              <w:rPr>
+                <w:rFonts w:eastAsia="Times New Roman" w:cs="Arial"/>
+                <w:sz w:val="20"/>
+                <w:szCs w:val="20"/>
+              </w:rPr>
+              <w:t>Bge</w:t>
+            </w:r>
+            <w:proofErr w:type="spellEnd"/>
+            <w:r>
+              <w:rPr>
+                <w:rFonts w:eastAsia="Times New Roman" w:cs="Arial"/>
+                <w:sz w:val="20"/>
+                <w:szCs w:val="20"/>
+              </w:rPr>
+              <w:t>-PHSE</w:t>
+            </w:r>
+          </w:p>
+        </w:tc>
+        <w:tc>
+          <w:tcPr>
+            <w:tcW w:w="1309" w:type="dxa"/>
+            <w:vAlign w:val="center"/>
+          </w:tcPr>
+          <w:p>
+            <w:pPr>
+              <w:spacing w:after="0"/>
+              <w:jc w:val="center"/>
+              <w:cnfStyle w:val="000000000000" w:firstRow="0" w:lastRow="0" w:firstColumn="0" w:lastColumn="0" w:oddVBand="0" w:evenVBand="0" w:oddHBand="0" w:evenHBand="0" w:firstRowFirstColumn="0" w:firstRowLastColumn="0" w:lastRowFirstColumn="0" w:lastRowLastColumn="0"/>
+              <w:rPr>
+                <w:rFonts w:eastAsia="Times New Roman" w:cs="Arial"/>
+                <w:sz w:val="20"/>
+                <w:szCs w:val="20"/>
+              </w:rPr>
+            </w:pPr>
+            <w:proofErr w:type="spellStart"/>
+            <w:r>
+              <w:rPr>
+                <w:rFonts w:eastAsia="Times New Roman" w:cs="Arial"/>
+                <w:sz w:val="20"/>
+                <w:szCs w:val="20"/>
+              </w:rPr>
+              <w:t>Onema</w:t>
+            </w:r>
+            <w:proofErr w:type="spellEnd"/>
+          </w:p>
+        </w:tc>
+        <w:tc>
+          <w:tcPr>
+            <w:tcW w:w="1042" w:type="dxa"/>
+            <w:noWrap/>
+            <w:vAlign w:val="center"/>
+            <w:hideMark/>
+          </w:tcPr>
+          <w:p>
+            <w:pPr>
+              <w:spacing w:after="0"/>
+              <w:jc w:val="center"/>
+              <w:cnfStyle w:val="000000000000" w:firstRow="0" w:lastRow="0" w:firstColumn="0" w:lastColumn="0" w:oddVBand="0" w:evenVBand="0" w:oddHBand="0" w:evenHBand="0" w:firstRowFirstColumn="0" w:firstRowLastColumn="0" w:lastRowFirstColumn="0" w:lastRowLastColumn="0"/>
+              <w:rPr>
+                <w:rFonts w:eastAsia="Times New Roman" w:cs="Arial"/>
+                <w:sz w:val="20"/>
+                <w:szCs w:val="20"/>
+              </w:rPr>
+            </w:pPr>
+            <w:r>
+              <w:rPr>
+                <w:rFonts w:eastAsia="Times New Roman" w:cs="Arial"/>
+                <w:sz w:val="20"/>
+                <w:szCs w:val="20"/>
+              </w:rPr>
+              <w:t>1040</w:t>
+            </w:r>
+          </w:p>
+        </w:tc>
+        <w:tc>
+          <w:tcPr>
+            <w:tcW w:w="2071" w:type="dxa"/>
+            <w:noWrap/>
+            <w:vAlign w:val="center"/>
+            <w:hideMark/>
+          </w:tcPr>
+          <w:p>
+            <w:pPr>
+              <w:spacing w:after="0"/>
+              <w:jc w:val="center"/>
+              <w:cnfStyle w:val="000000000000" w:firstRow="0" w:lastRow="0" w:firstColumn="0" w:lastColumn="0" w:oddVBand="0" w:evenVBand="0" w:oddHBand="0" w:evenHBand="0" w:firstRowFirstColumn="0" w:firstRowLastColumn="0" w:lastRowFirstColumn="0" w:lastRowLastColumn="0"/>
+              <w:rPr>
+                <w:rFonts w:eastAsia="Times New Roman" w:cs="Arial"/>
+                <w:sz w:val="20"/>
+                <w:szCs w:val="20"/>
+              </w:rPr>
+            </w:pPr>
+            <w:r>
+              <w:rPr>
+                <w:rFonts w:eastAsia="Times New Roman" w:cs="Arial"/>
+                <w:sz w:val="20"/>
+                <w:szCs w:val="20"/>
+              </w:rPr>
+              <w:t>561.0</w:t>
+            </w:r>
+          </w:p>
+        </w:tc>
+      </w:tr>
+      <w:tr>
+        <w:trPr>
+          <w:cnfStyle w:val="000000100000" w:firstRow="0" w:lastRow="0" w:firstColumn="0" w:lastColumn="0" w:oddVBand="0" w:evenVBand="0" w:oddHBand="1" w:evenHBand="0" w:firstRowFirstColumn="0" w:firstRowLastColumn="0" w:lastRowFirstColumn="0" w:lastRowLastColumn="0"/>
+          <w:trHeight w:val="340"/>
+          <w:jc w:val="center"/>
+        </w:trPr>
+        <w:tc>
+          <w:tcPr>
+            <w:cnfStyle w:val="001000000000" w:firstRow="0" w:lastRow="0" w:firstColumn="1" w:lastColumn="0" w:oddVBand="0" w:evenVBand="0" w:oddHBand="0" w:evenHBand="0" w:firstRowFirstColumn="0" w:firstRowLastColumn="0" w:lastRowFirstColumn="0" w:lastRowLastColumn="0"/>
+            <w:tcW w:w="541" w:type="dxa"/>
+            <w:vMerge/>
+            <w:shd w:val="clear" w:color="auto" w:fill="F2F2F2" w:themeFill="background1" w:themeFillShade="F2"/>
+          </w:tcPr>
+          <w:p>
+            <w:pPr>
+              <w:spacing w:after="0"/>
+              <w:jc w:val="center"/>
+              <w:rPr>
+                <w:rFonts w:eastAsia="Times New Roman" w:cs="Arial"/>
+                <w:sz w:val="24"/>
+                <w:szCs w:val="24"/>
+              </w:rPr>
+            </w:pPr>
+          </w:p>
+        </w:tc>
+        <w:tc>
+          <w:tcPr>
+            <w:tcW w:w="541" w:type="dxa"/>
+            <w:shd w:val="clear" w:color="auto" w:fill="F2F2F2" w:themeFill="background1" w:themeFillShade="F2"/>
+            <w:noWrap/>
+            <w:vAlign w:val="center"/>
+            <w:hideMark/>
+          </w:tcPr>
+          <w:p>
+            <w:pPr>
+              <w:spacing w:after="0"/>
+              <w:jc w:val="center"/>
+              <w:cnfStyle w:val="000000100000" w:firstRow="0" w:lastRow="0" w:firstColumn="0" w:lastColumn="0" w:oddVBand="0" w:evenVBand="0" w:oddHBand="1" w:evenHBand="0" w:firstRowFirstColumn="0" w:firstRowLastColumn="0" w:lastRowFirstColumn="0" w:lastRowLastColumn="0"/>
+              <w:rPr>
+                <w:rFonts w:eastAsia="Times New Roman" w:cs="Arial"/>
+                <w:b/>
+                <w:sz w:val="20"/>
+                <w:szCs w:val="20"/>
+              </w:rPr>
+            </w:pPr>
+            <w:r>
+              <w:rPr>
+                <w:rFonts w:eastAsia="Times New Roman" w:cs="Arial"/>
+                <w:sz w:val="20"/>
+                <w:szCs w:val="20"/>
+              </w:rPr>
+              <w:t>G</w:t>
+            </w:r>
+          </w:p>
+        </w:tc>
+        <w:tc>
+          <w:tcPr>
+            <w:tcW w:w="1658" w:type="dxa"/>
+            <w:shd w:val="clear" w:color="auto" w:fill="F2F2F2" w:themeFill="background1" w:themeFillShade="F2"/>
+            <w:noWrap/>
+            <w:vAlign w:val="center"/>
+            <w:hideMark/>
+          </w:tcPr>
+          <w:p>
+            <w:pPr>
+              <w:spacing w:after="0"/>
+              <w:jc w:val="center"/>
+              <w:cnfStyle w:val="000000100000" w:firstRow="0" w:lastRow="0" w:firstColumn="0" w:lastColumn="0" w:oddVBand="0" w:evenVBand="0" w:oddHBand="1" w:evenHBand="0" w:firstRowFirstColumn="0" w:firstRowLastColumn="0" w:lastRowFirstColumn="0" w:lastRowLastColumn="0"/>
+              <w:rPr>
+                <w:rFonts w:eastAsia="Times New Roman" w:cs="Arial"/>
+                <w:sz w:val="20"/>
+                <w:szCs w:val="20"/>
+              </w:rPr>
+            </w:pPr>
+            <w:proofErr w:type="spellStart"/>
+            <w:r>
+              <w:rPr>
+                <w:rFonts w:eastAsia="Times New Roman" w:cs="Arial"/>
+                <w:sz w:val="20"/>
+                <w:szCs w:val="20"/>
+              </w:rPr>
+              <w:t>Chassezac</w:t>
+            </w:r>
+            <w:proofErr w:type="spellEnd"/>
+          </w:p>
+        </w:tc>
+        <w:tc>
+          <w:tcPr>
+            <w:tcW w:w="1097" w:type="dxa"/>
+            <w:shd w:val="clear" w:color="auto" w:fill="F2F2F2" w:themeFill="background1" w:themeFillShade="F2"/>
+            <w:noWrap/>
+            <w:vAlign w:val="center"/>
+            <w:hideMark/>
+          </w:tcPr>
+          <w:p>
+            <w:pPr>
+              <w:spacing w:after="0"/>
+              <w:jc w:val="center"/>
+              <w:cnfStyle w:val="000000100000" w:firstRow="0" w:lastRow="0" w:firstColumn="0" w:lastColumn="0" w:oddVBand="0" w:evenVBand="0" w:oddHBand="1" w:evenHBand="0" w:firstRowFirstColumn="0" w:firstRowLastColumn="0" w:lastRowFirstColumn="0" w:lastRowLastColumn="0"/>
+              <w:rPr>
+                <w:rFonts w:eastAsia="Times New Roman" w:cs="Arial"/>
+                <w:sz w:val="20"/>
+                <w:szCs w:val="20"/>
+              </w:rPr>
+            </w:pPr>
+            <w:proofErr w:type="spellStart"/>
+            <w:r>
+              <w:rPr>
+                <w:rFonts w:eastAsia="Times New Roman" w:cs="Arial"/>
+                <w:sz w:val="20"/>
+                <w:szCs w:val="20"/>
+              </w:rPr>
+              <w:t>Bge</w:t>
+            </w:r>
+            <w:proofErr w:type="spellEnd"/>
+            <w:r>
+              <w:rPr>
+                <w:rFonts w:eastAsia="Times New Roman" w:cs="Arial"/>
+                <w:sz w:val="20"/>
+                <w:szCs w:val="20"/>
+              </w:rPr>
+              <w:t>-PHSE</w:t>
+            </w:r>
+          </w:p>
+        </w:tc>
+        <w:tc>
+          <w:tcPr>
+            <w:tcW w:w="1309" w:type="dxa"/>
+            <w:shd w:val="clear" w:color="auto" w:fill="F2F2F2" w:themeFill="background1" w:themeFillShade="F2"/>
+            <w:vAlign w:val="center"/>
+          </w:tcPr>
+          <w:p>
+            <w:pPr>
+              <w:spacing w:after="0"/>
+              <w:jc w:val="center"/>
+              <w:cnfStyle w:val="000000100000" w:firstRow="0" w:lastRow="0" w:firstColumn="0" w:lastColumn="0" w:oddVBand="0" w:evenVBand="0" w:oddHBand="1" w:evenHBand="0" w:firstRowFirstColumn="0" w:firstRowLastColumn="0" w:lastRowFirstColumn="0" w:lastRowLastColumn="0"/>
+              <w:rPr>
+                <w:rFonts w:eastAsia="Times New Roman" w:cs="Arial"/>
+                <w:sz w:val="20"/>
+                <w:szCs w:val="20"/>
+              </w:rPr>
+            </w:pPr>
+            <w:proofErr w:type="spellStart"/>
+            <w:r>
+              <w:rPr>
+                <w:rFonts w:eastAsia="Times New Roman" w:cs="Arial"/>
+                <w:sz w:val="20"/>
+                <w:szCs w:val="20"/>
+              </w:rPr>
+              <w:t>Onema</w:t>
+            </w:r>
+            <w:proofErr w:type="spellEnd"/>
+          </w:p>
+        </w:tc>
+        <w:tc>
+          <w:tcPr>
+            <w:tcW w:w="1042" w:type="dxa"/>
+            <w:shd w:val="clear" w:color="auto" w:fill="F2F2F2" w:themeFill="background1" w:themeFillShade="F2"/>
+            <w:noWrap/>
+            <w:vAlign w:val="center"/>
+            <w:hideMark/>
+          </w:tcPr>
+          <w:p>
+            <w:pPr>
+              <w:spacing w:after="0"/>
+              <w:jc w:val="center"/>
+              <w:cnfStyle w:val="000000100000" w:firstRow="0" w:lastRow="0" w:firstColumn="0" w:lastColumn="0" w:oddVBand="0" w:evenVBand="0" w:oddHBand="1" w:evenHBand="0" w:firstRowFirstColumn="0" w:firstRowLastColumn="0" w:lastRowFirstColumn="0" w:lastRowLastColumn="0"/>
+              <w:rPr>
+                <w:rFonts w:eastAsia="Times New Roman" w:cs="Arial"/>
+                <w:sz w:val="20"/>
+                <w:szCs w:val="20"/>
+              </w:rPr>
+            </w:pPr>
+            <w:r>
+              <w:rPr>
+                <w:rFonts w:eastAsia="Times New Roman" w:cs="Arial"/>
+                <w:sz w:val="20"/>
+                <w:szCs w:val="20"/>
+              </w:rPr>
+              <w:t>58</w:t>
+            </w:r>
+          </w:p>
+        </w:tc>
+        <w:tc>
+          <w:tcPr>
+            <w:tcW w:w="2071" w:type="dxa"/>
+            <w:shd w:val="clear" w:color="auto" w:fill="F2F2F2" w:themeFill="background1" w:themeFillShade="F2"/>
+            <w:noWrap/>
+            <w:vAlign w:val="center"/>
+            <w:hideMark/>
+          </w:tcPr>
+          <w:p>
+            <w:pPr>
+              <w:spacing w:after="0"/>
+              <w:jc w:val="center"/>
+              <w:cnfStyle w:val="000000100000" w:firstRow="0" w:lastRow="0" w:firstColumn="0" w:lastColumn="0" w:oddVBand="0" w:evenVBand="0" w:oddHBand="1" w:evenHBand="0" w:firstRowFirstColumn="0" w:firstRowLastColumn="0" w:lastRowFirstColumn="0" w:lastRowLastColumn="0"/>
+              <w:rPr>
+                <w:rFonts w:eastAsia="Times New Roman" w:cs="Arial"/>
+                <w:sz w:val="20"/>
+                <w:szCs w:val="20"/>
+              </w:rPr>
+            </w:pPr>
+            <w:r>
+              <w:rPr>
+                <w:rFonts w:eastAsia="Times New Roman" w:cs="Arial"/>
+                <w:sz w:val="20"/>
+                <w:szCs w:val="20"/>
+              </w:rPr>
+              <w:t>7.8</w:t>
+            </w:r>
+          </w:p>
+        </w:tc>
+      </w:tr>
+      <w:tr>
+        <w:trPr>
+          <w:trHeight w:val="340"/>
+          <w:jc w:val="center"/>
+        </w:trPr>
+        <w:tc>
+          <w:tcPr>
+            <w:cnfStyle w:val="001000000000" w:firstRow="0" w:lastRow="0" w:firstColumn="1" w:lastColumn="0" w:oddVBand="0" w:evenVBand="0" w:oddHBand="0" w:evenHBand="0" w:firstRowFirstColumn="0" w:firstRowLastColumn="0" w:lastRowFirstColumn="0" w:lastRowLastColumn="0"/>
+            <w:tcW w:w="541" w:type="dxa"/>
+            <w:vMerge/>
+          </w:tcPr>
+          <w:p>
+            <w:pPr>
+              <w:spacing w:after="0"/>
+              <w:jc w:val="center"/>
+              <w:rPr>
+                <w:rFonts w:eastAsia="Times New Roman" w:cs="Arial"/>
+                <w:sz w:val="24"/>
+                <w:szCs w:val="24"/>
+              </w:rPr>
+            </w:pPr>
+          </w:p>
+        </w:tc>
+        <w:tc>
+          <w:tcPr>
+            <w:tcW w:w="541" w:type="dxa"/>
+            <w:noWrap/>
+            <w:vAlign w:val="center"/>
+            <w:hideMark/>
+          </w:tcPr>
+          <w:p>
+            <w:pPr>
+              <w:spacing w:after="0"/>
+              <w:jc w:val="center"/>
+              <w:cnfStyle w:val="000000000000" w:firstRow="0" w:lastRow="0" w:firstColumn="0" w:lastColumn="0" w:oddVBand="0" w:evenVBand="0" w:oddHBand="0" w:evenHBand="0" w:firstRowFirstColumn="0" w:firstRowLastColumn="0" w:lastRowFirstColumn="0" w:lastRowLastColumn="0"/>
+              <w:rPr>
+                <w:rFonts w:eastAsia="Times New Roman" w:cs="Arial"/>
+                <w:b/>
+                <w:sz w:val="20"/>
+                <w:szCs w:val="20"/>
+              </w:rPr>
+            </w:pPr>
+            <w:r>
+              <w:rPr>
+                <w:rFonts w:eastAsia="Times New Roman" w:cs="Arial"/>
+                <w:sz w:val="20"/>
+                <w:szCs w:val="20"/>
+              </w:rPr>
+              <w:t>H</w:t>
+            </w:r>
+          </w:p>
+        </w:tc>
+        <w:tc>
+          <w:tcPr>
+            <w:tcW w:w="1658" w:type="dxa"/>
+            <w:noWrap/>
+            <w:vAlign w:val="center"/>
+            <w:hideMark/>
+          </w:tcPr>
+          <w:p>
+            <w:pPr>
+              <w:spacing w:after="0"/>
+              <w:jc w:val="center"/>
+              <w:cnfStyle w:val="000000000000" w:firstRow="0" w:lastRow="0" w:firstColumn="0" w:lastColumn="0" w:oddVBand="0" w:evenVBand="0" w:oddHBand="0" w:evenHBand="0" w:firstRowFirstColumn="0" w:firstRowLastColumn="0" w:lastRowFirstColumn="0" w:lastRowLastColumn="0"/>
+              <w:rPr>
+                <w:rFonts w:eastAsia="Times New Roman" w:cs="Arial"/>
+                <w:sz w:val="20"/>
+                <w:szCs w:val="20"/>
+              </w:rPr>
+            </w:pPr>
+            <w:r>
+              <w:rPr>
+                <w:rFonts w:eastAsia="Times New Roman" w:cs="Arial"/>
+                <w:sz w:val="20"/>
+                <w:szCs w:val="20"/>
+              </w:rPr>
+              <w:t>Sainte Croix</w:t>
+            </w:r>
+          </w:p>
+        </w:tc>
+        <w:tc>
+          <w:tcPr>
+            <w:tcW w:w="1097" w:type="dxa"/>
+            <w:noWrap/>
+            <w:vAlign w:val="center"/>
+            <w:hideMark/>
+          </w:tcPr>
+          <w:p>
+            <w:pPr>
+              <w:spacing w:after="0"/>
+              <w:jc w:val="center"/>
+              <w:cnfStyle w:val="000000000000" w:firstRow="0" w:lastRow="0" w:firstColumn="0" w:lastColumn="0" w:oddVBand="0" w:evenVBand="0" w:oddHBand="0" w:evenHBand="0" w:firstRowFirstColumn="0" w:firstRowLastColumn="0" w:lastRowFirstColumn="0" w:lastRowLastColumn="0"/>
+              <w:rPr>
+                <w:rFonts w:eastAsia="Times New Roman" w:cs="Arial"/>
+                <w:sz w:val="20"/>
+                <w:szCs w:val="20"/>
+              </w:rPr>
+            </w:pPr>
+            <w:proofErr w:type="spellStart"/>
+            <w:r>
+              <w:rPr>
+                <w:rFonts w:eastAsia="Times New Roman" w:cs="Arial"/>
+                <w:sz w:val="20"/>
+                <w:szCs w:val="20"/>
+              </w:rPr>
+              <w:t>Bge</w:t>
+            </w:r>
+            <w:proofErr w:type="spellEnd"/>
+            <w:r>
+              <w:rPr>
+                <w:rFonts w:eastAsia="Times New Roman" w:cs="Arial"/>
+                <w:sz w:val="20"/>
+                <w:szCs w:val="20"/>
+              </w:rPr>
+              <w:t>-PHSE</w:t>
+            </w:r>
+          </w:p>
+        </w:tc>
+        <w:tc>
+          <w:tcPr>
+            <w:tcW w:w="1309" w:type="dxa"/>
+            <w:vAlign w:val="center"/>
+          </w:tcPr>
+          <w:p>
+            <w:pPr>
+              <w:spacing w:after="0"/>
+              <w:jc w:val="center"/>
+              <w:cnfStyle w:val="000000000000" w:firstRow="0" w:lastRow="0" w:firstColumn="0" w:lastColumn="0" w:oddVBand="0" w:evenVBand="0" w:oddHBand="0" w:evenHBand="0" w:firstRowFirstColumn="0" w:firstRowLastColumn="0" w:lastRowFirstColumn="0" w:lastRowLastColumn="0"/>
+              <w:rPr>
+                <w:rFonts w:eastAsia="Times New Roman" w:cs="Arial"/>
+                <w:sz w:val="20"/>
+                <w:szCs w:val="20"/>
+              </w:rPr>
+            </w:pPr>
+            <w:proofErr w:type="spellStart"/>
+            <w:r>
+              <w:rPr>
+                <w:rFonts w:eastAsia="Times New Roman" w:cs="Arial"/>
+                <w:sz w:val="20"/>
+                <w:szCs w:val="20"/>
+              </w:rPr>
+              <w:t>Onema</w:t>
+            </w:r>
+            <w:proofErr w:type="spellEnd"/>
+          </w:p>
+        </w:tc>
+        <w:tc>
+          <w:tcPr>
+            <w:tcW w:w="1042" w:type="dxa"/>
+            <w:noWrap/>
+            <w:vAlign w:val="center"/>
+            <w:hideMark/>
+          </w:tcPr>
+          <w:p>
+            <w:pPr>
+              <w:spacing w:after="0"/>
+              <w:jc w:val="center"/>
+              <w:cnfStyle w:val="000000000000" w:firstRow="0" w:lastRow="0" w:firstColumn="0" w:lastColumn="0" w:oddVBand="0" w:evenVBand="0" w:oddHBand="0" w:evenHBand="0" w:firstRowFirstColumn="0" w:firstRowLastColumn="0" w:lastRowFirstColumn="0" w:lastRowLastColumn="0"/>
+              <w:rPr>
+                <w:rFonts w:eastAsia="Times New Roman" w:cs="Arial"/>
+                <w:sz w:val="20"/>
+                <w:szCs w:val="20"/>
+              </w:rPr>
+            </w:pPr>
+            <w:r>
+              <w:rPr>
+                <w:rFonts w:eastAsia="Times New Roman" w:cs="Arial"/>
+                <w:sz w:val="20"/>
+                <w:szCs w:val="20"/>
+              </w:rPr>
+              <w:t>760</w:t>
+            </w:r>
+          </w:p>
+        </w:tc>
+        <w:tc>
+          <w:tcPr>
+            <w:tcW w:w="2071" w:type="dxa"/>
+            <w:noWrap/>
+            <w:vAlign w:val="center"/>
+            <w:hideMark/>
+          </w:tcPr>
+          <w:p>
+            <w:pPr>
+              <w:spacing w:after="0"/>
+              <w:jc w:val="center"/>
+              <w:cnfStyle w:val="000000000000" w:firstRow="0" w:lastRow="0" w:firstColumn="0" w:lastColumn="0" w:oddVBand="0" w:evenVBand="0" w:oddHBand="0" w:evenHBand="0" w:firstRowFirstColumn="0" w:firstRowLastColumn="0" w:lastRowFirstColumn="0" w:lastRowLastColumn="0"/>
+              <w:rPr>
+                <w:rFonts w:eastAsia="Times New Roman" w:cs="Arial"/>
+                <w:sz w:val="20"/>
+                <w:szCs w:val="20"/>
+              </w:rPr>
+            </w:pPr>
+            <w:r>
+              <w:rPr>
+                <w:rFonts w:eastAsia="Times New Roman" w:cs="Arial"/>
+                <w:sz w:val="20"/>
+                <w:szCs w:val="20"/>
+              </w:rPr>
+              <w:t>689.8</w:t>
+            </w:r>
+          </w:p>
+        </w:tc>
+      </w:tr>
+      <w:tr>
+        <w:trPr>
+          <w:cnfStyle w:val="000000100000" w:firstRow="0" w:lastRow="0" w:firstColumn="0" w:lastColumn="0" w:oddVBand="0" w:evenVBand="0" w:oddHBand="1" w:evenHBand="0" w:firstRowFirstColumn="0" w:firstRowLastColumn="0" w:lastRowFirstColumn="0" w:lastRowLastColumn="0"/>
+          <w:trHeight w:val="340"/>
+          <w:jc w:val="center"/>
+        </w:trPr>
+        <w:tc>
+          <w:tcPr>
+            <w:cnfStyle w:val="001000000000" w:firstRow="0" w:lastRow="0" w:firstColumn="1" w:lastColumn="0" w:oddVBand="0" w:evenVBand="0" w:oddHBand="0" w:evenHBand="0" w:firstRowFirstColumn="0" w:firstRowLastColumn="0" w:lastRowFirstColumn="0" w:lastRowLastColumn="0"/>
+            <w:tcW w:w="541" w:type="dxa"/>
+            <w:vMerge w:val="restart"/>
+            <w:shd w:val="clear" w:color="auto" w:fill="DAEEF3" w:themeFill="accent5" w:themeFillTint="33"/>
+            <w:textDirection w:val="btLr"/>
+          </w:tcPr>
+          <w:p>
+            <w:pPr>
+              <w:spacing w:after="0"/>
+              <w:ind w:left="113" w:right="113"/>
+              <w:jc w:val="center"/>
+              <w:rPr>
+                <w:rFonts w:eastAsia="Times New Roman" w:cs="Arial"/>
+                <w:sz w:val="24"/>
+                <w:szCs w:val="24"/>
+              </w:rPr>
+            </w:pPr>
+            <w:r>
+              <w:rPr>
+                <w:rFonts w:eastAsia="Times New Roman" w:cs="Arial"/>
+                <w:sz w:val="24"/>
+                <w:szCs w:val="24"/>
+              </w:rPr>
+              <w:t>DERIVATIONS</w:t>
+            </w:r>
+          </w:p>
+        </w:tc>
+        <w:tc>
+          <w:tcPr>
+            <w:tcW w:w="541" w:type="dxa"/>
+            <w:shd w:val="clear" w:color="auto" w:fill="DAEEF3" w:themeFill="accent5" w:themeFillTint="33"/>
+            <w:noWrap/>
+            <w:vAlign w:val="center"/>
+            <w:hideMark/>
+          </w:tcPr>
+          <w:p>
+            <w:pPr>
+              <w:spacing w:after="0"/>
+              <w:jc w:val="center"/>
+              <w:cnfStyle w:val="000000100000" w:firstRow="0" w:lastRow="0" w:firstColumn="0" w:lastColumn="0" w:oddVBand="0" w:evenVBand="0" w:oddHBand="1" w:evenHBand="0" w:firstRowFirstColumn="0" w:firstRowLastColumn="0" w:lastRowFirstColumn="0" w:lastRowLastColumn="0"/>
+              <w:rPr>
+                <w:rFonts w:eastAsia="Times New Roman" w:cs="Arial"/>
+                <w:b/>
+                <w:sz w:val="20"/>
+                <w:szCs w:val="20"/>
+              </w:rPr>
+            </w:pPr>
+            <w:r>
+              <w:rPr>
+                <w:rFonts w:eastAsia="Times New Roman" w:cs="Arial"/>
+                <w:sz w:val="20"/>
+                <w:szCs w:val="20"/>
+              </w:rPr>
+              <w:t>I1</w:t>
+            </w:r>
+          </w:p>
+        </w:tc>
+        <w:tc>
+          <w:tcPr>
+            <w:tcW w:w="1658" w:type="dxa"/>
+            <w:shd w:val="clear" w:color="auto" w:fill="DAEEF3" w:themeFill="accent5" w:themeFillTint="33"/>
+            <w:noWrap/>
+            <w:vAlign w:val="center"/>
+            <w:hideMark/>
+          </w:tcPr>
+          <w:p>
+            <w:pPr>
+              <w:spacing w:after="0"/>
+              <w:jc w:val="center"/>
+              <w:cnfStyle w:val="000000100000" w:firstRow="0" w:lastRow="0" w:firstColumn="0" w:lastColumn="0" w:oddVBand="0" w:evenVBand="0" w:oddHBand="1" w:evenHBand="0" w:firstRowFirstColumn="0" w:firstRowLastColumn="0" w:lastRowFirstColumn="0" w:lastRowLastColumn="0"/>
+              <w:rPr>
+                <w:rFonts w:eastAsia="Times New Roman" w:cs="Arial"/>
+                <w:sz w:val="20"/>
+                <w:szCs w:val="20"/>
+              </w:rPr>
+            </w:pPr>
+            <w:r>
+              <w:rPr>
+                <w:rFonts w:eastAsia="Times New Roman" w:cs="Arial"/>
+                <w:sz w:val="20"/>
+                <w:szCs w:val="20"/>
+              </w:rPr>
+              <w:t>Isère-Arc</w:t>
+            </w:r>
+          </w:p>
+        </w:tc>
+        <w:tc>
+          <w:tcPr>
+            <w:tcW w:w="1097" w:type="dxa"/>
+            <w:shd w:val="clear" w:color="auto" w:fill="DAEEF3" w:themeFill="accent5" w:themeFillTint="33"/>
+            <w:noWrap/>
+            <w:vAlign w:val="center"/>
+            <w:hideMark/>
+          </w:tcPr>
+          <w:p>
+            <w:pPr>
+              <w:spacing w:after="0"/>
+              <w:jc w:val="center"/>
+              <w:cnfStyle w:val="000000100000" w:firstRow="0" w:lastRow="0" w:firstColumn="0" w:lastColumn="0" w:oddVBand="0" w:evenVBand="0" w:oddHBand="1" w:evenHBand="0" w:firstRowFirstColumn="0" w:firstRowLastColumn="0" w:lastRowFirstColumn="0" w:lastRowLastColumn="0"/>
+              <w:rPr>
+                <w:rFonts w:eastAsia="Times New Roman" w:cs="Arial"/>
+                <w:sz w:val="20"/>
+                <w:szCs w:val="20"/>
+              </w:rPr>
+            </w:pPr>
+            <w:r>
+              <w:rPr>
+                <w:rFonts w:eastAsia="Times New Roman" w:cs="Arial"/>
+                <w:sz w:val="20"/>
+                <w:szCs w:val="20"/>
+              </w:rPr>
+              <w:t>T</w:t>
+            </w:r>
+          </w:p>
+        </w:tc>
+        <w:tc>
+          <w:tcPr>
+            <w:tcW w:w="1309" w:type="dxa"/>
+            <w:shd w:val="clear" w:color="auto" w:fill="DAEEF3" w:themeFill="accent5" w:themeFillTint="33"/>
+            <w:vAlign w:val="center"/>
+          </w:tcPr>
+          <w:p>
+            <w:pPr>
+              <w:spacing w:after="0"/>
+              <w:jc w:val="center"/>
+              <w:cnfStyle w:val="000000100000" w:firstRow="0" w:lastRow="0" w:firstColumn="0" w:lastColumn="0" w:oddVBand="0" w:evenVBand="0" w:oddHBand="1" w:evenHBand="0" w:firstRowFirstColumn="0" w:firstRowLastColumn="0" w:lastRowFirstColumn="0" w:lastRowLastColumn="0"/>
+              <w:rPr>
+                <w:rFonts w:eastAsia="Times New Roman" w:cs="Arial"/>
+                <w:sz w:val="20"/>
+                <w:szCs w:val="20"/>
+              </w:rPr>
+            </w:pPr>
+            <w:r>
+              <w:rPr>
+                <w:rFonts w:eastAsia="Times New Roman" w:cs="Arial"/>
+                <w:sz w:val="20"/>
+                <w:szCs w:val="20"/>
+              </w:rPr>
+              <w:t>Extrapolation</w:t>
+            </w:r>
+          </w:p>
+        </w:tc>
+        <w:tc>
+          <w:tcPr>
+            <w:tcW w:w="1042" w:type="dxa"/>
+            <w:shd w:val="clear" w:color="auto" w:fill="DAEEF3" w:themeFill="accent5" w:themeFillTint="33"/>
+            <w:noWrap/>
+            <w:vAlign w:val="center"/>
+            <w:hideMark/>
+          </w:tcPr>
+          <w:p>
+            <w:pPr>
+              <w:spacing w:after="0"/>
+              <w:jc w:val="center"/>
+              <w:cnfStyle w:val="000000100000" w:firstRow="0" w:lastRow="0" w:firstColumn="0" w:lastColumn="0" w:oddVBand="0" w:evenVBand="0" w:oddHBand="1" w:evenHBand="0" w:firstRowFirstColumn="0" w:firstRowLastColumn="0" w:lastRowFirstColumn="0" w:lastRowLastColumn="0"/>
+              <w:rPr>
+                <w:rFonts w:eastAsia="Times New Roman" w:cs="Arial"/>
+                <w:sz w:val="20"/>
+                <w:szCs w:val="20"/>
+              </w:rPr>
+            </w:pPr>
+            <w:r>
+              <w:rPr>
+                <w:rFonts w:eastAsia="Times New Roman" w:cs="Arial"/>
+                <w:sz w:val="20"/>
+                <w:szCs w:val="20"/>
+              </w:rPr>
+              <w:t>--</w:t>
+            </w:r>
+          </w:p>
+        </w:tc>
+        <w:tc>
+          <w:tcPr>
+            <w:tcW w:w="2071" w:type="dxa"/>
+            <w:shd w:val="clear" w:color="auto" w:fill="DAEEF3" w:themeFill="accent5" w:themeFillTint="33"/>
+            <w:noWrap/>
+            <w:vAlign w:val="center"/>
+            <w:hideMark/>
+          </w:tcPr>
+          <w:p>
+            <w:pPr>
+              <w:spacing w:after="0"/>
+              <w:jc w:val="center"/>
+              <w:cnfStyle w:val="000000100000" w:firstRow="0" w:lastRow="0" w:firstColumn="0" w:lastColumn="0" w:oddVBand="0" w:evenVBand="0" w:oddHBand="1" w:evenHBand="0" w:firstRowFirstColumn="0" w:firstRowLastColumn="0" w:lastRowFirstColumn="0" w:lastRowLastColumn="0"/>
+              <w:rPr>
+                <w:rFonts w:eastAsia="Times New Roman" w:cs="Arial"/>
+                <w:sz w:val="20"/>
+                <w:szCs w:val="20"/>
+              </w:rPr>
+            </w:pPr>
+            <w:r>
+              <w:rPr>
+                <w:rFonts w:eastAsia="Times New Roman" w:cs="Arial"/>
+                <w:sz w:val="20"/>
+                <w:szCs w:val="20"/>
+              </w:rPr>
+              <w:t>--</w:t>
+            </w:r>
+          </w:p>
+        </w:tc>
+      </w:tr>
+      <w:tr>
+        <w:trPr>
+          <w:trHeight w:val="340"/>
+          <w:jc w:val="center"/>
+        </w:trPr>
+        <w:tc>
+          <w:tcPr>
+            <w:cnfStyle w:val="001000000000" w:firstRow="0" w:lastRow="0" w:firstColumn="1" w:lastColumn="0" w:oddVBand="0" w:evenVBand="0" w:oddHBand="0" w:evenHBand="0" w:firstRowFirstColumn="0" w:firstRowLastColumn="0" w:lastRowFirstColumn="0" w:lastRowLastColumn="0"/>
+            <w:tcW w:w="541" w:type="dxa"/>
+            <w:vMerge/>
+            <w:shd w:val="clear" w:color="auto" w:fill="DAEEF3" w:themeFill="accent5" w:themeFillTint="33"/>
+          </w:tcPr>
+          <w:p>
+            <w:pPr>
+              <w:spacing w:after="0"/>
+              <w:jc w:val="center"/>
+              <w:rPr>
+                <w:rFonts w:eastAsia="Times New Roman" w:cs="Arial"/>
+                <w:sz w:val="20"/>
+                <w:szCs w:val="20"/>
+              </w:rPr>
+            </w:pPr>
+          </w:p>
+        </w:tc>
+        <w:tc>
+          <w:tcPr>
+            <w:tcW w:w="541" w:type="dxa"/>
+            <w:shd w:val="clear" w:color="auto" w:fill="DAEEF3" w:themeFill="accent5" w:themeFillTint="33"/>
+            <w:noWrap/>
+            <w:vAlign w:val="center"/>
+            <w:hideMark/>
+          </w:tcPr>
+          <w:p>
+            <w:pPr>
+              <w:spacing w:after="0"/>
+              <w:jc w:val="center"/>
+              <w:cnfStyle w:val="000000000000" w:firstRow="0" w:lastRow="0" w:firstColumn="0" w:lastColumn="0" w:oddVBand="0" w:evenVBand="0" w:oddHBand="0" w:evenHBand="0" w:firstRowFirstColumn="0" w:firstRowLastColumn="0" w:lastRowFirstColumn="0" w:lastRowLastColumn="0"/>
+              <w:rPr>
+                <w:rFonts w:eastAsia="Times New Roman" w:cs="Arial"/>
+                <w:b/>
+                <w:sz w:val="20"/>
+                <w:szCs w:val="20"/>
+              </w:rPr>
+            </w:pPr>
+            <w:r>
+              <w:rPr>
+                <w:rFonts w:eastAsia="Times New Roman" w:cs="Arial"/>
+                <w:sz w:val="20"/>
+                <w:szCs w:val="20"/>
+              </w:rPr>
+              <w:t>I2</w:t>
+            </w:r>
+          </w:p>
+        </w:tc>
+        <w:tc>
+          <w:tcPr>
+            <w:tcW w:w="1658" w:type="dxa"/>
+            <w:shd w:val="clear" w:color="auto" w:fill="DAEEF3" w:themeFill="accent5" w:themeFillTint="33"/>
+            <w:noWrap/>
+            <w:vAlign w:val="center"/>
+            <w:hideMark/>
+          </w:tcPr>
+          <w:p>
+            <w:pPr>
+              <w:spacing w:after="0"/>
+              <w:jc w:val="center"/>
+              <w:cnfStyle w:val="000000000000" w:firstRow="0" w:lastRow="0" w:firstColumn="0" w:lastColumn="0" w:oddVBand="0" w:evenVBand="0" w:oddHBand="0" w:evenHBand="0" w:firstRowFirstColumn="0" w:firstRowLastColumn="0" w:lastRowFirstColumn="0" w:lastRowLastColumn="0"/>
+              <w:rPr>
+                <w:rFonts w:eastAsia="Times New Roman" w:cs="Arial"/>
+                <w:sz w:val="20"/>
+                <w:szCs w:val="20"/>
+              </w:rPr>
+            </w:pPr>
+            <w:r>
+              <w:rPr>
+                <w:rFonts w:eastAsia="Times New Roman" w:cs="Arial"/>
+                <w:sz w:val="20"/>
+                <w:szCs w:val="20"/>
+              </w:rPr>
+              <w:t>Arc-Isère</w:t>
+            </w:r>
+          </w:p>
+        </w:tc>
+        <w:tc>
+          <w:tcPr>
+            <w:tcW w:w="1097" w:type="dxa"/>
+            <w:shd w:val="clear" w:color="auto" w:fill="DAEEF3" w:themeFill="accent5" w:themeFillTint="33"/>
+            <w:noWrap/>
+            <w:vAlign w:val="center"/>
+            <w:hideMark/>
+          </w:tcPr>
+          <w:p>
+            <w:pPr>
+              <w:spacing w:after="0"/>
+              <w:jc w:val="center"/>
+              <w:cnfStyle w:val="000000000000" w:firstRow="0" w:lastRow="0" w:firstColumn="0" w:lastColumn="0" w:oddVBand="0" w:evenVBand="0" w:oddHBand="0" w:evenHBand="0" w:firstRowFirstColumn="0" w:firstRowLastColumn="0" w:lastRowFirstColumn="0" w:lastRowLastColumn="0"/>
+              <w:rPr>
+                <w:rFonts w:eastAsia="Times New Roman" w:cs="Arial"/>
+                <w:sz w:val="20"/>
+                <w:szCs w:val="20"/>
+              </w:rPr>
+            </w:pPr>
+            <w:r>
+              <w:rPr>
+                <w:rFonts w:eastAsia="Times New Roman" w:cs="Arial"/>
+                <w:sz w:val="20"/>
+                <w:szCs w:val="20"/>
+              </w:rPr>
+              <w:t>T</w:t>
+            </w:r>
+          </w:p>
+        </w:tc>
+        <w:tc>
+          <w:tcPr>
+            <w:tcW w:w="1309" w:type="dxa"/>
+            <w:shd w:val="clear" w:color="auto" w:fill="DAEEF3" w:themeFill="accent5" w:themeFillTint="33"/>
+            <w:vAlign w:val="center"/>
+          </w:tcPr>
+          <w:p>
+            <w:pPr>
+              <w:spacing w:after="0"/>
+              <w:jc w:val="center"/>
+              <w:cnfStyle w:val="000000000000" w:firstRow="0" w:lastRow="0" w:firstColumn="0" w:lastColumn="0" w:oddVBand="0" w:evenVBand="0" w:oddHBand="0" w:evenHBand="0" w:firstRowFirstColumn="0" w:firstRowLastColumn="0" w:lastRowFirstColumn="0" w:lastRowLastColumn="0"/>
+              <w:rPr>
+                <w:rFonts w:eastAsia="Times New Roman" w:cs="Arial"/>
+                <w:sz w:val="20"/>
+                <w:szCs w:val="20"/>
+              </w:rPr>
+            </w:pPr>
+            <w:r>
+              <w:rPr>
+                <w:rFonts w:eastAsia="Times New Roman" w:cs="Arial"/>
+                <w:sz w:val="20"/>
+                <w:szCs w:val="20"/>
+              </w:rPr>
+              <w:t>Nouvelle</w:t>
+            </w:r>
+          </w:p>
+        </w:tc>
+        <w:tc>
+          <w:tcPr>
+            <w:tcW w:w="1042" w:type="dxa"/>
+            <w:shd w:val="clear" w:color="auto" w:fill="DAEEF3" w:themeFill="accent5" w:themeFillTint="33"/>
+            <w:noWrap/>
+            <w:vAlign w:val="center"/>
+            <w:hideMark/>
+          </w:tcPr>
+          <w:p>
+            <w:pPr>
+              <w:spacing w:after="0"/>
+              <w:jc w:val="center"/>
+              <w:cnfStyle w:val="000000000000" w:firstRow="0" w:lastRow="0" w:firstColumn="0" w:lastColumn="0" w:oddVBand="0" w:evenVBand="0" w:oddHBand="0" w:evenHBand="0" w:firstRowFirstColumn="0" w:firstRowLastColumn="0" w:lastRowFirstColumn="0" w:lastRowLastColumn="0"/>
+              <w:rPr>
+                <w:rFonts w:eastAsia="Times New Roman" w:cs="Arial"/>
+                <w:sz w:val="20"/>
+                <w:szCs w:val="20"/>
+              </w:rPr>
+            </w:pPr>
+            <w:r>
+              <w:rPr>
+                <w:rFonts w:eastAsia="Times New Roman" w:cs="Arial"/>
+                <w:sz w:val="20"/>
+                <w:szCs w:val="20"/>
+              </w:rPr>
+              <w:t>--</w:t>
+            </w:r>
+          </w:p>
+        </w:tc>
+        <w:tc>
+          <w:tcPr>
+            <w:tcW w:w="2071" w:type="dxa"/>
+            <w:shd w:val="clear" w:color="auto" w:fill="DAEEF3" w:themeFill="accent5" w:themeFillTint="33"/>
+            <w:noWrap/>
+            <w:vAlign w:val="center"/>
+            <w:hideMark/>
+          </w:tcPr>
+          <w:p>
+            <w:pPr>
+              <w:spacing w:after="0"/>
+              <w:jc w:val="center"/>
+              <w:cnfStyle w:val="000000000000" w:firstRow="0" w:lastRow="0" w:firstColumn="0" w:lastColumn="0" w:oddVBand="0" w:evenVBand="0" w:oddHBand="0" w:evenHBand="0" w:firstRowFirstColumn="0" w:firstRowLastColumn="0" w:lastRowFirstColumn="0" w:lastRowLastColumn="0"/>
+              <w:rPr>
+                <w:rFonts w:eastAsia="Times New Roman" w:cs="Arial"/>
+                <w:sz w:val="20"/>
+                <w:szCs w:val="20"/>
+              </w:rPr>
+            </w:pPr>
+            <w:r>
+              <w:rPr>
+                <w:rFonts w:eastAsia="Times New Roman" w:cs="Arial"/>
+                <w:sz w:val="20"/>
+                <w:szCs w:val="20"/>
+              </w:rPr>
+              <w:t>--</w:t>
+            </w:r>
+          </w:p>
+        </w:tc>
+      </w:tr>
+      <w:tr>
+        <w:trPr>
+          <w:cnfStyle w:val="000000100000" w:firstRow="0" w:lastRow="0" w:firstColumn="0" w:lastColumn="0" w:oddVBand="0" w:evenVBand="0" w:oddHBand="1" w:evenHBand="0" w:firstRowFirstColumn="0" w:firstRowLastColumn="0" w:lastRowFirstColumn="0" w:lastRowLastColumn="0"/>
+          <w:trHeight w:val="340"/>
+          <w:jc w:val="center"/>
+        </w:trPr>
+        <w:tc>
+          <w:tcPr>
+            <w:cnfStyle w:val="001000000000" w:firstRow="0" w:lastRow="0" w:firstColumn="1" w:lastColumn="0" w:oddVBand="0" w:evenVBand="0" w:oddHBand="0" w:evenHBand="0" w:firstRowFirstColumn="0" w:firstRowLastColumn="0" w:lastRowFirstColumn="0" w:lastRowLastColumn="0"/>
+            <w:tcW w:w="541" w:type="dxa"/>
+            <w:vMerge/>
+            <w:shd w:val="clear" w:color="auto" w:fill="DAEEF3" w:themeFill="accent5" w:themeFillTint="33"/>
+          </w:tcPr>
+          <w:p>
+            <w:pPr>
+              <w:spacing w:after="0"/>
+              <w:jc w:val="center"/>
+              <w:rPr>
+                <w:rFonts w:eastAsia="Times New Roman" w:cs="Arial"/>
+                <w:sz w:val="20"/>
+                <w:szCs w:val="20"/>
+              </w:rPr>
+            </w:pPr>
+          </w:p>
+        </w:tc>
+        <w:tc>
+          <w:tcPr>
+            <w:tcW w:w="541" w:type="dxa"/>
+            <w:shd w:val="clear" w:color="auto" w:fill="DAEEF3" w:themeFill="accent5" w:themeFillTint="33"/>
+            <w:noWrap/>
+            <w:vAlign w:val="center"/>
+            <w:hideMark/>
+          </w:tcPr>
+          <w:p>
+            <w:pPr>
+              <w:spacing w:after="0"/>
+              <w:jc w:val="center"/>
+              <w:cnfStyle w:val="000000100000" w:firstRow="0" w:lastRow="0" w:firstColumn="0" w:lastColumn="0" w:oddVBand="0" w:evenVBand="0" w:oddHBand="1" w:evenHBand="0" w:firstRowFirstColumn="0" w:firstRowLastColumn="0" w:lastRowFirstColumn="0" w:lastRowLastColumn="0"/>
+              <w:rPr>
+                <w:rFonts w:eastAsia="Times New Roman" w:cs="Arial"/>
+                <w:b/>
+                <w:sz w:val="20"/>
+                <w:szCs w:val="20"/>
+              </w:rPr>
+            </w:pPr>
+            <w:r>
+              <w:rPr>
+                <w:rFonts w:eastAsia="Times New Roman" w:cs="Arial"/>
+                <w:sz w:val="20"/>
+                <w:szCs w:val="20"/>
+              </w:rPr>
+              <w:t>J1</w:t>
+            </w:r>
+          </w:p>
+        </w:tc>
+        <w:tc>
+          <w:tcPr>
+            <w:tcW w:w="1658" w:type="dxa"/>
+            <w:shd w:val="clear" w:color="auto" w:fill="DAEEF3" w:themeFill="accent5" w:themeFillTint="33"/>
+            <w:noWrap/>
+            <w:vAlign w:val="center"/>
+            <w:hideMark/>
+          </w:tcPr>
+          <w:p>
+            <w:pPr>
+              <w:spacing w:after="0"/>
+              <w:jc w:val="center"/>
+              <w:cnfStyle w:val="000000100000" w:firstRow="0" w:lastRow="0" w:firstColumn="0" w:lastColumn="0" w:oddVBand="0" w:evenVBand="0" w:oddHBand="1" w:evenHBand="0" w:firstRowFirstColumn="0" w:firstRowLastColumn="0" w:lastRowFirstColumn="0" w:lastRowLastColumn="0"/>
+              <w:rPr>
+                <w:rFonts w:eastAsia="Times New Roman" w:cs="Arial"/>
+                <w:sz w:val="20"/>
+                <w:szCs w:val="20"/>
+              </w:rPr>
+            </w:pPr>
+            <w:r>
+              <w:rPr>
+                <w:rFonts w:eastAsia="Times New Roman" w:cs="Arial"/>
+                <w:sz w:val="20"/>
+                <w:szCs w:val="20"/>
+              </w:rPr>
+              <w:t>Verdon-Canaux</w:t>
+            </w:r>
+          </w:p>
+        </w:tc>
+        <w:tc>
+          <w:tcPr>
+            <w:tcW w:w="1097" w:type="dxa"/>
+            <w:shd w:val="clear" w:color="auto" w:fill="DAEEF3" w:themeFill="accent5" w:themeFillTint="33"/>
+            <w:noWrap/>
+            <w:vAlign w:val="center"/>
+            <w:hideMark/>
+          </w:tcPr>
+          <w:p>
+            <w:pPr>
+              <w:spacing w:after="0"/>
+              <w:jc w:val="center"/>
+              <w:cnfStyle w:val="000000100000" w:firstRow="0" w:lastRow="0" w:firstColumn="0" w:lastColumn="0" w:oddVBand="0" w:evenVBand="0" w:oddHBand="1" w:evenHBand="0" w:firstRowFirstColumn="0" w:firstRowLastColumn="0" w:lastRowFirstColumn="0" w:lastRowLastColumn="0"/>
+              <w:rPr>
+                <w:rFonts w:eastAsia="Times New Roman" w:cs="Arial"/>
+                <w:sz w:val="20"/>
+                <w:szCs w:val="20"/>
+              </w:rPr>
+            </w:pPr>
+            <w:r>
+              <w:rPr>
+                <w:rFonts w:eastAsia="Times New Roman" w:cs="Arial"/>
+                <w:sz w:val="20"/>
+                <w:szCs w:val="20"/>
+              </w:rPr>
+              <w:t>T-OUT</w:t>
+            </w:r>
+          </w:p>
+        </w:tc>
+        <w:tc>
+          <w:tcPr>
+            <w:tcW w:w="1309" w:type="dxa"/>
+            <w:shd w:val="clear" w:color="auto" w:fill="DAEEF3" w:themeFill="accent5" w:themeFillTint="33"/>
+            <w:vAlign w:val="center"/>
+          </w:tcPr>
+          <w:p>
+            <w:pPr>
+              <w:spacing w:after="0"/>
+              <w:jc w:val="center"/>
+              <w:cnfStyle w:val="000000100000" w:firstRow="0" w:lastRow="0" w:firstColumn="0" w:lastColumn="0" w:oddVBand="0" w:evenVBand="0" w:oddHBand="1" w:evenHBand="0" w:firstRowFirstColumn="0" w:firstRowLastColumn="0" w:lastRowFirstColumn="0" w:lastRowLastColumn="0"/>
+              <w:rPr>
+                <w:rFonts w:eastAsia="Times New Roman" w:cs="Arial"/>
+                <w:sz w:val="20"/>
+                <w:szCs w:val="20"/>
+              </w:rPr>
+            </w:pPr>
+            <w:r>
+              <w:rPr>
+                <w:rFonts w:eastAsia="Times New Roman" w:cs="Arial"/>
+                <w:sz w:val="20"/>
+                <w:szCs w:val="20"/>
+              </w:rPr>
+              <w:t>Extrapolation</w:t>
+            </w:r>
+          </w:p>
+        </w:tc>
+        <w:tc>
+          <w:tcPr>
+            <w:tcW w:w="1042" w:type="dxa"/>
+            <w:shd w:val="clear" w:color="auto" w:fill="DAEEF3" w:themeFill="accent5" w:themeFillTint="33"/>
+            <w:noWrap/>
+            <w:vAlign w:val="center"/>
+            <w:hideMark/>
+          </w:tcPr>
+          <w:p>
+            <w:pPr>
+              <w:spacing w:after="0"/>
+              <w:jc w:val="center"/>
+              <w:cnfStyle w:val="000000100000" w:firstRow="0" w:lastRow="0" w:firstColumn="0" w:lastColumn="0" w:oddVBand="0" w:evenVBand="0" w:oddHBand="1" w:evenHBand="0" w:firstRowFirstColumn="0" w:firstRowLastColumn="0" w:lastRowFirstColumn="0" w:lastRowLastColumn="0"/>
+              <w:rPr>
+                <w:rFonts w:eastAsia="Times New Roman" w:cs="Arial"/>
+                <w:sz w:val="20"/>
+                <w:szCs w:val="20"/>
+              </w:rPr>
+            </w:pPr>
+            <w:r>
+              <w:rPr>
+                <w:rFonts w:eastAsia="Times New Roman" w:cs="Arial"/>
+                <w:sz w:val="20"/>
+                <w:szCs w:val="20"/>
+              </w:rPr>
+              <w:t>--</w:t>
+            </w:r>
+          </w:p>
+        </w:tc>
+        <w:tc>
+          <w:tcPr>
+            <w:tcW w:w="2071" w:type="dxa"/>
+            <w:shd w:val="clear" w:color="auto" w:fill="DAEEF3" w:themeFill="accent5" w:themeFillTint="33"/>
+            <w:noWrap/>
+            <w:vAlign w:val="center"/>
+            <w:hideMark/>
+          </w:tcPr>
+          <w:p>
+            <w:pPr>
+              <w:spacing w:after="0"/>
+              <w:jc w:val="center"/>
+              <w:cnfStyle w:val="000000100000" w:firstRow="0" w:lastRow="0" w:firstColumn="0" w:lastColumn="0" w:oddVBand="0" w:evenVBand="0" w:oddHBand="1" w:evenHBand="0" w:firstRowFirstColumn="0" w:firstRowLastColumn="0" w:lastRowFirstColumn="0" w:lastRowLastColumn="0"/>
+              <w:rPr>
+                <w:rFonts w:eastAsia="Times New Roman" w:cs="Arial"/>
+                <w:sz w:val="20"/>
+                <w:szCs w:val="20"/>
+              </w:rPr>
+            </w:pPr>
+            <w:r>
+              <w:rPr>
+                <w:rFonts w:eastAsia="Times New Roman" w:cs="Arial"/>
+                <w:sz w:val="20"/>
+                <w:szCs w:val="20"/>
+              </w:rPr>
+              <w:t>--</w:t>
+            </w:r>
+          </w:p>
+        </w:tc>
+      </w:tr>
+      <w:tr>
+        <w:trPr>
+          <w:trHeight w:val="340"/>
+          <w:jc w:val="center"/>
+        </w:trPr>
+        <w:tc>
+          <w:tcPr>
+            <w:cnfStyle w:val="001000000000" w:firstRow="0" w:lastRow="0" w:firstColumn="1" w:lastColumn="0" w:oddVBand="0" w:evenVBand="0" w:oddHBand="0" w:evenHBand="0" w:firstRowFirstColumn="0" w:firstRowLastColumn="0" w:lastRowFirstColumn="0" w:lastRowLastColumn="0"/>
+            <w:tcW w:w="541" w:type="dxa"/>
+            <w:vMerge/>
+            <w:shd w:val="clear" w:color="auto" w:fill="DAEEF3" w:themeFill="accent5" w:themeFillTint="33"/>
+          </w:tcPr>
+          <w:p>
+            <w:pPr>
+              <w:spacing w:after="0"/>
+              <w:jc w:val="center"/>
+              <w:rPr>
+                <w:rFonts w:eastAsia="Times New Roman" w:cs="Arial"/>
+                <w:sz w:val="20"/>
+                <w:szCs w:val="20"/>
+              </w:rPr>
+            </w:pPr>
+          </w:p>
+        </w:tc>
+        <w:tc>
+          <w:tcPr>
+            <w:tcW w:w="541" w:type="dxa"/>
+            <w:shd w:val="clear" w:color="auto" w:fill="DAEEF3" w:themeFill="accent5" w:themeFillTint="33"/>
+            <w:noWrap/>
+            <w:vAlign w:val="center"/>
+            <w:hideMark/>
+          </w:tcPr>
+          <w:p>
+            <w:pPr>
+              <w:spacing w:after="0"/>
+              <w:jc w:val="center"/>
+              <w:cnfStyle w:val="000000000000" w:firstRow="0" w:lastRow="0" w:firstColumn="0" w:lastColumn="0" w:oddVBand="0" w:evenVBand="0" w:oddHBand="0" w:evenHBand="0" w:firstRowFirstColumn="0" w:firstRowLastColumn="0" w:lastRowFirstColumn="0" w:lastRowLastColumn="0"/>
+              <w:rPr>
+                <w:rFonts w:eastAsia="Times New Roman" w:cs="Arial"/>
+                <w:b/>
+                <w:sz w:val="20"/>
+                <w:szCs w:val="20"/>
+              </w:rPr>
+            </w:pPr>
+            <w:r>
+              <w:rPr>
+                <w:rFonts w:eastAsia="Times New Roman" w:cs="Arial"/>
+                <w:sz w:val="20"/>
+                <w:szCs w:val="20"/>
+              </w:rPr>
+              <w:t>J2</w:t>
+            </w:r>
+          </w:p>
+        </w:tc>
+        <w:tc>
+          <w:tcPr>
+            <w:tcW w:w="1658" w:type="dxa"/>
+            <w:shd w:val="clear" w:color="auto" w:fill="DAEEF3" w:themeFill="accent5" w:themeFillTint="33"/>
+            <w:noWrap/>
+            <w:vAlign w:val="center"/>
+            <w:hideMark/>
+          </w:tcPr>
+          <w:p>
+            <w:pPr>
+              <w:spacing w:after="0"/>
+              <w:jc w:val="center"/>
+              <w:cnfStyle w:val="000000000000" w:firstRow="0" w:lastRow="0" w:firstColumn="0" w:lastColumn="0" w:oddVBand="0" w:evenVBand="0" w:oddHBand="0" w:evenHBand="0" w:firstRowFirstColumn="0" w:firstRowLastColumn="0" w:lastRowFirstColumn="0" w:lastRowLastColumn="0"/>
+              <w:rPr>
+                <w:rFonts w:eastAsia="Times New Roman" w:cs="Arial"/>
+                <w:sz w:val="20"/>
+                <w:szCs w:val="20"/>
+              </w:rPr>
+            </w:pPr>
+            <w:r>
+              <w:rPr>
+                <w:rFonts w:eastAsia="Times New Roman" w:cs="Arial"/>
+                <w:sz w:val="20"/>
+                <w:szCs w:val="20"/>
+              </w:rPr>
+              <w:t>Durance-Canaux</w:t>
+            </w:r>
+          </w:p>
+        </w:tc>
+        <w:tc>
+          <w:tcPr>
+            <w:tcW w:w="1097" w:type="dxa"/>
+            <w:shd w:val="clear" w:color="auto" w:fill="DAEEF3" w:themeFill="accent5" w:themeFillTint="33"/>
+            <w:noWrap/>
+            <w:vAlign w:val="center"/>
+            <w:hideMark/>
+          </w:tcPr>
+          <w:p>
+            <w:pPr>
+              <w:spacing w:after="0"/>
+              <w:jc w:val="center"/>
+              <w:cnfStyle w:val="000000000000" w:firstRow="0" w:lastRow="0" w:firstColumn="0" w:lastColumn="0" w:oddVBand="0" w:evenVBand="0" w:oddHBand="0" w:evenHBand="0" w:firstRowFirstColumn="0" w:firstRowLastColumn="0" w:lastRowFirstColumn="0" w:lastRowLastColumn="0"/>
+              <w:rPr>
+                <w:rFonts w:eastAsia="Times New Roman" w:cs="Arial"/>
+                <w:sz w:val="20"/>
+                <w:szCs w:val="20"/>
+              </w:rPr>
+            </w:pPr>
+            <w:r>
+              <w:rPr>
+                <w:rFonts w:eastAsia="Times New Roman" w:cs="Arial"/>
+                <w:sz w:val="20"/>
+                <w:szCs w:val="20"/>
+              </w:rPr>
+              <w:t>T-OUT</w:t>
+            </w:r>
+          </w:p>
+        </w:tc>
+        <w:tc>
+          <w:tcPr>
+            <w:tcW w:w="1309" w:type="dxa"/>
+            <w:shd w:val="clear" w:color="auto" w:fill="DAEEF3" w:themeFill="accent5" w:themeFillTint="33"/>
+            <w:vAlign w:val="center"/>
+          </w:tcPr>
+          <w:p>
+            <w:pPr>
+              <w:spacing w:after="0"/>
+              <w:jc w:val="center"/>
+              <w:cnfStyle w:val="000000000000" w:firstRow="0" w:lastRow="0" w:firstColumn="0" w:lastColumn="0" w:oddVBand="0" w:evenVBand="0" w:oddHBand="0" w:evenHBand="0" w:firstRowFirstColumn="0" w:firstRowLastColumn="0" w:lastRowFirstColumn="0" w:lastRowLastColumn="0"/>
+              <w:rPr>
+                <w:rFonts w:eastAsia="Times New Roman" w:cs="Arial"/>
+                <w:sz w:val="20"/>
+                <w:szCs w:val="20"/>
+              </w:rPr>
+            </w:pPr>
+            <w:r>
+              <w:rPr>
+                <w:rFonts w:eastAsia="Times New Roman" w:cs="Arial"/>
+                <w:sz w:val="20"/>
+                <w:szCs w:val="20"/>
+              </w:rPr>
+              <w:t>Nouvelle</w:t>
+            </w:r>
+          </w:p>
+        </w:tc>
+        <w:tc>
+          <w:tcPr>
+            <w:tcW w:w="1042" w:type="dxa"/>
+            <w:shd w:val="clear" w:color="auto" w:fill="DAEEF3" w:themeFill="accent5" w:themeFillTint="33"/>
+            <w:noWrap/>
+            <w:vAlign w:val="center"/>
+            <w:hideMark/>
+          </w:tcPr>
+          <w:p>
+            <w:pPr>
+              <w:spacing w:after="0"/>
+              <w:jc w:val="center"/>
+              <w:cnfStyle w:val="000000000000" w:firstRow="0" w:lastRow="0" w:firstColumn="0" w:lastColumn="0" w:oddVBand="0" w:evenVBand="0" w:oddHBand="0" w:evenHBand="0" w:firstRowFirstColumn="0" w:firstRowLastColumn="0" w:lastRowFirstColumn="0" w:lastRowLastColumn="0"/>
+              <w:rPr>
+                <w:rFonts w:eastAsia="Times New Roman" w:cs="Arial"/>
+                <w:sz w:val="20"/>
+                <w:szCs w:val="20"/>
+              </w:rPr>
+            </w:pPr>
+            <w:r>
+              <w:rPr>
+                <w:rFonts w:eastAsia="Times New Roman" w:cs="Arial"/>
+                <w:sz w:val="20"/>
+                <w:szCs w:val="20"/>
+              </w:rPr>
+              <w:t>--</w:t>
+            </w:r>
+          </w:p>
+        </w:tc>
+        <w:tc>
+          <w:tcPr>
+            <w:tcW w:w="2071" w:type="dxa"/>
+            <w:shd w:val="clear" w:color="auto" w:fill="DAEEF3" w:themeFill="accent5" w:themeFillTint="33"/>
+            <w:noWrap/>
+            <w:vAlign w:val="center"/>
+            <w:hideMark/>
+          </w:tcPr>
+          <w:p>
+            <w:pPr>
+              <w:spacing w:after="0"/>
+              <w:jc w:val="center"/>
+              <w:cnfStyle w:val="000000000000" w:firstRow="0" w:lastRow="0" w:firstColumn="0" w:lastColumn="0" w:oddVBand="0" w:evenVBand="0" w:oddHBand="0" w:evenHBand="0" w:firstRowFirstColumn="0" w:firstRowLastColumn="0" w:lastRowFirstColumn="0" w:lastRowLastColumn="0"/>
+              <w:rPr>
+                <w:rFonts w:eastAsia="Times New Roman" w:cs="Arial"/>
+                <w:sz w:val="20"/>
+                <w:szCs w:val="20"/>
+              </w:rPr>
+            </w:pPr>
+            <w:r>
+              <w:rPr>
+                <w:rFonts w:eastAsia="Times New Roman" w:cs="Arial"/>
+                <w:sz w:val="20"/>
+                <w:szCs w:val="20"/>
+              </w:rPr>
+              <w:t>--</w:t>
+            </w:r>
+          </w:p>
+        </w:tc>
+      </w:tr>
+      <w:tr>
+        <w:trPr>
+          <w:cnfStyle w:val="000000100000" w:firstRow="0" w:lastRow="0" w:firstColumn="0" w:lastColumn="0" w:oddVBand="0" w:evenVBand="0" w:oddHBand="1" w:evenHBand="0" w:firstRowFirstColumn="0" w:firstRowLastColumn="0" w:lastRowFirstColumn="0" w:lastRowLastColumn="0"/>
+          <w:trHeight w:val="340"/>
+          <w:jc w:val="center"/>
+        </w:trPr>
+        <w:tc>
+          <w:tcPr>
+            <w:cnfStyle w:val="001000000000" w:firstRow="0" w:lastRow="0" w:firstColumn="1" w:lastColumn="0" w:oddVBand="0" w:evenVBand="0" w:oddHBand="0" w:evenHBand="0" w:firstRowFirstColumn="0" w:firstRowLastColumn="0" w:lastRowFirstColumn="0" w:lastRowLastColumn="0"/>
+            <w:tcW w:w="541" w:type="dxa"/>
+            <w:vMerge/>
+            <w:shd w:val="clear" w:color="auto" w:fill="DAEEF3" w:themeFill="accent5" w:themeFillTint="33"/>
+          </w:tcPr>
+          <w:p>
+            <w:pPr>
+              <w:spacing w:after="0"/>
+              <w:jc w:val="center"/>
+              <w:rPr>
+                <w:rFonts w:eastAsia="Times New Roman" w:cs="Arial"/>
+                <w:sz w:val="20"/>
+                <w:szCs w:val="20"/>
+              </w:rPr>
+            </w:pPr>
+          </w:p>
+        </w:tc>
+        <w:tc>
+          <w:tcPr>
+            <w:tcW w:w="541" w:type="dxa"/>
+            <w:shd w:val="clear" w:color="auto" w:fill="DAEEF3" w:themeFill="accent5" w:themeFillTint="33"/>
+            <w:noWrap/>
+            <w:vAlign w:val="center"/>
+            <w:hideMark/>
+          </w:tcPr>
+          <w:p>
+            <w:pPr>
+              <w:spacing w:after="0"/>
+              <w:jc w:val="center"/>
+              <w:cnfStyle w:val="000000100000" w:firstRow="0" w:lastRow="0" w:firstColumn="0" w:lastColumn="0" w:oddVBand="0" w:evenVBand="0" w:oddHBand="1" w:evenHBand="0" w:firstRowFirstColumn="0" w:firstRowLastColumn="0" w:lastRowFirstColumn="0" w:lastRowLastColumn="0"/>
+              <w:rPr>
+                <w:rFonts w:eastAsia="Times New Roman" w:cs="Arial"/>
+                <w:b/>
+                <w:sz w:val="20"/>
+                <w:szCs w:val="20"/>
+              </w:rPr>
+            </w:pPr>
+            <w:r>
+              <w:rPr>
+                <w:rFonts w:eastAsia="Times New Roman" w:cs="Arial"/>
+                <w:sz w:val="20"/>
+                <w:szCs w:val="20"/>
+              </w:rPr>
+              <w:t>K</w:t>
+            </w:r>
+          </w:p>
+        </w:tc>
+        <w:tc>
+          <w:tcPr>
+            <w:tcW w:w="1658" w:type="dxa"/>
+            <w:shd w:val="clear" w:color="auto" w:fill="DAEEF3" w:themeFill="accent5" w:themeFillTint="33"/>
+            <w:noWrap/>
+            <w:vAlign w:val="center"/>
+            <w:hideMark/>
+          </w:tcPr>
+          <w:p>
+            <w:pPr>
+              <w:spacing w:after="0"/>
+              <w:jc w:val="center"/>
+              <w:cnfStyle w:val="000000100000" w:firstRow="0" w:lastRow="0" w:firstColumn="0" w:lastColumn="0" w:oddVBand="0" w:evenVBand="0" w:oddHBand="1" w:evenHBand="0" w:firstRowFirstColumn="0" w:firstRowLastColumn="0" w:lastRowFirstColumn="0" w:lastRowLastColumn="0"/>
+              <w:rPr>
+                <w:rFonts w:eastAsia="Times New Roman" w:cs="Arial"/>
+                <w:sz w:val="20"/>
+                <w:szCs w:val="20"/>
+              </w:rPr>
+            </w:pPr>
+            <w:r>
+              <w:rPr>
+                <w:rFonts w:eastAsia="Times New Roman" w:cs="Arial"/>
+                <w:sz w:val="20"/>
+                <w:szCs w:val="20"/>
+              </w:rPr>
+              <w:t>Loire-Ardèche</w:t>
+            </w:r>
+          </w:p>
+        </w:tc>
+        <w:tc>
+          <w:tcPr>
+            <w:tcW w:w="1097" w:type="dxa"/>
+            <w:shd w:val="clear" w:color="auto" w:fill="DAEEF3" w:themeFill="accent5" w:themeFillTint="33"/>
+            <w:noWrap/>
+            <w:vAlign w:val="center"/>
+            <w:hideMark/>
+          </w:tcPr>
+          <w:p>
+            <w:pPr>
+              <w:spacing w:after="0"/>
+              <w:jc w:val="center"/>
+              <w:cnfStyle w:val="000000100000" w:firstRow="0" w:lastRow="0" w:firstColumn="0" w:lastColumn="0" w:oddVBand="0" w:evenVBand="0" w:oddHBand="1" w:evenHBand="0" w:firstRowFirstColumn="0" w:firstRowLastColumn="0" w:lastRowFirstColumn="0" w:lastRowLastColumn="0"/>
+              <w:rPr>
+                <w:rFonts w:eastAsia="Times New Roman" w:cs="Arial"/>
+                <w:sz w:val="20"/>
+                <w:szCs w:val="20"/>
+              </w:rPr>
+            </w:pPr>
+            <w:r>
+              <w:rPr>
+                <w:rFonts w:eastAsia="Times New Roman" w:cs="Arial"/>
+                <w:sz w:val="20"/>
+                <w:szCs w:val="20"/>
+              </w:rPr>
+              <w:t>T-IN</w:t>
+            </w:r>
+          </w:p>
+        </w:tc>
+        <w:tc>
+          <w:tcPr>
+            <w:tcW w:w="1309" w:type="dxa"/>
+            <w:shd w:val="clear" w:color="auto" w:fill="DAEEF3" w:themeFill="accent5" w:themeFillTint="33"/>
+            <w:vAlign w:val="center"/>
+          </w:tcPr>
+          <w:p>
+            <w:pPr>
+              <w:spacing w:after="0"/>
+              <w:jc w:val="center"/>
+              <w:cnfStyle w:val="000000100000" w:firstRow="0" w:lastRow="0" w:firstColumn="0" w:lastColumn="0" w:oddVBand="0" w:evenVBand="0" w:oddHBand="1" w:evenHBand="0" w:firstRowFirstColumn="0" w:firstRowLastColumn="0" w:lastRowFirstColumn="0" w:lastRowLastColumn="0"/>
+              <w:rPr>
+                <w:rFonts w:eastAsia="Times New Roman" w:cs="Arial"/>
+                <w:sz w:val="20"/>
+                <w:szCs w:val="20"/>
+              </w:rPr>
+            </w:pPr>
+            <w:r>
+              <w:rPr>
+                <w:rFonts w:eastAsia="Times New Roman" w:cs="Arial"/>
+                <w:sz w:val="20"/>
+                <w:szCs w:val="20"/>
+              </w:rPr>
+              <w:t>Nouvelle</w:t>
+            </w:r>
+          </w:p>
+        </w:tc>
+        <w:tc>
+          <w:tcPr>
+            <w:tcW w:w="1042" w:type="dxa"/>
+            <w:shd w:val="clear" w:color="auto" w:fill="DAEEF3" w:themeFill="accent5" w:themeFillTint="33"/>
+            <w:noWrap/>
+            <w:vAlign w:val="center"/>
+            <w:hideMark/>
+          </w:tcPr>
+          <w:p>
+            <w:pPr>
+              <w:spacing w:after="0"/>
+              <w:jc w:val="center"/>
+              <w:cnfStyle w:val="000000100000" w:firstRow="0" w:lastRow="0" w:firstColumn="0" w:lastColumn="0" w:oddVBand="0" w:evenVBand="0" w:oddHBand="1" w:evenHBand="0" w:firstRowFirstColumn="0" w:firstRowLastColumn="0" w:lastRowFirstColumn="0" w:lastRowLastColumn="0"/>
+              <w:rPr>
+                <w:rFonts w:eastAsia="Times New Roman" w:cs="Arial"/>
+                <w:sz w:val="20"/>
+                <w:szCs w:val="20"/>
+              </w:rPr>
+            </w:pPr>
+            <w:r>
+              <w:rPr>
+                <w:rFonts w:eastAsia="Times New Roman" w:cs="Arial"/>
+                <w:sz w:val="20"/>
+                <w:szCs w:val="20"/>
+              </w:rPr>
+              <w:t>--</w:t>
+            </w:r>
+          </w:p>
+        </w:tc>
+        <w:tc>
+          <w:tcPr>
+            <w:tcW w:w="2071" w:type="dxa"/>
+            <w:shd w:val="clear" w:color="auto" w:fill="DAEEF3" w:themeFill="accent5" w:themeFillTint="33"/>
+            <w:noWrap/>
+            <w:vAlign w:val="center"/>
+            <w:hideMark/>
+          </w:tcPr>
+          <w:p>
+            <w:pPr>
+              <w:keepNext/>
+              <w:spacing w:after="0"/>
+              <w:jc w:val="center"/>
+              <w:cnfStyle w:val="000000100000" w:firstRow="0" w:lastRow="0" w:firstColumn="0" w:lastColumn="0" w:oddVBand="0" w:evenVBand="0" w:oddHBand="1" w:evenHBand="0" w:firstRowFirstColumn="0" w:firstRowLastColumn="0" w:lastRowFirstColumn="0" w:lastRowLastColumn="0"/>
+              <w:rPr>
+                <w:rFonts w:eastAsia="Times New Roman" w:cs="Arial"/>
+                <w:sz w:val="20"/>
+                <w:szCs w:val="20"/>
+              </w:rPr>
+            </w:pPr>
+            <w:r>
+              <w:rPr>
+                <w:rFonts w:eastAsia="Times New Roman" w:cs="Arial"/>
+                <w:sz w:val="20"/>
+                <w:szCs w:val="20"/>
+              </w:rPr>
+              <w:t>--</w:t>
+            </w:r>
+          </w:p>
+        </w:tc>
+      </w:tr>
+    </w:tbl>
+    <w:p>
+      <w:pPr>
+        <w:pStyle w:val="Lgende"/>
+      </w:pPr>
+      <w:bookmarkStart w:id="88" w:name="_Ref398298391"/>
+      <w:r>
+        <w:t xml:space="preserve">Tableau </w:t>
+      </w:r>
+      <w:fldSimple w:instr=" SEQ Tableau \* ARABIC ">
+        <w:r>
+          <w:rPr>
+            <w:noProof/>
+          </w:rPr>
+          <w:t>17</w:t>
+        </w:r>
+      </w:fldSimple>
+      <w:bookmarkEnd w:id="88"/>
+      <w:r>
+        <w:t> : Caractéristiques des</w:t>
+      </w:r>
+      <w:r>
+        <w:t xml:space="preserve"> gra</w:t>
+      </w:r>
+      <w:r>
+        <w:t>nds ouvrages hydrauliques  du bassin du Rhône pris en compte dans le projet MDR.</w:t>
+      </w:r>
+      <w:r>
+        <w:t xml:space="preserve"> (</w:t>
+      </w:r>
+      <w:proofErr w:type="spellStart"/>
+      <w:r>
+        <w:t>Bge</w:t>
+      </w:r>
+      <w:proofErr w:type="spellEnd"/>
+      <w:r>
+        <w:t> : Barrage ; PH : de production d’hydroélectricité ; PHSE : de production d’hydroélectricité couplée au soutien des étiages ; T : Transfert ; OUT : vers l’extérieur du bassin ; IN : entrant dans le bassin)</w:t>
+      </w:r>
+    </w:p>
+    <w:p>
+      <w:r>
+        <w:t>Ce choix de représentation a ses limites : la liste des ouvrages représentés n’est pas exhaustive ; certains ensembles d’ouvrages comme les barrages du Drac sont représentés de façon agrégée, rendant délicate la modélisation hydrologique sur les tronçons intermédiaires entre ces ouvrages. En revanche, notre modélisation a le mérite de représenter les principaux réservoirs et dérivations d’importance au plan hydrologique, et d’esquisser ainsi les grandes lignes de l’influence de l’usage hydro-électrique sur l’hydrologie du Rhône et de ses affluents.</w:t>
+      </w:r>
+    </w:p>
+    <w:p>
+      <w:pPr>
+        <w:keepNext/>
+        <w:jc w:val="center"/>
+      </w:pPr>
+      <w:r>
+        <w:rPr>
+          <w:noProof/>
+          <w:lang w:eastAsia="fr-FR"/>
+        </w:rPr>
+        <w:lastRenderedPageBreak/>
+        <w:drawing>
+          <wp:inline distT="0" distB="0" distL="0" distR="0" wp14:anchorId="167AF3F4" wp14:editId="05ED9A68">
+            <wp:extent cx="4485596" cy="5760000"/>
+            <wp:effectExtent l="0" t="0" r="0" b="0"/>
+            <wp:docPr id="308" name="Image 308"/>
+            <wp:cNvGraphicFramePr>
+              <a:graphicFrameLocks xmlns:a="http://schemas.openxmlformats.org/drawingml/2006/main" noChangeAspect="1"/>
+            </wp:cNvGraphicFramePr>
+            <a:graphic xmlns:a="http://schemas.openxmlformats.org/drawingml/2006/main">
+              <a:graphicData uri="http://schemas.openxmlformats.org/drawingml/2006/picture">
+                <pic:pic xmlns:pic="http://schemas.openxmlformats.org/drawingml/2006/picture">
+                  <pic:nvPicPr>
+                    <pic:cNvPr id="0" name="FondMDR_Bge.png"/>
+                    <pic:cNvPicPr/>
+                  </pic:nvPicPr>
+                  <pic:blipFill>
+                    <a:blip r:embed="rId20">
+                      <a:extLst>
+                        <a:ext uri="{28A0092B-C50C-407E-A947-70E740481C1C}">
+                          <a14:useLocalDpi xmlns:a14="http://schemas.microsoft.com/office/drawing/2010/main" val="0"/>
+                        </a:ext>
+                      </a:extLst>
+                    </a:blip>
+                    <a:stretch>
+                      <a:fillRect/>
+                    </a:stretch>
+                  </pic:blipFill>
+                  <pic:spPr>
+                    <a:xfrm>
+                      <a:off x="0" y="0"/>
+                      <a:ext cx="4485596" cy="5760000"/>
+                    </a:xfrm>
+                    <a:prstGeom prst="rect">
+                      <a:avLst/>
+                    </a:prstGeom>
+                  </pic:spPr>
+                </pic:pic>
+              </a:graphicData>
+            </a:graphic>
+          </wp:inline>
+        </w:drawing>
+      </w:r>
+    </w:p>
+    <w:p>
+      <w:pPr>
+        <w:pStyle w:val="Lgende"/>
+      </w:pPr>
+      <w:bookmarkStart w:id="89" w:name="_Ref397936593"/>
+      <w:r>
+        <w:t xml:space="preserve">Figure </w:t>
+      </w:r>
+      <w:fldSimple w:instr=" SEQ Figure \* ARABIC ">
+        <w:r>
+          <w:rPr>
+            <w:noProof/>
+          </w:rPr>
+          <w:t>43</w:t>
+        </w:r>
+      </w:fldSimple>
+      <w:bookmarkEnd w:id="89"/>
+      <w:r>
+        <w:t> : Présentation des principaux ouvrages hydrauliques présents sur le bassin du Rhône, ayant un effet notable sur le régime hydrologique</w:t>
+      </w:r>
+    </w:p>
+    <w:p>
+      <w:r>
+        <w:rPr>
+          <w:b/>
+          <w:i/>
+          <w:sz w:val="24"/>
+          <w:szCs w:val="24"/>
+        </w:rPr>
+        <w:t>Méthodologie</w:t>
+      </w:r>
+    </w:p>
+    <w:p>
+      <w:r>
+        <w:t>Pour représenter l’impact hydrologique des dérivations et barrages retenus, nous avons identifié deux approches possibles :</w:t>
+      </w:r>
+    </w:p>
+    <w:p>
+      <w:pPr>
+        <w:pStyle w:val="Paragraphedeliste"/>
+        <w:numPr>
+          <w:ilvl w:val="0"/>
+          <w:numId w:val="38"/>
+        </w:numPr>
+      </w:pPr>
+      <w:r>
+        <w:t>La première consiste à établir une courbe « objectif de remplissage moyen » du stock d’eau du barrage ou de la quantité d’eau dérivée. Cette courbe est élaborée via la quantification de l’influence mensuelle moyenne (dite « </w:t>
+      </w:r>
+      <w:proofErr w:type="spellStart"/>
+      <w:r>
+        <w:t>inter-annuelle</w:t>
+      </w:r>
+      <w:proofErr w:type="spellEnd"/>
+      <w:r>
+        <w:t xml:space="preserve"> ») de l’ouvrage, qui peut être estimée par diverses méthodes (cf. le Rapport MDR 2014 et le </w:t>
+      </w:r>
+      <w:commentRangeStart w:id="90"/>
+      <w:r>
+        <w:t>Tableau récapitulatif XXX</w:t>
+      </w:r>
+      <w:commentRangeEnd w:id="90"/>
+      <w:r>
+        <w:rPr>
+          <w:rStyle w:val="Marquedecommentaire"/>
+        </w:rPr>
+        <w:commentReference w:id="90"/>
+      </w:r>
+      <w:r>
+        <w:t>). Cette influence peut être ensuite désagrégée au pas de temps journalier pour former une « fonction objectif » FO, synthétisant les apports ou prélèvements à la rivière au niveau du barrage ou de la dérivation (point de prélèvement et point de sortie le cas échéant).</w:t>
+      </w:r>
+    </w:p>
+    <w:p>
+      <w:pPr>
+        <w:pStyle w:val="Paragraphedeliste"/>
+      </w:pPr>
+    </w:p>
+    <w:p>
+      <w:pPr>
+        <w:pStyle w:val="Paragraphedeliste"/>
+        <w:numPr>
+          <w:ilvl w:val="0"/>
+          <w:numId w:val="38"/>
+        </w:numPr>
+      </w:pPr>
+      <w:r>
+        <w:t xml:space="preserve">La seconde approche consiste à simuler les lâchers de barrages en fonction de l’état du système (débit amont, stock disponible), de la situation par rapport à l’objectif de remplissage, et de l’intérêt à turbiner. </w:t>
+      </w:r>
+      <w:r>
+        <w:lastRenderedPageBreak/>
+        <w:t>Ce dernier peut être estimé  par une relation incluant le jour de la semaine et la température moyenne de l’air (</w:t>
+      </w:r>
+      <w:proofErr w:type="spellStart"/>
+      <w:r>
+        <w:t>Hendrickx</w:t>
+      </w:r>
+      <w:proofErr w:type="spellEnd"/>
+      <w:r>
+        <w:t xml:space="preserve"> et </w:t>
+      </w:r>
+      <w:proofErr w:type="spellStart"/>
+      <w:r>
+        <w:t>Sauquet</w:t>
+      </w:r>
+      <w:proofErr w:type="spellEnd"/>
+      <w:r>
+        <w:t>, 2013). L’exercice R</w:t>
+      </w:r>
+      <w:r>
+        <w:rPr>
+          <w:vertAlign w:val="superscript"/>
+        </w:rPr>
+        <w:t>2</w:t>
+      </w:r>
+      <w:r>
+        <w:t>D</w:t>
+      </w:r>
+      <w:r>
+        <w:rPr>
+          <w:vertAlign w:val="superscript"/>
+        </w:rPr>
+        <w:t>2</w:t>
+      </w:r>
+      <w:r>
+        <w:t xml:space="preserve"> </w:t>
+      </w:r>
+      <w:proofErr w:type="gramStart"/>
+      <w:r>
+        <w:t xml:space="preserve">2050 </w:t>
+      </w:r>
+      <w:proofErr w:type="gramEnd"/>
+      <w:r>
+        <w:rPr>
+          <w:rStyle w:val="Appelnotedebasdep"/>
+        </w:rPr>
+        <w:footnoteReference w:id="3"/>
+      </w:r>
+      <w:r>
+        <w:t xml:space="preserve">, dans lequel IRSTEA s’est impliqué, a révélé la complexité des règlementations sous-tendant la mise en œuvre de la production hydro-électrique par EDF sur le bassin de la Durance, affluent du Rhône. Y émargent un débit réservé en Basse Durance, des allocations à des canaux en Moyenne Durance, et le respect d’une cote touristique sur les lacs à intérêt touristique (Serre-Ponçon, Castillon et Sainte-Croix). La modélisation de ces règles de gestion est au-delà du champ du projet MDR. </w:t>
+      </w:r>
+    </w:p>
+    <w:p>
+      <w:r>
+        <w:t xml:space="preserve">Aussi, nous retiendrons la première approche méthodologique, s’appuyant sur les FO. Nous adopterons par convention une comptabilité de la FO par rapport à la rivière, </w:t>
+      </w:r>
+      <w:proofErr w:type="spellStart"/>
+      <w:r>
+        <w:t>c-à-d</w:t>
+      </w:r>
+      <w:proofErr w:type="spellEnd"/>
+      <w:r>
+        <w:t xml:space="preserve"> que la FO est négative lors du stockage /prélèvement d’eau et positive lors du lâcher de barrage / à exutoire de la dérivation.</w:t>
+      </w:r>
+    </w:p>
+    <w:p>
+      <w:pPr>
+        <w:pStyle w:val="Paragraphedeliste"/>
+        <w:rPr>
+          <w:b/>
+          <w:i/>
+          <w:sz w:val="24"/>
+          <w:szCs w:val="24"/>
+        </w:rPr>
+      </w:pPr>
+      <w:r>
+        <w:rPr>
+          <w:b/>
+          <w:i/>
+          <w:sz w:val="24"/>
+          <w:szCs w:val="24"/>
+        </w:rPr>
+        <w:t>Mise en œuvre pratique</w:t>
+      </w:r>
+    </w:p>
+    <w:p>
+      <w:r>
+        <w:t xml:space="preserve">Dans </w:t>
+      </w:r>
+      <w:r>
+        <w:t>la pratique, une typologie par localisation du prélèvement et de la restitution d’eau par l’ouvrage fait émerger trois types d’ouvrages caractéristiques, requérant une modélisation spécifique :</w:t>
       </w:r>
     </w:p>
     <w:p>
@@ -4491,8 +8644,19 @@
         </w:numPr>
       </w:pPr>
       <w:r>
-        <w:t>le barrage sur 1 cours d’eau : le réservoir est situé entre 2 brins de rivières. On applique une FO négative (stockage) ou positive (restitution) pour chaque ouvrage à chaque pas de temps.</w:t>
-      </w:r>
+        <w:rPr>
+          <w:u w:val="single"/>
+        </w:rPr>
+        <w:t>les barrages sur cours d’eau</w:t>
+      </w:r>
+      <w:r>
+        <w:t>, pour lesquels prélèvement et restitution se font en un même point géographique. Ce-dernier définit deux brins de rivière (amont et aval),  où sont respectivement prélevés et ajoutés les volumes définis par la FO à chaque pas de temps.</w:t>
+      </w:r>
+    </w:p>
+    <w:p>
+      <w:pPr>
+        <w:pStyle w:val="Paragraphedeliste"/>
+      </w:pPr>
     </w:p>
     <w:p>
       <w:pPr>
@@ -4503,8 +8667,19 @@
         </w:numPr>
       </w:pPr>
       <w:r>
-        <w:t>la dérivation entre 2 points au sein du bassin versant : sur le bassin, on trouve quelques grandes dérivations (la plus importante est la double dérivation Arc-Isère). Les transferts internes à une HRU ne seront pas représentés. Afin de représenter ces échanges dans le bassin, un outil permettant le transfert d’une partie de l’eau d’un brin de rivière à un autre a été mis en place dans le modèle du Rhône.</w:t>
-      </w:r>
+        <w:rPr>
+          <w:u w:val="single"/>
+        </w:rPr>
+        <w:t>les dérivations entre deux points au sein du même bassin versant</w:t>
+      </w:r>
+      <w:r>
+        <w:t xml:space="preserve"> : prélèvement et restitution se font alors sur deux points géographiques distincts, supposant la représentation d’un transfert d’eau entre ces deux points. Un outil effectuant un transfert d’eau partiel entre deux brins de rivière a donc été mis en place dans J2000-Rhone. Sa limite spatiale est que les transferts internes à une HRU ne sont pas représentés. La plus importante dérivation « interne » au bassin du Rhône est la double dérivation Arc-Isère (I1 I2 sur la Figure XXX).</w:t>
+      </w:r>
+    </w:p>
+    <w:p>
+      <w:pPr>
+        <w:pStyle w:val="Paragraphedeliste"/>
+      </w:pPr>
     </w:p>
     <w:p>
       <w:pPr>
@@ -4515,11 +8690,52 @@
         </w:numPr>
       </w:pPr>
       <w:r>
-        <w:t>les échanges avec l’extérieur (apport ou prélèvement au bassin) : l’apport d’eau directement dans les cours d’eau du bassin depuis l’extérieur de celui-ci ainsi que la prise d’eau pour l’amener à l’extérieur du bassin ont un impact significatif sur l’hydrologie du bassin et sont responsables d’un bilan non équilibré. Les FO de ces ouvrages sont soit positives (apport vers le bassin), soit négatives (prélèvement vers l’extérieur du bassin).</w:t>
+        <w:t xml:space="preserve"> </w:t>
+      </w:r>
+      <w:r>
+        <w:rPr>
+          <w:u w:val="single"/>
+        </w:rPr>
+        <w:t>Les</w:t>
+      </w:r>
+      <w:r>
+        <w:rPr>
+          <w:u w:val="single"/>
+        </w:rPr>
+        <w:t xml:space="preserve"> dérivations impliquant un échange</w:t>
+      </w:r>
+      <w:r>
+        <w:rPr>
+          <w:u w:val="single"/>
+        </w:rPr>
+        <w:t xml:space="preserve"> avec l’extérieur du bassin</w:t>
+      </w:r>
+      <w:r>
+        <w:rPr>
+          <w:u w:val="single"/>
+        </w:rPr>
+        <w:t xml:space="preserve"> du Rhône</w:t>
+      </w:r>
+      <w:r>
+        <w:rPr>
+          <w:u w:val="single"/>
+        </w:rPr>
+        <w:t xml:space="preserve"> (apport ou prélèvement)</w:t>
+      </w:r>
+      <w:r>
+        <w:t xml:space="preserve"> : ces dérivations ont un impact significatif sur l’hydrologie du bassin et sont en particulier responsables d’un bilan hydrologique annuel non équilibré. Ces prélèvements ou apports sont représentés sur leur extrémité appartenant au bassin du Rhône par une unique FO.</w:t>
       </w:r>
     </w:p>
     <w:p>
-      <w:r>
+      <w:pPr>
+        <w:rPr>
+          <w:highlight w:val="yellow"/>
+        </w:rPr>
+      </w:pPr>
+      <w:r>
+        <w:rPr>
+          <w:highlight w:val="yellow"/>
+        </w:rPr>
         <w:t>Afin de prendre en compte l’impact des ouvrages sur l’hydrologie, un module de gestion Management des réservoirs a été créé. Sa conception a été divisée en 2 phases :</w:t>
       </w:r>
     </w:p>
@@ -4530,9 +8746,35 @@
           <w:ilvl w:val="0"/>
           <w:numId w:val="36"/>
         </w:numPr>
-      </w:pPr>
-      <w:r>
-        <w:t>Lecture des FO de l’ensemble des ouvrages et régionalisation,</w:t>
+        <w:rPr>
+          <w:highlight w:val="yellow"/>
+        </w:rPr>
+      </w:pPr>
+      <w:r>
+        <w:rPr>
+          <w:highlight w:val="yellow"/>
+        </w:rPr>
+        <w:t xml:space="preserve">Lecture des FO de l’ensemble des ouvrages et </w:t>
+      </w:r>
+      <w:commentRangeStart w:id="91"/>
+      <w:r>
+        <w:rPr>
+          <w:highlight w:val="yellow"/>
+        </w:rPr>
+        <w:t>régionalisation</w:t>
+      </w:r>
+      <w:commentRangeEnd w:id="91"/>
+      <w:r>
+        <w:rPr>
+          <w:rStyle w:val="Marquedecommentaire"/>
+        </w:rPr>
+        <w:commentReference w:id="91"/>
+      </w:r>
+      <w:r>
+        <w:rPr>
+          <w:highlight w:val="yellow"/>
+        </w:rPr>
+        <w:t>,</w:t>
       </w:r>
     </w:p>
     <w:p>
@@ -4542,28 +8784,43 @@
           <w:ilvl w:val="0"/>
           <w:numId w:val="36"/>
         </w:numPr>
-      </w:pPr>
-      <w:r>
+        <w:rPr>
+          <w:highlight w:val="yellow"/>
+        </w:rPr>
+      </w:pPr>
+      <w:r>
+        <w:rPr>
+          <w:highlight w:val="yellow"/>
+        </w:rPr>
         <w:t>Application de la FO au débit simulé pour obtenir le débit influencé.</w:t>
       </w:r>
     </w:p>
     <w:p>
       <w:r>
+        <w:rPr>
+          <w:highlight w:val="yellow"/>
+        </w:rPr>
         <w:t>La démarche d’implémentation et de fonctionnement de ce module a été présentée dans le précédent rapport (</w:t>
       </w:r>
       <w:proofErr w:type="spellStart"/>
       <w:r>
+        <w:rPr>
+          <w:highlight w:val="yellow"/>
+        </w:rPr>
         <w:t>cf</w:t>
       </w:r>
       <w:proofErr w:type="spellEnd"/>
       <w:r>
-        <w:t xml:space="preserve"> section </w:t>
-      </w:r>
-      <w:r>
-        <w:t>4.1.4.2</w:t>
-      </w:r>
-      <w:r>
-        <w:t>).</w:t>
+        <w:rPr>
+          <w:highlight w:val="yellow"/>
+        </w:rPr>
+        <w:t xml:space="preserve"> section 4.1.4.2).</w:t>
+      </w:r>
+    </w:p>
+    <w:p>
+      <w:r>
+        <w:lastRenderedPageBreak/>
+        <w:t>La partie suivante détaille le fonctionnement des dérivations internes au bassin du Rhône, dont la modélisation a été finalisée pendant la phase 3 du projet MDR, et s’appuie sur l’exemple de la double dérivation Arc-Isère.</w:t>
       </w:r>
     </w:p>
     <w:p/>
@@ -4571,11 +8828,26 @@
       <w:pPr>
         <w:pStyle w:val="Titre3"/>
       </w:pPr>
-      <w:bookmarkStart w:id="87" w:name="_Toc430166139"/>
-      <w:r>
-        <w:t>Représentation des dérivations</w:t>
-      </w:r>
-      <w:bookmarkEnd w:id="87"/>
+      <w:bookmarkStart w:id="92" w:name="_Toc430166139"/>
+      <w:r>
+        <w:t xml:space="preserve">Représentation des </w:t>
+      </w:r>
+      <w:commentRangeStart w:id="93"/>
+      <w:r>
+        <w:t>dérivations</w:t>
+      </w:r>
+      <w:bookmarkEnd w:id="92"/>
+      <w:commentRangeEnd w:id="93"/>
+      <w:r>
+        <w:rPr>
+          <w:rStyle w:val="Marquedecommentaire"/>
+          <w:rFonts w:asciiTheme="minorHAnsi" w:eastAsiaTheme="minorEastAsia" w:hAnsiTheme="minorHAnsi" w:cstheme="minorBidi"/>
+          <w:b w:val="0"/>
+          <w:bCs w:val="0"/>
+          <w:color w:val="auto"/>
+        </w:rPr>
+        <w:commentReference w:id="93"/>
+      </w:r>
     </w:p>
     <w:p>
       <w:r>
@@ -4703,7 +8975,6 @@
           <w:noProof/>
           <w:lang w:eastAsia="fr-FR"/>
         </w:rPr>
-        <w:lastRenderedPageBreak/>
         <w:drawing>
           <wp:anchor distT="0" distB="0" distL="114300" distR="114300" simplePos="0" relativeHeight="251707392" behindDoc="0" locked="0" layoutInCell="1" allowOverlap="1" wp14:anchorId="43578987" wp14:editId="1043CF8C">
             <wp:simplePos x="0" y="0"/>
@@ -4730,7 +9001,7 @@
                     </pic:cNvPicPr>
                   </pic:nvPicPr>
                   <pic:blipFill>
-                    <a:blip r:embed="rId19" cstate="print">
+                    <a:blip r:embed="rId21" cstate="print">
                       <a:extLst>
                         <a:ext uri="{28A0092B-C50C-407E-A947-70E740481C1C}">
                           <a14:useLocalDpi xmlns:a14="http://schemas.microsoft.com/office/drawing/2010/main" val="0"/>
@@ -4804,7 +9075,7 @@
         <w:pStyle w:val="Lgende"/>
         <w:jc w:val="left"/>
       </w:pPr>
-      <w:bookmarkStart w:id="88" w:name="_Ref430100878"/>
+      <w:bookmarkStart w:id="94" w:name="_Ref430100878"/>
       <w:r>
         <w:t xml:space="preserve">Figure </w:t>
       </w:r>
@@ -4816,7 +9087,7 @@
           <w:t>1</w:t>
         </w:r>
       </w:fldSimple>
-      <w:bookmarkEnd w:id="88"/>
+      <w:bookmarkEnd w:id="94"/>
       <w:r>
         <w:t xml:space="preserve"> : Carte Z</w:t>
       </w:r>
@@ -4832,7 +9103,11 @@
         <w:t>uantités d’eau sont identiques puisque les dérivations n’interviennent pas sur cette partie du réseau. Au contraire, à</w:t>
       </w:r>
       <w:r>
-        <w:t xml:space="preserve"> l’aval des dérivations, nous constatons un déficit</w:t>
+        <w:t xml:space="preserve"> l’aval des dérivations, nous constatons </w:t>
+      </w:r>
+      <w:r>
+        <w:lastRenderedPageBreak/>
+        <w:t>un déficit</w:t>
       </w:r>
       <w:r>
         <w:t xml:space="preserve"> </w:t>
@@ -4933,7 +9208,7 @@
                     <pic:cNvPicPr/>
                   </pic:nvPicPr>
                   <pic:blipFill rotWithShape="1">
-                    <a:blip r:embed="rId20">
+                    <a:blip r:embed="rId22">
                       <a:extLst>
                         <a:ext uri="{28A0092B-C50C-407E-A947-70E740481C1C}">
                           <a14:useLocalDpi xmlns:a14="http://schemas.microsoft.com/office/drawing/2010/main" val="0"/>
@@ -5069,7 +9344,6 @@
         <w:spacing w:after="0"/>
       </w:pPr>
       <w:r>
-        <w:lastRenderedPageBreak/>
         <w:t>Pour mettre en évidence l’influence de la double dérivation Arc-Isère, nous avons réalisé 4 simulations différentes :</w:t>
       </w:r>
     </w:p>
@@ -5131,6 +9405,7 @@
           <w:noProof/>
           <w:lang w:eastAsia="fr-FR"/>
         </w:rPr>
+        <w:lastRenderedPageBreak/>
         <w:drawing>
           <wp:anchor distT="0" distB="0" distL="114300" distR="114300" simplePos="0" relativeHeight="251709440" behindDoc="0" locked="0" layoutInCell="1" allowOverlap="1" wp14:anchorId="0FDBD109" wp14:editId="7EEF0548">
             <wp:simplePos x="0" y="0"/>
@@ -5155,7 +9430,7 @@
                     <pic:cNvPicPr/>
                   </pic:nvPicPr>
                   <pic:blipFill rotWithShape="1">
-                    <a:blip r:embed="rId21">
+                    <a:blip r:embed="rId23">
                       <a:extLst>
                         <a:ext uri="{28A0092B-C50C-407E-A947-70E740481C1C}">
                           <a14:useLocalDpi xmlns:a14="http://schemas.microsoft.com/office/drawing/2010/main" val="0"/>
@@ -5194,7 +9469,6 @@
           </wp:anchor>
         </w:drawing>
       </w:r>
-      <w:bookmarkStart w:id="89" w:name="_GoBack"/>
       <w:r>
         <w:rPr>
           <w:noProof/>
@@ -5224,7 +9498,7 @@
                     <pic:cNvPicPr/>
                   </pic:nvPicPr>
                   <pic:blipFill rotWithShape="1">
-                    <a:blip r:embed="rId22">
+                    <a:blip r:embed="rId24">
                       <a:extLst>
                         <a:ext uri="{28A0092B-C50C-407E-A947-70E740481C1C}">
                           <a14:useLocalDpi xmlns:a14="http://schemas.microsoft.com/office/drawing/2010/main" val="0"/>
@@ -5263,7 +9537,6 @@
           </wp:anchor>
         </w:drawing>
       </w:r>
-      <w:bookmarkEnd w:id="89"/>
       <w:r>
         <w:rPr>
           <w:noProof/>
@@ -5345,7 +9618,7 @@
           </mc:Choice>
           <mc:Fallback>
             <w:pict>
-              <v:shape id="Zone de texte 7" o:spid="_x0000_s1027" type="#_x0000_t202" style="position:absolute;left:0;text-align:left;margin-left:-31.05pt;margin-top:314.65pt;width:288.9pt;height:.05pt;z-index:251711488;visibility:visible;mso-wrap-style:square;mso-wrap-distance-left:9pt;mso-wrap-distance-top:0;mso-wrap-distance-right:9pt;mso-wrap-distance-bottom:0;mso-position-horizontal:absolute;mso-position-horizontal-relative:text;mso-position-vertical:absolute;mso-position-vertical-relative:text;v-text-anchor:top" o:gfxdata="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" stroked="f">
+              <v:shape id="Zone de texte 7" o:spid="_x0000_s1027" type="#_x0000_t202" style="position:absolute;left:0;text-align:left;margin-left:-31.05pt;margin-top:314.65pt;width:288.9pt;height:.05pt;z-index:251711488;visibility:visible;mso-wrap-style:square;mso-wrap-distance-left:9pt;mso-wrap-distance-top:0;mso-wrap-distance-right:9pt;mso-wrap-distance-bottom:0;mso-position-horizontal:absolute;mso-position-horizontal-relative:text;mso-position-vertical:absolute;mso-position-vertical-relative:text;v-text-anchor:top" o:gfxdata="UEsDBBQABgAIAAAAIQC2gziS/gAAAOEBAAATAAAAW0NvbnRlbnRfVHlwZXNdLnhtbJSRQU7DMBBF 90jcwfIWJU67QAgl6YK0S0CoHGBkTxKLZGx5TGhvj5O2G0SRWNoz/78nu9wcxkFMGNg6quQqL6RA 0s5Y6ir5vt9lD1JwBDIwOMJKHpHlpr69KfdHjyxSmriSfYz+USnWPY7AufNIadK6MEJMx9ApD/oD OlTrorhX2lFEilmcO2RdNtjC5xDF9pCuTyYBB5bi6bQ4syoJ3g9WQ0ymaiLzg5KdCXlKLjvcW893 SUOqXwnz5DrgnHtJTxOsQfEKIT7DmDSUCaxw7Rqn8787ZsmRM9e2VmPeBN4uqYvTtW7jvijg9N/y JsXecLq0q+WD6m8AAAD//wMAUEsDBBQABgAIAAAAIQA4/SH/1gAAAJQBAAALAAAAX3JlbHMvLnJl bHOkkMFqwzAMhu+DvYPRfXGawxijTi+j0GvpHsDYimMaW0Yy2fr2M4PBMnrbUb/Q94l/f/hMi1qR JVI2sOt6UJgd+ZiDgffL8ekFlFSbvV0oo4EbChzGx4f9GRdb25HMsYhqlCwG5lrLq9biZkxWOiqY 22YiTra2kYMu1l1tQD30/bPm3wwYN0x18gb45AdQl1tp5j/sFB2T0FQ7R0nTNEV3j6o9feQzro1i OWA14Fm+Q8a1a8+Bvu/d/dMb2JY5uiPbhG/ktn4cqGU/er3pcvwCAAD//wMAUEsDBBQABgAIAAAA IQByvbeJOAIAAHcEAAAOAAAAZHJzL2Uyb0RvYy54bWysVMFu2zAMvQ/YPwi6L04aLN2MOEWWIsOA oC2QDgV2U2Q5FiCLGqXE7r5+lGynW7fTsItCkdSj+R6Z5U3XGHZW6DXYgs8mU86UlVBqeyz418ft uw+c+SBsKQxYVfBn5fnN6u2bZetydQU1mFIhIxDr89YVvA7B5VnmZa0a4SfglKVgBdiIQFc8ZiWK ltAbk11Np4usBSwdglTek/e2D/JVwq8qJcN9VXkVmCk4fVtIJ6bzEM9stRT5EYWrtRw+Q/zDVzRC Wyp6gboVQbAT6j+gGi0RPFRhIqHJoKq0VKkH6mY2fdXNvhZOpV6IHO8uNPn/Byvvzg/IdFnwa86s aEiibyQUKxULqguKXUeKWudzytw7yg3dJ+hI6tHvyRk77yps4i/1xChOZD9fCCYkJsk5Xyw+TucU khRbzN9HjOzlqUMfPitoWDQKjqReIlWcdz70qWNKrOTB6HKrjYmXGNgYZGdBSre1DmoA/y3L2Jhr Ib7qAXuPSqMyVInd9l1FK3SHLhF06fgA5TMRgdBPk3dyq6n6TvjwIJDGhxqklQj3dFQG2oLDYHFW A/74mz/mk6oU5aylcSy4/34SqDgzXyzpHWd3NHA0DqNhT80GqO8ZLZuTyaQHGMxoVgjNE23KOlah kLCSahU8jOYm9EtBmybVep2SaEKdCDu7dzJCjyw/dk8C3aBRHJI7GAdV5K+k6nOTWG59CsR70jHy 2rNI+scLTXeahGET4/r8ek9ZL/8Xq58AAAD//wMAUEsDBBQABgAIAAAAIQBQ5ZG/3gAAAAgBAAAP AAAAZHJzL2Rvd25yZXYueG1sTI+xTsMwEIb3Sn0H61bUOknTAFGcClUwwFIRurC58TVOG58j22nL 22NYYLy7T/99f7W5mYFd0PnekoB0mQBDaq3qqROw/3hZPADzQZKSgyUU8IUeNvV8VslS2Su946UJ HYsh5EspQIcwlpz7VqORfmlHpHg7WmdkiKPruHLyGsPNwLMkKbiRPcUPWo641diem8kI2OWfO303 HZ/fnvKVe91P2+LUNULMZ8AC3sIfCT/u0RvqKHSwEynPBgGLIksjKqDIHlfAIrFO1/fADr+bHHhd 8f8F6m8AAAD//wMAUEsBAi0AFAAGAAgAAAAhALaDOJL+AAAA4QEAABMAAAAAAAAAAAAAAAAAAAAA AFtDb250ZW50X1R5cGVzXS54bWxQSwECLQAUAAYACAAAACEAOP0h/9YAAACUAQAACwAAAAAAAAAA AAAAAAAvAQAAX3JlbHMvLnJlbHNQSwECLQAUAAYACAAAACEAcr23iTgCAAB3BAAADgAAAAAAAAAA AAAAAAAuAgAAZHJzL2Uyb0RvYy54bWxQSwECLQAUAAYACAAAACEAUOWRv94AAAAIAQAADwAAAAAA AAAAAAAAAACSBAAAZHJzL2Rvd25yZXYueG1sUEsFBgAAAAAEAAQA8wAAAJ0FAAAAAA== " stroked="f">
                 <v:textbox style="mso-fit-shape-to-text:t" inset="0,0,0,0">
                   <w:txbxContent>
                     <w:p>
@@ -5459,7 +9732,7 @@
           </mc:Choice>
           <mc:Fallback>
             <w:pict>
-              <v:shape id="Zone de texte 10" o:spid="_x0000_s1028" type="#_x0000_t202" style="position:absolute;left:0;text-align:left;margin-left:252.3pt;margin-top:313.85pt;width:288.55pt;height:.05pt;z-index:251713536;visibility:visible;mso-wrap-style:square;mso-wrap-distance-left:9pt;mso-wrap-distance-top:0;mso-wrap-distance-right:9pt;mso-wrap-distance-bottom:0;mso-position-horizontal:absolute;mso-position-horizontal-relative:text;mso-position-vertical:absolute;mso-position-vertical-relative:text;v-text-anchor:top" o:gfxdata="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" stroked="f">
+              <v:shape id="Zone de texte 10" o:spid="_x0000_s1028" type="#_x0000_t202" style="position:absolute;left:0;text-align:left;margin-left:252.3pt;margin-top:313.85pt;width:288.55pt;height:.05pt;z-index:251713536;visibility:visible;mso-wrap-style:square;mso-wrap-distance-left:9pt;mso-wrap-distance-top:0;mso-wrap-distance-right:9pt;mso-wrap-distance-bottom:0;mso-position-horizontal:absolute;mso-position-horizontal-relative:text;mso-position-vertical:absolute;mso-position-vertical-relative:text;v-text-anchor:top" o:gfxdata="UEsDBBQABgAIAAAAIQC2gziS/gAAAOEBAAATAAAAW0NvbnRlbnRfVHlwZXNdLnhtbJSRQU7DMBBF 90jcwfIWJU67QAgl6YK0S0CoHGBkTxKLZGx5TGhvj5O2G0SRWNoz/78nu9wcxkFMGNg6quQqL6RA 0s5Y6ir5vt9lD1JwBDIwOMJKHpHlpr69KfdHjyxSmriSfYz+USnWPY7AufNIadK6MEJMx9ApD/oD OlTrorhX2lFEilmcO2RdNtjC5xDF9pCuTyYBB5bi6bQ4syoJ3g9WQ0ymaiLzg5KdCXlKLjvcW893 SUOqXwnz5DrgnHtJTxOsQfEKIT7DmDSUCaxw7Rqn8787ZsmRM9e2VmPeBN4uqYvTtW7jvijg9N/y JsXecLq0q+WD6m8AAAD//wMAUEsDBBQABgAIAAAAIQA4/SH/1gAAAJQBAAALAAAAX3JlbHMvLnJl bHOkkMFqwzAMhu+DvYPRfXGawxijTi+j0GvpHsDYimMaW0Yy2fr2M4PBMnrbUb/Q94l/f/hMi1qR JVI2sOt6UJgd+ZiDgffL8ekFlFSbvV0oo4EbChzGx4f9GRdb25HMsYhqlCwG5lrLq9biZkxWOiqY 22YiTra2kYMu1l1tQD30/bPm3wwYN0x18gb45AdQl1tp5j/sFB2T0FQ7R0nTNEV3j6o9feQzro1i OWA14Fm+Q8a1a8+Bvu/d/dMb2JY5uiPbhG/ktn4cqGU/er3pcvwCAAD//wMAUEsDBBQABgAIAAAA IQAHOpidOQIAAHkEAAAOAAAAZHJzL2Uyb0RvYy54bWysVFFv2jAQfp+0/2D5fQToQFVEqBgV0yTU VqJTpb0ZxyGRbJ93NiTs1+/sELp1e5r2Ys535+9y33fH4q4zmp0U+gZswSejMWfKSigbeyj41+fN h1vOfBC2FBqsKvhZeX63fP9u0bpcTaEGXSpkBGJ93rqC1yG4PMu8rJURfgROWQpWgEYEuuIhK1G0 hG50Nh2P51kLWDoEqbwn730f5MuEX1VKhseq8iowXXD6tpBOTOc+ntlyIfIDClc38vIZ4h++wojG UtEr1L0Igh2x+QPKNBLBQxVGEkwGVdVIlXqgbibjN93sauFU6oXI8e5Kk/9/sPLh9ISsKUk7oscK Qxp9I6VYqVhQXVCM/ERS63xOuTtH2aH7BB09GPyenLH3rkITf6krRnHCO18pJigmyXkzn3+c3c44 kxSb38wiRvb61KEPnxUYFo2CI+mXaBWnrQ996pASK3nQTblptI6XGFhrZCdBWrd1E9QF/LcsbWOu hfiqB+w9Kg3LpUrstu8qWqHbd4mi6dDxHsozEYHQz5N3ctNQ9a3w4UkgDRD1TksRHumoNLQFh4vF WQ3442/+mE+6UpSzlgay4P77UaDiTH+xpHic3sHAwdgPhj2aNVDfE1o3J5NJDzDowawQzAvtyipW oZCwkmoVPAzmOvRrQbsm1WqVkmhGnQhbu3MyQg8sP3cvAt1FozglDzCMqsjfSNXnJrHc6hiI96Rj 5LVnkfSPF5rvNAmXXYwL9Os9Zb3+Yyx/AgAA//8DAFBLAwQUAAYACAAAACEAqCT1d90AAAAJAQAA DwAAAGRycy9kb3ducmV2LnhtbEyPPU/DMBCG90r9D9atiNotIY2iOBWqYIClInRhc+NrHIjPke20 5d/jstDtPh6991y1udiBndCH3pGE5UIAQ2qd7qmTsP94uS+AhahIq8ERSvjBAJt6PqtUqd2Z3vHU xI6lEAqlkmBiHEvOQ2vQqrBwI1LaHZ23KqbWd1x7dU7hduArIXJuVU/pglEjbg22381kJeyyz525 m47Pb0/Zg3/dT9v8q2uknM+ARbzEfxKu7skb6iR0cBPpwAYJjyLLEyohX63XwK6EKJapOvyNCuB1 xW8/qH8BAAD//wMAUEsBAi0AFAAGAAgAAAAhALaDOJL+AAAA4QEAABMAAAAAAAAAAAAAAAAAAAAA AFtDb250ZW50X1R5cGVzXS54bWxQSwECLQAUAAYACAAAACEAOP0h/9YAAACUAQAACwAAAAAAAAAA AAAAAAAvAQAAX3JlbHMvLnJlbHNQSwECLQAUAAYACAAAACEABzqYnTkCAAB5BAAADgAAAAAAAAAA AAAAAAAuAgAAZHJzL2Uyb0RvYy54bWxQSwECLQAUAAYACAAAACEAqCT1d90AAAAJAQAADwAAAAAA AAAAAAAAAACTBAAAZHJzL2Rvd25yZXYueG1sUEsFBgAAAAAEAAQA8wAAAJ0FAAAAAA== " stroked="f">
                 <v:textbox style="mso-fit-shape-to-text:t" inset="0,0,0,0">
                   <w:txbxContent>
                     <w:p>
@@ -5633,25 +9906,39 @@
       <w:pPr>
         <w:pStyle w:val="Titre2"/>
       </w:pPr>
-      <w:bookmarkStart w:id="90" w:name="_Toc430166140"/>
-      <w:r>
-        <w:lastRenderedPageBreak/>
+      <w:bookmarkStart w:id="95" w:name="_Toc430166140"/>
+      <w:r>
         <w:t>I</w:t>
       </w:r>
       <w:r>
         <w:t>rrigation</w:t>
       </w:r>
-      <w:bookmarkEnd w:id="90"/>
+      <w:bookmarkEnd w:id="95"/>
     </w:p>
     <w:p>
       <w:pPr>
         <w:pStyle w:val="Titre3"/>
       </w:pPr>
-      <w:bookmarkStart w:id="91" w:name="_Toc430166141"/>
-      <w:r>
-        <w:t>Principe et implémentation</w:t>
-      </w:r>
-      <w:bookmarkEnd w:id="91"/>
+      <w:bookmarkStart w:id="96" w:name="_Toc430166141"/>
+      <w:r>
+        <w:t xml:space="preserve">Principe et </w:t>
+      </w:r>
+      <w:commentRangeStart w:id="97"/>
+      <w:r>
+        <w:t>implémentation</w:t>
+      </w:r>
+      <w:bookmarkEnd w:id="96"/>
+      <w:commentRangeEnd w:id="97"/>
+      <w:r>
+        <w:rPr>
+          <w:rStyle w:val="Marquedecommentaire"/>
+          <w:rFonts w:asciiTheme="minorHAnsi" w:eastAsiaTheme="minorEastAsia" w:hAnsiTheme="minorHAnsi" w:cstheme="minorBidi"/>
+          <w:b w:val="0"/>
+          <w:bCs w:val="0"/>
+          <w:color w:val="auto"/>
+        </w:rPr>
+        <w:commentReference w:id="97"/>
+      </w:r>
     </w:p>
     <w:p>
       <w:r>
@@ -5670,7 +9957,11 @@
         <w:t xml:space="preserve">’irrigation. </w:t>
       </w:r>
       <w:r>
-        <w:t>Dans le précédent rapport, l’outil existant développé par l’université de Jena avait été présenté. Le mode de calcul n’étant pas compatible avec notre modèle, un nouveau composant a dû être créé.</w:t>
+        <w:t xml:space="preserve">Dans le précédent rapport, l’outil existant développé </w:t>
+      </w:r>
+      <w:r>
+        <w:lastRenderedPageBreak/>
+        <w:t>par l’université de Jena avait été présenté. Le mode de calcul n’étant pas compatible avec notre modèle, un nouveau composant a dû être créé.</w:t>
       </w:r>
     </w:p>
     <w:p>
@@ -5692,6 +9983,11 @@
       <w:r>
         <w:t>échelles</w:t>
       </w:r>
+      <w:ins w:id="98" w:author="Isabelle Gouttevin" w:date="2015-09-18T14:55:00Z">
+        <w:r>
+          <w:t>, avec les étapes suivantes</w:t>
+        </w:r>
+      </w:ins>
       <w:r>
         <w:t> :</w:t>
       </w:r>
@@ -5704,8 +10000,20 @@
           <w:numId w:val="36"/>
         </w:numPr>
         <w:spacing w:before="240"/>
-      </w:pPr>
-      <w:r>
+        <w:rPr>
+          <w:b/>
+          <w:rPrChange w:id="99" w:author="Isabelle Gouttevin" w:date="2015-09-18T15:23:00Z">
+            <w:rPr/>
+          </w:rPrChange>
+        </w:rPr>
+      </w:pPr>
+      <w:r>
+        <w:rPr>
+          <w:b/>
+          <w:rPrChange w:id="100" w:author="Isabelle Gouttevin" w:date="2015-09-18T15:23:00Z">
+            <w:rPr/>
+          </w:rPrChange>
+        </w:rPr>
         <w:t>A l’échelle de la HRU irriguée</w:t>
       </w:r>
     </w:p>
@@ -5719,11 +10027,31 @@
         <w:spacing w:before="240"/>
       </w:pPr>
       <w:r>
-        <w:t>Etablir si la HRU est en état de stress</w:t>
-      </w:r>
-      <w:r>
-        <w:t xml:space="preserve"> </w:t>
-      </w:r>
+        <w:t>Etablir si la HRU</w:t>
+      </w:r>
+      <w:ins w:id="101" w:author="Isabelle Gouttevin" w:date="2015-09-18T15:15:00Z">
+        <w:r>
+          <w:t xml:space="preserve"> </w:t>
+        </w:r>
+      </w:ins>
+      <w:del w:id="102" w:author="Isabelle Gouttevin" w:date="2015-09-18T15:15:00Z">
+        <w:r>
+          <w:delText xml:space="preserve"> </w:delText>
+        </w:r>
+      </w:del>
+      <w:ins w:id="103" w:author="Isabelle Gouttevin" w:date="2015-09-18T15:15:00Z">
+        <w:r>
+          <w:t xml:space="preserve">doit être irriguée </w:t>
+        </w:r>
+      </w:ins>
+      <w:del w:id="104" w:author="Isabelle Gouttevin" w:date="2015-09-18T15:15:00Z">
+        <w:r>
+          <w:delText>est en état de stress</w:delText>
+        </w:r>
+        <w:r>
+          <w:delText xml:space="preserve"> </w:delText>
+        </w:r>
+      </w:del>
       <w:r>
         <w:t xml:space="preserve">: à chaque pas de temps, le rapport </w:t>
       </w:r>
@@ -5841,8 +10169,50 @@
       <w:r>
         <w:t>fixée dans les paramètres du modèle</w:t>
       </w:r>
-      <w:r>
-        <w:t>, alors la HRU sera en stress hydrique et un besoin en eau d’irrigation sera calculé</w:t>
+      <w:ins w:id="105" w:author="Isabelle Gouttevin" w:date="2015-09-18T15:15:00Z">
+        <w:r>
+          <w:t xml:space="preserve"> (actuellement 0.9)</w:t>
+        </w:r>
+      </w:ins>
+      <w:r>
+        <w:t xml:space="preserve">, </w:t>
+      </w:r>
+      <w:del w:id="106" w:author="Isabelle Gouttevin" w:date="2015-09-18T15:15:00Z">
+        <w:r>
+          <w:delText>alors</w:delText>
+        </w:r>
+      </w:del>
+      <w:r>
+        <w:t xml:space="preserve"> la HRU </w:t>
+      </w:r>
+      <w:del w:id="107" w:author="Isabelle Gouttevin" w:date="2015-09-18T15:16:00Z">
+        <w:r>
+          <w:delText xml:space="preserve">sera </w:delText>
+        </w:r>
+      </w:del>
+      <w:ins w:id="108" w:author="Isabelle Gouttevin" w:date="2015-09-18T15:16:00Z">
+        <w:r>
+          <w:t xml:space="preserve">est considérée </w:t>
+        </w:r>
+      </w:ins>
+      <w:r>
+        <w:t xml:space="preserve">en stress hydrique et un besoin en eau d’irrigation </w:t>
+      </w:r>
+      <w:del w:id="109" w:author="Isabelle Gouttevin" w:date="2015-09-18T15:16:00Z">
+        <w:r>
+          <w:delText xml:space="preserve">sera </w:delText>
+        </w:r>
+      </w:del>
+      <w:ins w:id="110" w:author="Isabelle Gouttevin" w:date="2015-09-18T15:16:00Z">
+        <w:r>
+          <w:t>est</w:t>
+        </w:r>
+        <w:r>
+          <w:t xml:space="preserve"> </w:t>
+        </w:r>
+      </w:ins>
+      <w:r>
+        <w:t>calculé</w:t>
       </w:r>
       <w:r>
         <w:t xml:space="preserve"> pour celle-ci</w:t>
@@ -5858,9 +10228,53 @@
           <w:ilvl w:val="1"/>
           <w:numId w:val="36"/>
         </w:numPr>
-      </w:pPr>
-      <w:r>
-        <w:t xml:space="preserve">Calculer les besoins en eau : selon les types d’irrigation, les doses appliquées ne sont pas les mêmes. En effet, l’efficacité des techniques d’irrigation sont variables (Tableau </w:t>
+        <w:rPr>
+          <w:ins w:id="111" w:author="Isabelle Gouttevin" w:date="2015-09-18T14:49:00Z"/>
+        </w:rPr>
+      </w:pPr>
+      <w:commentRangeStart w:id="112"/>
+      <w:del w:id="113" w:author="Isabelle Gouttevin" w:date="2015-09-18T14:57:00Z">
+        <w:r>
+          <w:delText xml:space="preserve">Calculer les besoins en eau : </w:delText>
+        </w:r>
+      </w:del>
+    </w:p>
+    <w:p>
+      <w:pPr>
+        <w:pStyle w:val="Paragraphedeliste"/>
+        <w:numPr>
+          <w:ilvl w:val="1"/>
+          <w:numId w:val="36"/>
+        </w:numPr>
+      </w:pPr>
+      <w:ins w:id="114" w:author="Isabelle Gouttevin" w:date="2015-09-18T14:49:00Z">
+        <w:r>
+          <w:t xml:space="preserve">Calculer </w:t>
+        </w:r>
+      </w:ins>
+      <w:ins w:id="115" w:author="Isabelle Gouttevin" w:date="2015-09-18T14:57:00Z">
+        <w:r>
+          <w:t xml:space="preserve">la dose d’irrigation, </w:t>
+        </w:r>
+      </w:ins>
+      <w:ins w:id="116" w:author="Isabelle Gouttevin" w:date="2015-09-18T15:16:00Z">
+        <w:r>
+          <w:t>nécessaire à combler le besoin en eau des plantes</w:t>
+        </w:r>
+      </w:ins>
+      <w:ins w:id="117" w:author="Isabelle Gouttevin" w:date="2015-09-18T14:49:00Z">
+        <w:r>
+          <w:t xml:space="preserve"> : </w:t>
+        </w:r>
+      </w:ins>
+      <w:r>
+        <w:t xml:space="preserve">selon les types d’irrigation, les doses appliquées ne sont pas les mêmes. En effet, l’efficacité </w:t>
+      </w:r>
+      <w:r>
+        <w:t>des techniques d’irrigation est</w:t>
+      </w:r>
+      <w:r>
+        <w:t xml:space="preserve"> variables (Tableau </w:t>
       </w:r>
       <w:r>
         <w:rPr>
@@ -5871,6 +10285,13 @@
       <w:r>
         <w:t xml:space="preserve">). </w:t>
       </w:r>
+      <w:commentRangeEnd w:id="112"/>
+      <w:r>
+        <w:rPr>
+          <w:rStyle w:val="Marquedecommentaire"/>
+        </w:rPr>
+        <w:commentReference w:id="112"/>
+      </w:r>
     </w:p>
     <w:p>
       <w:pPr>
@@ -5897,7 +10318,7 @@
         <w:rPr>
           <w:rStyle w:val="Appelnotedebasdep"/>
         </w:rPr>
-        <w:footnoteReference w:id="2"/>
+        <w:footnoteReference w:id="4"/>
       </w:r>
     </w:p>
     <w:tbl>
@@ -6388,6 +10809,9 @@
       <w:pPr>
         <w:pStyle w:val="Paragraphedeliste"/>
         <w:ind w:left="1440"/>
+        <w:rPr>
+          <w:ins w:id="118" w:author="Isabelle Gouttevin" w:date="2015-09-18T14:59:00Z"/>
+        </w:rPr>
       </w:pPr>
       <w:r>
         <w:t>Dans notre modèle, nous considérons 3 types d’irrigation : l’aspersion, le goutte-à-goutte (ou micro-aspersion) et le gravitaire</w:t>
@@ -6396,13 +10820,376 @@
         <w:t xml:space="preserve"> (ou irrigation par ruissellement)</w:t>
       </w:r>
       <w:r>
-        <w:t>. Pour l’aspersion et le goutte-à-goutte, la dose d’irrigation est égale à la quantité d’eau nécessaire à apporter pour remplir le réservoir MPS dans lequel la plante va puiser l’eau pour parvenir à l’évapotranspiration maximale. Pour l’irrigation gravitaire, nous considérons que la dose correspond à l’eau à apporter pour remplir les deux réservoirs de sol, MPS et LPS.</w:t>
-      </w:r>
+        <w:t xml:space="preserve">. Pour l’aspersion et le goutte-à-goutte, </w:t>
+      </w:r>
+      <w:ins w:id="119" w:author="Isabelle Gouttevin" w:date="2015-09-18T15:18:00Z">
+        <w:r>
+          <w:t xml:space="preserve">nous choisissons </w:t>
+        </w:r>
+      </w:ins>
+      <w:r>
+        <w:t xml:space="preserve">la dose d’irrigation </w:t>
+      </w:r>
+      <w:del w:id="120" w:author="Isabelle Gouttevin" w:date="2015-09-18T15:18:00Z">
+        <w:r>
+          <w:delText>est égale à</w:delText>
+        </w:r>
+      </w:del>
+      <w:ins w:id="121" w:author="Isabelle Gouttevin" w:date="2015-09-18T15:18:00Z">
+        <w:r>
+          <w:t>comme</w:t>
+        </w:r>
+      </w:ins>
+      <w:r>
+        <w:t xml:space="preserve"> la quantité d’eau nécessaire à apporter pour remplir le réservoir MPS</w:t>
+      </w:r>
+      <w:ins w:id="122" w:author="Isabelle Gouttevin" w:date="2015-09-18T14:53:00Z">
+        <w:r>
+          <w:t xml:space="preserve"> (Medium Pore </w:t>
+        </w:r>
+        <w:proofErr w:type="spellStart"/>
+        <w:r>
+          <w:t>Space</w:t>
+        </w:r>
+        <w:proofErr w:type="spellEnd"/>
+        <w:r>
+          <w:t>)</w:t>
+        </w:r>
+      </w:ins>
+      <w:ins w:id="123" w:author="Isabelle Gouttevin" w:date="2015-09-18T15:18:00Z">
+        <w:r>
+          <w:t>,</w:t>
+        </w:r>
+      </w:ins>
+      <w:r>
+        <w:t xml:space="preserve"> dans lequel la plante va puiser l’eau pour parvenir à l’évapotranspiration maximale. </w:t>
+      </w:r>
+      <w:ins w:id="124" w:author="Isabelle Gouttevin" w:date="2015-09-18T14:51:00Z">
+        <w:r>
+          <w:t xml:space="preserve"> Rappelons que le MPS est défini par la capacité au cha</w:t>
+        </w:r>
+        <w:r>
+          <w:t>mp du sol de la HRU sur la prof</w:t>
+        </w:r>
+      </w:ins>
+      <w:ins w:id="125" w:author="Isabelle Gouttevin" w:date="2015-09-18T14:53:00Z">
+        <w:r>
+          <w:t>o</w:t>
+        </w:r>
+      </w:ins>
+      <w:ins w:id="126" w:author="Isabelle Gouttevin" w:date="2015-09-18T14:51:00Z">
+        <w:r>
+          <w:t xml:space="preserve">ndeur racinaire de la culture </w:t>
+        </w:r>
+      </w:ins>
+      <w:ins w:id="127" w:author="Isabelle Gouttevin" w:date="2015-09-18T14:53:00Z">
+        <w:r>
+          <w:t xml:space="preserve">en terre. </w:t>
+        </w:r>
+      </w:ins>
+      <w:r>
+        <w:t>Pour l’irrigation gravitaire, nous considérons que la dose correspond à l’eau à apporter pour remplir les deux réservoirs de sol, MPS et LPS</w:t>
+      </w:r>
+      <w:ins w:id="128" w:author="Isabelle Gouttevin" w:date="2015-09-18T14:54:00Z">
+        <w:r>
+          <w:t xml:space="preserve"> (Large Pore </w:t>
+        </w:r>
+        <w:proofErr w:type="spellStart"/>
+        <w:r>
+          <w:t>Space</w:t>
+        </w:r>
+        <w:proofErr w:type="spellEnd"/>
+        <w:r>
+          <w:t>, réservoir d’eau gravitaire)</w:t>
+        </w:r>
+      </w:ins>
+      <w:r>
+        <w:t>.</w:t>
+      </w:r>
+      <w:ins w:id="129" w:author="Isabelle Gouttevin" w:date="2015-09-18T15:19:00Z">
+        <w:r>
+          <w:t xml:space="preserve"> Ces choix respectent les fonctionnements et efficacités respectifs de ces types d’irrigation</w:t>
+        </w:r>
+      </w:ins>
     </w:p>
     <w:p>
       <w:pPr>
         <w:pStyle w:val="Paragraphedeliste"/>
         <w:ind w:left="1440"/>
+        <w:rPr>
+          <w:ins w:id="130" w:author="Isabelle Gouttevin" w:date="2015-09-18T14:59:00Z"/>
+        </w:rPr>
+      </w:pPr>
+    </w:p>
+    <w:p>
+      <w:pPr>
+        <w:pStyle w:val="Paragraphedeliste"/>
+        <w:numPr>
+          <w:ilvl w:val="0"/>
+          <w:numId w:val="41"/>
+        </w:numPr>
+        <w:rPr>
+          <w:ins w:id="131" w:author="Isabelle Gouttevin" w:date="2015-09-18T15:20:00Z"/>
+        </w:rPr>
+        <w:pPrChange w:id="132" w:author="Isabelle Gouttevin" w:date="2015-09-18T15:06:00Z">
+          <w:pPr>
+            <w:pStyle w:val="Paragraphedeliste"/>
+          </w:pPr>
+        </w:pPrChange>
+      </w:pPr>
+      <w:ins w:id="133" w:author="Isabelle Gouttevin" w:date="2015-09-18T14:59:00Z">
+        <w:r>
+          <w:t>Calculer l’eau</w:t>
+        </w:r>
+      </w:ins>
+      <w:ins w:id="134" w:author="Isabelle Gouttevin" w:date="2015-09-18T15:10:00Z">
+        <w:r>
+          <w:t xml:space="preserve"> à </w:t>
+        </w:r>
+      </w:ins>
+      <w:ins w:id="135" w:author="Isabelle Gouttevin" w:date="2015-09-18T14:59:00Z">
+        <w:r>
+          <w:t>prélev</w:t>
+        </w:r>
+      </w:ins>
+      <w:ins w:id="136" w:author="Isabelle Gouttevin" w:date="2015-09-18T15:10:00Z">
+        <w:r>
+          <w:t>er</w:t>
+        </w:r>
+      </w:ins>
+      <w:ins w:id="137" w:author="Isabelle Gouttevin" w:date="2015-09-18T14:59:00Z">
+        <w:r>
+          <w:t xml:space="preserve"> (</w:t>
+        </w:r>
+      </w:ins>
+      <w:ins w:id="138" w:author="Isabelle Gouttevin" w:date="2015-09-18T15:10:00Z">
+        <w:r>
+          <w:t xml:space="preserve">paramétrisation </w:t>
+        </w:r>
+      </w:ins>
+      <w:ins w:id="139" w:author="Isabelle Gouttevin" w:date="2015-09-18T14:59:00Z">
+        <w:r>
+          <w:t xml:space="preserve">à </w:t>
+        </w:r>
+      </w:ins>
+      <w:ins w:id="140" w:author="Isabelle Gouttevin" w:date="2015-09-18T15:10:00Z">
+        <w:r>
+          <w:t>affiner</w:t>
+        </w:r>
+      </w:ins>
+      <w:ins w:id="141" w:author="Isabelle Gouttevin" w:date="2015-09-18T14:59:00Z">
+        <w:r>
+          <w:t xml:space="preserve"> ultérieurement) : les systèmes d</w:t>
+        </w:r>
+      </w:ins>
+      <w:ins w:id="142" w:author="Isabelle Gouttevin" w:date="2015-09-18T15:00:00Z">
+        <w:r>
+          <w:t>’irrigations ne sont pas à 100% efficaces</w:t>
+        </w:r>
+      </w:ins>
+      <w:ins w:id="143" w:author="Isabelle Gouttevin" w:date="2015-09-18T15:11:00Z">
+        <w:r>
+          <w:t>. Ainsi, la dose à prélever doit être</w:t>
+        </w:r>
+      </w:ins>
+      <w:ins w:id="144" w:author="Isabelle Gouttevin" w:date="2015-09-18T15:19:00Z">
+        <w:r>
+          <w:t>, théoriquement,</w:t>
+        </w:r>
+      </w:ins>
+      <w:ins w:id="145" w:author="Isabelle Gouttevin" w:date="2015-09-18T15:11:00Z">
+        <w:r>
+          <w:t xml:space="preserve"> supérieure à la dose d’irrigation calculée précédemment.</w:t>
+        </w:r>
+      </w:ins>
+      <w:ins w:id="146" w:author="Isabelle Gouttevin" w:date="2015-09-18T15:12:00Z">
+        <w:r>
+          <w:t xml:space="preserve"> O</w:t>
+        </w:r>
+      </w:ins>
+      <w:ins w:id="147" w:author="Isabelle Gouttevin" w:date="2015-09-18T15:00:00Z">
+        <w:r>
+          <w:t>n pourra ajouter au modèle, dans une phase d’approfondissement, un coefficient d’efficacité propre à chaque type d</w:t>
+        </w:r>
+      </w:ins>
+      <w:ins w:id="148" w:author="Isabelle Gouttevin" w:date="2015-09-18T15:01:00Z">
+        <w:r>
+          <w:t xml:space="preserve">’irrigation. </w:t>
+        </w:r>
+      </w:ins>
+      <w:ins w:id="149" w:author="Isabelle Gouttevin" w:date="2015-09-18T15:09:00Z">
+        <w:r>
+          <w:t>Pour l’heure, les réseau</w:t>
+        </w:r>
+      </w:ins>
+      <w:ins w:id="150" w:author="Isabelle Gouttevin" w:date="2015-09-18T15:12:00Z">
+        <w:r>
+          <w:t>x</w:t>
+        </w:r>
+      </w:ins>
+      <w:ins w:id="151" w:author="Isabelle Gouttevin" w:date="2015-09-18T15:09:00Z">
+        <w:r>
+          <w:t xml:space="preserve"> d’irrigation sont considérés efficaces et ces coefficients valent 1</w:t>
+        </w:r>
+      </w:ins>
+      <w:ins w:id="152" w:author="Isabelle Gouttevin" w:date="2015-09-18T15:12:00Z">
+        <w:r>
+          <w:t xml:space="preserve"> (dose à prélevée = dose d’irrigation)</w:t>
+        </w:r>
+      </w:ins>
+      <w:ins w:id="153" w:author="Isabelle Gouttevin" w:date="2015-09-18T15:09:00Z">
+        <w:r>
+          <w:t>.</w:t>
+        </w:r>
+      </w:ins>
+    </w:p>
+    <w:p>
+      <w:pPr>
+        <w:pStyle w:val="Paragraphedeliste"/>
+        <w:numPr>
+          <w:ilvl w:val="0"/>
+          <w:numId w:val="41"/>
+        </w:numPr>
+        <w:rPr>
+          <w:del w:id="154" w:author="Isabelle Gouttevin" w:date="2015-09-18T15:06:00Z"/>
+        </w:rPr>
+        <w:pPrChange w:id="155" w:author="Isabelle Gouttevin" w:date="2015-09-18T15:06:00Z">
+          <w:pPr>
+            <w:pStyle w:val="Paragraphedeliste"/>
+          </w:pPr>
+        </w:pPrChange>
+      </w:pPr>
+      <w:ins w:id="156" w:author="Isabelle Gouttevin" w:date="2015-09-18T15:20:00Z">
+        <w:r>
+          <w:lastRenderedPageBreak/>
+          <w:t>Dans la réalité, l</w:t>
+        </w:r>
+      </w:ins>
+      <w:ins w:id="157" w:author="Isabelle Gouttevin" w:date="2015-09-18T15:01:00Z">
+        <w:r>
+          <w:t>orsque le réseau d’apport de l’eau est peu efficace, l</w:t>
+        </w:r>
+      </w:ins>
+      <w:ins w:id="158" w:author="Isabelle Gouttevin" w:date="2015-09-18T15:02:00Z">
+        <w:r>
+          <w:t xml:space="preserve">’eau </w:t>
+        </w:r>
+      </w:ins>
+      <w:ins w:id="159" w:author="Isabelle Gouttevin" w:date="2015-09-18T15:01:00Z">
+        <w:r>
+          <w:t xml:space="preserve"> « perdue »</w:t>
+        </w:r>
+      </w:ins>
+      <w:ins w:id="160" w:author="Isabelle Gouttevin" w:date="2015-09-18T15:02:00Z">
+        <w:r>
+          <w:t xml:space="preserve"> est en fait restituée au milieu entre son point de prélèvement et son point d’usage. Notre choix de point de prélèvement étant actuellement le brin de rivière le plus proche de la HRU</w:t>
+        </w:r>
+      </w:ins>
+      <w:ins w:id="161" w:author="Isabelle Gouttevin" w:date="2015-09-18T15:12:00Z">
+        <w:r>
+          <w:t xml:space="preserve"> (</w:t>
+        </w:r>
+        <w:proofErr w:type="spellStart"/>
+        <w:r>
+          <w:t>cf</w:t>
+        </w:r>
+        <w:proofErr w:type="spellEnd"/>
+        <w:r>
+          <w:t xml:space="preserve"> partie suivante)</w:t>
+        </w:r>
+      </w:ins>
+      <w:ins w:id="162" w:author="Isabelle Gouttevin" w:date="2015-09-18T15:02:00Z">
+        <w:r>
+          <w:t>, et non pas le point r</w:t>
+        </w:r>
+        <w:r>
+          <w:t>éel</w:t>
+        </w:r>
+        <w:r>
+          <w:t xml:space="preserve"> faute de données suffisamment précises à l</w:t>
+        </w:r>
+      </w:ins>
+      <w:ins w:id="163" w:author="Isabelle Gouttevin" w:date="2015-09-18T15:03:00Z">
+        <w:r>
+          <w:t xml:space="preserve">’échelle du bassin du Rhône, </w:t>
+        </w:r>
+      </w:ins>
+      <w:ins w:id="164" w:author="Isabelle Gouttevin" w:date="2015-09-18T15:05:00Z">
+        <w:r>
+          <w:t>les linéaires d’apport d’eau pour l’irrigation ont, dans notre modélisation, une longueur</w:t>
+        </w:r>
+      </w:ins>
+      <w:ins w:id="165" w:author="Isabelle Gouttevin" w:date="2015-09-18T15:07:00Z">
+        <w:r>
+          <w:t xml:space="preserve"> faible (canaux d’irrigation non-représentés)</w:t>
+        </w:r>
+      </w:ins>
+      <w:ins w:id="166" w:author="Isabelle Gouttevin" w:date="2015-09-18T15:08:00Z">
+        <w:r>
+          <w:t>, et ils restent proches de leur rivière d’origine</w:t>
+        </w:r>
+      </w:ins>
+      <w:ins w:id="167" w:author="Isabelle Gouttevin" w:date="2015-09-18T15:05:00Z">
+        <w:r>
+          <w:t xml:space="preserve">. On peut considérer que </w:t>
+        </w:r>
+      </w:ins>
+      <w:ins w:id="168" w:author="Isabelle Gouttevin" w:date="2015-09-18T15:03:00Z">
+        <w:r>
+          <w:t>la non-représentation d</w:t>
+        </w:r>
+      </w:ins>
+      <w:ins w:id="169" w:author="Isabelle Gouttevin" w:date="2015-09-18T15:06:00Z">
+        <w:r>
+          <w:t xml:space="preserve">’une </w:t>
+        </w:r>
+      </w:ins>
+      <w:ins w:id="170" w:author="Isabelle Gouttevin" w:date="2015-09-18T15:03:00Z">
+        <w:r>
+          <w:t xml:space="preserve">perte </w:t>
+        </w:r>
+      </w:ins>
+      <w:ins w:id="171" w:author="Isabelle Gouttevin" w:date="2015-09-18T15:08:00Z">
+        <w:r>
+          <w:t xml:space="preserve">en ligne </w:t>
+        </w:r>
+      </w:ins>
+      <w:ins w:id="172" w:author="Isabelle Gouttevin" w:date="2015-09-18T15:06:00Z">
+        <w:r>
+          <w:t xml:space="preserve">le long de ces linéaires a un impact faible sur l’hydrologie </w:t>
+        </w:r>
+        <w:proofErr w:type="spellStart"/>
+        <w:r>
+          <w:t>de</w:t>
+        </w:r>
+      </w:ins>
+      <w:ins w:id="173" w:author="Isabelle Gouttevin" w:date="2015-09-18T15:04:00Z">
+        <w:r>
+          <w:t>s-bassin</w:t>
+        </w:r>
+      </w:ins>
+      <w:ins w:id="174" w:author="Isabelle Gouttevin" w:date="2015-09-18T15:06:00Z">
+        <w:r>
+          <w:t>s.</w:t>
+        </w:r>
+      </w:ins>
+    </w:p>
+    <w:p>
+      <w:pPr>
+        <w:pStyle w:val="Paragraphedeliste"/>
+        <w:numPr>
+          <w:ilvl w:val="0"/>
+          <w:numId w:val="41"/>
+        </w:numPr>
+        <w:rPr>
+          <w:del w:id="175" w:author="Isabelle Gouttevin" w:date="2015-09-18T15:06:00Z"/>
+        </w:rPr>
+        <w:pPrChange w:id="176" w:author="Isabelle Gouttevin" w:date="2015-09-18T15:06:00Z">
+          <w:pPr>
+            <w:pStyle w:val="Paragraphedeliste"/>
+            <w:ind w:left="1440"/>
+          </w:pPr>
+        </w:pPrChange>
       </w:pPr>
     </w:p>
     <w:p>
@@ -6412,89 +11199,218 @@
           <w:ilvl w:val="1"/>
           <w:numId w:val="36"/>
         </w:numPr>
-      </w:pPr>
-      <w:r>
-        <w:t xml:space="preserve">Application de l’eau prélevée sur la HRU à irriguer : </w:t>
+        <w:rPr>
+          <w:del w:id="177" w:author="Isabelle Gouttevin" w:date="2015-09-18T15:22:00Z"/>
+        </w:rPr>
+      </w:pPr>
+      <w:r>
+        <w:t>Appli</w:t>
+      </w:r>
+      <w:ins w:id="178" w:author="Isabelle Gouttevin" w:date="2015-09-18T14:55:00Z">
+        <w:r>
+          <w:t>quer</w:t>
+        </w:r>
+      </w:ins>
+      <w:proofErr w:type="spellEnd"/>
+      <w:del w:id="179" w:author="Isabelle Gouttevin" w:date="2015-09-18T14:55:00Z">
+        <w:r>
+          <w:delText>cation</w:delText>
+        </w:r>
+      </w:del>
+      <w:del w:id="180" w:author="Isabelle Gouttevin" w:date="2015-09-18T15:21:00Z">
+        <w:r>
+          <w:delText xml:space="preserve"> de</w:delText>
+        </w:r>
+      </w:del>
+      <w:r>
+        <w:t xml:space="preserve"> l’eau prélevée sur la HRU à irriguer : </w:t>
       </w:r>
       <w:r>
         <w:t>S</w:t>
       </w:r>
       <w:r>
-        <w:t xml:space="preserve">i les ressources </w:t>
-      </w:r>
-      <w:r>
-        <w:t xml:space="preserve">dans le cours d’eau </w:t>
-      </w:r>
-      <w:r>
-        <w:t>le permettent</w:t>
-      </w:r>
-      <w:r>
-        <w:t xml:space="preserve">, la demande calculée est appliquée sur les </w:t>
-      </w:r>
-      <w:proofErr w:type="spellStart"/>
-      <w:r>
-        <w:t>HRUs</w:t>
-      </w:r>
-      <w:proofErr w:type="spellEnd"/>
-      <w:r>
-        <w:t xml:space="preserve"> irriguées</w:t>
-      </w:r>
-      <w:r>
-        <w:t>. La perte dans les conduites n’est pas prise en compte pour l’instant. Ainsi, l’eau prélevée</w:t>
-      </w:r>
-      <w:r>
-        <w:t xml:space="preserve"> dans un brin</w:t>
-      </w:r>
+        <w:t>i l</w:t>
+      </w:r>
+      <w:ins w:id="181" w:author="Isabelle Gouttevin" w:date="2015-09-18T15:22:00Z">
+        <w:r>
+          <w:t>a</w:t>
+        </w:r>
+      </w:ins>
+      <w:del w:id="182" w:author="Isabelle Gouttevin" w:date="2015-09-18T15:22:00Z">
+        <w:r>
+          <w:delText>es</w:delText>
+        </w:r>
+      </w:del>
+      <w:r>
+        <w:t xml:space="preserve"> ressource</w:t>
+      </w:r>
+      <w:del w:id="183" w:author="Isabelle Gouttevin" w:date="2015-09-18T15:22:00Z">
+        <w:r>
+          <w:delText>s</w:delText>
+        </w:r>
+      </w:del>
       <w:r>
         <w:t xml:space="preserve"> </w:t>
       </w:r>
       <w:r>
-        <w:t>attein</w:t>
-      </w:r>
-      <w:r>
-        <w:t>t directement la HRU irriguée. Les prochains développements prendront en compte l’efficacité du réseau. Les prélèvements seront majorés mais l</w:t>
-      </w:r>
-      <w:r>
-        <w:t>a quantité d’</w:t>
-      </w:r>
-      <w:r>
-        <w:t>eau atteignant la HRU restera inchangée.</w:t>
-      </w:r>
+        <w:t>dans le cours d’eau</w:t>
+      </w:r>
+      <w:ins w:id="184" w:author="Isabelle Gouttevin" w:date="2015-09-18T15:22:00Z">
+        <w:r>
+          <w:t xml:space="preserve"> auquel est connecté la HRU (</w:t>
+        </w:r>
+        <w:proofErr w:type="spellStart"/>
+        <w:r>
+          <w:t>cf</w:t>
+        </w:r>
+        <w:proofErr w:type="spellEnd"/>
+        <w:r>
+          <w:t xml:space="preserve"> partie suivante)</w:t>
+        </w:r>
+      </w:ins>
+      <w:r>
+        <w:t xml:space="preserve"> </w:t>
+      </w:r>
+      <w:r>
+        <w:t>le permet</w:t>
+      </w:r>
+      <w:del w:id="185" w:author="Isabelle Gouttevin" w:date="2015-09-18T15:22:00Z">
+        <w:r>
+          <w:delText>tent</w:delText>
+        </w:r>
+      </w:del>
+      <w:r>
+        <w:t xml:space="preserve">, la </w:t>
+      </w:r>
+      <w:del w:id="186" w:author="Isabelle Gouttevin" w:date="2015-09-18T15:21:00Z">
+        <w:r>
+          <w:delText>demande calculée</w:delText>
+        </w:r>
+      </w:del>
+      <w:ins w:id="187" w:author="Isabelle Gouttevin" w:date="2015-09-18T15:21:00Z">
+        <w:r>
+          <w:t>dose d’irrigation</w:t>
+        </w:r>
+      </w:ins>
+      <w:r>
+        <w:t xml:space="preserve"> est appliquée sur les HRUs irriguées</w:t>
+      </w:r>
+      <w:r>
+        <w:t xml:space="preserve">. </w:t>
+      </w:r>
+      <w:del w:id="188" w:author="Isabelle Gouttevin" w:date="2015-09-18T15:22:00Z">
+        <w:r>
+          <w:delText>La perte dans les conduites n’est pas prise en compte pour l’instant. Ainsi, l’eau prélevée</w:delText>
+        </w:r>
+        <w:r>
+          <w:delText xml:space="preserve"> dans un brin</w:delText>
+        </w:r>
+        <w:r>
+          <w:delText xml:space="preserve"> </w:delText>
+        </w:r>
+        <w:r>
+          <w:delText>attein</w:delText>
+        </w:r>
+        <w:r>
+          <w:delText>t directement la HRU irriguée. Les prochains développements prendront en compte l’efficacité du réseau. Les prélèvements seront majorés mais l</w:delText>
+        </w:r>
+        <w:r>
+          <w:delText>a quantité d’</w:delText>
+        </w:r>
+        <w:r>
+          <w:delText>eau atteignant la HRU restera inchangée.</w:delText>
+        </w:r>
+      </w:del>
     </w:p>
     <w:p>
       <w:pPr>
         <w:pStyle w:val="Paragraphedeliste"/>
         <w:ind w:left="1440"/>
+        <w:rPr>
+          <w:del w:id="189" w:author="Isabelle Gouttevin" w:date="2015-09-18T15:39:00Z"/>
+        </w:rPr>
       </w:pPr>
     </w:p>
     <w:p>
       <w:pPr>
         <w:spacing w:after="200"/>
         <w:jc w:val="left"/>
-      </w:pPr>
-      <w:r>
-        <w:br w:type="page"/>
-      </w:r>
+        <w:rPr>
+          <w:del w:id="190" w:author="Isabelle Gouttevin" w:date="2015-09-18T15:39:00Z"/>
+        </w:rPr>
+      </w:pPr>
+      <w:del w:id="191" w:author="Isabelle Gouttevin" w:date="2015-09-18T15:39:00Z">
+        <w:r>
+          <w:br w:type="page"/>
+        </w:r>
+      </w:del>
     </w:p>
     <w:p>
       <w:pPr>
-        <w:pStyle w:val="Paragraphedeliste"/>
-        <w:numPr>
-          <w:ilvl w:val="0"/>
-          <w:numId w:val="36"/>
-        </w:numPr>
-      </w:pPr>
-      <w:r>
+        <w:spacing w:after="200"/>
+        <w:jc w:val="left"/>
+        <w:rPr>
+          <w:b/>
+          <w:rPrChange w:id="192" w:author="Isabelle Gouttevin" w:date="2015-09-18T15:23:00Z">
+            <w:rPr/>
+          </w:rPrChange>
+        </w:rPr>
+        <w:pPrChange w:id="193" w:author="Isabelle Gouttevin" w:date="2015-09-18T15:39:00Z">
+          <w:pPr>
+            <w:pStyle w:val="Paragraphedeliste"/>
+            <w:numPr>
+              <w:numId w:val="36"/>
+            </w:numPr>
+            <w:ind w:hanging="360"/>
+          </w:pPr>
+        </w:pPrChange>
+      </w:pPr>
+      <w:proofErr w:type="spellStart"/>
+      <w:r>
+        <w:rPr>
+          <w:b/>
+          <w:rPrChange w:id="194" w:author="Isabelle Gouttevin" w:date="2015-09-18T15:23:00Z">
+            <w:rPr/>
+          </w:rPrChange>
+        </w:rPr>
         <w:lastRenderedPageBreak/>
-        <w:t xml:space="preserve">A l’échelle </w:t>
-      </w:r>
-      <w:r>
+        <w:t>A</w:t>
+      </w:r>
+      <w:proofErr w:type="spellEnd"/>
+      <w:r>
+        <w:rPr>
+          <w:b/>
+          <w:rPrChange w:id="195" w:author="Isabelle Gouttevin" w:date="2015-09-18T15:23:00Z">
+            <w:rPr/>
+          </w:rPrChange>
+        </w:rPr>
+        <w:t xml:space="preserve"> l’échelle </w:t>
+      </w:r>
+      <w:r>
+        <w:rPr>
+          <w:b/>
+          <w:rPrChange w:id="196" w:author="Isabelle Gouttevin" w:date="2015-09-18T15:23:00Z">
+            <w:rPr/>
+          </w:rPrChange>
+        </w:rPr>
         <w:t>du brin de rivière a</w:t>
       </w:r>
       <w:r>
+        <w:rPr>
+          <w:b/>
+          <w:rPrChange w:id="197" w:author="Isabelle Gouttevin" w:date="2015-09-18T15:23:00Z">
+            <w:rPr/>
+          </w:rPrChange>
+        </w:rPr>
         <w:t>uquel est connecté la HRU</w:t>
       </w:r>
       <w:r>
+        <w:rPr>
+          <w:b/>
+          <w:rPrChange w:id="198" w:author="Isabelle Gouttevin" w:date="2015-09-18T15:23:00Z">
+            <w:rPr/>
+          </w:rPrChange>
+        </w:rPr>
         <w:t> :</w:t>
       </w:r>
     </w:p>
@@ -6534,15 +11450,7 @@
         <w:t xml:space="preserve">au niveau du brin est calculée. Il s’agit de la </w:t>
       </w:r>
       <w:r>
-        <w:t xml:space="preserve">somme des besoins en eau des </w:t>
-      </w:r>
-      <w:proofErr w:type="spellStart"/>
-      <w:r>
-        <w:t>HRUs</w:t>
-      </w:r>
-      <w:proofErr w:type="spellEnd"/>
-      <w:r>
-        <w:t xml:space="preserve"> irriguées dépendant d’un même brin de rivière</w:t>
+        <w:t>somme des besoins en eau des HRUs irriguées dépendant d’un même brin de rivière</w:t>
       </w:r>
       <w:r>
         <w:t>.</w:t>
@@ -6563,7 +11471,21 @@
         <w:t xml:space="preserve">rélever l’eau du </w:t>
       </w:r>
       <w:r>
-        <w:t>brin : en fonction de la ressource dans le brin, l’eau est prélevée pour satisfaire la demande.</w:t>
+        <w:t xml:space="preserve">brin : </w:t>
+      </w:r>
+      <w:commentRangeStart w:id="199"/>
+      <w:r>
+        <w:t>en fonction de la ressource dans le brin</w:t>
+      </w:r>
+      <w:commentRangeEnd w:id="199"/>
+      <w:r>
+        <w:rPr>
+          <w:rStyle w:val="Marquedecommentaire"/>
+        </w:rPr>
+        <w:commentReference w:id="199"/>
+      </w:r>
+      <w:r>
+        <w:t>, l’eau est prélevée pour satisfaire la demande.</w:t>
       </w:r>
       <w:r>
         <w:t xml:space="preserve"> Pour l’instant, le prélèvement est réalisé uniquement dans le cours d’eau. Au cours de futurs développements, la possibilité d’avoir </w:t>
@@ -6599,7 +11521,17 @@
     </w:p>
     <w:p>
       <w:pPr>
+        <w:pStyle w:val="Paragraphedeliste"/>
+        <w:numPr>
+          <w:ilvl w:val="0"/>
+          <w:numId w:val="43"/>
+        </w:numPr>
         <w:spacing w:after="0"/>
+        <w:pPrChange w:id="200" w:author="Isabelle Gouttevin" w:date="2015-09-18T15:26:00Z">
+          <w:pPr>
+            <w:spacing w:after="0"/>
+          </w:pPr>
+        </w:pPrChange>
       </w:pPr>
       <w:r>
         <w:t>Le premier permet de</w:t>
@@ -6614,50 +11546,70 @@
         <w:t>ande en eau au niveau de la HRU en fonction du type d’irrigation choisi.</w:t>
       </w:r>
       <w:r>
-        <w:t xml:space="preserve"> Les demandes en eau des </w:t>
+        <w:t xml:space="preserve"> Les demandes en eau des HRUs sont cumulées par </w:t>
       </w:r>
       <w:proofErr w:type="spellStart"/>
       <w:r>
-        <w:t>HRUs</w:t>
+        <w:t>sous-bassin</w:t>
       </w:r>
       <w:proofErr w:type="spellEnd"/>
       <w:r>
-        <w:t xml:space="preserve"> sont cumulées par </w:t>
+        <w:t xml:space="preserve"> (au sens du modèle J2000, à savoir l’ensemble des HRUs drainant leurs eaux vers un même brin de rivière). Ainsi, à chaque brin </w:t>
       </w:r>
       <w:proofErr w:type="spellStart"/>
       <w:r>
-        <w:t>sous-bassin</w:t>
+        <w:t>correspond</w:t>
+      </w:r>
+      <w:del w:id="201" w:author="Isabelle Gouttevin" w:date="2015-09-18T15:25:00Z">
+        <w:r>
+          <w:delText>r</w:delText>
+        </w:r>
+      </w:del>
+      <w:proofErr w:type="gramStart"/>
+      <w:r>
+        <w:t>a</w:t>
       </w:r>
       <w:proofErr w:type="spellEnd"/>
-      <w:r>
-        <w:t xml:space="preserve"> (au sens du modèle J2000, à savoir l’ensemble des </w:t>
-      </w:r>
-      <w:proofErr w:type="spellStart"/>
-      <w:r>
-        <w:t>HRUs</w:t>
-      </w:r>
-      <w:proofErr w:type="spellEnd"/>
-      <w:r>
-        <w:t xml:space="preserve"> drainant leurs eaux vers un même brin de rivière). Ainsi, à chaque brin correspondra une demande en irrigation. </w:t>
+      <w:proofErr w:type="gramEnd"/>
+      <w:r>
+        <w:t xml:space="preserve"> une demande en irrigation. </w:t>
       </w:r>
     </w:p>
     <w:p>
       <w:pPr>
+        <w:pStyle w:val="Paragraphedeliste"/>
+        <w:numPr>
+          <w:ilvl w:val="0"/>
+          <w:numId w:val="43"/>
+        </w:numPr>
         <w:spacing w:after="0"/>
-      </w:pPr>
-      <w:r>
-        <w:t xml:space="preserve">Le second effectue le transfert depuis le cours d’eau vers les </w:t>
-      </w:r>
-      <w:proofErr w:type="spellStart"/>
-      <w:r>
-        <w:t>HRUs</w:t>
-      </w:r>
-      <w:proofErr w:type="spellEnd"/>
-      <w:r>
-        <w:t>. L’eau est prélevée, dans la mesure du possible, dans la rivière pour répondre à la demande totale des besoins en eau calculée avec</w:t>
-      </w:r>
-      <w:r>
-        <w:t xml:space="preserve"> le module décrit ci-dessus. Une quantité d’eau disponible est attribuée à chaque </w:t>
+        <w:pPrChange w:id="202" w:author="Isabelle Gouttevin" w:date="2015-09-18T15:31:00Z">
+          <w:pPr>
+            <w:spacing w:after="0"/>
+          </w:pPr>
+        </w:pPrChange>
+      </w:pPr>
+      <w:r>
+        <w:t>Le second effectue le transfert depuis le cours d’eau vers les HRUs. L’eau est prélevée, dans la mesure du possible, dans la rivière pour répondre à la demande totale des besoins en eau calculée avec</w:t>
+      </w:r>
+      <w:r>
+        <w:t xml:space="preserve"> le module décrit ci-dessus</w:t>
+      </w:r>
+      <w:ins w:id="203" w:author="Isabelle Gouttevin" w:date="2015-09-18T15:31:00Z">
+        <w:r>
+          <w:t xml:space="preserve">, pour le </w:t>
+        </w:r>
+        <w:proofErr w:type="spellStart"/>
+        <w:r>
+          <w:t>sous-bassin</w:t>
+        </w:r>
+        <w:proofErr w:type="spellEnd"/>
+        <w:r>
+          <w:t xml:space="preserve"> du brin</w:t>
+        </w:r>
+      </w:ins>
+      <w:r>
+        <w:t xml:space="preserve">. Une quantité d’eau disponible est attribuée à chaque </w:t>
       </w:r>
       <w:proofErr w:type="spellStart"/>
       <w:r>
@@ -6670,7 +11622,20 @@
     </w:p>
     <w:p>
       <w:pPr>
+        <w:pStyle w:val="Paragraphedeliste"/>
+        <w:numPr>
+          <w:ilvl w:val="0"/>
+          <w:numId w:val="45"/>
+        </w:numPr>
         <w:spacing w:after="0"/>
+        <w:rPr>
+          <w:ins w:id="204" w:author="Isabelle Gouttevin" w:date="2015-09-18T15:33:00Z"/>
+        </w:rPr>
+        <w:pPrChange w:id="205" w:author="Isabelle Gouttevin" w:date="2015-09-18T15:32:00Z">
+          <w:pPr>
+            <w:spacing w:after="0"/>
+          </w:pPr>
+        </w:pPrChange>
       </w:pPr>
       <w:r>
         <w:t xml:space="preserve">Le troisième module applique l’eau disponible pour chaque </w:t>
@@ -6681,24 +11646,62 @@
       </w:r>
       <w:proofErr w:type="spellEnd"/>
       <w:r>
-        <w:t xml:space="preserve"> aux différentes </w:t>
-      </w:r>
-      <w:proofErr w:type="spellStart"/>
-      <w:r>
-        <w:t>HRUs</w:t>
-      </w:r>
-      <w:proofErr w:type="spellEnd"/>
-      <w:r>
-        <w:t xml:space="preserve"> qui le composent.</w:t>
-      </w:r>
-      <w:r>
-        <w:t xml:space="preserve"> Selon le type d’irrigation choisi, l’eau est ajoutée à différentes </w:t>
-      </w:r>
-      <w:r>
-        <w:t>variables du modèle</w:t>
-      </w:r>
-      <w:r>
-        <w:t>. Pour l’irrigation par aspersion, l’eau est ajoutée aux précipitations. Pour le goutte-à-goutte, l’eau est appliquée directement dans le réservoir MPS.</w:t>
+        <w:t xml:space="preserve"> aux différentes HRUs qui le composent.</w:t>
+      </w:r>
+      <w:r>
+        <w:t xml:space="preserve"> </w:t>
+      </w:r>
+      <w:del w:id="206" w:author="Isabelle Gouttevin" w:date="2015-09-18T15:36:00Z">
+        <w:r>
+          <w:delText>Selon le</w:delText>
+        </w:r>
+      </w:del>
+      <w:ins w:id="207" w:author="Isabelle Gouttevin" w:date="2015-09-18T15:36:00Z">
+        <w:r>
+          <w:t>Afin de respecter les modalités d’application du</w:t>
+        </w:r>
+      </w:ins>
+      <w:r>
+        <w:t xml:space="preserve"> type d’irrigation choisi, l’eau </w:t>
+      </w:r>
+      <w:del w:id="208" w:author="Isabelle Gouttevin" w:date="2015-09-18T15:35:00Z">
+        <w:r>
+          <w:delText>est ajoutée</w:delText>
+        </w:r>
+      </w:del>
+      <w:ins w:id="209" w:author="Isabelle Gouttevin" w:date="2015-09-18T15:35:00Z">
+        <w:r>
+          <w:t>parvient</w:t>
+        </w:r>
+      </w:ins>
+      <w:r>
+        <w:t xml:space="preserve"> </w:t>
+      </w:r>
+      <w:del w:id="210" w:author="Isabelle Gouttevin" w:date="2015-09-18T15:35:00Z">
+        <w:r>
+          <w:delText xml:space="preserve">à différentes </w:delText>
+        </w:r>
+        <w:r>
+          <w:delText>variables du modèle</w:delText>
+        </w:r>
+      </w:del>
+      <w:ins w:id="211" w:author="Isabelle Gouttevin" w:date="2015-09-18T15:35:00Z">
+        <w:r>
+          <w:t>au sol de façon différente</w:t>
+        </w:r>
+      </w:ins>
+      <w:del w:id="212" w:author="Isabelle Gouttevin" w:date="2015-09-18T15:35:00Z">
+        <w:r>
+          <w:delText>.</w:delText>
+        </w:r>
+      </w:del>
+      <w:ins w:id="213" w:author="Isabelle Gouttevin" w:date="2015-09-18T15:35:00Z">
+        <w:r>
+          <w:t> :</w:t>
+        </w:r>
+      </w:ins>
+      <w:r>
+        <w:t xml:space="preserve"> Pour l’irrigation par aspersion, l’eau est ajoutée aux précipitations. Pour le goutte-à-goutte, l’eau est appliquée directement dans le réservoir MPS.</w:t>
       </w:r>
       <w:r>
         <w:t xml:space="preserve"> Enfin, pour le gravitaire, l’eau est appliquée directement sur le sol et est ajoutée aux précipitations liquides atteignant le sol après le processus d’interception.</w:t>
@@ -6706,53 +11709,151 @@
     </w:p>
     <w:p>
       <w:pPr>
-        <w:pStyle w:val="Titre3"/>
-      </w:pPr>
-      <w:bookmarkStart w:id="92" w:name="_Toc430166142"/>
-      <w:r>
-        <w:t>Données disponibles et hypothèses retenues</w:t>
-      </w:r>
-      <w:bookmarkEnd w:id="92"/>
+        <w:pStyle w:val="Paragraphedeliste"/>
+        <w:spacing w:after="0"/>
+        <w:pPrChange w:id="214" w:author="Isabelle Gouttevin" w:date="2015-09-18T15:33:00Z">
+          <w:pPr>
+            <w:spacing w:after="0"/>
+          </w:pPr>
+        </w:pPrChange>
+      </w:pPr>
     </w:p>
     <w:p>
-      <w:r>
-        <w:t xml:space="preserve">Pour caractériser l’occupation du sol, le recensement général de l’agriculture (RGA) a été utilisé. </w:t>
-      </w:r>
-      <w:r>
-        <w:t>Cette base de données indique pour chaque commune le nombre et la superficie totale et irriguée des exploitations pour différents types de cultures. Afin de respecter les contraintes du secret statistique imposé par les gestionnaires du RGA, nous avons agrégé ces données de recensement à l’échelle cantonale et défini un ensemb</w:t>
-      </w:r>
-      <w:r>
-        <w:t>le de grands types de cultures</w:t>
-      </w:r>
-      <w:r>
-        <w:t xml:space="preserve"> (</w:t>
-      </w:r>
-      <w:r>
-        <w:fldChar w:fldCharType="begin"/>
-      </w:r>
-      <w:r>
-        <w:instrText xml:space="preserve"> REF _Ref430101650 \h </w:instrText>
-      </w:r>
-      <w:r>
-        <w:fldChar w:fldCharType="separate"/>
-      </w:r>
-      <w:r>
-        <w:t xml:space="preserve">Tableau </w:t>
-      </w:r>
-      <w:r>
+      <w:pPr>
+        <w:pStyle w:val="Titre3"/>
+      </w:pPr>
+      <w:bookmarkStart w:id="215" w:name="_Toc430166142"/>
+      <w:r>
+        <w:t>Données disponibles et hypothèses retenues</w:t>
+      </w:r>
+      <w:bookmarkEnd w:id="215"/>
+    </w:p>
+    <w:p>
+      <w:pPr>
         <w:rPr>
-          <w:noProof/>
+          <w:b/>
+          <w:i/>
         </w:rPr>
-        <w:t>2</w:t>
-      </w:r>
-      <w:r>
-        <w:fldChar w:fldCharType="end"/>
-      </w:r>
-      <w:r>
-        <w:t>)</w:t>
-      </w:r>
-      <w:r>
-        <w:t>.</w:t>
+      </w:pPr>
+      <w:r>
+        <w:rPr>
+          <w:b/>
+          <w:i/>
+        </w:rPr>
+        <w:t>Détermination des HRUs irriguées</w:t>
+      </w:r>
+    </w:p>
+    <w:p>
+      <w:r>
+        <w:t>Se pose la question d’identifier les HRUs sur lesquelles déployer le module d’irrigation. Nous disposons principalement de deux types d’informations, déjà détaillées dans le Rapport MDR 2014 :</w:t>
+      </w:r>
+    </w:p>
+    <w:p>
+      <w:pPr>
+        <w:pStyle w:val="Paragraphedeliste"/>
+        <w:numPr>
+          <w:ilvl w:val="0"/>
+          <w:numId w:val="38"/>
+        </w:numPr>
+      </w:pPr>
+      <w:r>
+        <w:t xml:space="preserve">Les données du Recensement Général Agricole 2010 (RGA 2010) : Le ministère de l’agriculture, de l’agroalimentaire et de la forêt a réalisé, fin 2010 - début 2011, un recensement de l’ensemble des exploitations agricole du territoire métropolitain et des deux collectivités d’outre-mer de </w:t>
+      </w:r>
+      <w:proofErr w:type="spellStart"/>
+      <w:r>
+        <w:t>Saint-Barthélémy</w:t>
+      </w:r>
+      <w:proofErr w:type="spellEnd"/>
+      <w:r>
+        <w:t xml:space="preserve"> et Saint-Martin. Ce RGA 2010 constitue la source d’information la plus récente, complète, homogène et détaillée concernant les cultures agricoles sur l’ensemble de notre territoire d’étude. Pour chaque commune est indiqué le nombre, la superficie totale et irriguée des exploitations par type de cultures. Afin de préserver le secret statistique afférent à ces données, une agrégation par cantons et par grands types de culture a été réalisée par IRSTEA (Rapport 2014) en vue d’une exploitation à des fins de recherche (Tableau 2).</w:t>
+      </w:r>
+    </w:p>
+    <w:p>
+      <w:pPr>
+        <w:pStyle w:val="Paragraphedeliste"/>
+        <w:numPr>
+          <w:ilvl w:val="0"/>
+          <w:numId w:val="38"/>
+        </w:numPr>
+      </w:pPr>
+      <w:r>
+        <w:t>Les données de prélèvement de l’Agence de l’Eau : Les redevances annuelles de prélèvements de l’Agence de l’Eau Rhône Méditerranée Corse (RMC) sont consultables</w:t>
+      </w:r>
+      <w:r>
+        <w:rPr>
+          <w:rStyle w:val="Appelnotedebasdep"/>
+        </w:rPr>
+        <w:footnoteReference w:id="5"/>
+      </w:r>
+      <w:r>
+        <w:t xml:space="preserve"> sur la période 1987 à 2012. Elles indiquent les prélèvements (en Mm</w:t>
+      </w:r>
+      <w:r>
+        <w:rPr>
+          <w:vertAlign w:val="superscript"/>
+        </w:rPr>
+        <w:t>3</w:t>
+      </w:r>
+      <w:r>
+        <w:t xml:space="preserve"> d’eau) déclarés par les pouvoirs publics, les industriels ou les agriculteurs, pour une typologie d’usages dont l’irrigation (Tableau XXX). Ces données sont difficilement </w:t>
+      </w:r>
+      <w:r>
+        <w:lastRenderedPageBreak/>
+        <w:t xml:space="preserve">exploitables pour la caractérisation de l’empreinte spatiale de l’irrigation sur notre domaine d’étude de part </w:t>
+      </w:r>
+    </w:p>
+    <w:p>
+      <w:pPr>
+        <w:pStyle w:val="Paragraphedeliste"/>
+        <w:numPr>
+          <w:ilvl w:val="1"/>
+          <w:numId w:val="38"/>
+        </w:numPr>
+      </w:pPr>
+      <w:r>
+        <w:t>L’écart pressenti entre les prélèvements (ici recensés) et la consommation réelle</w:t>
+      </w:r>
+    </w:p>
+    <w:p>
+      <w:pPr>
+        <w:pStyle w:val="Paragraphedeliste"/>
+        <w:numPr>
+          <w:ilvl w:val="1"/>
+          <w:numId w:val="38"/>
+        </w:numPr>
+      </w:pPr>
+      <w:r>
+        <w:t>Le rattachement de ces prélèvements à une commune le plus souvent, quand l’usage de l’eau prélevée peut survenir sur une autre commune.</w:t>
+      </w:r>
+    </w:p>
+    <w:p>
+      <w:pPr>
+        <w:pStyle w:val="Paragraphedeliste"/>
+        <w:numPr>
+          <w:ilvl w:val="1"/>
+          <w:numId w:val="38"/>
+        </w:numPr>
+      </w:pPr>
+      <w:r>
+        <w:t>Une typologie d’usages qui ne cible pas l’usage agricole : si les types 81 et 82 y sont rattachés de façon univoque, le type 85 (Alimentation de canaux ajouté en 2008) recouvre une réalité agricole et industrielle variable selon les zones géographiques, et ne permet pas d’établir une correspondance exacte entre prélèvement et usage agricole. Par ailleurs, certaines communes de montagne utilisent l’eau potable pour abreuver les troupeaux, ce qui émarge aussi à un usage agricole même s’il dépasse le cadre de l’irrigation.</w:t>
+      </w:r>
+    </w:p>
+    <w:p>
+      <w:pPr>
+        <w:rPr>
+          <w:ins w:id="216" w:author="Isabelle Gouttevin" w:date="2015-09-18T15:46:00Z"/>
+        </w:rPr>
+      </w:pPr>
+      <w:r>
+        <w:t xml:space="preserve">Pour ces raisons, le module d’irrigation s’appuie principalement sur les données du RGA 2010 pour la délimitation des entités (HRU) irriguées du modèle. </w:t>
+      </w:r>
+    </w:p>
+    <w:p>
+      <w:r>
+        <w:t>En revanche, n</w:t>
+      </w:r>
+      <w:r>
+        <w:t>ous mettrons en regard les résultats du module d’irrigation (diagnostique de la quantité d’eau requise pour l’irrigation) avec les prélèvements identifiés comme « à destination agricole » (81 et 82, et éventuellement 85) dans la base de données de l’Agence de l’Eau : cette comparaison nous permettra d’estimer la cohérence globale de notre approche, tout en gardant à l’esprit  la nature différente des données comparées (consommation vs prélèvement) et les incertitudes relatives à la donnée (usage  agricole seulement partiel de l’eau des canaux).</w:t>
       </w:r>
     </w:p>
     <w:p>
@@ -6761,7 +11862,7 @@
         <w:keepNext/>
         <w:jc w:val="left"/>
       </w:pPr>
-      <w:bookmarkStart w:id="93" w:name="_Ref430101650"/>
+      <w:bookmarkStart w:id="217" w:name="_Ref430101650"/>
       <w:r>
         <w:t xml:space="preserve">Tableau </w:t>
       </w:r>
@@ -6773,10 +11874,55 @@
           <w:t>2</w:t>
         </w:r>
       </w:fldSimple>
-      <w:bookmarkEnd w:id="93"/>
-      <w:r>
-        <w:t xml:space="preserve"> : Agrégation des cultures issues du RGA et proportion sur la SAU irriguée du bassin</w:t>
-      </w:r>
+      <w:bookmarkEnd w:id="217"/>
+      <w:r>
+        <w:t xml:space="preserve"> : Agrégation des cultu</w:t>
+      </w:r>
+      <w:r>
+        <w:t xml:space="preserve">res issues du RGA </w:t>
+      </w:r>
+      <w:ins w:id="218" w:author="Isabelle Gouttevin" w:date="2015-09-18T15:44:00Z">
+        <w:r>
+          <w:t xml:space="preserve">par grand type de cultures, </w:t>
+        </w:r>
+      </w:ins>
+      <w:r>
+        <w:t>et proportion</w:t>
+      </w:r>
+      <w:ins w:id="219" w:author="Isabelle Gouttevin" w:date="2015-09-18T15:44:00Z">
+        <w:r>
+          <w:t xml:space="preserve"> de</w:t>
+        </w:r>
+      </w:ins>
+      <w:r>
+        <w:t xml:space="preserve"> </w:t>
+      </w:r>
+      <w:del w:id="220" w:author="Isabelle Gouttevin" w:date="2015-09-18T15:44:00Z">
+        <w:r>
+          <w:delText xml:space="preserve">sur </w:delText>
+        </w:r>
+      </w:del>
+      <w:r>
+        <w:t xml:space="preserve">la SAU irriguée </w:t>
+      </w:r>
+      <w:ins w:id="221" w:author="Isabelle Gouttevin" w:date="2015-09-18T15:45:00Z">
+        <w:r>
+          <w:t>de chaque grand type de culture sur le</w:t>
+        </w:r>
+      </w:ins>
+      <w:del w:id="222" w:author="Isabelle Gouttevin" w:date="2015-09-18T15:45:00Z">
+        <w:r>
+          <w:delText>du</w:delText>
+        </w:r>
+      </w:del>
+      <w:r>
+        <w:t xml:space="preserve"> bassin</w:t>
+      </w:r>
+      <w:ins w:id="223" w:author="Isabelle Gouttevin" w:date="2015-09-18T15:45:00Z">
+        <w:r>
+          <w:t xml:space="preserve"> du Rhône.</w:t>
+        </w:r>
+      </w:ins>
     </w:p>
     <w:tbl>
       <w:tblPr>
@@ -8421,7 +13567,7 @@
                     <pic:cNvPicPr/>
                   </pic:nvPicPr>
                   <pic:blipFill>
-                    <a:blip r:embed="rId23" cstate="print">
+                    <a:blip r:embed="rId25" cstate="print">
                       <a:extLst>
                         <a:ext uri="{28A0092B-C50C-407E-A947-70E740481C1C}">
                           <a14:useLocalDpi xmlns:a14="http://schemas.microsoft.com/office/drawing/2010/main" val="0"/>
@@ -8482,7 +13628,7 @@
                     <pic:cNvPicPr/>
                   </pic:nvPicPr>
                   <pic:blipFill>
-                    <a:blip r:embed="rId24" cstate="print">
+                    <a:blip r:embed="rId26" cstate="print">
                       <a:extLst>
                         <a:ext uri="{28A0092B-C50C-407E-A947-70E740481C1C}">
                           <a14:useLocalDpi xmlns:a14="http://schemas.microsoft.com/office/drawing/2010/main" val="0"/>
@@ -8515,19 +13661,50 @@
         </w:drawing>
       </w:r>
       <w:r>
-        <w:t xml:space="preserve">A partir de cette agrégation cantonale, nous avons pu déterminer la </w:t>
+        <w:rPr>
+          <w:noProof/>
+          <w:lang w:eastAsia="fr-FR"/>
+        </w:rPr>
+        <w:t>L’</w:t>
+      </w:r>
+      <w:r>
+        <w:t>agrégation cantonale</w:t>
+      </w:r>
+      <w:r>
+        <w:t xml:space="preserve"> des données du RGA nous permet d’identifier</w:t>
+      </w:r>
+      <w:r>
+        <w:t xml:space="preserve"> la </w:t>
       </w:r>
       <w:r>
         <w:t>culture</w:t>
       </w:r>
       <w:r>
+        <w:t xml:space="preserve"> </w:t>
+      </w:r>
+      <w:ins w:id="224" w:author="Isabelle Gouttevin" w:date="2015-09-18T15:49:00Z">
+        <w:r>
+          <w:t>irriguée</w:t>
+        </w:r>
+      </w:ins>
+      <w:r>
         <w:t xml:space="preserve"> dominante </w:t>
       </w:r>
-      <w:r>
-        <w:t>sur la surface irriguée d’</w:t>
-      </w:r>
-      <w:r>
-        <w:t>un canton</w:t>
+      <w:del w:id="225" w:author="Isabelle Gouttevin" w:date="2015-09-18T15:49:00Z">
+        <w:r>
+          <w:delText>sur la surface irriguée d’</w:delText>
+        </w:r>
+        <w:r>
+          <w:delText>un</w:delText>
+        </w:r>
+      </w:del>
+      <w:ins w:id="226" w:author="Isabelle Gouttevin" w:date="2015-09-18T15:49:00Z">
+        <w:r>
+          <w:t>sur chaque</w:t>
+        </w:r>
+      </w:ins>
+      <w:r>
+        <w:t xml:space="preserve"> canton</w:t>
       </w:r>
       <w:r>
         <w:t xml:space="preserve"> (</w:t>
@@ -8575,10 +13752,10 @@
                   <wp:posOffset>3145790</wp:posOffset>
                 </wp:positionH>
                 <wp:positionV relativeFrom="paragraph">
-                  <wp:posOffset>4016375</wp:posOffset>
+                  <wp:posOffset>4017645</wp:posOffset>
                 </wp:positionV>
-                <wp:extent cx="3114675" cy="635"/>
-                <wp:effectExtent l="0" t="0" r="9525" b="0"/>
+                <wp:extent cx="3400425" cy="635"/>
+                <wp:effectExtent l="0" t="0" r="9525" b="635"/>
                 <wp:wrapSquare wrapText="bothSides"/>
                 <wp:docPr id="14" name="Zone de texte 14"/>
                 <wp:cNvGraphicFramePr/>
@@ -8589,7 +13766,7 @@
                       <wps:spPr>
                         <a:xfrm>
                           <a:off x="0" y="0"/>
-                          <a:ext cx="3114675" cy="635"/>
+                          <a:ext cx="3400425" cy="635"/>
                         </a:xfrm>
                         <a:prstGeom prst="rect">
                           <a:avLst/>
@@ -8611,7 +13788,7 @@
                                 <w:noProof/>
                               </w:rPr>
                             </w:pPr>
-                            <w:bookmarkStart w:id="94" w:name="_Ref430101288"/>
+                            <w:bookmarkStart w:id="227" w:name="_Ref430101288"/>
                             <w:r>
                               <w:t xml:space="preserve">Figure </w:t>
                             </w:r>
@@ -8623,7 +13800,7 @@
                                 <w:t>6</w:t>
                               </w:r>
                             </w:fldSimple>
-                            <w:bookmarkEnd w:id="94"/>
+                            <w:bookmarkEnd w:id="227"/>
                             <w:r>
                               <w:t xml:space="preserve"> : Rapport </w:t>
                             </w:r>
@@ -8710,6 +13887,16 @@
                             <w:r>
                               <w:t xml:space="preserve"> sur les cantons du bassin du Rhône</w:t>
                             </w:r>
+                            <w:ins w:id="228" w:author="Isabelle Gouttevin" w:date="2015-09-18T15:50:00Z">
+                              <w:r>
+                                <w:t xml:space="preserve">, et cantons identifiés comme </w:t>
+                              </w:r>
+                            </w:ins>
+                            <w:ins w:id="229" w:author="Isabelle Gouttevin" w:date="2015-09-18T15:51:00Z">
+                              <w:r>
+                                <w:t>« irrigués » dans notre modélisation.</w:t>
+                              </w:r>
+                            </w:ins>
                           </w:p>
                         </w:txbxContent>
                       </wps:txbx>
@@ -8730,7 +13917,7 @@
           </mc:Choice>
           <mc:Fallback>
             <w:pict>
-              <v:shape id="Zone de texte 14" o:spid="_x0000_s1029" type="#_x0000_t202" style="position:absolute;left:0;text-align:left;margin-left:247.7pt;margin-top:316.25pt;width:245.25pt;height:.05pt;z-index:251719680;visibility:visible;mso-wrap-style:square;mso-width-percent:0;mso-wrap-distance-left:9pt;mso-wrap-distance-top:0;mso-wrap-distance-right:9pt;mso-wrap-distance-bottom:0;mso-position-horizontal:absolute;mso-position-horizontal-relative:text;mso-position-vertical:absolute;mso-position-vertical-relative:text;mso-width-percent:0;mso-width-relative:margin;v-text-anchor:top" o:gfxdata="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" stroked="f">
+              <v:shape id="Zone de texte 14" o:spid="_x0000_s1029" type="#_x0000_t202" style="position:absolute;left:0;text-align:left;margin-left:247.7pt;margin-top:316.35pt;width:267.75pt;height:.05pt;z-index:251719680;visibility:visible;mso-wrap-style:square;mso-width-percent:0;mso-wrap-distance-left:9pt;mso-wrap-distance-top:0;mso-wrap-distance-right:9pt;mso-wrap-distance-bottom:0;mso-position-horizontal:absolute;mso-position-horizontal-relative:text;mso-position-vertical:absolute;mso-position-vertical-relative:text;mso-width-percent:0;mso-width-relative:margin;v-text-anchor:top" o:gfxdata="UEsDBBQABgAIAAAAIQC2gziS/gAAAOEBAAATAAAAW0NvbnRlbnRfVHlwZXNdLnhtbJSRQU7DMBBF 90jcwfIWJU67QAgl6YK0S0CoHGBkTxKLZGx5TGhvj5O2G0SRWNoz/78nu9wcxkFMGNg6quQqL6RA 0s5Y6ir5vt9lD1JwBDIwOMJKHpHlpr69KfdHjyxSmriSfYz+USnWPY7AufNIadK6MEJMx9ApD/oD OlTrorhX2lFEilmcO2RdNtjC5xDF9pCuTyYBB5bi6bQ4syoJ3g9WQ0ymaiLzg5KdCXlKLjvcW893 SUOqXwnz5DrgnHtJTxOsQfEKIT7DmDSUCaxw7Rqn8787ZsmRM9e2VmPeBN4uqYvTtW7jvijg9N/y JsXecLq0q+WD6m8AAAD//wMAUEsDBBQABgAIAAAAIQA4/SH/1gAAAJQBAAALAAAAX3JlbHMvLnJl bHOkkMFqwzAMhu+DvYPRfXGawxijTi+j0GvpHsDYimMaW0Yy2fr2M4PBMnrbUb/Q94l/f/hMi1qR JVI2sOt6UJgd+ZiDgffL8ekFlFSbvV0oo4EbChzGx4f9GRdb25HMsYhqlCwG5lrLq9biZkxWOiqY 22YiTra2kYMu1l1tQD30/bPm3wwYN0x18gb45AdQl1tp5j/sFB2T0FQ7R0nTNEV3j6o9feQzro1i OWA14Fm+Q8a1a8+Bvu/d/dMb2JY5uiPbhG/ktn4cqGU/er3pcvwCAAD//wMAUEsDBBQABgAIAAAA IQDf/0ZCOgIAAHkEAAAOAAAAZHJzL2Uyb0RvYy54bWysVE1v2zAMvQ/YfxB0X+x8tBiMOEWWIsOA oC2QDgV2U2Q5FiCJmqTEzn79KNlOt26nYReFIqlH8z0yy7tOK3IWzkswJZ1OckqE4VBJcyzp1+ft h4+U+MBMxRQYUdKL8PRu9f7dsrWFmEEDqhKOIIjxRWtL2oRgiyzzvBGa+QlYYTBYg9Ms4NUds8qx FtG1ymZ5fpu14CrrgAvv0XvfB+kq4de14OGxrr0IRJUUvy2k06XzEM9stWTF0THbSD58BvuHr9BM Gix6hbpngZGTk39AackdeKjDhIPOoK4lF6kH7Gaav+lm3zArUi9IjrdXmvz/g+UP5ydHZIXaLSgx TKNG31ApUgkSRBcEQT+S1FpfYO7eYnboPkGHD0a/R2fsvaudjr/YFcE40n25UoxQhKNzvsjzxeyG Eo6x2/lNxMhen1rnw2cBmkSjpA71S7Sy886HPnVMiZU8KFltpVLxEgMb5ciZodZtI4MYwH/LUibm GoivesDeI9KwDFVit31X0QrdoUsUzceOD1BdkAgH/Tx5y7cSq++YD0/M4QBh77gU4RGPWkFbUhgs ShpwP/7mj/moK0YpaXEgS+q/n5gTlKgvBhWP0zsabjQOo2FOegPY9xTXzfJk4gMX1GjWDvQL7so6 VsEQMxxrlTSM5ib0a4G7xsV6nZJwRi0LO7O3PEKPLD93L8zZQaM4JQ8wjior3kjV5yax7PoUkPek Y+S1ZxH1jxec7zQJwy7GBfr1nrJe/zFWPwEAAP//AwBQSwMEFAAGAAgAAAAhAFNjM5HdAAAACQEA AA8AAABkcnMvZG93bnJldi54bWxMj7FOwzAQhvdKfQfrVkRtmhDaKE6FKhhgqQhd2Nz4Ggfic2Q7 bXl7XBYY7+7Tf99fbS52YCf0oXck4W4hgCG1TvfUSdi/P9+ugIWoSKvBEUr4xgCbej6rVKndmd7w 1MSOpRAKpZJgYhxLzkNr0KqwcCNSuh2dtyqm0Xdce3VO4XbgSyEKblVP6YNRI24Ntl/NZCXs8o+d uZmOT6+PeeZf9tO2+OwaKeczYBEv8Y+Eq3vyhjoJHdxEOrBBQr6+zxMqociWD8CuhMjEGtjhd7UC Xlf8f4P6BwAA//8DAFBLAQItABQABgAIAAAAIQC2gziS/gAAAOEBAAATAAAAAAAAAAAAAAAAAAAA AABbQ29udGVudF9UeXBlc10ueG1sUEsBAi0AFAAGAAgAAAAhADj9If/WAAAAlAEAAAsAAAAAAAAA AAAAAAAALwEAAF9yZWxzLy5yZWxzUEsBAi0AFAAGAAgAAAAhAN//RkI6AgAAeQQAAA4AAAAAAAAA AAAAAAAALgIAAGRycy9lMm9Eb2MueG1sUEsBAi0AFAAGAAgAAAAhAFNjM5HdAAAACQEAAA8AAAAA AAAAAAAAAAAAlAQAAGRycy9kb3ducmV2LnhtbFBLBQYAAAAABAAEAPMAAACeBQAAAAA= " stroked="f">
                 <v:textbox style="mso-fit-shape-to-text:t" inset="0,0,0,0">
                   <w:txbxContent>
                     <w:p>
@@ -8740,7 +13927,7 @@
                           <w:noProof/>
                         </w:rPr>
                       </w:pPr>
-                      <w:bookmarkStart w:id="95" w:name="_Ref430101288"/>
+                      <w:bookmarkStart w:id="230" w:name="_Ref430101288"/>
                       <w:r>
                         <w:t xml:space="preserve">Figure </w:t>
                       </w:r>
@@ -8752,7 +13939,7 @@
                           <w:t>6</w:t>
                         </w:r>
                       </w:fldSimple>
-                      <w:bookmarkEnd w:id="95"/>
+                      <w:bookmarkEnd w:id="230"/>
                       <w:r>
                         <w:t xml:space="preserve"> : Rapport </w:t>
                       </w:r>
@@ -8839,6 +14026,16 @@
                       <w:r>
                         <w:t xml:space="preserve"> sur les cantons du bassin du Rhône</w:t>
                       </w:r>
+                      <w:ins w:id="231" w:author="Isabelle Gouttevin" w:date="2015-09-18T15:50:00Z">
+                        <w:r>
+                          <w:t xml:space="preserve">, et cantons identifiés comme </w:t>
+                        </w:r>
+                      </w:ins>
+                      <w:ins w:id="232" w:author="Isabelle Gouttevin" w:date="2015-09-18T15:51:00Z">
+                        <w:r>
+                          <w:t>« irrigués » dans notre modélisation.</w:t>
+                        </w:r>
+                      </w:ins>
                     </w:p>
                   </w:txbxContent>
                 </v:textbox>
@@ -8898,7 +14095,7 @@
                                 <w:noProof/>
                               </w:rPr>
                             </w:pPr>
-                            <w:bookmarkStart w:id="96" w:name="_Ref430101262"/>
+                            <w:bookmarkStart w:id="233" w:name="_Ref430101262"/>
                             <w:r>
                               <w:t xml:space="preserve">Figure </w:t>
                             </w:r>
@@ -8910,10 +14107,23 @@
                                 <w:t>5</w:t>
                               </w:r>
                             </w:fldSimple>
-                            <w:bookmarkEnd w:id="96"/>
+                            <w:bookmarkEnd w:id="233"/>
                             <w:r>
-                              <w:t xml:space="preserve"> : Culture dominante par canton sur la SAU irriguée</w:t>
+                              <w:t xml:space="preserve"> : Culture</w:t>
                             </w:r>
+                            <w:ins w:id="234" w:author="Isabelle Gouttevin" w:date="2015-09-18T15:51:00Z">
+                              <w:r>
+                                <w:t xml:space="preserve"> irriguée</w:t>
+                              </w:r>
+                            </w:ins>
+                            <w:r>
+                              <w:t xml:space="preserve"> dominante par canton </w:t>
+                            </w:r>
+                            <w:del w:id="235" w:author="Isabelle Gouttevin" w:date="2015-09-18T15:51:00Z">
+                              <w:r>
+                                <w:delText>sur la SAU irriguée</w:delText>
+                              </w:r>
+                            </w:del>
                           </w:p>
                         </w:txbxContent>
                       </wps:txbx>
@@ -8934,7 +14144,7 @@
           </mc:Choice>
           <mc:Fallback>
             <w:pict>
-              <v:shape id="Zone de texte 15" o:spid="_x0000_s1030" type="#_x0000_t202" style="position:absolute;left:0;text-align:left;margin-left:-34.3pt;margin-top:315.55pt;width:256.5pt;height:.05pt;z-index:251721728;visibility:visible;mso-wrap-style:square;mso-width-percent:0;mso-wrap-distance-left:9pt;mso-wrap-distance-top:0;mso-wrap-distance-right:9pt;mso-wrap-distance-bottom:0;mso-position-horizontal:absolute;mso-position-horizontal-relative:text;mso-position-vertical:absolute;mso-position-vertical-relative:text;mso-width-percent:0;mso-width-relative:margin;v-text-anchor:top" o:gfxdata="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" stroked="f">
+              <v:shape id="Zone de texte 15" o:spid="_x0000_s1030" type="#_x0000_t202" style="position:absolute;left:0;text-align:left;margin-left:-34.3pt;margin-top:315.55pt;width:256.5pt;height:.05pt;z-index:251721728;visibility:visible;mso-wrap-style:square;mso-width-percent:0;mso-wrap-distance-left:9pt;mso-wrap-distance-top:0;mso-wrap-distance-right:9pt;mso-wrap-distance-bottom:0;mso-position-horizontal:absolute;mso-position-horizontal-relative:text;mso-position-vertical:absolute;mso-position-vertical-relative:text;mso-width-percent:0;mso-width-relative:margin;v-text-anchor:top" o:gfxdata="UEsDBBQABgAIAAAAIQC2gziS/gAAAOEBAAATAAAAW0NvbnRlbnRfVHlwZXNdLnhtbJSRQU7DMBBF 90jcwfIWJU67QAgl6YK0S0CoHGBkTxKLZGx5TGhvj5O2G0SRWNoz/78nu9wcxkFMGNg6quQqL6RA 0s5Y6ir5vt9lD1JwBDIwOMJKHpHlpr69KfdHjyxSmriSfYz+USnWPY7AufNIadK6MEJMx9ApD/oD OlTrorhX2lFEilmcO2RdNtjC5xDF9pCuTyYBB5bi6bQ4syoJ3g9WQ0ymaiLzg5KdCXlKLjvcW893 SUOqXwnz5DrgnHtJTxOsQfEKIT7DmDSUCaxw7Rqn8787ZsmRM9e2VmPeBN4uqYvTtW7jvijg9N/y JsXecLq0q+WD6m8AAAD//wMAUEsDBBQABgAIAAAAIQA4/SH/1gAAAJQBAAALAAAAX3JlbHMvLnJl bHOkkMFqwzAMhu+DvYPRfXGawxijTi+j0GvpHsDYimMaW0Yy2fr2M4PBMnrbUb/Q94l/f/hMi1qR JVI2sOt6UJgd+ZiDgffL8ekFlFSbvV0oo4EbChzGx4f9GRdb25HMsYhqlCwG5lrLq9biZkxWOiqY 22YiTra2kYMu1l1tQD30/bPm3wwYN0x18gb45AdQl1tp5j/sFB2T0FQ7R0nTNEV3j6o9feQzro1i OWA14Fm+Q8a1a8+Bvu/d/dMb2JY5uiPbhG/ktn4cqGU/er3pcvwCAAD//wMAUEsDBBQABgAIAAAA IQCaTO69OgIAAHkEAAAOAAAAZHJzL2Uyb0RvYy54bWysVF1v0zAUfUfiP1h+p2k7OlDVdCqdipCq bVKHJvHmOk4TyfE1tttk/HqOnaaDwRPixbm+n77n3JvFTddodlLO12RyPhmNOVNGUlGbQ86/Pm7e feTMB2EKocmonD8rz2+Wb98sWjtXU6pIF8oxJDF+3tqcVyHYeZZ5WalG+BFZZWAsyTUi4OoOWeFE i+yNzqbj8XXWkiusI6m8h/a2N/Jlyl+WSob7svQqMJ1zvC2k06VzH89suRDzgxO2quX5GeIfXtGI 2qDoJdWtCIIdXf1HqqaWjjyVYSSpyagsa6lSD+hmMn7Vza4SVqVeAI63F5j8/0sr704PjtUFuJtx ZkQDjr6BKVYoFlQXFIMeILXWz+G7s/AO3SfqEDDoPZSx9650TfyiKwY74H6+QIxUTEJ5NZ19mM1g krBdX6Xc2UuodT58VtSwKOTcgb8EqzhtfcAz4Dq4xEqedF1saq3jJRrW2rGTANdtVQcVH4iI37y0 ib6GYlRv7jUqDcu5Suy27ypKodt3CaL3Q8d7Kp4BhKN+nryVmxrVt8KHB+EwQGgQSxHucZSa2pzT WeKsIvfjb/roD15h5azFQObcfz8KpzjTXwwYj9M7CG4Q9oNgjs2a0PcE62ZlEhHggh7E0lHzhF1Z xSowCSNRK+dhENehXwvsmlSrVXLCjFoRtmZnZUw9oPzYPQlnzxzFKbmjYVTF/BVVvW8iy66OAbgn HiOuPYqgKF4w34ms8y7GBfr1nrxe/hjLnwAAAP//AwBQSwMEFAAGAAgAAAAhAA2+PSrbAAAACAEA AA8AAABkcnMvZG93bnJldi54bWxMj8FuwjAMhu9IvEPk6wRpoYpQ1RRNaDtsF7SOC7fQmKZbk1RJ Cuzt53Fhvtn+9Ptztb3ZgV0wxN47CfkyA4au9bp3nYTD5+tiAywm5bQavEMJPxhhW89nlSq1v7oP vDSpYxTiYqkkmJTGkvPYGrQqLv2IjnZnH6xK1IaO66CuFG4Hvsoywa3qHV0wasSdwfa7mayEfXHc m6fp/PL+XKzD22Haia+ukXI+A5bwlh4k/LmTN9QkdPKT05ENEhZiIwiVINZ5DoyIggrY6T5ZAa8r /v+B+hcAAP//AwBQSwECLQAUAAYACAAAACEAtoM4kv4AAADhAQAAEwAAAAAAAAAAAAAAAAAAAAAA W0NvbnRlbnRfVHlwZXNdLnhtbFBLAQItABQABgAIAAAAIQA4/SH/1gAAAJQBAAALAAAAAAAAAAAA AAAAAC8BAABfcmVscy8ucmVsc1BLAQItABQABgAIAAAAIQCaTO69OgIAAHkEAAAOAAAAAAAAAAAA AAAAAC4CAABkcnMvZTJvRG9jLnhtbFBLAQItABQABgAIAAAAIQANvj0q2wAAAAgBAAAPAAAAAAAA AAAAAAAAAJQEAABkcnMvZG93bnJldi54bWxQSwUGAAAAAAQABADzAAAAnAUAAAAA " stroked="f">
                 <v:textbox style="mso-fit-shape-to-text:t" inset="0,0,0,0">
                   <w:txbxContent>
                     <w:p>
@@ -8944,7 +14154,7 @@
                           <w:noProof/>
                         </w:rPr>
                       </w:pPr>
-                      <w:bookmarkStart w:id="97" w:name="_Ref430101262"/>
+                      <w:bookmarkStart w:id="236" w:name="_Ref430101262"/>
                       <w:r>
                         <w:t xml:space="preserve">Figure </w:t>
                       </w:r>
@@ -8956,10 +14166,23 @@
                           <w:t>5</w:t>
                         </w:r>
                       </w:fldSimple>
-                      <w:bookmarkEnd w:id="97"/>
+                      <w:bookmarkEnd w:id="236"/>
                       <w:r>
-                        <w:t xml:space="preserve"> : Culture dominante par canton sur la SAU irriguée</w:t>
+                        <w:t xml:space="preserve"> : Culture</w:t>
                       </w:r>
+                      <w:ins w:id="237" w:author="Isabelle Gouttevin" w:date="2015-09-18T15:51:00Z">
+                        <w:r>
+                          <w:t xml:space="preserve"> irriguée</w:t>
+                        </w:r>
+                      </w:ins>
+                      <w:r>
+                        <w:t xml:space="preserve"> dominante par canton </w:t>
+                      </w:r>
+                      <w:del w:id="238" w:author="Isabelle Gouttevin" w:date="2015-09-18T15:51:00Z">
+                        <w:r>
+                          <w:delText>sur la SAU irriguée</w:delText>
+                        </w:r>
+                      </w:del>
                     </w:p>
                   </w:txbxContent>
                 </v:textbox>
@@ -8975,7 +14198,36 @@
         <w:keepNext/>
       </w:pPr>
       <w:r>
-        <w:t xml:space="preserve">Sur les 573 cantons du bassin versant du Rhône à Beaucaire, nous avons identifié les cantons irrigués à partir du rapport  </w:t>
+        <w:t xml:space="preserve">Sur les 573 cantons du bassin versant du Rhône à Beaucaire, nous avons </w:t>
+      </w:r>
+      <w:del w:id="239" w:author="Isabelle Gouttevin" w:date="2015-09-18T15:52:00Z">
+        <w:r>
+          <w:delText xml:space="preserve">identifié </w:delText>
+        </w:r>
+      </w:del>
+      <w:ins w:id="240" w:author="Isabelle Gouttevin" w:date="2015-09-18T15:52:00Z">
+        <w:r>
+          <w:t>caractérisé</w:t>
+        </w:r>
+        <w:r>
+          <w:t xml:space="preserve"> </w:t>
+        </w:r>
+      </w:ins>
+      <w:r>
+        <w:t xml:space="preserve">les cantons irrigués </w:t>
+      </w:r>
+      <w:del w:id="241" w:author="Isabelle Gouttevin" w:date="2015-09-18T15:52:00Z">
+        <w:r>
+          <w:delText>à partir du</w:delText>
+        </w:r>
+      </w:del>
+      <w:ins w:id="242" w:author="Isabelle Gouttevin" w:date="2015-09-18T15:52:00Z">
+        <w:r>
+          <w:t>par le</w:t>
+        </w:r>
+      </w:ins>
+      <w:r>
+        <w:t xml:space="preserve"> rapport  </w:t>
       </w:r>
       <m:oMath>
         <m:f>
@@ -9060,7 +14312,15 @@
         <w:t xml:space="preserve"> </w:t>
       </w:r>
       <w:r>
-        <w:t xml:space="preserve">a été fixée à 1%. </w:t>
+        <w:t>a</w:t>
+      </w:r>
+      <w:ins w:id="243" w:author="Isabelle Gouttevin" w:date="2015-09-18T15:52:00Z">
+        <w:r>
+          <w:t xml:space="preserve"> ainsi</w:t>
+        </w:r>
+      </w:ins>
+      <w:r>
+        <w:t xml:space="preserve"> été fixée à 1%. </w:t>
       </w:r>
       <w:r>
         <w:t xml:space="preserve">Nous avons </w:t>
@@ -9072,9 +14332,24 @@
         <w:t>,</w:t>
       </w:r>
       <w:r>
-        <w:t xml:space="preserve"> soit</w:t>
-      </w:r>
-      <w:r>
+        <w:t xml:space="preserve"> </w:t>
+      </w:r>
+      <w:r>
+        <w:rPr>
+          <w:b/>
+          <w:rPrChange w:id="244" w:author="Isabelle Gouttevin" w:date="2015-09-18T15:53:00Z">
+            <w:rPr/>
+          </w:rPrChange>
+        </w:rPr>
+        <w:t>soit</w:t>
+      </w:r>
+      <w:r>
+        <w:rPr>
+          <w:b/>
+          <w:rPrChange w:id="245" w:author="Isabelle Gouttevin" w:date="2015-09-18T15:53:00Z">
+            <w:rPr/>
+          </w:rPrChange>
+        </w:rPr>
         <w:t xml:space="preserve"> 173 cantons irrigués sur le bassin versant du Rhône</w:t>
       </w:r>
       <w:r>
@@ -9107,6 +14382,23 @@
       <w:r>
         <w:t xml:space="preserve">. </w:t>
       </w:r>
+      <w:ins w:id="246" w:author="Isabelle Gouttevin" w:date="2015-09-18T15:53:00Z">
+        <w:r>
+          <w:t xml:space="preserve">Ces surfaces respectent globalement les contours des zones à forts prélèvements agricoles recensés par la base de données de prélèvements de l’Agence de l’Eau </w:t>
+        </w:r>
+        <w:r>
+          <w:rPr>
+            <w:highlight w:val="green"/>
+            <w:rPrChange w:id="247" w:author="Isabelle Gouttevin" w:date="2015-09-18T15:54:00Z">
+              <w:rPr/>
+            </w:rPrChange>
+          </w:rPr>
+          <w:t>(carte XXX),</w:t>
+        </w:r>
+        <w:r>
+          <w:t xml:space="preserve"> justifiant ainsi nos choix de représentation.</w:t>
+        </w:r>
+      </w:ins>
     </w:p>
     <w:p>
       <w:r>
@@ -9125,69 +14417,48 @@
         <w:t>les cantons irrigués</w:t>
       </w:r>
       <w:r>
-        <w:t xml:space="preserve"> avec le maillage du bassin en </w:t>
+        <w:t xml:space="preserve"> avec le maillage du bassin en HRUs. </w:t>
+      </w:r>
+      <w:r>
+        <w:t xml:space="preserve">Notre hypothèse a été de </w:t>
+      </w:r>
+      <w:r>
+        <w:t xml:space="preserve">sélectionner uniquement les </w:t>
+      </w:r>
+      <w:r>
+        <w:t xml:space="preserve">HRUs de type agriculture </w:t>
+      </w:r>
+      <w:r>
+        <w:t>pour l’</w:t>
+      </w:r>
+      <w:r>
+        <w:t>irrig</w:t>
+      </w:r>
+      <w:r>
+        <w:t>ation</w:t>
+      </w:r>
+      <w:r>
+        <w:t>.</w:t>
+      </w:r>
+      <w:r>
+        <w:t xml:space="preserve"> </w:t>
+      </w:r>
+      <w:r>
+        <w:t xml:space="preserve">Ce choix a été motivé par le fait que lors de l’agrégation des classes du Corine Land </w:t>
       </w:r>
       <w:proofErr w:type="spellStart"/>
       <w:r>
-        <w:t>HRUs</w:t>
+        <w:t>Cover</w:t>
       </w:r>
       <w:proofErr w:type="spellEnd"/>
       <w:r>
-        <w:t xml:space="preserve">. </w:t>
-      </w:r>
-      <w:r>
-        <w:t xml:space="preserve">Notre hypothèse a été de </w:t>
-      </w:r>
-      <w:r>
-        <w:t xml:space="preserve">sélectionner uniquement les </w:t>
-      </w:r>
-      <w:proofErr w:type="spellStart"/>
-      <w:r>
-        <w:t>HRUs</w:t>
-      </w:r>
-      <w:proofErr w:type="spellEnd"/>
-      <w:r>
-        <w:t xml:space="preserve"> de type agriculture </w:t>
-      </w:r>
-      <w:r>
-        <w:t>pour l’</w:t>
-      </w:r>
-      <w:r>
-        <w:t>irrig</w:t>
-      </w:r>
-      <w:r>
-        <w:t>ation</w:t>
-      </w:r>
-      <w:r>
-        <w:t>.</w:t>
-      </w:r>
-      <w:r>
-        <w:t xml:space="preserve"> </w:t>
-      </w:r>
-      <w:r>
-        <w:t xml:space="preserve">Ce choix a été motivé par le fait que lors de l’agrégation des classes du Corine Land </w:t>
-      </w:r>
-      <w:proofErr w:type="spellStart"/>
-      <w:r>
-        <w:t>Cover</w:t>
-      </w:r>
-      <w:proofErr w:type="spellEnd"/>
-      <w:r>
         <w:t>, toutes les surfaces pouvant être irriguées avaient été rassemblées dans le type de sol : ‘terres agricoles’.</w:t>
       </w:r>
       <w:r>
         <w:t xml:space="preserve"> Ces surfaces représentent environ 43% du bassin versant dans le maillage final</w:t>
       </w:r>
       <w:r>
-        <w:t xml:space="preserve"> (5352 sur 12467 </w:t>
-      </w:r>
-      <w:proofErr w:type="spellStart"/>
-      <w:r>
-        <w:t>HRUs</w:t>
-      </w:r>
-      <w:proofErr w:type="spellEnd"/>
-      <w:r>
-        <w:t>)</w:t>
+        <w:t xml:space="preserve"> (5352 sur 12467 HRUs)</w:t>
       </w:r>
       <w:r>
         <w:t>.</w:t>
@@ -9198,24 +14469,11 @@
         <w:t>Lors du croisement, i</w:t>
       </w:r>
       <w:r>
-        <w:t xml:space="preserve">l s’est avéré que certaines </w:t>
-      </w:r>
-      <w:proofErr w:type="spellStart"/>
-      <w:r>
-        <w:t>HRUs</w:t>
-      </w:r>
-      <w:proofErr w:type="spellEnd"/>
-      <w:r>
-        <w:t xml:space="preserve"> couvraient plusieurs cantons. </w:t>
-      </w:r>
-      <w:r>
-        <w:t xml:space="preserve">Pour ces </w:t>
-      </w:r>
-      <w:proofErr w:type="spellStart"/>
-      <w:r>
-        <w:t>HRUs</w:t>
-      </w:r>
-      <w:proofErr w:type="spellEnd"/>
+        <w:t xml:space="preserve">l s’est avéré que certaines HRUs couvraient plusieurs cantons. </w:t>
+      </w:r>
+      <w:r>
+        <w:t>Pour ces HRUs</w:t>
+      </w:r>
       <w:r>
         <w:t>, nous avons</w:t>
       </w:r>
@@ -9262,6 +14520,7 @@
         <w:t xml:space="preserve"> </w:t>
       </w:r>
       <w:r>
+        <w:lastRenderedPageBreak/>
         <w:t xml:space="preserve">de </w:t>
       </w:r>
       <w:r>
@@ -9300,7 +14559,6 @@
     </w:p>
     <w:p>
       <w:r>
-        <w:lastRenderedPageBreak/>
         <w:t xml:space="preserve">A l’issue des traitements successifs, </w:t>
       </w:r>
       <w:r>
@@ -9312,13 +14570,8 @@
       <w:r>
         <w:t xml:space="preserve">es 5352 </w:t>
       </w:r>
-      <w:proofErr w:type="spellStart"/>
-      <w:r>
-        <w:t>HRUs</w:t>
-      </w:r>
-      <w:proofErr w:type="spellEnd"/>
-      <w:r>
-        <w:t xml:space="preserve"> </w:t>
+      <w:r>
+        <w:t xml:space="preserve">HRUs </w:t>
       </w:r>
       <w:r>
         <w:t>de type agricole</w:t>
@@ -9364,7 +14617,7 @@
                     <pic:cNvPicPr/>
                   </pic:nvPicPr>
                   <pic:blipFill>
-                    <a:blip r:embed="rId25" cstate="print">
+                    <a:blip r:embed="rId27" cstate="print">
                       <a:extLst>
                         <a:ext uri="{28A0092B-C50C-407E-A947-70E740481C1C}">
                           <a14:useLocalDpi xmlns:a14="http://schemas.microsoft.com/office/drawing/2010/main" val="0"/>
@@ -9446,7 +14699,7 @@
                                 <w:noProof/>
                               </w:rPr>
                             </w:pPr>
-                            <w:bookmarkStart w:id="98" w:name="_Ref430101067"/>
+                            <w:bookmarkStart w:id="248" w:name="_Ref430101067"/>
                             <w:r>
                               <w:t xml:space="preserve">Figure </w:t>
                             </w:r>
@@ -9458,17 +14711,9 @@
                                 <w:t>7</w:t>
                               </w:r>
                             </w:fldSimple>
-                            <w:bookmarkEnd w:id="98"/>
+                            <w:bookmarkEnd w:id="248"/>
                             <w:r>
-                              <w:t xml:space="preserve"> : </w:t>
-                            </w:r>
-                            <w:proofErr w:type="spellStart"/>
-                            <w:r>
-                              <w:t>HRUs</w:t>
-                            </w:r>
-                            <w:proofErr w:type="spellEnd"/>
-                            <w:r>
-                              <w:t xml:space="preserve"> irriguées et leurs cultures dominantes sur le bassin du Rhône</w:t>
+                              <w:t xml:space="preserve"> : HRUs irriguées et leurs cultures dominantes sur le bassin du Rhône</w:t>
                             </w:r>
                           </w:p>
                         </w:txbxContent>
@@ -9487,7 +14732,7 @@
           </mc:Choice>
           <mc:Fallback>
             <w:pict>
-              <v:shape id="Zone de texte 13" o:spid="_x0000_s1031" type="#_x0000_t202" style="position:absolute;left:0;text-align:left;margin-left:.2pt;margin-top:341.4pt;width:298pt;height:.05pt;z-index:251724800;visibility:visible;mso-wrap-style:square;mso-wrap-distance-left:9pt;mso-wrap-distance-top:0;mso-wrap-distance-right:9pt;mso-wrap-distance-bottom:0;mso-position-horizontal:absolute;mso-position-horizontal-relative:text;mso-position-vertical:absolute;mso-position-vertical-relative:text;v-text-anchor:top" o:gfxdata="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" stroked="f">
+              <v:shape id="Zone de texte 13" o:spid="_x0000_s1031" type="#_x0000_t202" style="position:absolute;left:0;text-align:left;margin-left:.2pt;margin-top:341.4pt;width:298pt;height:.05pt;z-index:251724800;visibility:visible;mso-wrap-style:square;mso-wrap-distance-left:9pt;mso-wrap-distance-top:0;mso-wrap-distance-right:9pt;mso-wrap-distance-bottom:0;mso-position-horizontal:absolute;mso-position-horizontal-relative:text;mso-position-vertical:absolute;mso-position-vertical-relative:text;v-text-anchor:top" o:gfxdata="UEsDBBQABgAIAAAAIQC2gziS/gAAAOEBAAATAAAAW0NvbnRlbnRfVHlwZXNdLnhtbJSRQU7DMBBF 90jcwfIWJU67QAgl6YK0S0CoHGBkTxKLZGx5TGhvj5O2G0SRWNoz/78nu9wcxkFMGNg6quQqL6RA 0s5Y6ir5vt9lD1JwBDIwOMJKHpHlpr69KfdHjyxSmriSfYz+USnWPY7AufNIadK6MEJMx9ApD/oD OlTrorhX2lFEilmcO2RdNtjC5xDF9pCuTyYBB5bi6bQ4syoJ3g9WQ0ymaiLzg5KdCXlKLjvcW893 SUOqXwnz5DrgnHtJTxOsQfEKIT7DmDSUCaxw7Rqn8787ZsmRM9e2VmPeBN4uqYvTtW7jvijg9N/y JsXecLq0q+WD6m8AAAD//wMAUEsDBBQABgAIAAAAIQA4/SH/1gAAAJQBAAALAAAAX3JlbHMvLnJl bHOkkMFqwzAMhu+DvYPRfXGawxijTi+j0GvpHsDYimMaW0Yy2fr2M4PBMnrbUb/Q94l/f/hMi1qR JVI2sOt6UJgd+ZiDgffL8ekFlFSbvV0oo4EbChzGx4f9GRdb25HMsYhqlCwG5lrLq9biZkxWOiqY 22YiTra2kYMu1l1tQD30/bPm3wwYN0x18gb45AdQl1tp5j/sFB2T0FQ7R0nTNEV3j6o9feQzro1i OWA14Fm+Q8a1a8+Bvu/d/dMb2JY5uiPbhG/ktn4cqGU/er3pcvwCAAD//wMAUEsDBBQABgAIAAAA IQBr78JBOAIAAHkEAAAOAAAAZHJzL2Uyb0RvYy54bWysVMFu2zAMvQ/YPwi6L06aLSuMOEWWIsOA oC2QDgV2U2Q5FiCLGqXEzr5+lBwnW7fTsItMkdST+B7p+V3XGHZU6DXYgk9GY86UlVBquy/41+f1 u1vOfBC2FAasKvhJeX63ePtm3rpc3UANplTICMT6vHUFr0NweZZ5WatG+BE4ZSlYATYi0Bb3WYmi JfTGZDfj8SxrAUuHIJX35L3vg3yR8KtKyfBYVV4FZgpObwtpxbTu4pot5iLfo3C1ludniH94RSO0 pUsvUPciCHZA/QdUoyWChyqMJDQZVJWWKtVA1UzGr6rZ1sKpVAuR492FJv//YOXD8QmZLkm7KWdW NKTRN1KKlYoF1QXFyE8ktc7nlLt1lB26T9DRgcHvyRlr7yps4peqYhQnuk8XigmKSXJOP96+n40p JCk2m36IGNn1qEMfPitoWDQKjqRfolUcNz70qUNKvMmD0eVaGxM3MbAyyI6CtG5rHdQZ/LcsY2Ou hXiqB+w9KjXL+ZZYbV9VtEK36xJF6bXRs4PyREQg9P3knVxrun0jfHgSSA1EBdJQhEdaKgNtweFs cVYD/vibP+aTrhTlrKWGLLj/fhCoODNfLCkeu3cwcDB2g2EPzQqo7gmNm5PJpAMYzGBWCM0Lzcoy 3kIhYSXdVfAwmKvQjwXNmlTLZUqiHnUibOzWyQg9sPzcvQh0Z41ilzzA0KoifyVVn5vEcstDIN6T jlcWSf+4of5OnXCexThAv+5T1vWPsfgJAAD//wMAUEsDBBQABgAIAAAAIQCPPWT12AAAAAUBAAAP AAAAZHJzL2Rvd25yZXYueG1sTI69TsMwFIX3Sn0H666IOpQQtVGcClUwwFIRurC58W0ciK8j22nL 23NhoeP50Tlftbm4QZwwxN6TgrtFBgKp9aanTsH+/fl2BSImTUYPnlDBN0bY1PNZpUvjz/SGpyZ1 gkcollqBTWkspYytRafjwo9InB19cDqxDJ00QZ953A1ymWWFdLonfrB6xK3F9quZnIJd/rGzN9Px 6fUxvw8v+2lbfHaNUvMZiISX9N+EX3bmhpqBDn4iE8WgIOeegmK1ZHqOH9YFO4c/Zw2yruQ1ff0D AAD//wMAUEsBAi0AFAAGAAgAAAAhALaDOJL+AAAA4QEAABMAAAAAAAAAAAAAAAAAAAAAAFtDb250 ZW50X1R5cGVzXS54bWxQSwECLQAUAAYACAAAACEAOP0h/9YAAACUAQAACwAAAAAAAAAAAAAAAAAv AQAAX3JlbHMvLnJlbHNQSwECLQAUAAYACAAAACEAa+/CQTgCAAB5BAAADgAAAAAAAAAAAAAAAAAu AgAAZHJzL2Uyb0RvYy54bWxQSwECLQAUAAYACAAAACEAjz1k9dgAAAAFAQAADwAAAAAAAAAAAAAA AACSBAAAZHJzL2Rvd25yZXYueG1sUEsFBgAAAAAEAAQA8wAAAJcFAAAAAA== " stroked="f">
                 <v:textbox style="mso-fit-shape-to-text:t" inset="0,0,0,0">
                   <w:txbxContent>
                     <w:p>
@@ -9497,7 +14742,7 @@
                           <w:noProof/>
                         </w:rPr>
                       </w:pPr>
-                      <w:bookmarkStart w:id="99" w:name="_Ref430101067"/>
+                      <w:bookmarkStart w:id="249" w:name="_Ref430101067"/>
                       <w:r>
                         <w:t xml:space="preserve">Figure </w:t>
                       </w:r>
@@ -9509,17 +14754,9 @@
                           <w:t>7</w:t>
                         </w:r>
                       </w:fldSimple>
-                      <w:bookmarkEnd w:id="99"/>
+                      <w:bookmarkEnd w:id="249"/>
                       <w:r>
-                        <w:t xml:space="preserve"> : </w:t>
-                      </w:r>
-                      <w:proofErr w:type="spellStart"/>
-                      <w:r>
-                        <w:t>HRUs</w:t>
-                      </w:r>
-                      <w:proofErr w:type="spellEnd"/>
-                      <w:r>
-                        <w:t xml:space="preserve"> irriguées et leurs cultures dominantes sur le bassin du Rhône</w:t>
+                        <w:t xml:space="preserve"> : HRUs irriguées et leurs cultures dominantes sur le bassin du Rhône</w:t>
                       </w:r>
                     </w:p>
                   </w:txbxContent>
@@ -9555,15 +14792,7 @@
         <w:fldChar w:fldCharType="end"/>
       </w:r>
       <w:r>
-        <w:t xml:space="preserve"> nous montre que certains cantons irrigués sont complètement couverts par les </w:t>
-      </w:r>
-      <w:proofErr w:type="spellStart"/>
-      <w:r>
-        <w:t>HRUs</w:t>
-      </w:r>
-      <w:proofErr w:type="spellEnd"/>
-      <w:r>
-        <w:t xml:space="preserve"> retenues pour l’irrigation. C’est le cas</w:t>
+        <w:t xml:space="preserve"> nous montre que certains cantons irrigués sont complètement couverts par les HRUs retenues pour l’irrigation. C’est le cas</w:t>
       </w:r>
       <w:r>
         <w:t xml:space="preserve"> de la plupart des </w:t>
@@ -9589,25 +14818,138 @@
     </w:p>
     <w:p>
       <w:r>
-        <w:t>Au contraire, d’autres cantons considérés comme irrigués ne présentent aucune HRU irriguée. Une analyse de ces cantons montrent qu’ils sont principalement occupés par de la forêt sur le département du Gard et de la forêt et des roches sur le Verdon amont et l’Arc amont.</w:t>
+        <w:t>Au contraire, d’autres cantons considérés comme irrigués ne présentent aucune HRU irriguée. Une analyse de ces cantons montrent qu’ils sont principalement occupés par de la forêt sur le département du Gard et de la forêt et des roches sur le Verdon amont et l’Arc amont</w:t>
+      </w:r>
+      <w:ins w:id="250" w:author="Isabelle Gouttevin" w:date="2015-09-18T15:55:00Z">
+        <w:r>
+          <w:t>, ce qui n’exclut pas la présence de parcelles d</w:t>
+        </w:r>
+      </w:ins>
+      <w:ins w:id="251" w:author="Isabelle Gouttevin" w:date="2015-09-18T15:56:00Z">
+        <w:r>
+          <w:t>’agriculture à des échelles plus fines que celle de notre maillage</w:t>
+        </w:r>
+      </w:ins>
+      <w:r>
+        <w:t>.</w:t>
       </w:r>
     </w:p>
     <w:p>
-      <w:r>
-        <w:t>Nous remarquons également que les cantons irrigués retenus ne sont pas représentatifs de la variété des cultures sur le bassin du Rhône.</w:t>
+      <w:commentRangeStart w:id="252"/>
+      <w:r>
+        <w:t>Nous remarquons également que les cantons irrigués retenus ne sont pas représentatifs de la variété des cultures sur le bassin du Rhône</w:t>
+      </w:r>
+      <w:commentRangeEnd w:id="252"/>
+      <w:ins w:id="253" w:author="Isabelle Gouttevin" w:date="2015-09-18T16:03:00Z">
+        <w:r>
+          <w:t xml:space="preserve">, mais en représentent les principales lignes (Maraichage dans la </w:t>
+        </w:r>
+        <w:proofErr w:type="spellStart"/>
+        <w:r>
+          <w:t>Sa</w:t>
+        </w:r>
+      </w:ins>
+      <w:ins w:id="254" w:author="Isabelle Gouttevin" w:date="2015-09-18T16:04:00Z">
+        <w:r>
+          <w:t>one</w:t>
+        </w:r>
+        <w:proofErr w:type="spellEnd"/>
+        <w:r>
+          <w:t>, grandes cultures</w:t>
+        </w:r>
+      </w:ins>
+      <w:ins w:id="255" w:author="Isabelle Gouttevin" w:date="2015-09-18T16:05:00Z">
+        <w:r>
+          <w:t>, maraichage</w:t>
+        </w:r>
+      </w:ins>
+      <w:ins w:id="256" w:author="Isabelle Gouttevin" w:date="2015-09-18T16:04:00Z">
+        <w:r>
+          <w:t xml:space="preserve"> et </w:t>
+        </w:r>
+      </w:ins>
+      <w:ins w:id="257" w:author="Isabelle Gouttevin" w:date="2015-09-18T16:05:00Z">
+        <w:r>
+          <w:t>vergers</w:t>
+        </w:r>
+      </w:ins>
+      <w:ins w:id="258" w:author="Isabelle Gouttevin" w:date="2015-09-18T16:04:00Z">
+        <w:r>
+          <w:t xml:space="preserve"> </w:t>
+        </w:r>
+      </w:ins>
+      <w:ins w:id="259" w:author="Isabelle Gouttevin" w:date="2015-09-18T16:05:00Z">
+        <w:r>
+          <w:t>d</w:t>
+        </w:r>
+      </w:ins>
+      <w:ins w:id="260" w:author="Isabelle Gouttevin" w:date="2015-09-18T16:04:00Z">
+        <w:r>
+          <w:t xml:space="preserve">e vallée du </w:t>
+        </w:r>
+      </w:ins>
+      <w:ins w:id="261" w:author="Isabelle Gouttevin" w:date="2015-09-18T16:05:00Z">
+        <w:r>
+          <w:t>Rhône</w:t>
+        </w:r>
+      </w:ins>
+      <w:ins w:id="262" w:author="Isabelle Gouttevin" w:date="2015-09-18T16:04:00Z">
+        <w:r>
+          <w:t xml:space="preserve">, prairies des Alpes du Sud et </w:t>
+        </w:r>
+        <w:r>
+          <w:t>vignobles du pourtour méditerra</w:t>
+        </w:r>
+        <w:r>
+          <w:t>néen</w:t>
+        </w:r>
+      </w:ins>
+      <w:ins w:id="263" w:author="Isabelle Gouttevin" w:date="2015-09-18T16:05:00Z">
+        <w:r>
+          <w:t>)</w:t>
+        </w:r>
+      </w:ins>
+      <w:r>
+        <w:rPr>
+          <w:rStyle w:val="Marquedecommentaire"/>
+        </w:rPr>
+        <w:commentReference w:id="252"/>
+      </w:r>
+      <w:r>
+        <w:t>.</w:t>
       </w:r>
     </w:p>
     <w:p/>
-    <w:p/>
-    <w:p/>
-    <w:p/>
+    <w:p>
+      <w:pPr>
+        <w:rPr>
+          <w:del w:id="264" w:author="Isabelle Gouttevin" w:date="2015-09-18T16:05:00Z"/>
+        </w:rPr>
+      </w:pPr>
+    </w:p>
+    <w:p>
+      <w:pPr>
+        <w:rPr>
+          <w:del w:id="265" w:author="Isabelle Gouttevin" w:date="2015-09-18T16:05:00Z"/>
+        </w:rPr>
+      </w:pPr>
+    </w:p>
+    <w:p>
+      <w:pPr>
+        <w:rPr>
+          <w:del w:id="266" w:author="Isabelle Gouttevin" w:date="2015-09-18T16:05:00Z"/>
+        </w:rPr>
+      </w:pPr>
+    </w:p>
     <w:p>
       <w:pPr>
         <w:pStyle w:val="Lgende"/>
         <w:keepNext/>
         <w:jc w:val="left"/>
       </w:pPr>
-      <w:bookmarkStart w:id="100" w:name="_Ref430100914"/>
+      <w:bookmarkStart w:id="267" w:name="_Ref430100914"/>
+      <w:bookmarkStart w:id="268" w:name="_GoBack"/>
+      <w:bookmarkEnd w:id="268"/>
       <w:r>
         <w:t xml:space="preserve">Tableau </w:t>
       </w:r>
@@ -9619,7 +14961,7 @@
           <w:t>3</w:t>
         </w:r>
       </w:fldSimple>
-      <w:bookmarkEnd w:id="100"/>
+      <w:bookmarkEnd w:id="267"/>
       <w:r>
         <w:t xml:space="preserve"> : </w:t>
       </w:r>
@@ -9804,27 +15146,7 @@
                 <w:bCs/>
                 <w:color w:val="000000"/>
               </w:rPr>
-              <w:t xml:space="preserve">des </w:t>
-            </w:r>
-            <w:proofErr w:type="spellStart"/>
-            <w:r>
-              <w:rPr>
-                <w:rFonts w:ascii="Calibri" w:hAnsi="Calibri" w:cs="Calibri"/>
-                <w:b/>
-                <w:bCs/>
-                <w:color w:val="000000"/>
-              </w:rPr>
-              <w:t>HRUs</w:t>
-            </w:r>
-            <w:proofErr w:type="spellEnd"/>
-            <w:r>
-              <w:rPr>
-                <w:rFonts w:ascii="Calibri" w:hAnsi="Calibri" w:cs="Calibri"/>
-                <w:b/>
-                <w:bCs/>
-                <w:color w:val="000000"/>
-              </w:rPr>
-              <w:t xml:space="preserve"> irrigués</w:t>
+              <w:t>des HRUs irrigués</w:t>
             </w:r>
           </w:p>
         </w:tc>
@@ -10405,6 +15727,7 @@
                 <w:bCs/>
                 <w:color w:val="000000"/>
               </w:rPr>
+              <w:lastRenderedPageBreak/>
               <w:t>MAR</w:t>
             </w:r>
           </w:p>
@@ -11621,7 +16944,6 @@
     <w:p/>
     <w:p>
       <w:r>
-        <w:lastRenderedPageBreak/>
         <w:t xml:space="preserve">Le tableau X donne la proportion en surface de chaque grand type de culture </w:t>
       </w:r>
       <w:r>
@@ -11637,23 +16959,10 @@
         <w:t xml:space="preserve"> totale</w:t>
       </w:r>
       <w:r>
-        <w:t xml:space="preserve"> définie par les </w:t>
-      </w:r>
-      <w:proofErr w:type="spellStart"/>
-      <w:r>
-        <w:t>HRUs</w:t>
-      </w:r>
-      <w:proofErr w:type="spellEnd"/>
-      <w:r>
-        <w:t xml:space="preserve"> (somme des surfaces des </w:t>
-      </w:r>
-      <w:proofErr w:type="spellStart"/>
-      <w:r>
-        <w:t>HRUs</w:t>
-      </w:r>
-      <w:proofErr w:type="spellEnd"/>
-      <w:r>
-        <w:t xml:space="preserve"> irriguées)</w:t>
+        <w:t xml:space="preserve"> définie par les HRUs</w:t>
+      </w:r>
+      <w:r>
+        <w:t xml:space="preserve"> (somme des surfaces des HRUs irriguées)</w:t>
       </w:r>
       <w:r>
         <w:t xml:space="preserve">. Les proportions pour chaque culture sont </w:t>
@@ -11677,15 +16986,7 @@
         <w:t xml:space="preserve"> </w:t>
       </w:r>
       <w:r>
-        <w:t xml:space="preserve">pour les </w:t>
-      </w:r>
-      <w:proofErr w:type="spellStart"/>
-      <w:r>
-        <w:t>HRUs</w:t>
-      </w:r>
-      <w:proofErr w:type="spellEnd"/>
-      <w:r>
-        <w:t xml:space="preserve">, </w:t>
+        <w:t xml:space="preserve">pour les HRUs, </w:t>
       </w:r>
       <w:r>
         <w:t xml:space="preserve">d’informations supplémentaires </w:t>
@@ -11696,13 +16997,8 @@
       <w:r>
         <w:t xml:space="preserve"> : </w:t>
       </w:r>
-      <w:proofErr w:type="spellStart"/>
-      <w:r>
-        <w:t>HRUs</w:t>
-      </w:r>
-      <w:proofErr w:type="spellEnd"/>
-      <w:r>
-        <w:t xml:space="preserve"> </w:t>
+      <w:r>
+        <w:t xml:space="preserve">HRUs </w:t>
       </w:r>
       <w:r>
         <w:t>irriguée</w:t>
@@ -11800,7 +17096,7 @@
                     </pic:cNvPicPr>
                   </pic:nvPicPr>
                   <pic:blipFill>
-                    <a:blip r:embed="rId26">
+                    <a:blip r:embed="rId28">
                       <a:extLst>
                         <a:ext uri="{28A0092B-C50C-407E-A947-70E740481C1C}">
                           <a14:useLocalDpi xmlns:a14="http://schemas.microsoft.com/office/drawing/2010/main" val="0"/>
@@ -11915,6 +17211,7 @@
         <w:t xml:space="preserve"> </w:t>
       </w:r>
       <w:r>
+        <w:lastRenderedPageBreak/>
         <w:t>ajustement a été nécessaire car le modèle J2000 requiert des données mensuelles interannuelles alors que les modèles utilisés dans le projet R2D2 2050 pouvaient gérer les variations journalières</w:t>
       </w:r>
       <w:r>
@@ -11994,8 +17291,8 @@
                                 <w:noProof/>
                               </w:rPr>
                             </w:pPr>
-                            <w:bookmarkStart w:id="101" w:name="_Ref430100887"/>
-                            <w:bookmarkStart w:id="102" w:name="_Ref430100851"/>
+                            <w:bookmarkStart w:id="269" w:name="_Ref430100887"/>
+                            <w:bookmarkStart w:id="270" w:name="_Ref430100851"/>
                             <w:r>
                               <w:t xml:space="preserve">Figure </w:t>
                             </w:r>
@@ -12007,11 +17304,11 @@
                                 <w:t>8</w:t>
                               </w:r>
                             </w:fldSimple>
-                            <w:bookmarkEnd w:id="101"/>
+                            <w:bookmarkEnd w:id="269"/>
                             <w:r>
                               <w:t xml:space="preserve"> : Evolution mensuelle du LAI pour les grands types de cultures retenus sur le bassin du Rhône</w:t>
                             </w:r>
-                            <w:bookmarkEnd w:id="102"/>
+                            <w:bookmarkEnd w:id="270"/>
                           </w:p>
                         </w:txbxContent>
                       </wps:txbx>
@@ -12032,7 +17329,7 @@
           </mc:Choice>
           <mc:Fallback>
             <w:pict>
-              <v:shape id="Zone de texte 17" o:spid="_x0000_s1032" type="#_x0000_t202" style="position:absolute;left:0;text-align:left;margin-left:42.15pt;margin-top:8in;width:428.25pt;height:.05pt;z-index:251727872;visibility:visible;mso-wrap-style:square;mso-width-percent:0;mso-wrap-distance-left:9pt;mso-wrap-distance-top:0;mso-wrap-distance-right:9pt;mso-wrap-distance-bottom:0;mso-position-horizontal:absolute;mso-position-horizontal-relative:margin;mso-position-vertical:absolute;mso-position-vertical-relative:margin;mso-width-percent:0;mso-width-relative:margin;v-text-anchor:middle" o:gfxdata="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" stroked="f">
+              <v:shape id="Zone de texte 17" o:spid="_x0000_s1032" type="#_x0000_t202" style="position:absolute;left:0;text-align:left;margin-left:42.15pt;margin-top:8in;width:428.25pt;height:.05pt;z-index:251727872;visibility:visible;mso-wrap-style:square;mso-width-percent:0;mso-wrap-distance-left:9pt;mso-wrap-distance-top:0;mso-wrap-distance-right:9pt;mso-wrap-distance-bottom:0;mso-position-horizontal:absolute;mso-position-horizontal-relative:margin;mso-position-vertical:absolute;mso-position-vertical-relative:margin;mso-width-percent:0;mso-width-relative:margin;v-text-anchor:middle" o:gfxdata="UEsDBBQABgAIAAAAIQC2gziS/gAAAOEBAAATAAAAW0NvbnRlbnRfVHlwZXNdLnhtbJSRQU7DMBBF 90jcwfIWJU67QAgl6YK0S0CoHGBkTxKLZGx5TGhvj5O2G0SRWNoz/78nu9wcxkFMGNg6quQqL6RA 0s5Y6ir5vt9lD1JwBDIwOMJKHpHlpr69KfdHjyxSmriSfYz+USnWPY7AufNIadK6MEJMx9ApD/oD OlTrorhX2lFEilmcO2RdNtjC5xDF9pCuTyYBB5bi6bQ4syoJ3g9WQ0ymaiLzg5KdCXlKLjvcW893 SUOqXwnz5DrgnHtJTxOsQfEKIT7DmDSUCaxw7Rqn8787ZsmRM9e2VmPeBN4uqYvTtW7jvijg9N/y JsXecLq0q+WD6m8AAAD//wMAUEsDBBQABgAIAAAAIQA4/SH/1gAAAJQBAAALAAAAX3JlbHMvLnJl bHOkkMFqwzAMhu+DvYPRfXGawxijTi+j0GvpHsDYimMaW0Yy2fr2M4PBMnrbUb/Q94l/f/hMi1qR JVI2sOt6UJgd+ZiDgffL8ekFlFSbvV0oo4EbChzGx4f9GRdb25HMsYhqlCwG5lrLq9biZkxWOiqY 22YiTra2kYMu1l1tQD30/bPm3wwYN0x18gb45AdQl1tp5j/sFB2T0FQ7R0nTNEV3j6o9feQzro1i OWA14Fm+Q8a1a8+Bvu/d/dMb2JY5uiPbhG/ktn4cqGU/er3pcvwCAAD//wMAUEsDBBQABgAIAAAA IQB9LvXQPAIAAHsEAAAOAAAAZHJzL2Uyb0RvYy54bWysVMFu2zAMvQ/YPwi6L07aJS2MOEWWIsOA oC2QDgV2U2Q5FiCLGqXEzr5+lBynW7fTsItCkdSj+R6Z+V3XGHZU6DXYgk9GY86UlVBquy/41+f1 h1vOfBC2FAasKvhJeX63eP9u3rpcXUENplTICMT6vHUFr0NweZZ5WatG+BE4ZSlYATYi0BX3WYmi JfTGZFfj8SxrAUuHIJX35L3vg3yR8KtKyfBYVV4FZgpO3xbSiencxTNbzEW+R+FqLc+fIf7hKxqh LRW9QN2LINgB9R9QjZYIHqowktBkUFVaqtQDdTMZv+lmWwunUi9EjncXmvz/g5UPxydkuiTtbjiz oiGNvpFSrFQsqC4oRn4iqXU+p9yto+zQfYKOHgx+T87Ye1dhE3+pK0Zxovt0oZigmCTn9OP17c3N lDNJsdn1NGJkr08d+vBZQcOiUXAk/RKt4rjxoU8dUmIlD0aXa21MvMTAyiA7CtK6rXVQZ/DfsoyN uRbiqx6w96g0LOcqsdu+q2iFbtclimZDxzsoT0QEQj9P3sm1puob4cOTQBog6p2WIjzSURloCw5n i7Ma8Mff/DGfdKUoZy0NZMH994NAxZn5YknxOL2DgYOxGwx7aFZAfU9o3ZxMJj3AYAazQmheaFeW sQqFhJVUq+Ay4HBZhX4xaNukWi5TGk2pE2Fjt05G8IHn5+5FoDurFOfkAYZhFfkbsfrcJJdbHgIx n5SMzPY80gTEC014moXzNsYV+vWesl7/MxY/AQAA//8DAFBLAwQUAAYACAAAACEAYA66k9oAAAAJ AQAADwAAAGRycy9kb3ducmV2LnhtbEyPy27CMBBF90j8gzX74gTSikZxkOhDYlW1wAcM8ZBEtcdR bB7l6ztVF+1y7hzdR7W6eqfONMY+sIF8loEiboLtuTWw373eLUHFhGzRBSYDXxRhVU8nFZY2XPiD ztvUKjHhWKKBLqWh1Do2HXmMszAQy+8YRo9JzrHVdsSLmHun51n2oD32LAkdDvTUUfO5PXkDi+Id 2/36zT2v026ji80tP77cjJlOQCW6pj8SfrpLb6il0CGc2EblDCyLhZCi5/dzWSTEY5HJksOvlIOu K/1/Qf0NAAD//wMAUEsBAi0AFAAGAAgAAAAhALaDOJL+AAAA4QEAABMAAAAAAAAAAAAAAAAAAAAA AFtDb250ZW50X1R5cGVzXS54bWxQSwECLQAUAAYACAAAACEAOP0h/9YAAACUAQAACwAAAAAAAAAA AAAAAAAvAQAAX3JlbHMvLnJlbHNQSwECLQAUAAYACAAAACEAfS710DwCAAB7BAAADgAAAAAAAAAA AAAAAAAuAgAAZHJzL2Uyb0RvYy54bWxQSwECLQAUAAYACAAAACEAYA66k9oAAAAJAQAADwAAAAAA AAAAAAAAAACWBAAAZHJzL2Rvd25yZXYueG1sUEsFBgAAAAAEAAQA8wAAAJ0FAAAAAA== " stroked="f">
                 <v:textbox style="mso-fit-shape-to-text:t" inset="0,0,0,0">
                   <w:txbxContent>
                     <w:p>
@@ -12042,8 +17339,8 @@
                           <w:noProof/>
                         </w:rPr>
                       </w:pPr>
-                      <w:bookmarkStart w:id="103" w:name="_Ref430100887"/>
-                      <w:bookmarkStart w:id="104" w:name="_Ref430100851"/>
+                      <w:bookmarkStart w:id="271" w:name="_Ref430100887"/>
+                      <w:bookmarkStart w:id="272" w:name="_Ref430100851"/>
                       <w:r>
                         <w:t xml:space="preserve">Figure </w:t>
                       </w:r>
@@ -12055,11 +17352,11 @@
                           <w:t>8</w:t>
                         </w:r>
                       </w:fldSimple>
-                      <w:bookmarkEnd w:id="103"/>
+                      <w:bookmarkEnd w:id="271"/>
                       <w:r>
                         <w:t xml:space="preserve"> : Evolution mensuelle du LAI pour les grands types de cultures retenus sur le bassin du Rhône</w:t>
                       </w:r>
-                      <w:bookmarkEnd w:id="104"/>
+                      <w:bookmarkEnd w:id="272"/>
                     </w:p>
                   </w:txbxContent>
                 </v:textbox>
@@ -12084,21 +17381,21 @@
       <w:pPr>
         <w:pStyle w:val="Titre3"/>
       </w:pPr>
-      <w:bookmarkStart w:id="105" w:name="_Toc430166143"/>
+      <w:bookmarkStart w:id="273" w:name="_Toc430166143"/>
       <w:r>
         <w:t>Premiers tests</w:t>
       </w:r>
-      <w:bookmarkEnd w:id="105"/>
+      <w:bookmarkEnd w:id="273"/>
     </w:p>
     <w:p>
       <w:pPr>
         <w:pStyle w:val="Titre3"/>
       </w:pPr>
-      <w:bookmarkStart w:id="106" w:name="_Toc430166144"/>
+      <w:bookmarkStart w:id="274" w:name="_Toc430166144"/>
       <w:r>
         <w:t>Comparaison aux volumes prélevés</w:t>
       </w:r>
-      <w:bookmarkEnd w:id="106"/>
+      <w:bookmarkEnd w:id="274"/>
     </w:p>
     <w:p/>
     <w:p/>
@@ -12107,8 +17404,9 @@
       <w:pPr>
         <w:pStyle w:val="Titre2"/>
       </w:pPr>
-      <w:bookmarkStart w:id="107" w:name="_Toc430166145"/>
-      <w:r>
+      <w:bookmarkStart w:id="275" w:name="_Toc430166145"/>
+      <w:r>
+        <w:lastRenderedPageBreak/>
         <w:t xml:space="preserve">Impact anthropique 3 : </w:t>
       </w:r>
       <w:r>
@@ -12117,26 +17415,26 @@
       <w:r>
         <w:t xml:space="preserve"> (Dorian)</w:t>
       </w:r>
-      <w:bookmarkEnd w:id="107"/>
+      <w:bookmarkEnd w:id="275"/>
     </w:p>
     <w:p>
       <w:pPr>
         <w:pStyle w:val="Titre1"/>
       </w:pPr>
-      <w:bookmarkStart w:id="108" w:name="_Toc430166146"/>
+      <w:bookmarkStart w:id="276" w:name="_Toc430166146"/>
       <w:r>
         <w:t>Maillage du modèle : les améliorations techniques et ergonomiques</w:t>
       </w:r>
       <w:r>
         <w:t xml:space="preserve"> (Christine)</w:t>
       </w:r>
-      <w:bookmarkEnd w:id="108"/>
+      <w:bookmarkEnd w:id="276"/>
     </w:p>
     <w:p>
       <w:pPr>
         <w:pStyle w:val="Titre1"/>
       </w:pPr>
-      <w:bookmarkStart w:id="109" w:name="_Toc430166147"/>
+      <w:bookmarkStart w:id="277" w:name="_Toc430166147"/>
       <w:r>
         <w:t xml:space="preserve">Scénarios prospectifs sur le bassin du </w:t>
       </w:r>
@@ -12154,17 +17452,17 @@
       <w:r>
         <w:t>)</w:t>
       </w:r>
-      <w:bookmarkEnd w:id="109"/>
+      <w:bookmarkEnd w:id="277"/>
     </w:p>
     <w:p>
       <w:pPr>
         <w:pStyle w:val="Titre1"/>
       </w:pPr>
-      <w:bookmarkStart w:id="110" w:name="_Toc430166148"/>
+      <w:bookmarkStart w:id="278" w:name="_Toc430166148"/>
       <w:r>
         <w:t>Conclusions, Limites et Perspectives (à affiner)</w:t>
       </w:r>
-      <w:bookmarkEnd w:id="110"/>
+      <w:bookmarkEnd w:id="278"/>
     </w:p>
     <w:p/>
     <w:p/>
@@ -12177,7 +17475,7 @@
         </w:numPr>
         <w:ind w:left="432"/>
       </w:pPr>
-      <w:bookmarkStart w:id="111" w:name="_Toc430166149"/>
+      <w:bookmarkStart w:id="279" w:name="_Toc430166149"/>
       <w:r>
         <w:t>ANNEXE 1 : Prise en main du modèle : guide J2000-Rhone et HRU-</w:t>
       </w:r>
@@ -12189,7 +17487,7 @@
       <w:r>
         <w:t xml:space="preserve"> (proposition…)</w:t>
       </w:r>
-      <w:bookmarkEnd w:id="111"/>
+      <w:bookmarkEnd w:id="279"/>
     </w:p>
     <w:p/>
     <w:p/>
@@ -12208,19 +17506,19 @@
       <w:pPr>
         <w:pStyle w:val="Titre1"/>
       </w:pPr>
-      <w:bookmarkStart w:id="112" w:name="_Toc372710470"/>
-      <w:bookmarkStart w:id="113" w:name="_Toc372712278"/>
-      <w:bookmarkStart w:id="114" w:name="_Toc372726998"/>
-      <w:bookmarkStart w:id="115" w:name="_Toc372730859"/>
-      <w:bookmarkStart w:id="116" w:name="_Toc401738707"/>
-      <w:bookmarkStart w:id="117" w:name="_Toc401738869"/>
-      <w:bookmarkStart w:id="118" w:name="_Toc402344159"/>
-      <w:bookmarkStart w:id="119" w:name="_Toc402346286"/>
-      <w:bookmarkStart w:id="120" w:name="_Toc402452796"/>
-      <w:bookmarkStart w:id="121" w:name="_Toc402883117"/>
-      <w:bookmarkStart w:id="122" w:name="_Toc403632170"/>
-      <w:bookmarkStart w:id="123" w:name="_Toc403656293"/>
-      <w:bookmarkStart w:id="124" w:name="_Toc430166150"/>
+      <w:bookmarkStart w:id="280" w:name="_Toc372710470"/>
+      <w:bookmarkStart w:id="281" w:name="_Toc372712278"/>
+      <w:bookmarkStart w:id="282" w:name="_Toc372726998"/>
+      <w:bookmarkStart w:id="283" w:name="_Toc372730859"/>
+      <w:bookmarkStart w:id="284" w:name="_Toc401738707"/>
+      <w:bookmarkStart w:id="285" w:name="_Toc401738869"/>
+      <w:bookmarkStart w:id="286" w:name="_Toc402344159"/>
+      <w:bookmarkStart w:id="287" w:name="_Toc402346286"/>
+      <w:bookmarkStart w:id="288" w:name="_Toc402452796"/>
+      <w:bookmarkStart w:id="289" w:name="_Toc402883117"/>
+      <w:bookmarkStart w:id="290" w:name="_Toc403632170"/>
+      <w:bookmarkStart w:id="291" w:name="_Toc403656293"/>
+      <w:bookmarkStart w:id="292" w:name="_Toc430166150"/>
       <w:r>
         <w:lastRenderedPageBreak/>
         <w:t>C</w:t>
@@ -12229,52 +17527,52 @@
         <w:t>ollecte de données</w:t>
       </w:r>
       <w:bookmarkEnd w:id="52"/>
-      <w:bookmarkEnd w:id="112"/>
-      <w:bookmarkEnd w:id="113"/>
-      <w:bookmarkEnd w:id="114"/>
-      <w:bookmarkEnd w:id="115"/>
-      <w:bookmarkEnd w:id="116"/>
-      <w:bookmarkEnd w:id="117"/>
-      <w:bookmarkEnd w:id="118"/>
-      <w:bookmarkEnd w:id="119"/>
-      <w:bookmarkEnd w:id="120"/>
-      <w:bookmarkEnd w:id="121"/>
-      <w:bookmarkEnd w:id="122"/>
-      <w:bookmarkEnd w:id="123"/>
-      <w:bookmarkEnd w:id="124"/>
+      <w:bookmarkEnd w:id="280"/>
+      <w:bookmarkEnd w:id="281"/>
+      <w:bookmarkEnd w:id="282"/>
+      <w:bookmarkEnd w:id="283"/>
+      <w:bookmarkEnd w:id="284"/>
+      <w:bookmarkEnd w:id="285"/>
+      <w:bookmarkEnd w:id="286"/>
+      <w:bookmarkEnd w:id="287"/>
+      <w:bookmarkEnd w:id="288"/>
+      <w:bookmarkEnd w:id="289"/>
+      <w:bookmarkEnd w:id="290"/>
+      <w:bookmarkEnd w:id="291"/>
+      <w:bookmarkEnd w:id="292"/>
     </w:p>
     <w:p>
       <w:pPr>
         <w:pStyle w:val="Titre2"/>
       </w:pPr>
-      <w:bookmarkStart w:id="125" w:name="_Toc401738708"/>
-      <w:bookmarkStart w:id="126" w:name="_Toc401738870"/>
-      <w:bookmarkStart w:id="127" w:name="_Toc402344160"/>
-      <w:bookmarkStart w:id="128" w:name="_Toc402346287"/>
-      <w:bookmarkStart w:id="129" w:name="_Toc402452797"/>
-      <w:bookmarkStart w:id="130" w:name="_Toc402883118"/>
-      <w:bookmarkStart w:id="131" w:name="_Toc403632171"/>
-      <w:bookmarkStart w:id="132" w:name="_Toc403656294"/>
-      <w:bookmarkStart w:id="133" w:name="_Toc430166151"/>
+      <w:bookmarkStart w:id="293" w:name="_Toc401738708"/>
+      <w:bookmarkStart w:id="294" w:name="_Toc401738870"/>
+      <w:bookmarkStart w:id="295" w:name="_Toc402344160"/>
+      <w:bookmarkStart w:id="296" w:name="_Toc402346287"/>
+      <w:bookmarkStart w:id="297" w:name="_Toc402452797"/>
+      <w:bookmarkStart w:id="298" w:name="_Toc402883118"/>
+      <w:bookmarkStart w:id="299" w:name="_Toc403632171"/>
+      <w:bookmarkStart w:id="300" w:name="_Toc403656294"/>
+      <w:bookmarkStart w:id="301" w:name="_Toc430166151"/>
       <w:bookmarkEnd w:id="53"/>
       <w:r>
         <w:t>Données climatiques</w:t>
       </w:r>
-      <w:bookmarkEnd w:id="125"/>
-      <w:bookmarkEnd w:id="126"/>
-      <w:bookmarkEnd w:id="127"/>
-      <w:bookmarkEnd w:id="128"/>
-      <w:bookmarkEnd w:id="129"/>
-      <w:bookmarkEnd w:id="130"/>
-      <w:bookmarkEnd w:id="131"/>
-      <w:bookmarkEnd w:id="132"/>
-      <w:bookmarkEnd w:id="133"/>
+      <w:bookmarkEnd w:id="293"/>
+      <w:bookmarkEnd w:id="294"/>
+      <w:bookmarkEnd w:id="295"/>
+      <w:bookmarkEnd w:id="296"/>
+      <w:bookmarkEnd w:id="297"/>
+      <w:bookmarkEnd w:id="298"/>
+      <w:bookmarkEnd w:id="299"/>
+      <w:bookmarkEnd w:id="300"/>
+      <w:bookmarkEnd w:id="301"/>
     </w:p>
     <w:p>
       <w:pPr>
         <w:pStyle w:val="Titre3"/>
       </w:pPr>
-      <w:bookmarkStart w:id="134" w:name="_Toc430166152"/>
+      <w:bookmarkStart w:id="302" w:name="_Toc430166152"/>
       <w:r>
         <w:t xml:space="preserve">La </w:t>
       </w:r>
@@ -12286,7 +17584,7 @@
       <w:r>
         <w:t xml:space="preserve"> Safran</w:t>
       </w:r>
-      <w:bookmarkEnd w:id="134"/>
+      <w:bookmarkEnd w:id="302"/>
     </w:p>
     <w:tbl>
       <w:tblPr>
@@ -12341,7 +17639,7 @@
                           </pic:cNvPicPr>
                         </pic:nvPicPr>
                         <pic:blipFill rotWithShape="1">
-                          <a:blip r:embed="rId27" cstate="print">
+                          <a:blip r:embed="rId29" cstate="print">
                             <a:extLst>
                               <a:ext uri="{28A0092B-C50C-407E-A947-70E740481C1C}">
                                 <a14:useLocalDpi xmlns:a14="http://schemas.microsoft.com/office/drawing/2010/main" val="0"/>
@@ -12409,7 +17707,7 @@
                           </pic:cNvPicPr>
                         </pic:nvPicPr>
                         <pic:blipFill rotWithShape="1">
-                          <a:blip r:embed="rId28" cstate="print">
+                          <a:blip r:embed="rId30" cstate="print">
                             <a:extLst>
                               <a:ext uri="{28A0092B-C50C-407E-A947-70E740481C1C}">
                                 <a14:useLocalDpi xmlns:a14="http://schemas.microsoft.com/office/drawing/2010/main" val="0"/>
@@ -12850,7 +18148,7 @@
       <w:pPr>
         <w:pStyle w:val="Lgende"/>
       </w:pPr>
-      <w:bookmarkStart w:id="135" w:name="_Ref402446637"/>
+      <w:bookmarkStart w:id="303" w:name="_Ref402446637"/>
       <w:r>
         <w:t xml:space="preserve">Tableau </w:t>
       </w:r>
@@ -12862,7 +18160,7 @@
           <w:t>4</w:t>
         </w:r>
       </w:fldSimple>
-      <w:bookmarkEnd w:id="135"/>
+      <w:bookmarkEnd w:id="303"/>
       <w:r>
         <w:t> :</w:t>
       </w:r>
@@ -12892,8 +18190,8 @@
       <w:bookmarkEnd w:id="54"/>
     </w:p>
     <w:sectPr>
-      <w:headerReference w:type="default" r:id="rId29"/>
-      <w:footerReference w:type="default" r:id="rId30"/>
+      <w:headerReference w:type="default" r:id="rId31"/>
+      <w:footerReference w:type="default" r:id="rId32"/>
       <w:pgSz w:w="11906" w:h="16838"/>
       <w:pgMar w:top="975" w:right="851" w:bottom="1276" w:left="851" w:header="283" w:footer="567" w:gutter="0"/>
       <w:cols w:space="708"/>
@@ -12902,6 +18200,387 @@
     </w:sectPr>
   </w:body>
 </w:document>
+</file>
+
+<file path=word/comments.xml><?xml version="1.0" encoding="utf-8"?>
+<w:comments xmlns:wpc="http://schemas.microsoft.com/office/word/2010/wordprocessingCanvas" xmlns:mc="http://schemas.openxmlformats.org/markup-compatibility/2006" xmlns:o="urn:schemas-microsoft-com:office:office" xmlns:r="http://schemas.openxmlformats.org/officeDocument/2006/relationships" xmlns:m="http://schemas.openxmlformats.org/officeDocument/2006/math" xmlns:v="urn:schemas-microsoft-com:vml" xmlns:wp14="http://schemas.microsoft.com/office/word/2010/wordprocessingDrawing" xmlns:wp="http://schemas.openxmlformats.org/drawingml/2006/wordprocessingDrawing" xmlns:w10="urn:schemas-microsoft-com:office:word" xmlns:w="http://schemas.openxmlformats.org/wordprocessingml/2006/main" xmlns:w14="http://schemas.microsoft.com/office/word/2010/wordml" xmlns:wpg="http://schemas.microsoft.com/office/word/2010/wordprocessingGroup" xmlns:wpi="http://schemas.microsoft.com/office/word/2010/wordprocessingInk" xmlns:wne="http://schemas.microsoft.com/office/word/2006/wordml" xmlns:wps="http://schemas.microsoft.com/office/word/2010/wordprocessingShape" mc:Ignorable="w14 wp14">
+  <w:comment w:id="78" w:author="Isabelle Gouttevin" w:date="2015-09-18T14:39:00Z" w:initials="IG">
+    <w:p>
+      <w:pPr>
+        <w:pStyle w:val="Commentaire"/>
+      </w:pPr>
+      <w:r>
+        <w:rPr>
+          <w:rStyle w:val="Marquedecommentaire"/>
+        </w:rPr>
+        <w:annotationRef/>
+      </w:r>
+      <w:r>
+        <w:t>Insérer dans cette partie le tableau (bassin test, biais constatés, paramètres ciblés, améliorations sur le sous-</w:t>
+      </w:r>
+      <w:proofErr w:type="spellStart"/>
+      <w:r>
+        <w:t>basisn</w:t>
+      </w:r>
+      <w:proofErr w:type="spellEnd"/>
+      <w:r>
+        <w:t xml:space="preserve"> et en global) dont on a parlé au coin café</w:t>
+      </w:r>
+    </w:p>
+  </w:comment>
+  <w:comment w:id="90" w:author="Isabelle Gouttevin" w:date="2015-09-18T14:40:00Z" w:initials="IG">
+    <w:p>
+      <w:pPr>
+        <w:pStyle w:val="Commentaire"/>
+      </w:pPr>
+      <w:r>
+        <w:rPr>
+          <w:rStyle w:val="Marquedecommentaire"/>
+        </w:rPr>
+        <w:annotationRef/>
+      </w:r>
+      <w:proofErr w:type="spellStart"/>
+      <w:r>
+        <w:t>A</w:t>
+      </w:r>
+      <w:proofErr w:type="spellEnd"/>
+      <w:r>
+        <w:t xml:space="preserve"> ajouter par IG</w:t>
+      </w:r>
+    </w:p>
+  </w:comment>
+  <w:comment w:id="91" w:author="Isabelle Gouttevin" w:date="2015-09-18T14:40:00Z" w:initials="IG">
+    <w:p>
+      <w:pPr>
+        <w:pStyle w:val="Commentaire"/>
+      </w:pPr>
+      <w:r>
+        <w:rPr>
+          <w:rStyle w:val="Marquedecommentaire"/>
+        </w:rPr>
+        <w:annotationRef/>
+      </w:r>
+      <w:r>
+        <w:t>En quoi consiste-t-elle ?</w:t>
+      </w:r>
+    </w:p>
+  </w:comment>
+  <w:comment w:id="93" w:author="Isabelle Gouttevin" w:date="2015-09-18T14:46:00Z" w:initials="IG">
+    <w:p>
+      <w:pPr>
+        <w:pStyle w:val="Commentaire"/>
+      </w:pPr>
+      <w:r>
+        <w:rPr>
+          <w:rStyle w:val="Marquedecommentaire"/>
+        </w:rPr>
+        <w:annotationRef/>
+      </w:r>
+      <w:r>
+        <w:t>Quelques éléments sur cette partie :</w:t>
+      </w:r>
+    </w:p>
+    <w:p>
+      <w:pPr>
+        <w:pStyle w:val="Commentaire"/>
+        <w:numPr>
+          <w:ilvl w:val="0"/>
+          <w:numId w:val="39"/>
+        </w:numPr>
+      </w:pPr>
+      <w:r>
+        <w:t>Améliorer les titres des figures  en précisant bien l’endroit et quantité représentée</w:t>
+      </w:r>
+    </w:p>
+    <w:p>
+      <w:pPr>
+        <w:pStyle w:val="Commentaire"/>
+        <w:numPr>
+          <w:ilvl w:val="0"/>
+          <w:numId w:val="39"/>
+        </w:numPr>
+      </w:pPr>
+      <w:r>
+        <w:t>Les axes des figures: en général il y a débit ET volume dérivé</w:t>
+      </w:r>
+      <w:proofErr w:type="gramStart"/>
+      <w:r>
+        <w:t>..</w:t>
+      </w:r>
+      <w:proofErr w:type="gramEnd"/>
+      <w:r>
+        <w:t xml:space="preserve"> adopter un double axe </w:t>
+      </w:r>
+      <w:proofErr w:type="spellStart"/>
+      <w:r>
+        <w:t>peut-etre</w:t>
+      </w:r>
+      <w:proofErr w:type="spellEnd"/>
+      <w:r>
+        <w:t> ?</w:t>
+      </w:r>
+    </w:p>
+    <w:p>
+      <w:pPr>
+        <w:pStyle w:val="Commentaire"/>
+        <w:numPr>
+          <w:ilvl w:val="0"/>
+          <w:numId w:val="39"/>
+        </w:numPr>
+      </w:pPr>
+      <w:r>
+        <w:t>L’axe des temps : à minima, précise que c’est dans le système : YY-MM.</w:t>
+      </w:r>
+    </w:p>
+    <w:p>
+      <w:pPr>
+        <w:pStyle w:val="Commentaire"/>
+      </w:pPr>
+      <w:r>
+        <w:t xml:space="preserve">Egalement, prendre quelques exemples (Ardèche et </w:t>
+      </w:r>
+      <w:proofErr w:type="spellStart"/>
+      <w:r>
+        <w:t>Vinon</w:t>
+      </w:r>
+      <w:proofErr w:type="spellEnd"/>
+      <w:r>
+        <w:t> </w:t>
+      </w:r>
+      <w:proofErr w:type="gramStart"/>
+      <w:r>
+        <w:t>? )</w:t>
+      </w:r>
+      <w:proofErr w:type="gramEnd"/>
+      <w:r>
+        <w:t xml:space="preserve"> avec la FO et la comparaison </w:t>
+      </w:r>
+      <w:proofErr w:type="spellStart"/>
+      <w:r>
+        <w:t>simu-obs</w:t>
+      </w:r>
+      <w:proofErr w:type="spellEnd"/>
+      <w:r>
+        <w:t xml:space="preserve"> avec et sans barrages, comme discuté</w:t>
+      </w:r>
+    </w:p>
+  </w:comment>
+  <w:comment w:id="97" w:author="Isabelle Gouttevin" w:date="2015-09-18T15:38:00Z" w:initials="IG">
+    <w:p>
+      <w:pPr>
+        <w:pStyle w:val="Commentaire"/>
+      </w:pPr>
+      <w:r>
+        <w:rPr>
+          <w:rStyle w:val="Marquedecommentaire"/>
+        </w:rPr>
+        <w:annotationRef/>
+      </w:r>
+      <w:r>
+        <w:t xml:space="preserve">Je pense qu’il faudra </w:t>
+      </w:r>
+    </w:p>
+    <w:p>
+      <w:pPr>
+        <w:pStyle w:val="Commentaire"/>
+      </w:pPr>
+    </w:p>
+  </w:comment>
+  <w:comment w:id="112" w:author="Isabelle Gouttevin" w:date="2015-09-18T15:39:00Z" w:initials="IG">
+    <w:p>
+      <w:pPr>
+        <w:pStyle w:val="Commentaire"/>
+      </w:pPr>
+      <w:r>
+        <w:rPr>
+          <w:rStyle w:val="Marquedecommentaire"/>
+        </w:rPr>
+        <w:annotationRef/>
+      </w:r>
+      <w:r>
+        <w:t>Je pense qu’il faut clairement distinguer le BESOIN en EAU (qui dépend de la culture</w:t>
+      </w:r>
+      <w:r>
+        <w:t xml:space="preserve"> et de son stress</w:t>
+      </w:r>
+      <w:r>
+        <w:t>) de l’APPORT EFFECTIF</w:t>
+      </w:r>
+      <w:r>
+        <w:t xml:space="preserve"> que tu appelles DOSE D’IRRIGATION</w:t>
+      </w:r>
+      <w:r>
+        <w:t xml:space="preserve"> ou DEMANDE</w:t>
+      </w:r>
+      <w:r>
+        <w:t xml:space="preserve"> (qui dépend du besoin en eau ET du type d’irrigation</w:t>
+      </w:r>
+      <w:r>
+        <w:t>)</w:t>
+      </w:r>
+    </w:p>
+    <w:p>
+      <w:pPr>
+        <w:pStyle w:val="Commentaire"/>
+      </w:pPr>
+    </w:p>
+    <w:p>
+      <w:pPr>
+        <w:pStyle w:val="Commentaire"/>
+      </w:pPr>
+      <w:r>
+        <w:t>Idéalement, essaye d’</w:t>
+      </w:r>
+      <w:r>
+        <w:t>uniformiser le vocabulaire.</w:t>
+      </w:r>
+    </w:p>
+    <w:p>
+      <w:pPr>
+        <w:pStyle w:val="Commentaire"/>
+      </w:pPr>
+      <w:r>
+        <w:t>On a</w:t>
+      </w:r>
+    </w:p>
+    <w:p>
+      <w:pPr>
+        <w:pStyle w:val="Commentaire"/>
+        <w:numPr>
+          <w:ilvl w:val="0"/>
+          <w:numId w:val="39"/>
+        </w:numPr>
+      </w:pPr>
+      <w:r>
+        <w:t>Le besoin en eau (mais on ne sait pas vraiment ce que c’est)</w:t>
+      </w:r>
+    </w:p>
+    <w:p>
+      <w:pPr>
+        <w:pStyle w:val="Commentaire"/>
+        <w:numPr>
+          <w:ilvl w:val="0"/>
+          <w:numId w:val="39"/>
+        </w:numPr>
+      </w:pPr>
+      <w:r>
+        <w:t>La dose d’irrigation nécessaire = la demande</w:t>
+      </w:r>
+    </w:p>
+    <w:p>
+      <w:pPr>
+        <w:pStyle w:val="Commentaire"/>
+        <w:numPr>
+          <w:ilvl w:val="0"/>
+          <w:numId w:val="39"/>
+        </w:numPr>
+      </w:pPr>
+      <w:r>
+        <w:t xml:space="preserve">L’eau à </w:t>
+      </w:r>
+      <w:proofErr w:type="spellStart"/>
+      <w:r>
+        <w:t>préveler</w:t>
+      </w:r>
+      <w:proofErr w:type="spellEnd"/>
+      <w:r>
+        <w:t xml:space="preserve"> (actuellement égale à la demande, mais qui dépendra à terme d’e l’efficacité des </w:t>
+      </w:r>
+      <w:proofErr w:type="spellStart"/>
+      <w:r>
+        <w:t>consuites</w:t>
+      </w:r>
+      <w:proofErr w:type="spellEnd"/>
+      <w:r>
+        <w:t>)</w:t>
+      </w:r>
+    </w:p>
+    <w:p>
+      <w:pPr>
+        <w:pStyle w:val="Commentaire"/>
+        <w:numPr>
+          <w:ilvl w:val="0"/>
+          <w:numId w:val="39"/>
+        </w:numPr>
+      </w:pPr>
+      <w:r>
+        <w:t xml:space="preserve"> L’eau prélevée effectivement (dépendant de la ressource)</w:t>
+      </w:r>
+    </w:p>
+    <w:p>
+      <w:pPr>
+        <w:pStyle w:val="Commentaire"/>
+      </w:pPr>
+      <w:r>
+        <w:t>Idéalement, choisir un seul terme pour chaque « dose », et s’y tenir !</w:t>
+      </w:r>
+    </w:p>
+    <w:p>
+      <w:pPr>
+        <w:pStyle w:val="Commentaire"/>
+      </w:pPr>
+    </w:p>
+  </w:comment>
+  <w:comment w:id="199" w:author="Isabelle Gouttevin" w:date="2015-09-18T15:34:00Z" w:initials="IG">
+    <w:p>
+      <w:pPr>
+        <w:pStyle w:val="Commentaire"/>
+      </w:pPr>
+      <w:r>
+        <w:rPr>
+          <w:rStyle w:val="Marquedecommentaire"/>
+        </w:rPr>
+        <w:annotationRef/>
+      </w:r>
+      <w:r>
+        <w:t xml:space="preserve">Préciser ce qui se passe quand la demande ne peut pas </w:t>
+      </w:r>
+      <w:proofErr w:type="spellStart"/>
+      <w:r>
+        <w:t>etre</w:t>
+      </w:r>
+      <w:proofErr w:type="spellEnd"/>
+      <w:r>
+        <w:t xml:space="preserve"> satisfaite : assèche-t-on la rivière ?</w:t>
+      </w:r>
+      <w:r>
+        <w:t xml:space="preserve"> Pondère-t-on l’eau attribuée à chaque HRU par sa surface en cas de restrictions ?</w:t>
+      </w:r>
+    </w:p>
+  </w:comment>
+  <w:comment w:id="252" w:author="Isabelle Gouttevin" w:date="2015-09-18T16:03:00Z" w:initials="IG">
+    <w:p>
+      <w:pPr>
+        <w:pStyle w:val="Commentaire"/>
+      </w:pPr>
+      <w:r>
+        <w:rPr>
+          <w:rStyle w:val="Marquedecommentaire"/>
+        </w:rPr>
+        <w:annotationRef/>
+      </w:r>
+      <w:r>
+        <w:t>Tu es dur !</w:t>
+      </w:r>
+    </w:p>
+    <w:p>
+      <w:pPr>
+        <w:pStyle w:val="Commentaire"/>
+      </w:pPr>
+      <w:r>
+        <w:t>On rate le maraichage dans les Alpes du Nord et les pairies irriguées en Ardèche et en partie dans les Alpes du Sud</w:t>
+      </w:r>
+      <w:proofErr w:type="gramStart"/>
+      <w:r>
+        <w:t>..</w:t>
+      </w:r>
+      <w:proofErr w:type="gramEnd"/>
+      <w:r>
+        <w:t xml:space="preserve"> </w:t>
+      </w:r>
+    </w:p>
+  </w:comment>
+</w:comments>
 </file>
 
 <file path=word/endnotes.xml><?xml version="1.0" encoding="utf-8"?>
@@ -13136,7 +18815,7 @@
           <w:rPr>
             <w:noProof/>
           </w:rPr>
-          <w:t>9</w:t>
+          <w:t>18</w:t>
         </w:r>
         <w:r>
           <w:fldChar w:fldCharType="end"/>
@@ -13185,6 +18864,374 @@
     <w:p>
       <w:pPr>
         <w:pStyle w:val="Notedebasdepage"/>
+        <w:rPr>
+          <w:sz w:val="18"/>
+          <w:szCs w:val="18"/>
+        </w:rPr>
+      </w:pPr>
+      <w:r>
+        <w:rPr>
+          <w:rStyle w:val="Appelnotedebasdep"/>
+          <w:sz w:val="18"/>
+          <w:szCs w:val="18"/>
+        </w:rPr>
+        <w:footnoteRef/>
+      </w:r>
+      <w:r>
+        <w:rPr>
+          <w:sz w:val="18"/>
+          <w:szCs w:val="18"/>
+        </w:rPr>
+        <w:t xml:space="preserve"> </w:t>
+      </w:r>
+      <w:r>
+        <w:rPr>
+          <w:sz w:val="18"/>
+          <w:szCs w:val="18"/>
+        </w:rPr>
+        <w:t>Monteynard +… : cette désignation s’applique à l’ensemble des ouvrages hydrauliques du Drac (</w:t>
+      </w:r>
+      <w:r>
+        <w:rPr>
+          <w:sz w:val="18"/>
+          <w:szCs w:val="18"/>
+          <w:highlight w:val="yellow"/>
+        </w:rPr>
+        <w:t>barrages du Sautet (108 M</w:t>
+      </w:r>
+      <w:r>
+        <w:rPr>
+          <w:rFonts w:eastAsia="Times New Roman" w:cs="Arial"/>
+          <w:sz w:val="20"/>
+          <w:szCs w:val="20"/>
+          <w:highlight w:val="yellow"/>
+        </w:rPr>
+        <w:t>m</w:t>
+      </w:r>
+      <w:r>
+        <w:rPr>
+          <w:rFonts w:eastAsia="Times New Roman" w:cs="Arial"/>
+          <w:sz w:val="20"/>
+          <w:szCs w:val="20"/>
+          <w:highlight w:val="yellow"/>
+          <w:vertAlign w:val="superscript"/>
+        </w:rPr>
+        <w:t>3</w:t>
+      </w:r>
+      <w:r>
+        <w:rPr>
+          <w:sz w:val="18"/>
+          <w:szCs w:val="18"/>
+          <w:highlight w:val="yellow"/>
+        </w:rPr>
+        <w:t>),</w:t>
+      </w:r>
+      <w:r>
+        <w:rPr>
+          <w:sz w:val="18"/>
+          <w:szCs w:val="18"/>
+        </w:rPr>
+        <w:t xml:space="preserve"> de St Pierre de </w:t>
+      </w:r>
+      <w:proofErr w:type="spellStart"/>
+      <w:r>
+        <w:rPr>
+          <w:sz w:val="18"/>
+          <w:szCs w:val="18"/>
+        </w:rPr>
+        <w:t>Cognet</w:t>
+      </w:r>
+      <w:proofErr w:type="spellEnd"/>
+      <w:r>
+        <w:rPr>
+          <w:sz w:val="18"/>
+          <w:szCs w:val="18"/>
+        </w:rPr>
+        <w:t xml:space="preserve"> (28 </w:t>
+      </w:r>
+      <w:r>
+        <w:rPr>
+          <w:sz w:val="18"/>
+          <w:szCs w:val="18"/>
+        </w:rPr>
+        <w:t>M</w:t>
+      </w:r>
+      <w:r>
+        <w:rPr>
+          <w:rFonts w:eastAsia="Times New Roman" w:cs="Arial"/>
+          <w:sz w:val="20"/>
+          <w:szCs w:val="20"/>
+        </w:rPr>
+        <w:t>m</w:t>
+      </w:r>
+      <w:r>
+        <w:rPr>
+          <w:rFonts w:eastAsia="Times New Roman" w:cs="Arial"/>
+          <w:sz w:val="20"/>
+          <w:szCs w:val="20"/>
+          <w:vertAlign w:val="superscript"/>
+        </w:rPr>
+        <w:t>3</w:t>
+      </w:r>
+      <w:r>
+        <w:rPr>
+          <w:sz w:val="18"/>
+          <w:szCs w:val="18"/>
+        </w:rPr>
+        <w:t xml:space="preserve">),  du Monteynard (275 </w:t>
+      </w:r>
+      <w:r>
+        <w:rPr>
+          <w:sz w:val="18"/>
+          <w:szCs w:val="18"/>
+        </w:rPr>
+        <w:t>M</w:t>
+      </w:r>
+      <w:r>
+        <w:rPr>
+          <w:rFonts w:eastAsia="Times New Roman" w:cs="Arial"/>
+          <w:sz w:val="20"/>
+          <w:szCs w:val="20"/>
+        </w:rPr>
+        <w:t>m</w:t>
+      </w:r>
+      <w:r>
+        <w:rPr>
+          <w:rFonts w:eastAsia="Times New Roman" w:cs="Arial"/>
+          <w:sz w:val="20"/>
+          <w:szCs w:val="20"/>
+          <w:vertAlign w:val="superscript"/>
+        </w:rPr>
+        <w:t>3</w:t>
+      </w:r>
+      <w:r>
+        <w:rPr>
+          <w:sz w:val="18"/>
+          <w:szCs w:val="18"/>
+        </w:rPr>
+        <w:t xml:space="preserve">) et de Notre Dame de Commiers (34 </w:t>
+      </w:r>
+      <w:r>
+        <w:rPr>
+          <w:sz w:val="18"/>
+          <w:szCs w:val="18"/>
+        </w:rPr>
+        <w:t>M</w:t>
+      </w:r>
+      <w:r>
+        <w:rPr>
+          <w:rFonts w:eastAsia="Times New Roman" w:cs="Arial"/>
+          <w:sz w:val="20"/>
+          <w:szCs w:val="20"/>
+        </w:rPr>
+        <w:t>m</w:t>
+      </w:r>
+      <w:r>
+        <w:rPr>
+          <w:rFonts w:eastAsia="Times New Roman" w:cs="Arial"/>
+          <w:sz w:val="20"/>
+          <w:szCs w:val="20"/>
+          <w:vertAlign w:val="superscript"/>
+        </w:rPr>
+        <w:t>3</w:t>
+      </w:r>
+      <w:r>
+        <w:rPr>
+          <w:sz w:val="18"/>
+          <w:szCs w:val="18"/>
+        </w:rPr>
+        <w:t>), dont seul le fonctionnement d’ensemble est modélisé).</w:t>
+      </w:r>
+    </w:p>
+  </w:footnote>
+  <w:footnote w:id="3">
+    <w:p>
+      <w:pPr>
+        <w:pStyle w:val="Notedebasdepage"/>
+        <w:rPr>
+          <w:sz w:val="18"/>
+          <w:szCs w:val="18"/>
+        </w:rPr>
+      </w:pPr>
+      <w:r>
+        <w:rPr>
+          <w:rStyle w:val="Appelnotedebasdep"/>
+          <w:sz w:val="18"/>
+          <w:szCs w:val="18"/>
+        </w:rPr>
+        <w:footnoteRef/>
+      </w:r>
+      <w:r>
+        <w:rPr>
+          <w:sz w:val="18"/>
+          <w:szCs w:val="18"/>
+        </w:rPr>
+        <w:t xml:space="preserve"> </w:t>
+      </w:r>
+      <w:r>
+        <w:rPr>
+          <w:sz w:val="18"/>
+          <w:szCs w:val="18"/>
+        </w:rPr>
+        <w:t>Monteynard +… : cette désignation s’applique à l’ensemble des ouvrages hydrauliques du Drac (</w:t>
+      </w:r>
+      <w:r>
+        <w:rPr>
+          <w:sz w:val="18"/>
+          <w:szCs w:val="18"/>
+          <w:highlight w:val="yellow"/>
+        </w:rPr>
+        <w:t>barrages du Sautet (108 M</w:t>
+      </w:r>
+      <w:r>
+        <w:rPr>
+          <w:rFonts w:eastAsia="Times New Roman" w:cs="Arial"/>
+          <w:sz w:val="20"/>
+          <w:szCs w:val="20"/>
+          <w:highlight w:val="yellow"/>
+        </w:rPr>
+        <w:t>m</w:t>
+      </w:r>
+      <w:r>
+        <w:rPr>
+          <w:rFonts w:eastAsia="Times New Roman" w:cs="Arial"/>
+          <w:sz w:val="20"/>
+          <w:szCs w:val="20"/>
+          <w:highlight w:val="yellow"/>
+          <w:vertAlign w:val="superscript"/>
+        </w:rPr>
+        <w:t>3</w:t>
+      </w:r>
+      <w:r>
+        <w:rPr>
+          <w:sz w:val="18"/>
+          <w:szCs w:val="18"/>
+          <w:highlight w:val="yellow"/>
+        </w:rPr>
+        <w:t>),</w:t>
+      </w:r>
+      <w:r>
+        <w:rPr>
+          <w:sz w:val="18"/>
+          <w:szCs w:val="18"/>
+        </w:rPr>
+        <w:t xml:space="preserve"> de St Pierre de </w:t>
+      </w:r>
+      <w:proofErr w:type="spellStart"/>
+      <w:r>
+        <w:rPr>
+          <w:sz w:val="18"/>
+          <w:szCs w:val="18"/>
+        </w:rPr>
+        <w:t>Cognet</w:t>
+      </w:r>
+      <w:proofErr w:type="spellEnd"/>
+      <w:r>
+        <w:rPr>
+          <w:sz w:val="18"/>
+          <w:szCs w:val="18"/>
+        </w:rPr>
+        <w:t xml:space="preserve"> (28 </w:t>
+      </w:r>
+      <w:r>
+        <w:rPr>
+          <w:sz w:val="18"/>
+          <w:szCs w:val="18"/>
+        </w:rPr>
+        <w:t>M</w:t>
+      </w:r>
+      <w:r>
+        <w:rPr>
+          <w:rFonts w:eastAsia="Times New Roman" w:cs="Arial"/>
+          <w:sz w:val="20"/>
+          <w:szCs w:val="20"/>
+        </w:rPr>
+        <w:t>m</w:t>
+      </w:r>
+      <w:r>
+        <w:rPr>
+          <w:rFonts w:eastAsia="Times New Roman" w:cs="Arial"/>
+          <w:sz w:val="20"/>
+          <w:szCs w:val="20"/>
+          <w:vertAlign w:val="superscript"/>
+        </w:rPr>
+        <w:t>3</w:t>
+      </w:r>
+      <w:r>
+        <w:rPr>
+          <w:sz w:val="18"/>
+          <w:szCs w:val="18"/>
+        </w:rPr>
+        <w:t xml:space="preserve">),  du Monteynard (275 </w:t>
+      </w:r>
+      <w:r>
+        <w:rPr>
+          <w:sz w:val="18"/>
+          <w:szCs w:val="18"/>
+        </w:rPr>
+        <w:t>M</w:t>
+      </w:r>
+      <w:r>
+        <w:rPr>
+          <w:rFonts w:eastAsia="Times New Roman" w:cs="Arial"/>
+          <w:sz w:val="20"/>
+          <w:szCs w:val="20"/>
+        </w:rPr>
+        <w:t>m</w:t>
+      </w:r>
+      <w:r>
+        <w:rPr>
+          <w:rFonts w:eastAsia="Times New Roman" w:cs="Arial"/>
+          <w:sz w:val="20"/>
+          <w:szCs w:val="20"/>
+          <w:vertAlign w:val="superscript"/>
+        </w:rPr>
+        <w:t>3</w:t>
+      </w:r>
+      <w:r>
+        <w:rPr>
+          <w:sz w:val="18"/>
+          <w:szCs w:val="18"/>
+        </w:rPr>
+        <w:t xml:space="preserve">) et de Notre Dame de Commiers (34 </w:t>
+      </w:r>
+      <w:r>
+        <w:rPr>
+          <w:sz w:val="18"/>
+          <w:szCs w:val="18"/>
+        </w:rPr>
+        <w:t>M</w:t>
+      </w:r>
+      <w:r>
+        <w:rPr>
+          <w:rFonts w:eastAsia="Times New Roman" w:cs="Arial"/>
+          <w:sz w:val="20"/>
+          <w:szCs w:val="20"/>
+        </w:rPr>
+        <w:t>m</w:t>
+      </w:r>
+      <w:r>
+        <w:rPr>
+          <w:rFonts w:eastAsia="Times New Roman" w:cs="Arial"/>
+          <w:sz w:val="20"/>
+          <w:szCs w:val="20"/>
+          <w:vertAlign w:val="superscript"/>
+        </w:rPr>
+        <w:t>3</w:t>
+      </w:r>
+      <w:r>
+        <w:rPr>
+          <w:sz w:val="18"/>
+          <w:szCs w:val="18"/>
+        </w:rPr>
+        <w:t>), dont seul le fonctionnement d’ensemble est modélisé).</w:t>
+      </w:r>
+    </w:p>
+  </w:footnote>
+  <w:footnote w:id="4">
+    <w:p>
+      <w:pPr>
+        <w:pStyle w:val="Notedebasdepage"/>
       </w:pPr>
       <w:r>
         <w:rPr>
@@ -13197,6 +19244,33 @@
       </w:r>
       <w:r>
         <w:t>http://www.wikiwater.fr/e52-les-techniques-d-irrigation.html#outil_sommaire_5</w:t>
+      </w:r>
+    </w:p>
+  </w:footnote>
+  <w:footnote w:id="5">
+    <w:p>
+      <w:pPr>
+        <w:pStyle w:val="Notedebasdepage"/>
+        <w:spacing w:after="0" w:line="240" w:lineRule="auto"/>
+        <w:rPr>
+          <w:sz w:val="16"/>
+          <w:szCs w:val="16"/>
+        </w:rPr>
+      </w:pPr>
+      <w:r>
+        <w:rPr>
+          <w:rStyle w:val="Appelnotedebasdep"/>
+          <w:sz w:val="16"/>
+          <w:szCs w:val="16"/>
+        </w:rPr>
+        <w:footnoteRef/>
+      </w:r>
+      <w:r>
+        <w:rPr>
+          <w:sz w:val="16"/>
+          <w:szCs w:val="16"/>
+        </w:rPr>
+        <w:t xml:space="preserve"> http://sierm.eaurmc.fr/</w:t>
       </w:r>
     </w:p>
   </w:footnote>
@@ -13457,6 +19531,119 @@
     </w:lvl>
   </w:abstractNum>
   <w:abstractNum w:abstractNumId="1">
+    <w:nsid w:val="00F67A30"/>
+    <w:multiLevelType w:val="hybridMultilevel"/>
+    <w:tmpl w:val="87DA1EAA"/>
+    <w:lvl w:ilvl="0" w:tplc="040C0003">
+      <w:start w:val="1"/>
+      <w:numFmt w:val="bullet"/>
+      <w:lvlText w:val="o"/>
+      <w:lvlJc w:val="left"/>
+      <w:pPr>
+        <w:ind w:left="720" w:hanging="360"/>
+      </w:pPr>
+      <w:rPr>
+        <w:rFonts w:ascii="Courier New" w:hAnsi="Courier New" w:cs="Courier New" w:hint="default"/>
+      </w:rPr>
+    </w:lvl>
+    <w:lvl w:ilvl="1" w:tplc="040C0003" w:tentative="1">
+      <w:start w:val="1"/>
+      <w:numFmt w:val="bullet"/>
+      <w:lvlText w:val="o"/>
+      <w:lvlJc w:val="left"/>
+      <w:pPr>
+        <w:ind w:left="1440" w:hanging="360"/>
+      </w:pPr>
+      <w:rPr>
+        <w:rFonts w:ascii="Courier New" w:hAnsi="Courier New" w:cs="Courier New" w:hint="default"/>
+      </w:rPr>
+    </w:lvl>
+    <w:lvl w:ilvl="2" w:tplc="040C0005" w:tentative="1">
+      <w:start w:val="1"/>
+      <w:numFmt w:val="bullet"/>
+      <w:lvlText w:val=""/>
+      <w:lvlJc w:val="left"/>
+      <w:pPr>
+        <w:ind w:left="2160" w:hanging="360"/>
+      </w:pPr>
+      <w:rPr>
+        <w:rFonts w:ascii="Wingdings" w:hAnsi="Wingdings" w:hint="default"/>
+      </w:rPr>
+    </w:lvl>
+    <w:lvl w:ilvl="3" w:tplc="040C0001" w:tentative="1">
+      <w:start w:val="1"/>
+      <w:numFmt w:val="bullet"/>
+      <w:lvlText w:val=""/>
+      <w:lvlJc w:val="left"/>
+      <w:pPr>
+        <w:ind w:left="2880" w:hanging="360"/>
+      </w:pPr>
+      <w:rPr>
+        <w:rFonts w:ascii="Symbol" w:hAnsi="Symbol" w:hint="default"/>
+      </w:rPr>
+    </w:lvl>
+    <w:lvl w:ilvl="4" w:tplc="040C0003" w:tentative="1">
+      <w:start w:val="1"/>
+      <w:numFmt w:val="bullet"/>
+      <w:lvlText w:val="o"/>
+      <w:lvlJc w:val="left"/>
+      <w:pPr>
+        <w:ind w:left="3600" w:hanging="360"/>
+      </w:pPr>
+      <w:rPr>
+        <w:rFonts w:ascii="Courier New" w:hAnsi="Courier New" w:cs="Courier New" w:hint="default"/>
+      </w:rPr>
+    </w:lvl>
+    <w:lvl w:ilvl="5" w:tplc="040C0005" w:tentative="1">
+      <w:start w:val="1"/>
+      <w:numFmt w:val="bullet"/>
+      <w:lvlText w:val=""/>
+      <w:lvlJc w:val="left"/>
+      <w:pPr>
+        <w:ind w:left="4320" w:hanging="360"/>
+      </w:pPr>
+      <w:rPr>
+        <w:rFonts w:ascii="Wingdings" w:hAnsi="Wingdings" w:hint="default"/>
+      </w:rPr>
+    </w:lvl>
+    <w:lvl w:ilvl="6" w:tplc="040C0001" w:tentative="1">
+      <w:start w:val="1"/>
+      <w:numFmt w:val="bullet"/>
+      <w:lvlText w:val=""/>
+      <w:lvlJc w:val="left"/>
+      <w:pPr>
+        <w:ind w:left="5040" w:hanging="360"/>
+      </w:pPr>
+      <w:rPr>
+        <w:rFonts w:ascii="Symbol" w:hAnsi="Symbol" w:hint="default"/>
+      </w:rPr>
+    </w:lvl>
+    <w:lvl w:ilvl="7" w:tplc="040C0003" w:tentative="1">
+      <w:start w:val="1"/>
+      <w:numFmt w:val="bullet"/>
+      <w:lvlText w:val="o"/>
+      <w:lvlJc w:val="left"/>
+      <w:pPr>
+        <w:ind w:left="5760" w:hanging="360"/>
+      </w:pPr>
+      <w:rPr>
+        <w:rFonts w:ascii="Courier New" w:hAnsi="Courier New" w:cs="Courier New" w:hint="default"/>
+      </w:rPr>
+    </w:lvl>
+    <w:lvl w:ilvl="8" w:tplc="040C0005" w:tentative="1">
+      <w:start w:val="1"/>
+      <w:numFmt w:val="bullet"/>
+      <w:lvlText w:val=""/>
+      <w:lvlJc w:val="left"/>
+      <w:pPr>
+        <w:ind w:left="6480" w:hanging="360"/>
+      </w:pPr>
+      <w:rPr>
+        <w:rFonts w:ascii="Wingdings" w:hAnsi="Wingdings" w:hint="default"/>
+      </w:rPr>
+    </w:lvl>
+  </w:abstractNum>
+  <w:abstractNum w:abstractNumId="2">
     <w:nsid w:val="0356230E"/>
     <w:multiLevelType w:val="hybridMultilevel"/>
     <w:tmpl w:val="F1B8C454"/>
@@ -13569,7 +19756,7 @@
       </w:rPr>
     </w:lvl>
   </w:abstractNum>
-  <w:abstractNum w:abstractNumId="2">
+  <w:abstractNum w:abstractNumId="3">
     <w:nsid w:val="0733593B"/>
     <w:multiLevelType w:val="hybridMultilevel"/>
     <w:tmpl w:val="4BCAD3E2"/>
@@ -13682,7 +19869,7 @@
       </w:rPr>
     </w:lvl>
   </w:abstractNum>
-  <w:abstractNum w:abstractNumId="3">
+  <w:abstractNum w:abstractNumId="4">
     <w:nsid w:val="086703A7"/>
     <w:multiLevelType w:val="multilevel"/>
     <w:tmpl w:val="CC068ED4"/>
@@ -13825,7 +20012,7 @@
       </w:pPr>
     </w:lvl>
   </w:abstractNum>
-  <w:abstractNum w:abstractNumId="4">
+  <w:abstractNum w:abstractNumId="5">
     <w:nsid w:val="08B0002F"/>
     <w:multiLevelType w:val="hybridMultilevel"/>
     <w:tmpl w:val="4A003CDA"/>
@@ -13965,7 +20152,93 @@
       </w:rPr>
     </w:lvl>
   </w:abstractNum>
-  <w:abstractNum w:abstractNumId="5">
+  <w:abstractNum w:abstractNumId="6">
+    <w:nsid w:val="0D523AAA"/>
+    <w:multiLevelType w:val="hybridMultilevel"/>
+    <w:tmpl w:val="7CA67D56"/>
+    <w:lvl w:ilvl="0" w:tplc="040C000F">
+      <w:start w:val="1"/>
+      <w:numFmt w:val="decimal"/>
+      <w:lvlText w:val="%1."/>
+      <w:lvlJc w:val="left"/>
+      <w:pPr>
+        <w:ind w:left="720" w:hanging="360"/>
+      </w:pPr>
+    </w:lvl>
+    <w:lvl w:ilvl="1" w:tplc="040C0019" w:tentative="1">
+      <w:start w:val="1"/>
+      <w:numFmt w:val="lowerLetter"/>
+      <w:lvlText w:val="%2."/>
+      <w:lvlJc w:val="left"/>
+      <w:pPr>
+        <w:ind w:left="1440" w:hanging="360"/>
+      </w:pPr>
+    </w:lvl>
+    <w:lvl w:ilvl="2" w:tplc="040C001B" w:tentative="1">
+      <w:start w:val="1"/>
+      <w:numFmt w:val="lowerRoman"/>
+      <w:lvlText w:val="%3."/>
+      <w:lvlJc w:val="right"/>
+      <w:pPr>
+        <w:ind w:left="2160" w:hanging="180"/>
+      </w:pPr>
+    </w:lvl>
+    <w:lvl w:ilvl="3" w:tplc="040C000F" w:tentative="1">
+      <w:start w:val="1"/>
+      <w:numFmt w:val="decimal"/>
+      <w:lvlText w:val="%4."/>
+      <w:lvlJc w:val="left"/>
+      <w:pPr>
+        <w:ind w:left="2880" w:hanging="360"/>
+      </w:pPr>
+    </w:lvl>
+    <w:lvl w:ilvl="4" w:tplc="040C0019" w:tentative="1">
+      <w:start w:val="1"/>
+      <w:numFmt w:val="lowerLetter"/>
+      <w:lvlText w:val="%5."/>
+      <w:lvlJc w:val="left"/>
+      <w:pPr>
+        <w:ind w:left="3600" w:hanging="360"/>
+      </w:pPr>
+    </w:lvl>
+    <w:lvl w:ilvl="5" w:tplc="040C001B" w:tentative="1">
+      <w:start w:val="1"/>
+      <w:numFmt w:val="lowerRoman"/>
+      <w:lvlText w:val="%6."/>
+      <w:lvlJc w:val="right"/>
+      <w:pPr>
+        <w:ind w:left="4320" w:hanging="180"/>
+      </w:pPr>
+    </w:lvl>
+    <w:lvl w:ilvl="6" w:tplc="040C000F" w:tentative="1">
+      <w:start w:val="1"/>
+      <w:numFmt w:val="decimal"/>
+      <w:lvlText w:val="%7."/>
+      <w:lvlJc w:val="left"/>
+      <w:pPr>
+        <w:ind w:left="5040" w:hanging="360"/>
+      </w:pPr>
+    </w:lvl>
+    <w:lvl w:ilvl="7" w:tplc="040C0019" w:tentative="1">
+      <w:start w:val="1"/>
+      <w:numFmt w:val="lowerLetter"/>
+      <w:lvlText w:val="%8."/>
+      <w:lvlJc w:val="left"/>
+      <w:pPr>
+        <w:ind w:left="5760" w:hanging="360"/>
+      </w:pPr>
+    </w:lvl>
+    <w:lvl w:ilvl="8" w:tplc="040C001B" w:tentative="1">
+      <w:start w:val="1"/>
+      <w:numFmt w:val="lowerRoman"/>
+      <w:lvlText w:val="%9."/>
+      <w:lvlJc w:val="right"/>
+      <w:pPr>
+        <w:ind w:left="6480" w:hanging="180"/>
+      </w:pPr>
+    </w:lvl>
+  </w:abstractNum>
+  <w:abstractNum w:abstractNumId="7">
     <w:nsid w:val="19B02C19"/>
     <w:multiLevelType w:val="hybridMultilevel"/>
     <w:tmpl w:val="0F22CF16"/>
@@ -14077,7 +20350,7 @@
       </w:rPr>
     </w:lvl>
   </w:abstractNum>
-  <w:abstractNum w:abstractNumId="6">
+  <w:abstractNum w:abstractNumId="8">
     <w:nsid w:val="1BC74822"/>
     <w:multiLevelType w:val="hybridMultilevel"/>
     <w:tmpl w:val="185E16C6"/>
@@ -14190,7 +20463,7 @@
       </w:rPr>
     </w:lvl>
   </w:abstractNum>
-  <w:abstractNum w:abstractNumId="7">
+  <w:abstractNum w:abstractNumId="9">
     <w:nsid w:val="269C60BA"/>
     <w:multiLevelType w:val="hybridMultilevel"/>
     <w:tmpl w:val="D01A0608"/>
@@ -14303,7 +20576,7 @@
       </w:rPr>
     </w:lvl>
   </w:abstractNum>
-  <w:abstractNum w:abstractNumId="8">
+  <w:abstractNum w:abstractNumId="10">
     <w:nsid w:val="2F9701C3"/>
     <w:multiLevelType w:val="hybridMultilevel"/>
     <w:tmpl w:val="3126ED18"/>
@@ -14416,7 +20689,7 @@
       </w:rPr>
     </w:lvl>
   </w:abstractNum>
-  <w:abstractNum w:abstractNumId="9">
+  <w:abstractNum w:abstractNumId="11">
     <w:nsid w:val="30462C0E"/>
     <w:multiLevelType w:val="hybridMultilevel"/>
     <w:tmpl w:val="0C94D520"/>
@@ -14528,7 +20801,7 @@
       </w:rPr>
     </w:lvl>
   </w:abstractNum>
-  <w:abstractNum w:abstractNumId="10">
+  <w:abstractNum w:abstractNumId="12">
     <w:nsid w:val="31C4753F"/>
     <w:multiLevelType w:val="hybridMultilevel"/>
     <w:tmpl w:val="275C7AD4"/>
@@ -14641,7 +20914,7 @@
       </w:rPr>
     </w:lvl>
   </w:abstractNum>
-  <w:abstractNum w:abstractNumId="11">
+  <w:abstractNum w:abstractNumId="13">
     <w:nsid w:val="375D3382"/>
     <w:multiLevelType w:val="hybridMultilevel"/>
     <w:tmpl w:val="DB40D9DE"/>
@@ -14753,7 +21026,7 @@
       </w:rPr>
     </w:lvl>
   </w:abstractNum>
-  <w:abstractNum w:abstractNumId="12">
+  <w:abstractNum w:abstractNumId="14">
     <w:nsid w:val="383338D7"/>
     <w:multiLevelType w:val="hybridMultilevel"/>
     <w:tmpl w:val="97980626"/>
@@ -14866,7 +21139,7 @@
       </w:rPr>
     </w:lvl>
   </w:abstractNum>
-  <w:abstractNum w:abstractNumId="13">
+  <w:abstractNum w:abstractNumId="15">
     <w:nsid w:val="3C567B47"/>
     <w:multiLevelType w:val="hybridMultilevel"/>
     <w:tmpl w:val="E2464E54"/>
@@ -14979,7 +21252,7 @@
       </w:rPr>
     </w:lvl>
   </w:abstractNum>
-  <w:abstractNum w:abstractNumId="14">
+  <w:abstractNum w:abstractNumId="16">
     <w:nsid w:val="3F160309"/>
     <w:multiLevelType w:val="hybridMultilevel"/>
     <w:tmpl w:val="7C94CA1C"/>
@@ -15091,7 +21364,7 @@
       </w:rPr>
     </w:lvl>
   </w:abstractNum>
-  <w:abstractNum w:abstractNumId="15">
+  <w:abstractNum w:abstractNumId="17">
     <w:nsid w:val="478A393D"/>
     <w:multiLevelType w:val="hybridMultilevel"/>
     <w:tmpl w:val="AC1EA06A"/>
@@ -15180,7 +21453,120 @@
       </w:pPr>
     </w:lvl>
   </w:abstractNum>
-  <w:abstractNum w:abstractNumId="16">
+  <w:abstractNum w:abstractNumId="18">
+    <w:nsid w:val="4BBD453E"/>
+    <w:multiLevelType w:val="hybridMultilevel"/>
+    <w:tmpl w:val="A14A038C"/>
+    <w:lvl w:ilvl="0" w:tplc="040C0001">
+      <w:start w:val="1"/>
+      <w:numFmt w:val="bullet"/>
+      <w:lvlText w:val=""/>
+      <w:lvlJc w:val="left"/>
+      <w:pPr>
+        <w:ind w:left="2160" w:hanging="360"/>
+      </w:pPr>
+      <w:rPr>
+        <w:rFonts w:ascii="Symbol" w:hAnsi="Symbol" w:hint="default"/>
+      </w:rPr>
+    </w:lvl>
+    <w:lvl w:ilvl="1" w:tplc="040C0003" w:tentative="1">
+      <w:start w:val="1"/>
+      <w:numFmt w:val="bullet"/>
+      <w:lvlText w:val="o"/>
+      <w:lvlJc w:val="left"/>
+      <w:pPr>
+        <w:ind w:left="2880" w:hanging="360"/>
+      </w:pPr>
+      <w:rPr>
+        <w:rFonts w:ascii="Courier New" w:hAnsi="Courier New" w:cs="Courier New" w:hint="default"/>
+      </w:rPr>
+    </w:lvl>
+    <w:lvl w:ilvl="2" w:tplc="040C0005" w:tentative="1">
+      <w:start w:val="1"/>
+      <w:numFmt w:val="bullet"/>
+      <w:lvlText w:val=""/>
+      <w:lvlJc w:val="left"/>
+      <w:pPr>
+        <w:ind w:left="3600" w:hanging="360"/>
+      </w:pPr>
+      <w:rPr>
+        <w:rFonts w:ascii="Wingdings" w:hAnsi="Wingdings" w:hint="default"/>
+      </w:rPr>
+    </w:lvl>
+    <w:lvl w:ilvl="3" w:tplc="040C0001" w:tentative="1">
+      <w:start w:val="1"/>
+      <w:numFmt w:val="bullet"/>
+      <w:lvlText w:val=""/>
+      <w:lvlJc w:val="left"/>
+      <w:pPr>
+        <w:ind w:left="4320" w:hanging="360"/>
+      </w:pPr>
+      <w:rPr>
+        <w:rFonts w:ascii="Symbol" w:hAnsi="Symbol" w:hint="default"/>
+      </w:rPr>
+    </w:lvl>
+    <w:lvl w:ilvl="4" w:tplc="040C0003" w:tentative="1">
+      <w:start w:val="1"/>
+      <w:numFmt w:val="bullet"/>
+      <w:lvlText w:val="o"/>
+      <w:lvlJc w:val="left"/>
+      <w:pPr>
+        <w:ind w:left="5040" w:hanging="360"/>
+      </w:pPr>
+      <w:rPr>
+        <w:rFonts w:ascii="Courier New" w:hAnsi="Courier New" w:cs="Courier New" w:hint="default"/>
+      </w:rPr>
+    </w:lvl>
+    <w:lvl w:ilvl="5" w:tplc="040C0005" w:tentative="1">
+      <w:start w:val="1"/>
+      <w:numFmt w:val="bullet"/>
+      <w:lvlText w:val=""/>
+      <w:lvlJc w:val="left"/>
+      <w:pPr>
+        <w:ind w:left="5760" w:hanging="360"/>
+      </w:pPr>
+      <w:rPr>
+        <w:rFonts w:ascii="Wingdings" w:hAnsi="Wingdings" w:hint="default"/>
+      </w:rPr>
+    </w:lvl>
+    <w:lvl w:ilvl="6" w:tplc="040C0001" w:tentative="1">
+      <w:start w:val="1"/>
+      <w:numFmt w:val="bullet"/>
+      <w:lvlText w:val=""/>
+      <w:lvlJc w:val="left"/>
+      <w:pPr>
+        <w:ind w:left="6480" w:hanging="360"/>
+      </w:pPr>
+      <w:rPr>
+        <w:rFonts w:ascii="Symbol" w:hAnsi="Symbol" w:hint="default"/>
+      </w:rPr>
+    </w:lvl>
+    <w:lvl w:ilvl="7" w:tplc="040C0003" w:tentative="1">
+      <w:start w:val="1"/>
+      <w:numFmt w:val="bullet"/>
+      <w:lvlText w:val="o"/>
+      <w:lvlJc w:val="left"/>
+      <w:pPr>
+        <w:ind w:left="7200" w:hanging="360"/>
+      </w:pPr>
+      <w:rPr>
+        <w:rFonts w:ascii="Courier New" w:hAnsi="Courier New" w:cs="Courier New" w:hint="default"/>
+      </w:rPr>
+    </w:lvl>
+    <w:lvl w:ilvl="8" w:tplc="040C0005" w:tentative="1">
+      <w:start w:val="1"/>
+      <w:numFmt w:val="bullet"/>
+      <w:lvlText w:val=""/>
+      <w:lvlJc w:val="left"/>
+      <w:pPr>
+        <w:ind w:left="7920" w:hanging="360"/>
+      </w:pPr>
+      <w:rPr>
+        <w:rFonts w:ascii="Wingdings" w:hAnsi="Wingdings" w:hint="default"/>
+      </w:rPr>
+    </w:lvl>
+  </w:abstractNum>
+  <w:abstractNum w:abstractNumId="19">
     <w:nsid w:val="510327D0"/>
     <w:multiLevelType w:val="hybridMultilevel"/>
     <w:tmpl w:val="7476394A"/>
@@ -15293,7 +21679,120 @@
       </w:rPr>
     </w:lvl>
   </w:abstractNum>
-  <w:abstractNum w:abstractNumId="17">
+  <w:abstractNum w:abstractNumId="20">
+    <w:nsid w:val="527353AF"/>
+    <w:multiLevelType w:val="hybridMultilevel"/>
+    <w:tmpl w:val="323C8850"/>
+    <w:lvl w:ilvl="0" w:tplc="040C0003">
+      <w:start w:val="1"/>
+      <w:numFmt w:val="bullet"/>
+      <w:lvlText w:val="o"/>
+      <w:lvlJc w:val="left"/>
+      <w:pPr>
+        <w:ind w:left="1440" w:hanging="360"/>
+      </w:pPr>
+      <w:rPr>
+        <w:rFonts w:ascii="Courier New" w:hAnsi="Courier New" w:cs="Courier New" w:hint="default"/>
+      </w:rPr>
+    </w:lvl>
+    <w:lvl w:ilvl="1" w:tplc="040C0003" w:tentative="1">
+      <w:start w:val="1"/>
+      <w:numFmt w:val="bullet"/>
+      <w:lvlText w:val="o"/>
+      <w:lvlJc w:val="left"/>
+      <w:pPr>
+        <w:ind w:left="2160" w:hanging="360"/>
+      </w:pPr>
+      <w:rPr>
+        <w:rFonts w:ascii="Courier New" w:hAnsi="Courier New" w:cs="Courier New" w:hint="default"/>
+      </w:rPr>
+    </w:lvl>
+    <w:lvl w:ilvl="2" w:tplc="040C0005" w:tentative="1">
+      <w:start w:val="1"/>
+      <w:numFmt w:val="bullet"/>
+      <w:lvlText w:val=""/>
+      <w:lvlJc w:val="left"/>
+      <w:pPr>
+        <w:ind w:left="2880" w:hanging="360"/>
+      </w:pPr>
+      <w:rPr>
+        <w:rFonts w:ascii="Wingdings" w:hAnsi="Wingdings" w:hint="default"/>
+      </w:rPr>
+    </w:lvl>
+    <w:lvl w:ilvl="3" w:tplc="040C0001" w:tentative="1">
+      <w:start w:val="1"/>
+      <w:numFmt w:val="bullet"/>
+      <w:lvlText w:val=""/>
+      <w:lvlJc w:val="left"/>
+      <w:pPr>
+        <w:ind w:left="3600" w:hanging="360"/>
+      </w:pPr>
+      <w:rPr>
+        <w:rFonts w:ascii="Symbol" w:hAnsi="Symbol" w:hint="default"/>
+      </w:rPr>
+    </w:lvl>
+    <w:lvl w:ilvl="4" w:tplc="040C0003" w:tentative="1">
+      <w:start w:val="1"/>
+      <w:numFmt w:val="bullet"/>
+      <w:lvlText w:val="o"/>
+      <w:lvlJc w:val="left"/>
+      <w:pPr>
+        <w:ind w:left="4320" w:hanging="360"/>
+      </w:pPr>
+      <w:rPr>
+        <w:rFonts w:ascii="Courier New" w:hAnsi="Courier New" w:cs="Courier New" w:hint="default"/>
+      </w:rPr>
+    </w:lvl>
+    <w:lvl w:ilvl="5" w:tplc="040C0005" w:tentative="1">
+      <w:start w:val="1"/>
+      <w:numFmt w:val="bullet"/>
+      <w:lvlText w:val=""/>
+      <w:lvlJc w:val="left"/>
+      <w:pPr>
+        <w:ind w:left="5040" w:hanging="360"/>
+      </w:pPr>
+      <w:rPr>
+        <w:rFonts w:ascii="Wingdings" w:hAnsi="Wingdings" w:hint="default"/>
+      </w:rPr>
+    </w:lvl>
+    <w:lvl w:ilvl="6" w:tplc="040C0001" w:tentative="1">
+      <w:start w:val="1"/>
+      <w:numFmt w:val="bullet"/>
+      <w:lvlText w:val=""/>
+      <w:lvlJc w:val="left"/>
+      <w:pPr>
+        <w:ind w:left="5760" w:hanging="360"/>
+      </w:pPr>
+      <w:rPr>
+        <w:rFonts w:ascii="Symbol" w:hAnsi="Symbol" w:hint="default"/>
+      </w:rPr>
+    </w:lvl>
+    <w:lvl w:ilvl="7" w:tplc="040C0003" w:tentative="1">
+      <w:start w:val="1"/>
+      <w:numFmt w:val="bullet"/>
+      <w:lvlText w:val="o"/>
+      <w:lvlJc w:val="left"/>
+      <w:pPr>
+        <w:ind w:left="6480" w:hanging="360"/>
+      </w:pPr>
+      <w:rPr>
+        <w:rFonts w:ascii="Courier New" w:hAnsi="Courier New" w:cs="Courier New" w:hint="default"/>
+      </w:rPr>
+    </w:lvl>
+    <w:lvl w:ilvl="8" w:tplc="040C0005" w:tentative="1">
+      <w:start w:val="1"/>
+      <w:numFmt w:val="bullet"/>
+      <w:lvlText w:val=""/>
+      <w:lvlJc w:val="left"/>
+      <w:pPr>
+        <w:ind w:left="7200" w:hanging="360"/>
+      </w:pPr>
+      <w:rPr>
+        <w:rFonts w:ascii="Wingdings" w:hAnsi="Wingdings" w:hint="default"/>
+      </w:rPr>
+    </w:lvl>
+  </w:abstractNum>
+  <w:abstractNum w:abstractNumId="21">
     <w:nsid w:val="5CA20238"/>
     <w:multiLevelType w:val="hybridMultilevel"/>
     <w:tmpl w:val="24B804BC"/>
@@ -15405,7 +21904,233 @@
       </w:rPr>
     </w:lvl>
   </w:abstractNum>
-  <w:abstractNum w:abstractNumId="18">
+  <w:abstractNum w:abstractNumId="22">
+    <w:nsid w:val="5D375695"/>
+    <w:multiLevelType w:val="hybridMultilevel"/>
+    <w:tmpl w:val="D34829E0"/>
+    <w:lvl w:ilvl="0" w:tplc="040C0003">
+      <w:start w:val="1"/>
+      <w:numFmt w:val="bullet"/>
+      <w:lvlText w:val="o"/>
+      <w:lvlJc w:val="left"/>
+      <w:pPr>
+        <w:ind w:left="720" w:hanging="360"/>
+      </w:pPr>
+      <w:rPr>
+        <w:rFonts w:ascii="Courier New" w:hAnsi="Courier New" w:cs="Courier New" w:hint="default"/>
+      </w:rPr>
+    </w:lvl>
+    <w:lvl w:ilvl="1" w:tplc="040C0003" w:tentative="1">
+      <w:start w:val="1"/>
+      <w:numFmt w:val="bullet"/>
+      <w:lvlText w:val="o"/>
+      <w:lvlJc w:val="left"/>
+      <w:pPr>
+        <w:ind w:left="1440" w:hanging="360"/>
+      </w:pPr>
+      <w:rPr>
+        <w:rFonts w:ascii="Courier New" w:hAnsi="Courier New" w:cs="Courier New" w:hint="default"/>
+      </w:rPr>
+    </w:lvl>
+    <w:lvl w:ilvl="2" w:tplc="040C0005" w:tentative="1">
+      <w:start w:val="1"/>
+      <w:numFmt w:val="bullet"/>
+      <w:lvlText w:val=""/>
+      <w:lvlJc w:val="left"/>
+      <w:pPr>
+        <w:ind w:left="2160" w:hanging="360"/>
+      </w:pPr>
+      <w:rPr>
+        <w:rFonts w:ascii="Wingdings" w:hAnsi="Wingdings" w:hint="default"/>
+      </w:rPr>
+    </w:lvl>
+    <w:lvl w:ilvl="3" w:tplc="040C0001" w:tentative="1">
+      <w:start w:val="1"/>
+      <w:numFmt w:val="bullet"/>
+      <w:lvlText w:val=""/>
+      <w:lvlJc w:val="left"/>
+      <w:pPr>
+        <w:ind w:left="2880" w:hanging="360"/>
+      </w:pPr>
+      <w:rPr>
+        <w:rFonts w:ascii="Symbol" w:hAnsi="Symbol" w:hint="default"/>
+      </w:rPr>
+    </w:lvl>
+    <w:lvl w:ilvl="4" w:tplc="040C0003" w:tentative="1">
+      <w:start w:val="1"/>
+      <w:numFmt w:val="bullet"/>
+      <w:lvlText w:val="o"/>
+      <w:lvlJc w:val="left"/>
+      <w:pPr>
+        <w:ind w:left="3600" w:hanging="360"/>
+      </w:pPr>
+      <w:rPr>
+        <w:rFonts w:ascii="Courier New" w:hAnsi="Courier New" w:cs="Courier New" w:hint="default"/>
+      </w:rPr>
+    </w:lvl>
+    <w:lvl w:ilvl="5" w:tplc="040C0005" w:tentative="1">
+      <w:start w:val="1"/>
+      <w:numFmt w:val="bullet"/>
+      <w:lvlText w:val=""/>
+      <w:lvlJc w:val="left"/>
+      <w:pPr>
+        <w:ind w:left="4320" w:hanging="360"/>
+      </w:pPr>
+      <w:rPr>
+        <w:rFonts w:ascii="Wingdings" w:hAnsi="Wingdings" w:hint="default"/>
+      </w:rPr>
+    </w:lvl>
+    <w:lvl w:ilvl="6" w:tplc="040C0001" w:tentative="1">
+      <w:start w:val="1"/>
+      <w:numFmt w:val="bullet"/>
+      <w:lvlText w:val=""/>
+      <w:lvlJc w:val="left"/>
+      <w:pPr>
+        <w:ind w:left="5040" w:hanging="360"/>
+      </w:pPr>
+      <w:rPr>
+        <w:rFonts w:ascii="Symbol" w:hAnsi="Symbol" w:hint="default"/>
+      </w:rPr>
+    </w:lvl>
+    <w:lvl w:ilvl="7" w:tplc="040C0003" w:tentative="1">
+      <w:start w:val="1"/>
+      <w:numFmt w:val="bullet"/>
+      <w:lvlText w:val="o"/>
+      <w:lvlJc w:val="left"/>
+      <w:pPr>
+        <w:ind w:left="5760" w:hanging="360"/>
+      </w:pPr>
+      <w:rPr>
+        <w:rFonts w:ascii="Courier New" w:hAnsi="Courier New" w:cs="Courier New" w:hint="default"/>
+      </w:rPr>
+    </w:lvl>
+    <w:lvl w:ilvl="8" w:tplc="040C0005" w:tentative="1">
+      <w:start w:val="1"/>
+      <w:numFmt w:val="bullet"/>
+      <w:lvlText w:val=""/>
+      <w:lvlJc w:val="left"/>
+      <w:pPr>
+        <w:ind w:left="6480" w:hanging="360"/>
+      </w:pPr>
+      <w:rPr>
+        <w:rFonts w:ascii="Wingdings" w:hAnsi="Wingdings" w:hint="default"/>
+      </w:rPr>
+    </w:lvl>
+  </w:abstractNum>
+  <w:abstractNum w:abstractNumId="23">
+    <w:nsid w:val="5ED30B24"/>
+    <w:multiLevelType w:val="hybridMultilevel"/>
+    <w:tmpl w:val="3BA69B90"/>
+    <w:lvl w:ilvl="0" w:tplc="040C0003">
+      <w:start w:val="1"/>
+      <w:numFmt w:val="bullet"/>
+      <w:lvlText w:val="o"/>
+      <w:lvlJc w:val="left"/>
+      <w:pPr>
+        <w:ind w:left="1440" w:hanging="360"/>
+      </w:pPr>
+      <w:rPr>
+        <w:rFonts w:ascii="Courier New" w:hAnsi="Courier New" w:cs="Courier New" w:hint="default"/>
+      </w:rPr>
+    </w:lvl>
+    <w:lvl w:ilvl="1" w:tplc="040C0003" w:tentative="1">
+      <w:start w:val="1"/>
+      <w:numFmt w:val="bullet"/>
+      <w:lvlText w:val="o"/>
+      <w:lvlJc w:val="left"/>
+      <w:pPr>
+        <w:ind w:left="2160" w:hanging="360"/>
+      </w:pPr>
+      <w:rPr>
+        <w:rFonts w:ascii="Courier New" w:hAnsi="Courier New" w:cs="Courier New" w:hint="default"/>
+      </w:rPr>
+    </w:lvl>
+    <w:lvl w:ilvl="2" w:tplc="040C0005" w:tentative="1">
+      <w:start w:val="1"/>
+      <w:numFmt w:val="bullet"/>
+      <w:lvlText w:val=""/>
+      <w:lvlJc w:val="left"/>
+      <w:pPr>
+        <w:ind w:left="2880" w:hanging="360"/>
+      </w:pPr>
+      <w:rPr>
+        <w:rFonts w:ascii="Wingdings" w:hAnsi="Wingdings" w:hint="default"/>
+      </w:rPr>
+    </w:lvl>
+    <w:lvl w:ilvl="3" w:tplc="040C0001" w:tentative="1">
+      <w:start w:val="1"/>
+      <w:numFmt w:val="bullet"/>
+      <w:lvlText w:val=""/>
+      <w:lvlJc w:val="left"/>
+      <w:pPr>
+        <w:ind w:left="3600" w:hanging="360"/>
+      </w:pPr>
+      <w:rPr>
+        <w:rFonts w:ascii="Symbol" w:hAnsi="Symbol" w:hint="default"/>
+      </w:rPr>
+    </w:lvl>
+    <w:lvl w:ilvl="4" w:tplc="040C0003" w:tentative="1">
+      <w:start w:val="1"/>
+      <w:numFmt w:val="bullet"/>
+      <w:lvlText w:val="o"/>
+      <w:lvlJc w:val="left"/>
+      <w:pPr>
+        <w:ind w:left="4320" w:hanging="360"/>
+      </w:pPr>
+      <w:rPr>
+        <w:rFonts w:ascii="Courier New" w:hAnsi="Courier New" w:cs="Courier New" w:hint="default"/>
+      </w:rPr>
+    </w:lvl>
+    <w:lvl w:ilvl="5" w:tplc="040C0005" w:tentative="1">
+      <w:start w:val="1"/>
+      <w:numFmt w:val="bullet"/>
+      <w:lvlText w:val=""/>
+      <w:lvlJc w:val="left"/>
+      <w:pPr>
+        <w:ind w:left="5040" w:hanging="360"/>
+      </w:pPr>
+      <w:rPr>
+        <w:rFonts w:ascii="Wingdings" w:hAnsi="Wingdings" w:hint="default"/>
+      </w:rPr>
+    </w:lvl>
+    <w:lvl w:ilvl="6" w:tplc="040C0001" w:tentative="1">
+      <w:start w:val="1"/>
+      <w:numFmt w:val="bullet"/>
+      <w:lvlText w:val=""/>
+      <w:lvlJc w:val="left"/>
+      <w:pPr>
+        <w:ind w:left="5760" w:hanging="360"/>
+      </w:pPr>
+      <w:rPr>
+        <w:rFonts w:ascii="Symbol" w:hAnsi="Symbol" w:hint="default"/>
+      </w:rPr>
+    </w:lvl>
+    <w:lvl w:ilvl="7" w:tplc="040C0003" w:tentative="1">
+      <w:start w:val="1"/>
+      <w:numFmt w:val="bullet"/>
+      <w:lvlText w:val="o"/>
+      <w:lvlJc w:val="left"/>
+      <w:pPr>
+        <w:ind w:left="6480" w:hanging="360"/>
+      </w:pPr>
+      <w:rPr>
+        <w:rFonts w:ascii="Courier New" w:hAnsi="Courier New" w:cs="Courier New" w:hint="default"/>
+      </w:rPr>
+    </w:lvl>
+    <w:lvl w:ilvl="8" w:tplc="040C0005" w:tentative="1">
+      <w:start w:val="1"/>
+      <w:numFmt w:val="bullet"/>
+      <w:lvlText w:val=""/>
+      <w:lvlJc w:val="left"/>
+      <w:pPr>
+        <w:ind w:left="7200" w:hanging="360"/>
+      </w:pPr>
+      <w:rPr>
+        <w:rFonts w:ascii="Wingdings" w:hAnsi="Wingdings" w:hint="default"/>
+      </w:rPr>
+    </w:lvl>
+  </w:abstractNum>
+  <w:abstractNum w:abstractNumId="24">
     <w:nsid w:val="62B4602C"/>
     <w:multiLevelType w:val="hybridMultilevel"/>
     <w:tmpl w:val="BC2EE62E"/>
@@ -15518,7 +22243,7 @@
       </w:rPr>
     </w:lvl>
   </w:abstractNum>
-  <w:abstractNum w:abstractNumId="19">
+  <w:abstractNum w:abstractNumId="25">
     <w:nsid w:val="66AF19B4"/>
     <w:multiLevelType w:val="hybridMultilevel"/>
     <w:tmpl w:val="8D92B0B2"/>
@@ -15631,7 +22356,7 @@
       </w:rPr>
     </w:lvl>
   </w:abstractNum>
-  <w:abstractNum w:abstractNumId="20">
+  <w:abstractNum w:abstractNumId="26">
     <w:nsid w:val="68D45888"/>
     <w:multiLevelType w:val="hybridMultilevel"/>
     <w:tmpl w:val="50125292"/>
@@ -15744,7 +22469,7 @@
       </w:rPr>
     </w:lvl>
   </w:abstractNum>
-  <w:abstractNum w:abstractNumId="21">
+  <w:abstractNum w:abstractNumId="27">
     <w:nsid w:val="68D62C25"/>
     <w:multiLevelType w:val="hybridMultilevel"/>
     <w:tmpl w:val="943C4B6C"/>
@@ -15856,7 +22581,120 @@
       </w:rPr>
     </w:lvl>
   </w:abstractNum>
-  <w:abstractNum w:abstractNumId="22">
+  <w:abstractNum w:abstractNumId="28">
+    <w:nsid w:val="692F76E0"/>
+    <w:multiLevelType w:val="hybridMultilevel"/>
+    <w:tmpl w:val="7C289806"/>
+    <w:lvl w:ilvl="0" w:tplc="E576A696">
+      <w:start w:val="43"/>
+      <w:numFmt w:val="bullet"/>
+      <w:lvlText w:val="-"/>
+      <w:lvlJc w:val="left"/>
+      <w:pPr>
+        <w:ind w:left="720" w:hanging="360"/>
+      </w:pPr>
+      <w:rPr>
+        <w:rFonts w:ascii="Calibri" w:eastAsiaTheme="minorEastAsia" w:hAnsi="Calibri" w:cs="Calibri" w:hint="default"/>
+      </w:rPr>
+    </w:lvl>
+    <w:lvl w:ilvl="1" w:tplc="040C0003" w:tentative="1">
+      <w:start w:val="1"/>
+      <w:numFmt w:val="bullet"/>
+      <w:lvlText w:val="o"/>
+      <w:lvlJc w:val="left"/>
+      <w:pPr>
+        <w:ind w:left="1440" w:hanging="360"/>
+      </w:pPr>
+      <w:rPr>
+        <w:rFonts w:ascii="Courier New" w:hAnsi="Courier New" w:cs="Courier New" w:hint="default"/>
+      </w:rPr>
+    </w:lvl>
+    <w:lvl w:ilvl="2" w:tplc="040C0005" w:tentative="1">
+      <w:start w:val="1"/>
+      <w:numFmt w:val="bullet"/>
+      <w:lvlText w:val=""/>
+      <w:lvlJc w:val="left"/>
+      <w:pPr>
+        <w:ind w:left="2160" w:hanging="360"/>
+      </w:pPr>
+      <w:rPr>
+        <w:rFonts w:ascii="Wingdings" w:hAnsi="Wingdings" w:hint="default"/>
+      </w:rPr>
+    </w:lvl>
+    <w:lvl w:ilvl="3" w:tplc="040C0001" w:tentative="1">
+      <w:start w:val="1"/>
+      <w:numFmt w:val="bullet"/>
+      <w:lvlText w:val=""/>
+      <w:lvlJc w:val="left"/>
+      <w:pPr>
+        <w:ind w:left="2880" w:hanging="360"/>
+      </w:pPr>
+      <w:rPr>
+        <w:rFonts w:ascii="Symbol" w:hAnsi="Symbol" w:hint="default"/>
+      </w:rPr>
+    </w:lvl>
+    <w:lvl w:ilvl="4" w:tplc="040C0003" w:tentative="1">
+      <w:start w:val="1"/>
+      <w:numFmt w:val="bullet"/>
+      <w:lvlText w:val="o"/>
+      <w:lvlJc w:val="left"/>
+      <w:pPr>
+        <w:ind w:left="3600" w:hanging="360"/>
+      </w:pPr>
+      <w:rPr>
+        <w:rFonts w:ascii="Courier New" w:hAnsi="Courier New" w:cs="Courier New" w:hint="default"/>
+      </w:rPr>
+    </w:lvl>
+    <w:lvl w:ilvl="5" w:tplc="040C0005" w:tentative="1">
+      <w:start w:val="1"/>
+      <w:numFmt w:val="bullet"/>
+      <w:lvlText w:val=""/>
+      <w:lvlJc w:val="left"/>
+      <w:pPr>
+        <w:ind w:left="4320" w:hanging="360"/>
+      </w:pPr>
+      <w:rPr>
+        <w:rFonts w:ascii="Wingdings" w:hAnsi="Wingdings" w:hint="default"/>
+      </w:rPr>
+    </w:lvl>
+    <w:lvl w:ilvl="6" w:tplc="040C0001" w:tentative="1">
+      <w:start w:val="1"/>
+      <w:numFmt w:val="bullet"/>
+      <w:lvlText w:val=""/>
+      <w:lvlJc w:val="left"/>
+      <w:pPr>
+        <w:ind w:left="5040" w:hanging="360"/>
+      </w:pPr>
+      <w:rPr>
+        <w:rFonts w:ascii="Symbol" w:hAnsi="Symbol" w:hint="default"/>
+      </w:rPr>
+    </w:lvl>
+    <w:lvl w:ilvl="7" w:tplc="040C0003" w:tentative="1">
+      <w:start w:val="1"/>
+      <w:numFmt w:val="bullet"/>
+      <w:lvlText w:val="o"/>
+      <w:lvlJc w:val="left"/>
+      <w:pPr>
+        <w:ind w:left="5760" w:hanging="360"/>
+      </w:pPr>
+      <w:rPr>
+        <w:rFonts w:ascii="Courier New" w:hAnsi="Courier New" w:cs="Courier New" w:hint="default"/>
+      </w:rPr>
+    </w:lvl>
+    <w:lvl w:ilvl="8" w:tplc="040C0005" w:tentative="1">
+      <w:start w:val="1"/>
+      <w:numFmt w:val="bullet"/>
+      <w:lvlText w:val=""/>
+      <w:lvlJc w:val="left"/>
+      <w:pPr>
+        <w:ind w:left="6480" w:hanging="360"/>
+      </w:pPr>
+      <w:rPr>
+        <w:rFonts w:ascii="Wingdings" w:hAnsi="Wingdings" w:hint="default"/>
+      </w:rPr>
+    </w:lvl>
+  </w:abstractNum>
+  <w:abstractNum w:abstractNumId="29">
     <w:nsid w:val="6E231483"/>
     <w:multiLevelType w:val="hybridMultilevel"/>
     <w:tmpl w:val="DF985B4A"/>
@@ -15995,7 +22833,7 @@
       </w:rPr>
     </w:lvl>
   </w:abstractNum>
-  <w:abstractNum w:abstractNumId="23">
+  <w:abstractNum w:abstractNumId="30">
     <w:nsid w:val="70CC0364"/>
     <w:multiLevelType w:val="hybridMultilevel"/>
     <w:tmpl w:val="67F6A844"/>
@@ -16108,7 +22946,7 @@
       </w:rPr>
     </w:lvl>
   </w:abstractNum>
-  <w:abstractNum w:abstractNumId="24">
+  <w:abstractNum w:abstractNumId="31">
     <w:nsid w:val="71307E64"/>
     <w:multiLevelType w:val="hybridMultilevel"/>
     <w:tmpl w:val="805816D8"/>
@@ -16249,7 +23087,120 @@
       </w:rPr>
     </w:lvl>
   </w:abstractNum>
-  <w:abstractNum w:abstractNumId="25">
+  <w:abstractNum w:abstractNumId="32">
+    <w:nsid w:val="759C41BF"/>
+    <w:multiLevelType w:val="hybridMultilevel"/>
+    <w:tmpl w:val="64C44618"/>
+    <w:lvl w:ilvl="0" w:tplc="040C0001">
+      <w:start w:val="1"/>
+      <w:numFmt w:val="bullet"/>
+      <w:lvlText w:val=""/>
+      <w:lvlJc w:val="left"/>
+      <w:pPr>
+        <w:ind w:left="720" w:hanging="360"/>
+      </w:pPr>
+      <w:rPr>
+        <w:rFonts w:ascii="Symbol" w:hAnsi="Symbol" w:hint="default"/>
+      </w:rPr>
+    </w:lvl>
+    <w:lvl w:ilvl="1" w:tplc="040C0003">
+      <w:start w:val="1"/>
+      <w:numFmt w:val="bullet"/>
+      <w:lvlText w:val="o"/>
+      <w:lvlJc w:val="left"/>
+      <w:pPr>
+        <w:ind w:left="1440" w:hanging="360"/>
+      </w:pPr>
+      <w:rPr>
+        <w:rFonts w:ascii="Courier New" w:hAnsi="Courier New" w:cs="Courier New" w:hint="default"/>
+      </w:rPr>
+    </w:lvl>
+    <w:lvl w:ilvl="2" w:tplc="040C0005" w:tentative="1">
+      <w:start w:val="1"/>
+      <w:numFmt w:val="bullet"/>
+      <w:lvlText w:val=""/>
+      <w:lvlJc w:val="left"/>
+      <w:pPr>
+        <w:ind w:left="2160" w:hanging="360"/>
+      </w:pPr>
+      <w:rPr>
+        <w:rFonts w:ascii="Wingdings" w:hAnsi="Wingdings" w:hint="default"/>
+      </w:rPr>
+    </w:lvl>
+    <w:lvl w:ilvl="3" w:tplc="040C0001" w:tentative="1">
+      <w:start w:val="1"/>
+      <w:numFmt w:val="bullet"/>
+      <w:lvlText w:val=""/>
+      <w:lvlJc w:val="left"/>
+      <w:pPr>
+        <w:ind w:left="2880" w:hanging="360"/>
+      </w:pPr>
+      <w:rPr>
+        <w:rFonts w:ascii="Symbol" w:hAnsi="Symbol" w:hint="default"/>
+      </w:rPr>
+    </w:lvl>
+    <w:lvl w:ilvl="4" w:tplc="040C0003" w:tentative="1">
+      <w:start w:val="1"/>
+      <w:numFmt w:val="bullet"/>
+      <w:lvlText w:val="o"/>
+      <w:lvlJc w:val="left"/>
+      <w:pPr>
+        <w:ind w:left="3600" w:hanging="360"/>
+      </w:pPr>
+      <w:rPr>
+        <w:rFonts w:ascii="Courier New" w:hAnsi="Courier New" w:cs="Courier New" w:hint="default"/>
+      </w:rPr>
+    </w:lvl>
+    <w:lvl w:ilvl="5" w:tplc="040C0005" w:tentative="1">
+      <w:start w:val="1"/>
+      <w:numFmt w:val="bullet"/>
+      <w:lvlText w:val=""/>
+      <w:lvlJc w:val="left"/>
+      <w:pPr>
+        <w:ind w:left="4320" w:hanging="360"/>
+      </w:pPr>
+      <w:rPr>
+        <w:rFonts w:ascii="Wingdings" w:hAnsi="Wingdings" w:hint="default"/>
+      </w:rPr>
+    </w:lvl>
+    <w:lvl w:ilvl="6" w:tplc="040C0001" w:tentative="1">
+      <w:start w:val="1"/>
+      <w:numFmt w:val="bullet"/>
+      <w:lvlText w:val=""/>
+      <w:lvlJc w:val="left"/>
+      <w:pPr>
+        <w:ind w:left="5040" w:hanging="360"/>
+      </w:pPr>
+      <w:rPr>
+        <w:rFonts w:ascii="Symbol" w:hAnsi="Symbol" w:hint="default"/>
+      </w:rPr>
+    </w:lvl>
+    <w:lvl w:ilvl="7" w:tplc="040C0003" w:tentative="1">
+      <w:start w:val="1"/>
+      <w:numFmt w:val="bullet"/>
+      <w:lvlText w:val="o"/>
+      <w:lvlJc w:val="left"/>
+      <w:pPr>
+        <w:ind w:left="5760" w:hanging="360"/>
+      </w:pPr>
+      <w:rPr>
+        <w:rFonts w:ascii="Courier New" w:hAnsi="Courier New" w:cs="Courier New" w:hint="default"/>
+      </w:rPr>
+    </w:lvl>
+    <w:lvl w:ilvl="8" w:tplc="040C0005" w:tentative="1">
+      <w:start w:val="1"/>
+      <w:numFmt w:val="bullet"/>
+      <w:lvlText w:val=""/>
+      <w:lvlJc w:val="left"/>
+      <w:pPr>
+        <w:ind w:left="6480" w:hanging="360"/>
+      </w:pPr>
+      <w:rPr>
+        <w:rFonts w:ascii="Wingdings" w:hAnsi="Wingdings" w:hint="default"/>
+      </w:rPr>
+    </w:lvl>
+  </w:abstractNum>
+  <w:abstractNum w:abstractNumId="33">
     <w:nsid w:val="7AFE3225"/>
     <w:multiLevelType w:val="multilevel"/>
     <w:tmpl w:val="C8BED24E"/>
@@ -16396,61 +23347,61 @@
     </w:lvl>
   </w:abstractNum>
   <w:num w:numId="1">
-    <w:abstractNumId w:val="6"/>
+    <w:abstractNumId w:val="8"/>
   </w:num>
   <w:num w:numId="2">
+    <w:abstractNumId w:val="12"/>
+  </w:num>
+  <w:num w:numId="3">
+    <w:abstractNumId w:val="9"/>
+  </w:num>
+  <w:num w:numId="4">
+    <w:abstractNumId w:val="16"/>
+  </w:num>
+  <w:num w:numId="5">
+    <w:abstractNumId w:val="14"/>
+  </w:num>
+  <w:num w:numId="6">
+    <w:abstractNumId w:val="19"/>
+  </w:num>
+  <w:num w:numId="7">
+    <w:abstractNumId w:val="33"/>
+  </w:num>
+  <w:num w:numId="8">
+    <w:abstractNumId w:val="33"/>
+  </w:num>
+  <w:num w:numId="9">
+    <w:abstractNumId w:val="15"/>
+  </w:num>
+  <w:num w:numId="10">
+    <w:abstractNumId w:val="4"/>
+  </w:num>
+  <w:num w:numId="11">
+    <w:abstractNumId w:val="5"/>
+  </w:num>
+  <w:num w:numId="12">
+    <w:abstractNumId w:val="31"/>
+  </w:num>
+  <w:num w:numId="13">
+    <w:abstractNumId w:val="13"/>
+  </w:num>
+  <w:num w:numId="14">
+    <w:abstractNumId w:val="27"/>
+  </w:num>
+  <w:num w:numId="15">
+    <w:abstractNumId w:val="7"/>
+  </w:num>
+  <w:num w:numId="16">
+    <w:abstractNumId w:val="3"/>
+  </w:num>
+  <w:num w:numId="17">
     <w:abstractNumId w:val="10"/>
   </w:num>
-  <w:num w:numId="3">
-    <w:abstractNumId w:val="7"/>
-  </w:num>
-  <w:num w:numId="4">
-    <w:abstractNumId w:val="14"/>
-  </w:num>
-  <w:num w:numId="5">
-    <w:abstractNumId w:val="12"/>
-  </w:num>
-  <w:num w:numId="6">
-    <w:abstractNumId w:val="16"/>
-  </w:num>
-  <w:num w:numId="7">
-    <w:abstractNumId w:val="25"/>
-  </w:num>
-  <w:num w:numId="8">
-    <w:abstractNumId w:val="25"/>
-  </w:num>
-  <w:num w:numId="9">
-    <w:abstractNumId w:val="13"/>
-  </w:num>
-  <w:num w:numId="10">
-    <w:abstractNumId w:val="3"/>
-  </w:num>
-  <w:num w:numId="11">
+  <w:num w:numId="18">
     <w:abstractNumId w:val="4"/>
   </w:num>
-  <w:num w:numId="12">
-    <w:abstractNumId w:val="24"/>
-  </w:num>
-  <w:num w:numId="13">
-    <w:abstractNumId w:val="11"/>
-  </w:num>
-  <w:num w:numId="14">
-    <w:abstractNumId w:val="21"/>
-  </w:num>
-  <w:num w:numId="15">
-    <w:abstractNumId w:val="5"/>
-  </w:num>
-  <w:num w:numId="16">
-    <w:abstractNumId w:val="2"/>
-  </w:num>
-  <w:num w:numId="17">
-    <w:abstractNumId w:val="8"/>
-  </w:num>
-  <w:num w:numId="18">
-    <w:abstractNumId w:val="3"/>
-  </w:num>
   <w:num w:numId="19">
-    <w:abstractNumId w:val="3"/>
+    <w:abstractNumId w:val="4"/>
     <w:lvlOverride w:ilvl="0">
       <w:startOverride w:val="1"/>
     </w:lvlOverride>
@@ -16480,10 +23431,10 @@
     </w:lvlOverride>
   </w:num>
   <w:num w:numId="20">
-    <w:abstractNumId w:val="22"/>
+    <w:abstractNumId w:val="29"/>
   </w:num>
   <w:num w:numId="21">
-    <w:abstractNumId w:val="3"/>
+    <w:abstractNumId w:val="4"/>
     <w:lvlOverride w:ilvl="0">
       <w:startOverride w:val="1"/>
     </w:lvlOverride>
@@ -16513,7 +23464,7 @@
     </w:lvlOverride>
   </w:num>
   <w:num w:numId="22">
-    <w:abstractNumId w:val="3"/>
+    <w:abstractNumId w:val="4"/>
     <w:lvlOverride w:ilvl="0">
       <w:startOverride w:val="1"/>
     </w:lvlOverride>
@@ -16543,16 +23494,16 @@
     </w:lvlOverride>
   </w:num>
   <w:num w:numId="23">
-    <w:abstractNumId w:val="18"/>
+    <w:abstractNumId w:val="24"/>
   </w:num>
   <w:num w:numId="24">
-    <w:abstractNumId w:val="9"/>
+    <w:abstractNumId w:val="11"/>
   </w:num>
   <w:num w:numId="25">
-    <w:abstractNumId w:val="19"/>
+    <w:abstractNumId w:val="25"/>
   </w:num>
   <w:num w:numId="26">
-    <w:abstractNumId w:val="25"/>
+    <w:abstractNumId w:val="33"/>
     <w:lvlOverride w:ilvl="0">
       <w:startOverride w:val="1"/>
     </w:lvlOverride>
@@ -16582,7 +23533,7 @@
     </w:lvlOverride>
   </w:num>
   <w:num w:numId="27">
-    <w:abstractNumId w:val="25"/>
+    <w:abstractNumId w:val="33"/>
     <w:lvlOverride w:ilvl="0">
       <w:startOverride w:val="1"/>
     </w:lvlOverride>
@@ -16612,13 +23563,13 @@
     </w:lvlOverride>
   </w:num>
   <w:num w:numId="28">
-    <w:abstractNumId w:val="3"/>
+    <w:abstractNumId w:val="4"/>
   </w:num>
   <w:num w:numId="29">
-    <w:abstractNumId w:val="3"/>
+    <w:abstractNumId w:val="4"/>
   </w:num>
   <w:num w:numId="30">
-    <w:abstractNumId w:val="3"/>
+    <w:abstractNumId w:val="4"/>
     <w:lvlOverride w:ilvl="0">
       <w:startOverride w:val="1"/>
     </w:lvlOverride>
@@ -16648,25 +23599,49 @@
     </w:lvlOverride>
   </w:num>
   <w:num w:numId="31">
-    <w:abstractNumId w:val="3"/>
+    <w:abstractNumId w:val="4"/>
   </w:num>
   <w:num w:numId="32">
-    <w:abstractNumId w:val="15"/>
+    <w:abstractNumId w:val="17"/>
   </w:num>
   <w:num w:numId="33">
+    <w:abstractNumId w:val="2"/>
+  </w:num>
+  <w:num w:numId="34">
+    <w:abstractNumId w:val="30"/>
+  </w:num>
+  <w:num w:numId="35">
+    <w:abstractNumId w:val="26"/>
+  </w:num>
+  <w:num w:numId="36">
+    <w:abstractNumId w:val="21"/>
+  </w:num>
+  <w:num w:numId="37">
+    <w:abstractNumId w:val="4"/>
+  </w:num>
+  <w:num w:numId="38">
+    <w:abstractNumId w:val="32"/>
+  </w:num>
+  <w:num w:numId="39">
+    <w:abstractNumId w:val="28"/>
+  </w:num>
+  <w:num w:numId="40">
+    <w:abstractNumId w:val="18"/>
+  </w:num>
+  <w:num w:numId="41">
+    <w:abstractNumId w:val="23"/>
+  </w:num>
+  <w:num w:numId="42">
+    <w:abstractNumId w:val="20"/>
+  </w:num>
+  <w:num w:numId="43">
     <w:abstractNumId w:val="1"/>
   </w:num>
-  <w:num w:numId="34">
-    <w:abstractNumId w:val="23"/>
+  <w:num w:numId="44">
+    <w:abstractNumId w:val="6"/>
   </w:num>
-  <w:num w:numId="35">
-    <w:abstractNumId w:val="20"/>
-  </w:num>
-  <w:num w:numId="36">
-    <w:abstractNumId w:val="17"/>
-  </w:num>
-  <w:num w:numId="37">
-    <w:abstractNumId w:val="3"/>
+  <w:num w:numId="45">
+    <w:abstractNumId w:val="22"/>
   </w:num>
   <w:numIdMacAtCleanup w:val="17"/>
 </w:numbering>
@@ -16710,7 +23685,6 @@
     <w:lsdException w:name="toc 8" w:uiPriority="39"/>
     <w:lsdException w:name="toc 9" w:uiPriority="39"/>
     <w:lsdException w:name="Normal Indent" w:uiPriority="0"/>
-    <w:lsdException w:name="footnote text" w:uiPriority="0"/>
     <w:lsdException w:name="caption" w:uiPriority="35" w:qFormat="1"/>
     <w:lsdException w:name="table of figures" w:uiPriority="0"/>
     <w:lsdException w:name="page number" w:uiPriority="0"/>
@@ -17463,6 +24437,7 @@
       <w:lang w:eastAsia="fr-FR"/>
     </w:rPr>
     <w:tblPr>
+      <w:tblInd w:w="0" w:type="dxa"/>
       <w:tblBorders>
         <w:top w:val="single" w:sz="4" w:space="0" w:color="auto"/>
         <w:left w:val="single" w:sz="4" w:space="0" w:color="auto"/>
@@ -17471,6 +24446,12 @@
         <w:insideH w:val="single" w:sz="4" w:space="0" w:color="auto"/>
         <w:insideV w:val="single" w:sz="4" w:space="0" w:color="auto"/>
       </w:tblBorders>
+      <w:tblCellMar>
+        <w:top w:w="0" w:type="dxa"/>
+        <w:left w:w="108" w:type="dxa"/>
+        <w:bottom w:w="0" w:type="dxa"/>
+        <w:right w:w="108" w:type="dxa"/>
+      </w:tblCellMar>
     </w:tblPr>
   </w:style>
   <w:style w:type="paragraph" w:customStyle="1" w:styleId="Default">
@@ -17595,12 +24576,14 @@
     <w:name w:val="footnote text"/>
     <w:basedOn w:val="Stylepardfaut"/>
     <w:link w:val="NotedebasdepageCar"/>
+    <w:uiPriority w:val="99"/>
     <w:rsid w:val="0078616B"/>
   </w:style>
   <w:style w:type="character" w:customStyle="1" w:styleId="NotedebasdepageCar">
     <w:name w:val="Note de bas de page Car"/>
     <w:basedOn w:val="Policepardfaut"/>
     <w:link w:val="Notedebasdepage"/>
+    <w:uiPriority w:val="99"/>
     <w:rsid w:val="0078616B"/>
     <w:rPr>
       <w:rFonts w:ascii="Calibri" w:eastAsia="DejaVu Sans" w:hAnsi="Calibri" w:cs="Calibri"/>
@@ -17683,10 +24666,17 @@
     <w:tblPr>
       <w:tblStyleRowBandSize w:val="1"/>
       <w:tblStyleColBandSize w:val="1"/>
+      <w:tblInd w:w="0" w:type="dxa"/>
       <w:tblBorders>
         <w:top w:val="single" w:sz="8" w:space="0" w:color="000000" w:themeColor="text1"/>
         <w:bottom w:val="single" w:sz="8" w:space="0" w:color="000000" w:themeColor="text1"/>
       </w:tblBorders>
+      <w:tblCellMar>
+        <w:top w:w="0" w:type="dxa"/>
+        <w:left w:w="108" w:type="dxa"/>
+        <w:bottom w:w="0" w:type="dxa"/>
+        <w:right w:w="108" w:type="dxa"/>
+      </w:tblCellMar>
     </w:tblPr>
     <w:tblStylePr w:type="firstRow">
       <w:pPr>
@@ -17791,10 +24781,17 @@
     <w:tblPr>
       <w:tblStyleRowBandSize w:val="1"/>
       <w:tblStyleColBandSize w:val="1"/>
+      <w:tblInd w:w="0" w:type="dxa"/>
       <w:tblBorders>
         <w:top w:val="single" w:sz="18" w:space="0" w:color="auto"/>
         <w:bottom w:val="single" w:sz="18" w:space="0" w:color="auto"/>
       </w:tblBorders>
+      <w:tblCellMar>
+        <w:top w:w="0" w:type="dxa"/>
+        <w:left w:w="108" w:type="dxa"/>
+        <w:bottom w:w="0" w:type="dxa"/>
+        <w:right w:w="108" w:type="dxa"/>
+      </w:tblCellMar>
     </w:tblPr>
     <w:tblStylePr w:type="firstRow">
       <w:pPr>
@@ -17931,10 +24928,19 @@
       <w:jc w:val="center"/>
     </w:pPr>
     <w:tblPr>
+      <w:tblStyleRowBandSize w:val="1"/>
+      <w:tblStyleColBandSize w:val="1"/>
+      <w:tblInd w:w="0" w:type="dxa"/>
       <w:tblBorders>
         <w:top w:val="single" w:sz="8" w:space="0" w:color="000000" w:themeColor="text1"/>
         <w:bottom w:val="single" w:sz="8" w:space="0" w:color="000000" w:themeColor="text1"/>
       </w:tblBorders>
+      <w:tblCellMar>
+        <w:top w:w="0" w:type="dxa"/>
+        <w:left w:w="108" w:type="dxa"/>
+        <w:bottom w:w="0" w:type="dxa"/>
+        <w:right w:w="108" w:type="dxa"/>
+      </w:tblCellMar>
     </w:tblPr>
     <w:tcPr>
       <w:vAlign w:val="center"/>
@@ -18082,7 +25088,6 @@
     <w:basedOn w:val="Normal"/>
     <w:link w:val="CommentaireCar"/>
     <w:uiPriority w:val="99"/>
-    <w:semiHidden/>
     <w:unhideWhenUsed/>
     <w:rsid w:val="00E07EEC"/>
     <w:pPr>
@@ -18098,7 +25103,6 @@
     <w:basedOn w:val="Policepardfaut"/>
     <w:link w:val="Commentaire"/>
     <w:uiPriority w:val="99"/>
-    <w:semiHidden/>
     <w:rsid w:val="00E07EEC"/>
     <w:rPr>
       <w:sz w:val="20"/>
@@ -20011,7 +27015,6 @@
     <w:lsdException w:name="toc 8" w:uiPriority="39"/>
     <w:lsdException w:name="toc 9" w:uiPriority="39"/>
     <w:lsdException w:name="Normal Indent" w:uiPriority="0"/>
-    <w:lsdException w:name="footnote text" w:uiPriority="0"/>
     <w:lsdException w:name="caption" w:uiPriority="35" w:qFormat="1"/>
     <w:lsdException w:name="table of figures" w:uiPriority="0"/>
     <w:lsdException w:name="page number" w:uiPriority="0"/>
@@ -20764,6 +27767,7 @@
       <w:lang w:eastAsia="fr-FR"/>
     </w:rPr>
     <w:tblPr>
+      <w:tblInd w:w="0" w:type="dxa"/>
       <w:tblBorders>
         <w:top w:val="single" w:sz="4" w:space="0" w:color="auto"/>
         <w:left w:val="single" w:sz="4" w:space="0" w:color="auto"/>
@@ -20772,6 +27776,12 @@
         <w:insideH w:val="single" w:sz="4" w:space="0" w:color="auto"/>
         <w:insideV w:val="single" w:sz="4" w:space="0" w:color="auto"/>
       </w:tblBorders>
+      <w:tblCellMar>
+        <w:top w:w="0" w:type="dxa"/>
+        <w:left w:w="108" w:type="dxa"/>
+        <w:bottom w:w="0" w:type="dxa"/>
+        <w:right w:w="108" w:type="dxa"/>
+      </w:tblCellMar>
     </w:tblPr>
   </w:style>
   <w:style w:type="paragraph" w:customStyle="1" w:styleId="Default">
@@ -20896,12 +27906,14 @@
     <w:name w:val="footnote text"/>
     <w:basedOn w:val="Stylepardfaut"/>
     <w:link w:val="NotedebasdepageCar"/>
+    <w:uiPriority w:val="99"/>
     <w:rsid w:val="0078616B"/>
   </w:style>
   <w:style w:type="character" w:customStyle="1" w:styleId="NotedebasdepageCar">
     <w:name w:val="Note de bas de page Car"/>
     <w:basedOn w:val="Policepardfaut"/>
     <w:link w:val="Notedebasdepage"/>
+    <w:uiPriority w:val="99"/>
     <w:rsid w:val="0078616B"/>
     <w:rPr>
       <w:rFonts w:ascii="Calibri" w:eastAsia="DejaVu Sans" w:hAnsi="Calibri" w:cs="Calibri"/>
@@ -20984,10 +27996,17 @@
     <w:tblPr>
       <w:tblStyleRowBandSize w:val="1"/>
       <w:tblStyleColBandSize w:val="1"/>
+      <w:tblInd w:w="0" w:type="dxa"/>
       <w:tblBorders>
         <w:top w:val="single" w:sz="8" w:space="0" w:color="000000" w:themeColor="text1"/>
         <w:bottom w:val="single" w:sz="8" w:space="0" w:color="000000" w:themeColor="text1"/>
       </w:tblBorders>
+      <w:tblCellMar>
+        <w:top w:w="0" w:type="dxa"/>
+        <w:left w:w="108" w:type="dxa"/>
+        <w:bottom w:w="0" w:type="dxa"/>
+        <w:right w:w="108" w:type="dxa"/>
+      </w:tblCellMar>
     </w:tblPr>
     <w:tblStylePr w:type="firstRow">
       <w:pPr>
@@ -21092,10 +28111,17 @@
     <w:tblPr>
       <w:tblStyleRowBandSize w:val="1"/>
       <w:tblStyleColBandSize w:val="1"/>
+      <w:tblInd w:w="0" w:type="dxa"/>
       <w:tblBorders>
         <w:top w:val="single" w:sz="18" w:space="0" w:color="auto"/>
         <w:bottom w:val="single" w:sz="18" w:space="0" w:color="auto"/>
       </w:tblBorders>
+      <w:tblCellMar>
+        <w:top w:w="0" w:type="dxa"/>
+        <w:left w:w="108" w:type="dxa"/>
+        <w:bottom w:w="0" w:type="dxa"/>
+        <w:right w:w="108" w:type="dxa"/>
+      </w:tblCellMar>
     </w:tblPr>
     <w:tblStylePr w:type="firstRow">
       <w:pPr>
@@ -21232,10 +28258,19 @@
       <w:jc w:val="center"/>
     </w:pPr>
     <w:tblPr>
+      <w:tblStyleRowBandSize w:val="1"/>
+      <w:tblStyleColBandSize w:val="1"/>
+      <w:tblInd w:w="0" w:type="dxa"/>
       <w:tblBorders>
         <w:top w:val="single" w:sz="8" w:space="0" w:color="000000" w:themeColor="text1"/>
         <w:bottom w:val="single" w:sz="8" w:space="0" w:color="000000" w:themeColor="text1"/>
       </w:tblBorders>
+      <w:tblCellMar>
+        <w:top w:w="0" w:type="dxa"/>
+        <w:left w:w="108" w:type="dxa"/>
+        <w:bottom w:w="0" w:type="dxa"/>
+        <w:right w:w="108" w:type="dxa"/>
+      </w:tblCellMar>
     </w:tblPr>
     <w:tcPr>
       <w:vAlign w:val="center"/>
@@ -21383,7 +28418,6 @@
     <w:basedOn w:val="Normal"/>
     <w:link w:val="CommentaireCar"/>
     <w:uiPriority w:val="99"/>
-    <w:semiHidden/>
     <w:unhideWhenUsed/>
     <w:rsid w:val="00E07EEC"/>
     <w:pPr>
@@ -21399,7 +28433,6 @@
     <w:basedOn w:val="Policepardfaut"/>
     <w:link w:val="Commentaire"/>
     <w:uiPriority w:val="99"/>
-    <w:semiHidden/>
     <w:rsid w:val="00E07EEC"/>
     <w:rPr>
       <w:sz w:val="20"/>
@@ -23564,7 +30597,7 @@
 </file>
 
 <file path=customXml/itemProps1.xml><?xml version="1.0" encoding="utf-8"?>
-<ds:datastoreItem xmlns:ds="http://schemas.openxmlformats.org/officeDocument/2006/customXml" ds:itemID="{767E9016-A525-42CA-8BC8-FDB171EC2408}">
+<ds:datastoreItem xmlns:ds="http://schemas.openxmlformats.org/officeDocument/2006/customXml" ds:itemID="{D1FEA74E-5F0E-4791-9F72-6268E4CFD7EA}">
   <ds:schemaRefs>
     <ds:schemaRef ds:uri="http://schemas.openxmlformats.org/officeDocument/2006/bibliography"/>
   </ds:schemaRefs>

--- a/J2K_Irstea/Rapport2015.docx
+++ b/J2K_Irstea/Rapport2015.docx
@@ -1503,7 +1503,14 @@
             <w:rStyle w:val="Lienhypertexte"/>
             <w:noProof/>
           </w:rPr>
-          <w:t>Introduction (IG, ES ?)</w:t>
+          <w:t>Introduction (ES</w:t>
+        </w:r>
+        <w:r>
+          <w:rPr>
+            <w:rStyle w:val="Lienhypertexte"/>
+            <w:noProof/>
+          </w:rPr>
+          <w:t>)</w:t>
         </w:r>
         <w:r>
           <w:rPr>
@@ -3958,13 +3965,7 @@
       <w:bookmarkEnd w:id="67"/>
       <w:bookmarkEnd w:id="68"/>
       <w:r>
-        <w:t xml:space="preserve"> (</w:t>
-      </w:r>
-      <w:r>
-        <w:t xml:space="preserve">IG, </w:t>
-      </w:r>
-      <w:r>
-        <w:t>ES ?)</w:t>
+        <w:t xml:space="preserve"> (ES)</w:t>
       </w:r>
       <w:bookmarkEnd w:id="69"/>
     </w:p>
@@ -4074,7 +4075,13 @@
         <w:t>Amélioration de la modélisation en hydrologie naturelle</w:t>
       </w:r>
       <w:r>
-        <w:t xml:space="preserve"> (FT, IG)</w:t>
+        <w:t xml:space="preserve"> (FT, IG</w:t>
+      </w:r>
+      <w:r>
+        <w:t>, FB</w:t>
+      </w:r>
+      <w:r>
+        <w:t>)</w:t>
       </w:r>
       <w:bookmarkEnd w:id="76"/>
     </w:p>
@@ -8365,14 +8372,27 @@
       <w:r>
         <w:t xml:space="preserve">Tableau </w:t>
       </w:r>
-      <w:fldSimple w:instr=" SEQ Tableau \* ARABIC ">
-        <w:r>
-          <w:rPr>
-            <w:noProof/>
-          </w:rPr>
-          <w:t>17</w:t>
-        </w:r>
-      </w:fldSimple>
+      <w:r>
+        <w:fldChar w:fldCharType="begin"/>
+      </w:r>
+      <w:r>
+        <w:instrText xml:space="preserve"> SEQ Tableau \* ARABIC </w:instrText>
+      </w:r>
+      <w:r>
+        <w:fldChar w:fldCharType="separate"/>
+      </w:r>
+      <w:r>
+        <w:rPr>
+          <w:noProof/>
+        </w:rPr>
+        <w:t>17</w:t>
+      </w:r>
+      <w:r>
+        <w:rPr>
+          <w:noProof/>
+        </w:rPr>
+        <w:fldChar w:fldCharType="end"/>
+      </w:r>
       <w:bookmarkEnd w:id="88"/>
       <w:r>
         <w:t> : Caractéristiques des</w:t>
@@ -8462,14 +8482,27 @@
       <w:r>
         <w:t xml:space="preserve">Figure </w:t>
       </w:r>
-      <w:fldSimple w:instr=" SEQ Figure \* ARABIC ">
-        <w:r>
-          <w:rPr>
-            <w:noProof/>
-          </w:rPr>
-          <w:t>43</w:t>
-        </w:r>
-      </w:fldSimple>
+      <w:r>
+        <w:fldChar w:fldCharType="begin"/>
+      </w:r>
+      <w:r>
+        <w:instrText xml:space="preserve"> SEQ Figure \* ARABIC </w:instrText>
+      </w:r>
+      <w:r>
+        <w:fldChar w:fldCharType="separate"/>
+      </w:r>
+      <w:r>
+        <w:rPr>
+          <w:noProof/>
+        </w:rPr>
+        <w:t>43</w:t>
+      </w:r>
+      <w:r>
+        <w:rPr>
+          <w:noProof/>
+        </w:rPr>
+        <w:fldChar w:fldCharType="end"/>
+      </w:r>
       <w:bookmarkEnd w:id="89"/>
       <w:r>
         <w:t> : Présentation des principaux ouvrages hydrauliques présents sur le bassin du Rhône, ayant un effet notable sur le régime hydrologique</w:t>
@@ -9079,14 +9112,30 @@
       <w:r>
         <w:t xml:space="preserve">Figure </w:t>
       </w:r>
-      <w:fldSimple w:instr=" SEQ Figure \* ARABIC ">
-        <w:r>
-          <w:rPr>
-            <w:noProof/>
-          </w:rPr>
-          <w:t>1</w:t>
-        </w:r>
-      </w:fldSimple>
+      <w:r>
+        <w:fldChar w:fldCharType="begin"/>
+      </w:r>
+      <w:r>
+        <w:instrText xml:space="preserve"> SEQ Figure \* ARABIC</w:instrText>
+      </w:r>
+      <w:r>
+        <w:instrText xml:space="preserve"> </w:instrText>
+      </w:r>
+      <w:r>
+        <w:fldChar w:fldCharType="separate"/>
+      </w:r>
+      <w:r>
+        <w:rPr>
+          <w:noProof/>
+        </w:rPr>
+        <w:t>1</w:t>
+      </w:r>
+      <w:r>
+        <w:rPr>
+          <w:noProof/>
+        </w:rPr>
+        <w:fldChar w:fldCharType="end"/>
+      </w:r>
       <w:bookmarkEnd w:id="94"/>
       <w:r>
         <w:t xml:space="preserve"> : Carte Z</w:t>
@@ -9322,14 +9371,27 @@
       <w:r>
         <w:t xml:space="preserve">Figure </w:t>
       </w:r>
-      <w:fldSimple w:instr=" SEQ Figure \* ARABIC ">
-        <w:r>
-          <w:rPr>
-            <w:noProof/>
-          </w:rPr>
-          <w:t>2</w:t>
-        </w:r>
-      </w:fldSimple>
+      <w:r>
+        <w:fldChar w:fldCharType="begin"/>
+      </w:r>
+      <w:r>
+        <w:instrText xml:space="preserve"> SEQ Figure \* ARABIC </w:instrText>
+      </w:r>
+      <w:r>
+        <w:fldChar w:fldCharType="separate"/>
+      </w:r>
+      <w:r>
+        <w:rPr>
+          <w:noProof/>
+        </w:rPr>
+        <w:t>2</w:t>
+      </w:r>
+      <w:r>
+        <w:rPr>
+          <w:noProof/>
+        </w:rPr>
+        <w:fldChar w:fldCharType="end"/>
+      </w:r>
       <w:r>
         <w:t xml:space="preserve"> : Graphe J</w:t>
       </w:r>
@@ -9590,14 +9652,27 @@
                             <w:r>
                               <w:t xml:space="preserve">Figure </w:t>
                             </w:r>
-                            <w:fldSimple w:instr=" SEQ Figure \* ARABIC ">
-                              <w:r>
-                                <w:rPr>
-                                  <w:noProof/>
-                                </w:rPr>
-                                <w:t>3</w:t>
-                              </w:r>
-                            </w:fldSimple>
+                            <w:r>
+                              <w:fldChar w:fldCharType="begin"/>
+                            </w:r>
+                            <w:r>
+                              <w:instrText xml:space="preserve"> SEQ Figure \* ARABIC </w:instrText>
+                            </w:r>
+                            <w:r>
+                              <w:fldChar w:fldCharType="separate"/>
+                            </w:r>
+                            <w:r>
+                              <w:rPr>
+                                <w:noProof/>
+                              </w:rPr>
+                              <w:t>3</w:t>
+                            </w:r>
+                            <w:r>
+                              <w:rPr>
+                                <w:noProof/>
+                              </w:rPr>
+                              <w:fldChar w:fldCharType="end"/>
+                            </w:r>
                             <w:r>
                               <w:t xml:space="preserve"> : Graphe x</w:t>
                             </w:r>
@@ -9631,14 +9706,27 @@
                       <w:r>
                         <w:t xml:space="preserve">Figure </w:t>
                       </w:r>
-                      <w:fldSimple w:instr=" SEQ Figure \* ARABIC ">
-                        <w:r>
-                          <w:rPr>
-                            <w:noProof/>
-                          </w:rPr>
-                          <w:t>3</w:t>
-                        </w:r>
-                      </w:fldSimple>
+                      <w:r>
+                        <w:fldChar w:fldCharType="begin"/>
+                      </w:r>
+                      <w:r>
+                        <w:instrText xml:space="preserve"> SEQ Figure \* ARABIC </w:instrText>
+                      </w:r>
+                      <w:r>
+                        <w:fldChar w:fldCharType="separate"/>
+                      </w:r>
+                      <w:r>
+                        <w:rPr>
+                          <w:noProof/>
+                        </w:rPr>
+                        <w:t>3</w:t>
+                      </w:r>
+                      <w:r>
+                        <w:rPr>
+                          <w:noProof/>
+                        </w:rPr>
+                        <w:fldChar w:fldCharType="end"/>
+                      </w:r>
                       <w:r>
                         <w:t xml:space="preserve"> : Graphe x</w:t>
                       </w:r>
@@ -9704,14 +9792,27 @@
                             <w:r>
                               <w:t xml:space="preserve">Figure </w:t>
                             </w:r>
-                            <w:fldSimple w:instr=" SEQ Figure \* ARABIC ">
-                              <w:r>
-                                <w:rPr>
-                                  <w:noProof/>
-                                </w:rPr>
-                                <w:t>4</w:t>
-                              </w:r>
-                            </w:fldSimple>
+                            <w:r>
+                              <w:fldChar w:fldCharType="begin"/>
+                            </w:r>
+                            <w:r>
+                              <w:instrText xml:space="preserve"> SEQ Figure \* ARABIC </w:instrText>
+                            </w:r>
+                            <w:r>
+                              <w:fldChar w:fldCharType="separate"/>
+                            </w:r>
+                            <w:r>
+                              <w:rPr>
+                                <w:noProof/>
+                              </w:rPr>
+                              <w:t>4</w:t>
+                            </w:r>
+                            <w:r>
+                              <w:rPr>
+                                <w:noProof/>
+                              </w:rPr>
+                              <w:fldChar w:fldCharType="end"/>
+                            </w:r>
                             <w:r>
                               <w:t xml:space="preserve"> : Graphe y</w:t>
                             </w:r>
@@ -9745,14 +9846,27 @@
                       <w:r>
                         <w:t xml:space="preserve">Figure </w:t>
                       </w:r>
-                      <w:fldSimple w:instr=" SEQ Figure \* ARABIC ">
-                        <w:r>
-                          <w:rPr>
-                            <w:noProof/>
-                          </w:rPr>
-                          <w:t>4</w:t>
-                        </w:r>
-                      </w:fldSimple>
+                      <w:r>
+                        <w:fldChar w:fldCharType="begin"/>
+                      </w:r>
+                      <w:r>
+                        <w:instrText xml:space="preserve"> SEQ Figure \* ARABIC </w:instrText>
+                      </w:r>
+                      <w:r>
+                        <w:fldChar w:fldCharType="separate"/>
+                      </w:r>
+                      <w:r>
+                        <w:rPr>
+                          <w:noProof/>
+                        </w:rPr>
+                        <w:t>4</w:t>
+                      </w:r>
+                      <w:r>
+                        <w:rPr>
+                          <w:noProof/>
+                        </w:rPr>
+                        <w:fldChar w:fldCharType="end"/>
+                      </w:r>
                       <w:r>
                         <w:t xml:space="preserve"> : Graphe y</w:t>
                       </w:r>
@@ -9921,24 +10035,9 @@
       </w:pPr>
       <w:bookmarkStart w:id="96" w:name="_Toc430166141"/>
       <w:r>
-        <w:t xml:space="preserve">Principe et </w:t>
-      </w:r>
-      <w:commentRangeStart w:id="97"/>
-      <w:r>
-        <w:t>implémentation</w:t>
+        <w:t>Principe et implémentation</w:t>
       </w:r>
       <w:bookmarkEnd w:id="96"/>
-      <w:commentRangeEnd w:id="97"/>
-      <w:r>
-        <w:rPr>
-          <w:rStyle w:val="Marquedecommentaire"/>
-          <w:rFonts w:asciiTheme="minorHAnsi" w:eastAsiaTheme="minorEastAsia" w:hAnsiTheme="minorHAnsi" w:cstheme="minorBidi"/>
-          <w:b w:val="0"/>
-          <w:bCs w:val="0"/>
-          <w:color w:val="auto"/>
-        </w:rPr>
-        <w:commentReference w:id="97"/>
-      </w:r>
     </w:p>
     <w:p>
       <w:r>
@@ -9983,7 +10082,7 @@
       <w:r>
         <w:t>échelles</w:t>
       </w:r>
-      <w:ins w:id="98" w:author="Isabelle Gouttevin" w:date="2015-09-18T14:55:00Z">
+      <w:ins w:id="97" w:author="Isabelle Gouttevin" w:date="2015-09-18T14:55:00Z">
         <w:r>
           <w:t>, avec les étapes suivantes</w:t>
         </w:r>
@@ -10002,7 +10101,7 @@
         <w:spacing w:before="240"/>
         <w:rPr>
           <w:b/>
-          <w:rPrChange w:id="99" w:author="Isabelle Gouttevin" w:date="2015-09-18T15:23:00Z">
+          <w:rPrChange w:id="98" w:author="Isabelle Gouttevin" w:date="2015-09-18T15:23:00Z">
             <w:rPr/>
           </w:rPrChange>
         </w:rPr>
@@ -10010,7 +10109,7 @@
       <w:r>
         <w:rPr>
           <w:b/>
-          <w:rPrChange w:id="100" w:author="Isabelle Gouttevin" w:date="2015-09-18T15:23:00Z">
+          <w:rPrChange w:id="99" w:author="Isabelle Gouttevin" w:date="2015-09-18T15:23:00Z">
             <w:rPr/>
           </w:rPrChange>
         </w:rPr>
@@ -10029,22 +10128,22 @@
       <w:r>
         <w:t>Etablir si la HRU</w:t>
       </w:r>
-      <w:ins w:id="101" w:author="Isabelle Gouttevin" w:date="2015-09-18T15:15:00Z">
+      <w:ins w:id="100" w:author="Isabelle Gouttevin" w:date="2015-09-18T15:15:00Z">
         <w:r>
           <w:t xml:space="preserve"> </w:t>
         </w:r>
       </w:ins>
-      <w:del w:id="102" w:author="Isabelle Gouttevin" w:date="2015-09-18T15:15:00Z">
+      <w:del w:id="101" w:author="Isabelle Gouttevin" w:date="2015-09-18T15:15:00Z">
         <w:r>
           <w:delText xml:space="preserve"> </w:delText>
         </w:r>
       </w:del>
-      <w:ins w:id="103" w:author="Isabelle Gouttevin" w:date="2015-09-18T15:15:00Z">
+      <w:ins w:id="102" w:author="Isabelle Gouttevin" w:date="2015-09-18T15:15:00Z">
         <w:r>
           <w:t xml:space="preserve">doit être irriguée </w:t>
         </w:r>
       </w:ins>
-      <w:del w:id="104" w:author="Isabelle Gouttevin" w:date="2015-09-18T15:15:00Z">
+      <w:del w:id="103" w:author="Isabelle Gouttevin" w:date="2015-09-18T15:15:00Z">
         <w:r>
           <w:delText>est en état de stress</w:delText>
         </w:r>
@@ -10169,7 +10268,7 @@
       <w:r>
         <w:t>fixée dans les paramètres du modèle</w:t>
       </w:r>
-      <w:ins w:id="105" w:author="Isabelle Gouttevin" w:date="2015-09-18T15:15:00Z">
+      <w:ins w:id="104" w:author="Isabelle Gouttevin" w:date="2015-09-18T15:15:00Z">
         <w:r>
           <w:t xml:space="preserve"> (actuellement 0.9)</w:t>
         </w:r>
@@ -10177,7 +10276,7 @@
       <w:r>
         <w:t xml:space="preserve">, </w:t>
       </w:r>
-      <w:del w:id="106" w:author="Isabelle Gouttevin" w:date="2015-09-18T15:15:00Z">
+      <w:del w:id="105" w:author="Isabelle Gouttevin" w:date="2015-09-18T15:15:00Z">
         <w:r>
           <w:delText>alors</w:delText>
         </w:r>
@@ -10185,12 +10284,12 @@
       <w:r>
         <w:t xml:space="preserve"> la HRU </w:t>
       </w:r>
-      <w:del w:id="107" w:author="Isabelle Gouttevin" w:date="2015-09-18T15:16:00Z">
+      <w:del w:id="106" w:author="Isabelle Gouttevin" w:date="2015-09-18T15:16:00Z">
         <w:r>
           <w:delText xml:space="preserve">sera </w:delText>
         </w:r>
       </w:del>
-      <w:ins w:id="108" w:author="Isabelle Gouttevin" w:date="2015-09-18T15:16:00Z">
+      <w:ins w:id="107" w:author="Isabelle Gouttevin" w:date="2015-09-18T15:16:00Z">
         <w:r>
           <w:t xml:space="preserve">est considérée </w:t>
         </w:r>
@@ -10198,17 +10297,14 @@
       <w:r>
         <w:t xml:space="preserve">en stress hydrique et un besoin en eau d’irrigation </w:t>
       </w:r>
-      <w:del w:id="109" w:author="Isabelle Gouttevin" w:date="2015-09-18T15:16:00Z">
+      <w:del w:id="108" w:author="Isabelle Gouttevin" w:date="2015-09-18T15:16:00Z">
         <w:r>
           <w:delText xml:space="preserve">sera </w:delText>
         </w:r>
       </w:del>
-      <w:ins w:id="110" w:author="Isabelle Gouttevin" w:date="2015-09-18T15:16:00Z">
-        <w:r>
-          <w:t>est</w:t>
-        </w:r>
-        <w:r>
-          <w:t xml:space="preserve"> </w:t>
+      <w:ins w:id="109" w:author="Isabelle Gouttevin" w:date="2015-09-18T15:16:00Z">
+        <w:r>
+          <w:t xml:space="preserve">est </w:t>
         </w:r>
       </w:ins>
       <w:r>
@@ -10229,11 +10325,11 @@
           <w:numId w:val="36"/>
         </w:numPr>
         <w:rPr>
-          <w:ins w:id="111" w:author="Isabelle Gouttevin" w:date="2015-09-18T14:49:00Z"/>
+          <w:ins w:id="110" w:author="Isabelle Gouttevin" w:date="2015-09-18T14:49:00Z"/>
         </w:rPr>
       </w:pPr>
-      <w:commentRangeStart w:id="112"/>
-      <w:del w:id="113" w:author="Isabelle Gouttevin" w:date="2015-09-18T14:57:00Z">
+      <w:commentRangeStart w:id="111"/>
+      <w:del w:id="112" w:author="Isabelle Gouttevin" w:date="2015-09-18T14:57:00Z">
         <w:r>
           <w:delText xml:space="preserve">Calculer les besoins en eau : </w:delText>
         </w:r>
@@ -10247,22 +10343,22 @@
           <w:numId w:val="36"/>
         </w:numPr>
       </w:pPr>
-      <w:ins w:id="114" w:author="Isabelle Gouttevin" w:date="2015-09-18T14:49:00Z">
+      <w:ins w:id="113" w:author="Isabelle Gouttevin" w:date="2015-09-18T14:49:00Z">
         <w:r>
           <w:t xml:space="preserve">Calculer </w:t>
         </w:r>
       </w:ins>
-      <w:ins w:id="115" w:author="Isabelle Gouttevin" w:date="2015-09-18T14:57:00Z">
+      <w:ins w:id="114" w:author="Isabelle Gouttevin" w:date="2015-09-18T14:57:00Z">
         <w:r>
           <w:t xml:space="preserve">la dose d’irrigation, </w:t>
         </w:r>
       </w:ins>
-      <w:ins w:id="116" w:author="Isabelle Gouttevin" w:date="2015-09-18T15:16:00Z">
+      <w:ins w:id="115" w:author="Isabelle Gouttevin" w:date="2015-09-18T15:16:00Z">
         <w:r>
           <w:t>nécessaire à combler le besoin en eau des plantes</w:t>
         </w:r>
       </w:ins>
-      <w:ins w:id="117" w:author="Isabelle Gouttevin" w:date="2015-09-18T14:49:00Z">
+      <w:ins w:id="116" w:author="Isabelle Gouttevin" w:date="2015-09-18T14:49:00Z">
         <w:r>
           <w:t xml:space="preserve"> : </w:t>
         </w:r>
@@ -10285,12 +10381,12 @@
       <w:r>
         <w:t xml:space="preserve">). </w:t>
       </w:r>
-      <w:commentRangeEnd w:id="112"/>
+      <w:commentRangeEnd w:id="111"/>
       <w:r>
         <w:rPr>
           <w:rStyle w:val="Marquedecommentaire"/>
         </w:rPr>
-        <w:commentReference w:id="112"/>
+        <w:commentReference w:id="111"/>
       </w:r>
     </w:p>
     <w:p>
@@ -10303,14 +10399,27 @@
       <w:r>
         <w:t xml:space="preserve">Tableau </w:t>
       </w:r>
-      <w:fldSimple w:instr=" SEQ Tableau \* ARABIC ">
-        <w:r>
-          <w:rPr>
-            <w:noProof/>
-          </w:rPr>
-          <w:t>1</w:t>
-        </w:r>
-      </w:fldSimple>
+      <w:r>
+        <w:fldChar w:fldCharType="begin"/>
+      </w:r>
+      <w:r>
+        <w:instrText xml:space="preserve"> SEQ Tableau \* ARABIC </w:instrText>
+      </w:r>
+      <w:r>
+        <w:fldChar w:fldCharType="separate"/>
+      </w:r>
+      <w:r>
+        <w:rPr>
+          <w:noProof/>
+        </w:rPr>
+        <w:t>1</w:t>
+      </w:r>
+      <w:r>
+        <w:rPr>
+          <w:noProof/>
+        </w:rPr>
+        <w:fldChar w:fldCharType="end"/>
+      </w:r>
       <w:r>
         <w:t xml:space="preserve"> : Efficacité des systèmes d'irrigation</w:t>
       </w:r>
@@ -10810,7 +10919,7 @@
         <w:pStyle w:val="Paragraphedeliste"/>
         <w:ind w:left="1440"/>
         <w:rPr>
-          <w:ins w:id="118" w:author="Isabelle Gouttevin" w:date="2015-09-18T14:59:00Z"/>
+          <w:ins w:id="117" w:author="Isabelle Gouttevin" w:date="2015-09-18T14:59:00Z"/>
         </w:rPr>
       </w:pPr>
       <w:r>
@@ -10822,7 +10931,7 @@
       <w:r>
         <w:t xml:space="preserve">. Pour l’aspersion et le goutte-à-goutte, </w:t>
       </w:r>
-      <w:ins w:id="119" w:author="Isabelle Gouttevin" w:date="2015-09-18T15:18:00Z">
+      <w:ins w:id="118" w:author="Isabelle Gouttevin" w:date="2015-09-18T15:18:00Z">
         <w:r>
           <w:t xml:space="preserve">nous choisissons </w:t>
         </w:r>
@@ -10830,12 +10939,12 @@
       <w:r>
         <w:t xml:space="preserve">la dose d’irrigation </w:t>
       </w:r>
-      <w:del w:id="120" w:author="Isabelle Gouttevin" w:date="2015-09-18T15:18:00Z">
+      <w:del w:id="119" w:author="Isabelle Gouttevin" w:date="2015-09-18T15:18:00Z">
         <w:r>
           <w:delText>est égale à</w:delText>
         </w:r>
       </w:del>
-      <w:ins w:id="121" w:author="Isabelle Gouttevin" w:date="2015-09-18T15:18:00Z">
+      <w:ins w:id="120" w:author="Isabelle Gouttevin" w:date="2015-09-18T15:18:00Z">
         <w:r>
           <w:t>comme</w:t>
         </w:r>
@@ -10843,7 +10952,7 @@
       <w:r>
         <w:t xml:space="preserve"> la quantité d’eau nécessaire à apporter pour remplir le réservoir MPS</w:t>
       </w:r>
-      <w:ins w:id="122" w:author="Isabelle Gouttevin" w:date="2015-09-18T14:53:00Z">
+      <w:ins w:id="121" w:author="Isabelle Gouttevin" w:date="2015-09-18T14:53:00Z">
         <w:r>
           <w:t xml:space="preserve"> (Medium Pore </w:t>
         </w:r>
@@ -10856,7 +10965,7 @@
           <w:t>)</w:t>
         </w:r>
       </w:ins>
-      <w:ins w:id="123" w:author="Isabelle Gouttevin" w:date="2015-09-18T15:18:00Z">
+      <w:ins w:id="122" w:author="Isabelle Gouttevin" w:date="2015-09-18T15:18:00Z">
         <w:r>
           <w:t>,</w:t>
         </w:r>
@@ -10864,7 +10973,7 @@
       <w:r>
         <w:t xml:space="preserve"> dans lequel la plante va puiser l’eau pour parvenir à l’évapotranspiration maximale. </w:t>
       </w:r>
-      <w:ins w:id="124" w:author="Isabelle Gouttevin" w:date="2015-09-18T14:51:00Z">
+      <w:ins w:id="123" w:author="Isabelle Gouttevin" w:date="2015-09-18T14:51:00Z">
         <w:r>
           <w:t xml:space="preserve"> Rappelons que le MPS est défini par la capacité au cha</w:t>
         </w:r>
@@ -10872,17 +10981,17 @@
           <w:t>mp du sol de la HRU sur la prof</w:t>
         </w:r>
       </w:ins>
-      <w:ins w:id="125" w:author="Isabelle Gouttevin" w:date="2015-09-18T14:53:00Z">
+      <w:ins w:id="124" w:author="Isabelle Gouttevin" w:date="2015-09-18T14:53:00Z">
         <w:r>
           <w:t>o</w:t>
         </w:r>
       </w:ins>
-      <w:ins w:id="126" w:author="Isabelle Gouttevin" w:date="2015-09-18T14:51:00Z">
+      <w:ins w:id="125" w:author="Isabelle Gouttevin" w:date="2015-09-18T14:51:00Z">
         <w:r>
           <w:t xml:space="preserve">ndeur racinaire de la culture </w:t>
         </w:r>
       </w:ins>
-      <w:ins w:id="127" w:author="Isabelle Gouttevin" w:date="2015-09-18T14:53:00Z">
+      <w:ins w:id="126" w:author="Isabelle Gouttevin" w:date="2015-09-18T14:53:00Z">
         <w:r>
           <w:t xml:space="preserve">en terre. </w:t>
         </w:r>
@@ -10890,7 +10999,7 @@
       <w:r>
         <w:t>Pour l’irrigation gravitaire, nous considérons que la dose correspond à l’eau à apporter pour remplir les deux réservoirs de sol, MPS et LPS</w:t>
       </w:r>
-      <w:ins w:id="128" w:author="Isabelle Gouttevin" w:date="2015-09-18T14:54:00Z">
+      <w:ins w:id="127" w:author="Isabelle Gouttevin" w:date="2015-09-18T14:54:00Z">
         <w:r>
           <w:t xml:space="preserve"> (Large Pore </w:t>
         </w:r>
@@ -10906,7 +11015,7 @@
       <w:r>
         <w:t>.</w:t>
       </w:r>
-      <w:ins w:id="129" w:author="Isabelle Gouttevin" w:date="2015-09-18T15:19:00Z">
+      <w:ins w:id="128" w:author="Isabelle Gouttevin" w:date="2015-09-18T15:19:00Z">
         <w:r>
           <w:t xml:space="preserve"> Ces choix respectent les fonctionnements et efficacités respectifs de ces types d’irrigation</w:t>
         </w:r>
@@ -10917,7 +11026,7 @@
         <w:pStyle w:val="Paragraphedeliste"/>
         <w:ind w:left="1440"/>
         <w:rPr>
-          <w:ins w:id="130" w:author="Isabelle Gouttevin" w:date="2015-09-18T14:59:00Z"/>
+          <w:ins w:id="129" w:author="Isabelle Gouttevin" w:date="2015-09-18T14:59:00Z"/>
         </w:rPr>
       </w:pPr>
     </w:p>
@@ -10929,115 +11038,115 @@
           <w:numId w:val="41"/>
         </w:numPr>
         <w:rPr>
-          <w:ins w:id="131" w:author="Isabelle Gouttevin" w:date="2015-09-18T15:20:00Z"/>
+          <w:ins w:id="130" w:author="Isabelle Gouttevin" w:date="2015-09-18T15:20:00Z"/>
         </w:rPr>
-        <w:pPrChange w:id="132" w:author="Isabelle Gouttevin" w:date="2015-09-18T15:06:00Z">
+        <w:pPrChange w:id="131" w:author="Isabelle Gouttevin" w:date="2015-09-18T15:06:00Z">
           <w:pPr>
             <w:pStyle w:val="Paragraphedeliste"/>
           </w:pPr>
         </w:pPrChange>
       </w:pPr>
-      <w:ins w:id="133" w:author="Isabelle Gouttevin" w:date="2015-09-18T14:59:00Z">
+      <w:ins w:id="132" w:author="Isabelle Gouttevin" w:date="2015-09-18T14:59:00Z">
         <w:r>
           <w:t>Calculer l’eau</w:t>
         </w:r>
       </w:ins>
-      <w:ins w:id="134" w:author="Isabelle Gouttevin" w:date="2015-09-18T15:10:00Z">
+      <w:ins w:id="133" w:author="Isabelle Gouttevin" w:date="2015-09-18T15:10:00Z">
         <w:r>
           <w:t xml:space="preserve"> à </w:t>
         </w:r>
       </w:ins>
-      <w:ins w:id="135" w:author="Isabelle Gouttevin" w:date="2015-09-18T14:59:00Z">
+      <w:ins w:id="134" w:author="Isabelle Gouttevin" w:date="2015-09-18T14:59:00Z">
         <w:r>
           <w:t>prélev</w:t>
         </w:r>
       </w:ins>
-      <w:ins w:id="136" w:author="Isabelle Gouttevin" w:date="2015-09-18T15:10:00Z">
+      <w:ins w:id="135" w:author="Isabelle Gouttevin" w:date="2015-09-18T15:10:00Z">
         <w:r>
           <w:t>er</w:t>
         </w:r>
       </w:ins>
-      <w:ins w:id="137" w:author="Isabelle Gouttevin" w:date="2015-09-18T14:59:00Z">
+      <w:ins w:id="136" w:author="Isabelle Gouttevin" w:date="2015-09-18T14:59:00Z">
         <w:r>
           <w:t xml:space="preserve"> (</w:t>
         </w:r>
       </w:ins>
-      <w:ins w:id="138" w:author="Isabelle Gouttevin" w:date="2015-09-18T15:10:00Z">
+      <w:ins w:id="137" w:author="Isabelle Gouttevin" w:date="2015-09-18T15:10:00Z">
         <w:r>
           <w:t xml:space="preserve">paramétrisation </w:t>
         </w:r>
       </w:ins>
-      <w:ins w:id="139" w:author="Isabelle Gouttevin" w:date="2015-09-18T14:59:00Z">
+      <w:ins w:id="138" w:author="Isabelle Gouttevin" w:date="2015-09-18T14:59:00Z">
         <w:r>
           <w:t xml:space="preserve">à </w:t>
         </w:r>
       </w:ins>
-      <w:ins w:id="140" w:author="Isabelle Gouttevin" w:date="2015-09-18T15:10:00Z">
+      <w:ins w:id="139" w:author="Isabelle Gouttevin" w:date="2015-09-18T15:10:00Z">
         <w:r>
           <w:t>affiner</w:t>
         </w:r>
       </w:ins>
-      <w:ins w:id="141" w:author="Isabelle Gouttevin" w:date="2015-09-18T14:59:00Z">
+      <w:ins w:id="140" w:author="Isabelle Gouttevin" w:date="2015-09-18T14:59:00Z">
         <w:r>
           <w:t xml:space="preserve"> ultérieurement) : les systèmes d</w:t>
         </w:r>
       </w:ins>
-      <w:ins w:id="142" w:author="Isabelle Gouttevin" w:date="2015-09-18T15:00:00Z">
+      <w:ins w:id="141" w:author="Isabelle Gouttevin" w:date="2015-09-18T15:00:00Z">
         <w:r>
           <w:t>’irrigations ne sont pas à 100% efficaces</w:t>
         </w:r>
       </w:ins>
-      <w:ins w:id="143" w:author="Isabelle Gouttevin" w:date="2015-09-18T15:11:00Z">
+      <w:ins w:id="142" w:author="Isabelle Gouttevin" w:date="2015-09-18T15:11:00Z">
         <w:r>
           <w:t>. Ainsi, la dose à prélever doit être</w:t>
         </w:r>
       </w:ins>
-      <w:ins w:id="144" w:author="Isabelle Gouttevin" w:date="2015-09-18T15:19:00Z">
+      <w:ins w:id="143" w:author="Isabelle Gouttevin" w:date="2015-09-18T15:19:00Z">
         <w:r>
           <w:t>, théoriquement,</w:t>
         </w:r>
       </w:ins>
-      <w:ins w:id="145" w:author="Isabelle Gouttevin" w:date="2015-09-18T15:11:00Z">
+      <w:ins w:id="144" w:author="Isabelle Gouttevin" w:date="2015-09-18T15:11:00Z">
         <w:r>
           <w:t xml:space="preserve"> supérieure à la dose d’irrigation calculée précédemment.</w:t>
         </w:r>
       </w:ins>
-      <w:ins w:id="146" w:author="Isabelle Gouttevin" w:date="2015-09-18T15:12:00Z">
+      <w:ins w:id="145" w:author="Isabelle Gouttevin" w:date="2015-09-18T15:12:00Z">
         <w:r>
           <w:t xml:space="preserve"> O</w:t>
         </w:r>
       </w:ins>
-      <w:ins w:id="147" w:author="Isabelle Gouttevin" w:date="2015-09-18T15:00:00Z">
+      <w:ins w:id="146" w:author="Isabelle Gouttevin" w:date="2015-09-18T15:00:00Z">
         <w:r>
           <w:t>n pourra ajouter au modèle, dans une phase d’approfondissement, un coefficient d’efficacité propre à chaque type d</w:t>
         </w:r>
       </w:ins>
-      <w:ins w:id="148" w:author="Isabelle Gouttevin" w:date="2015-09-18T15:01:00Z">
+      <w:ins w:id="147" w:author="Isabelle Gouttevin" w:date="2015-09-18T15:01:00Z">
         <w:r>
           <w:t xml:space="preserve">’irrigation. </w:t>
         </w:r>
       </w:ins>
-      <w:ins w:id="149" w:author="Isabelle Gouttevin" w:date="2015-09-18T15:09:00Z">
+      <w:ins w:id="148" w:author="Isabelle Gouttevin" w:date="2015-09-18T15:09:00Z">
         <w:r>
           <w:t>Pour l’heure, les réseau</w:t>
         </w:r>
       </w:ins>
-      <w:ins w:id="150" w:author="Isabelle Gouttevin" w:date="2015-09-18T15:12:00Z">
+      <w:ins w:id="149" w:author="Isabelle Gouttevin" w:date="2015-09-18T15:12:00Z">
         <w:r>
           <w:t>x</w:t>
         </w:r>
       </w:ins>
-      <w:ins w:id="151" w:author="Isabelle Gouttevin" w:date="2015-09-18T15:09:00Z">
+      <w:ins w:id="150" w:author="Isabelle Gouttevin" w:date="2015-09-18T15:09:00Z">
         <w:r>
           <w:t xml:space="preserve"> d’irrigation sont considérés efficaces et ces coefficients valent 1</w:t>
         </w:r>
       </w:ins>
-      <w:ins w:id="152" w:author="Isabelle Gouttevin" w:date="2015-09-18T15:12:00Z">
+      <w:ins w:id="151" w:author="Isabelle Gouttevin" w:date="2015-09-18T15:12:00Z">
         <w:r>
           <w:t xml:space="preserve"> (dose à prélevée = dose d’irrigation)</w:t>
         </w:r>
       </w:ins>
-      <w:ins w:id="153" w:author="Isabelle Gouttevin" w:date="2015-09-18T15:09:00Z">
+      <w:ins w:id="152" w:author="Isabelle Gouttevin" w:date="2015-09-18T15:09:00Z">
         <w:r>
           <w:t>.</w:t>
         </w:r>
@@ -11051,41 +11160,41 @@
           <w:numId w:val="41"/>
         </w:numPr>
         <w:rPr>
-          <w:del w:id="154" w:author="Isabelle Gouttevin" w:date="2015-09-18T15:06:00Z"/>
+          <w:del w:id="153" w:author="Isabelle Gouttevin" w:date="2015-09-18T15:06:00Z"/>
         </w:rPr>
-        <w:pPrChange w:id="155" w:author="Isabelle Gouttevin" w:date="2015-09-18T15:06:00Z">
+        <w:pPrChange w:id="154" w:author="Isabelle Gouttevin" w:date="2015-09-18T15:06:00Z">
           <w:pPr>
             <w:pStyle w:val="Paragraphedeliste"/>
           </w:pPr>
         </w:pPrChange>
       </w:pPr>
-      <w:ins w:id="156" w:author="Isabelle Gouttevin" w:date="2015-09-18T15:20:00Z">
+      <w:ins w:id="155" w:author="Isabelle Gouttevin" w:date="2015-09-18T15:20:00Z">
         <w:r>
           <w:lastRenderedPageBreak/>
           <w:t>Dans la réalité, l</w:t>
         </w:r>
       </w:ins>
-      <w:ins w:id="157" w:author="Isabelle Gouttevin" w:date="2015-09-18T15:01:00Z">
+      <w:ins w:id="156" w:author="Isabelle Gouttevin" w:date="2015-09-18T15:01:00Z">
         <w:r>
           <w:t>orsque le réseau d’apport de l’eau est peu efficace, l</w:t>
         </w:r>
       </w:ins>
-      <w:ins w:id="158" w:author="Isabelle Gouttevin" w:date="2015-09-18T15:02:00Z">
+      <w:ins w:id="157" w:author="Isabelle Gouttevin" w:date="2015-09-18T15:02:00Z">
         <w:r>
           <w:t xml:space="preserve">’eau </w:t>
         </w:r>
       </w:ins>
-      <w:ins w:id="159" w:author="Isabelle Gouttevin" w:date="2015-09-18T15:01:00Z">
+      <w:ins w:id="158" w:author="Isabelle Gouttevin" w:date="2015-09-18T15:01:00Z">
         <w:r>
           <w:t xml:space="preserve"> « perdue »</w:t>
         </w:r>
       </w:ins>
-      <w:ins w:id="160" w:author="Isabelle Gouttevin" w:date="2015-09-18T15:02:00Z">
+      <w:ins w:id="159" w:author="Isabelle Gouttevin" w:date="2015-09-18T15:02:00Z">
         <w:r>
           <w:t xml:space="preserve"> est en fait restituée au milieu entre son point de prélèvement et son point d’usage. Notre choix de point de prélèvement étant actuellement le brin de rivière le plus proche de la HRU</w:t>
         </w:r>
       </w:ins>
-      <w:ins w:id="161" w:author="Isabelle Gouttevin" w:date="2015-09-18T15:12:00Z">
+      <w:ins w:id="160" w:author="Isabelle Gouttevin" w:date="2015-09-18T15:12:00Z">
         <w:r>
           <w:t xml:space="preserve"> (</w:t>
         </w:r>
@@ -11098,7 +11207,7 @@
           <w:t xml:space="preserve"> partie suivante)</w:t>
         </w:r>
       </w:ins>
-      <w:ins w:id="162" w:author="Isabelle Gouttevin" w:date="2015-09-18T15:02:00Z">
+      <w:ins w:id="161" w:author="Isabelle Gouttevin" w:date="2015-09-18T15:02:00Z">
         <w:r>
           <w:t>, et non pas le point r</w:t>
         </w:r>
@@ -11109,52 +11218,52 @@
           <w:t xml:space="preserve"> faute de données suffisamment précises à l</w:t>
         </w:r>
       </w:ins>
-      <w:ins w:id="163" w:author="Isabelle Gouttevin" w:date="2015-09-18T15:03:00Z">
+      <w:ins w:id="162" w:author="Isabelle Gouttevin" w:date="2015-09-18T15:03:00Z">
         <w:r>
           <w:t xml:space="preserve">’échelle du bassin du Rhône, </w:t>
         </w:r>
       </w:ins>
-      <w:ins w:id="164" w:author="Isabelle Gouttevin" w:date="2015-09-18T15:05:00Z">
+      <w:ins w:id="163" w:author="Isabelle Gouttevin" w:date="2015-09-18T15:05:00Z">
         <w:r>
           <w:t>les linéaires d’apport d’eau pour l’irrigation ont, dans notre modélisation, une longueur</w:t>
         </w:r>
       </w:ins>
-      <w:ins w:id="165" w:author="Isabelle Gouttevin" w:date="2015-09-18T15:07:00Z">
+      <w:ins w:id="164" w:author="Isabelle Gouttevin" w:date="2015-09-18T15:07:00Z">
         <w:r>
           <w:t xml:space="preserve"> faible (canaux d’irrigation non-représentés)</w:t>
         </w:r>
       </w:ins>
-      <w:ins w:id="166" w:author="Isabelle Gouttevin" w:date="2015-09-18T15:08:00Z">
+      <w:ins w:id="165" w:author="Isabelle Gouttevin" w:date="2015-09-18T15:08:00Z">
         <w:r>
           <w:t>, et ils restent proches de leur rivière d’origine</w:t>
         </w:r>
       </w:ins>
-      <w:ins w:id="167" w:author="Isabelle Gouttevin" w:date="2015-09-18T15:05:00Z">
+      <w:ins w:id="166" w:author="Isabelle Gouttevin" w:date="2015-09-18T15:05:00Z">
         <w:r>
           <w:t xml:space="preserve">. On peut considérer que </w:t>
         </w:r>
       </w:ins>
-      <w:ins w:id="168" w:author="Isabelle Gouttevin" w:date="2015-09-18T15:03:00Z">
+      <w:ins w:id="167" w:author="Isabelle Gouttevin" w:date="2015-09-18T15:03:00Z">
         <w:r>
           <w:t>la non-représentation d</w:t>
         </w:r>
       </w:ins>
-      <w:ins w:id="169" w:author="Isabelle Gouttevin" w:date="2015-09-18T15:06:00Z">
+      <w:ins w:id="168" w:author="Isabelle Gouttevin" w:date="2015-09-18T15:06:00Z">
         <w:r>
           <w:t xml:space="preserve">’une </w:t>
         </w:r>
       </w:ins>
-      <w:ins w:id="170" w:author="Isabelle Gouttevin" w:date="2015-09-18T15:03:00Z">
+      <w:ins w:id="169" w:author="Isabelle Gouttevin" w:date="2015-09-18T15:03:00Z">
         <w:r>
           <w:t xml:space="preserve">perte </w:t>
         </w:r>
       </w:ins>
-      <w:ins w:id="171" w:author="Isabelle Gouttevin" w:date="2015-09-18T15:08:00Z">
+      <w:ins w:id="170" w:author="Isabelle Gouttevin" w:date="2015-09-18T15:08:00Z">
         <w:r>
           <w:t xml:space="preserve">en ligne </w:t>
         </w:r>
       </w:ins>
-      <w:ins w:id="172" w:author="Isabelle Gouttevin" w:date="2015-09-18T15:06:00Z">
+      <w:ins w:id="171" w:author="Isabelle Gouttevin" w:date="2015-09-18T15:06:00Z">
         <w:r>
           <w:t xml:space="preserve">le long de ces linéaires a un impact faible sur l’hydrologie </w:t>
         </w:r>
@@ -11163,12 +11272,12 @@
           <w:t>de</w:t>
         </w:r>
       </w:ins>
-      <w:ins w:id="173" w:author="Isabelle Gouttevin" w:date="2015-09-18T15:04:00Z">
+      <w:ins w:id="172" w:author="Isabelle Gouttevin" w:date="2015-09-18T15:04:00Z">
         <w:r>
           <w:t>s-bassin</w:t>
         </w:r>
       </w:ins>
-      <w:ins w:id="174" w:author="Isabelle Gouttevin" w:date="2015-09-18T15:06:00Z">
+      <w:ins w:id="173" w:author="Isabelle Gouttevin" w:date="2015-09-18T15:06:00Z">
         <w:r>
           <w:t>s.</w:t>
         </w:r>
@@ -11182,9 +11291,9 @@
           <w:numId w:val="41"/>
         </w:numPr>
         <w:rPr>
-          <w:del w:id="175" w:author="Isabelle Gouttevin" w:date="2015-09-18T15:06:00Z"/>
+          <w:del w:id="174" w:author="Isabelle Gouttevin" w:date="2015-09-18T15:06:00Z"/>
         </w:rPr>
-        <w:pPrChange w:id="176" w:author="Isabelle Gouttevin" w:date="2015-09-18T15:06:00Z">
+        <w:pPrChange w:id="175" w:author="Isabelle Gouttevin" w:date="2015-09-18T15:06:00Z">
           <w:pPr>
             <w:pStyle w:val="Paragraphedeliste"/>
             <w:ind w:left="1440"/>
@@ -11200,24 +11309,24 @@
           <w:numId w:val="36"/>
         </w:numPr>
         <w:rPr>
-          <w:del w:id="177" w:author="Isabelle Gouttevin" w:date="2015-09-18T15:22:00Z"/>
+          <w:del w:id="176" w:author="Isabelle Gouttevin" w:date="2015-09-18T15:22:00Z"/>
         </w:rPr>
       </w:pPr>
       <w:r>
         <w:t>Appli</w:t>
       </w:r>
-      <w:ins w:id="178" w:author="Isabelle Gouttevin" w:date="2015-09-18T14:55:00Z">
+      <w:ins w:id="177" w:author="Isabelle Gouttevin" w:date="2015-09-18T14:55:00Z">
         <w:r>
           <w:t>quer</w:t>
         </w:r>
       </w:ins>
       <w:proofErr w:type="spellEnd"/>
-      <w:del w:id="179" w:author="Isabelle Gouttevin" w:date="2015-09-18T14:55:00Z">
+      <w:del w:id="178" w:author="Isabelle Gouttevin" w:date="2015-09-18T14:55:00Z">
         <w:r>
           <w:delText>cation</w:delText>
         </w:r>
       </w:del>
-      <w:del w:id="180" w:author="Isabelle Gouttevin" w:date="2015-09-18T15:21:00Z">
+      <w:del w:id="179" w:author="Isabelle Gouttevin" w:date="2015-09-18T15:21:00Z">
         <w:r>
           <w:delText xml:space="preserve"> de</w:delText>
         </w:r>
@@ -11231,74 +11340,74 @@
       <w:r>
         <w:t>i l</w:t>
       </w:r>
-      <w:ins w:id="181" w:author="Isabelle Gouttevin" w:date="2015-09-18T15:22:00Z">
+      <w:ins w:id="180" w:author="Isabelle Gouttevin" w:date="2015-09-18T15:22:00Z">
         <w:r>
           <w:t>a</w:t>
         </w:r>
       </w:ins>
+      <w:del w:id="181" w:author="Isabelle Gouttevin" w:date="2015-09-18T15:22:00Z">
+        <w:r>
+          <w:delText>es</w:delText>
+        </w:r>
+      </w:del>
+      <w:r>
+        <w:t xml:space="preserve"> ressource</w:t>
+      </w:r>
       <w:del w:id="182" w:author="Isabelle Gouttevin" w:date="2015-09-18T15:22:00Z">
         <w:r>
-          <w:delText>es</w:delText>
+          <w:delText>s</w:delText>
         </w:r>
       </w:del>
       <w:r>
-        <w:t xml:space="preserve"> ressource</w:t>
-      </w:r>
-      <w:del w:id="183" w:author="Isabelle Gouttevin" w:date="2015-09-18T15:22:00Z">
-        <w:r>
-          <w:delText>s</w:delText>
+        <w:t xml:space="preserve"> </w:t>
+      </w:r>
+      <w:r>
+        <w:t>dans le cours d’eau</w:t>
+      </w:r>
+      <w:ins w:id="183" w:author="Isabelle Gouttevin" w:date="2015-09-18T15:22:00Z">
+        <w:r>
+          <w:t xml:space="preserve"> auquel est connecté la HRU (</w:t>
+        </w:r>
+        <w:proofErr w:type="spellStart"/>
+        <w:r>
+          <w:t>cf</w:t>
+        </w:r>
+        <w:proofErr w:type="spellEnd"/>
+        <w:r>
+          <w:t xml:space="preserve"> partie suivante)</w:t>
+        </w:r>
+      </w:ins>
+      <w:r>
+        <w:t xml:space="preserve"> </w:t>
+      </w:r>
+      <w:r>
+        <w:t>le permet</w:t>
+      </w:r>
+      <w:del w:id="184" w:author="Isabelle Gouttevin" w:date="2015-09-18T15:22:00Z">
+        <w:r>
+          <w:delText>tent</w:delText>
         </w:r>
       </w:del>
       <w:r>
-        <w:t xml:space="preserve"> </w:t>
-      </w:r>
-      <w:r>
-        <w:t>dans le cours d’eau</w:t>
-      </w:r>
-      <w:ins w:id="184" w:author="Isabelle Gouttevin" w:date="2015-09-18T15:22:00Z">
-        <w:r>
-          <w:t xml:space="preserve"> auquel est connecté la HRU (</w:t>
-        </w:r>
-        <w:proofErr w:type="spellStart"/>
-        <w:r>
-          <w:t>cf</w:t>
-        </w:r>
-        <w:proofErr w:type="spellEnd"/>
-        <w:r>
-          <w:t xml:space="preserve"> partie suivante)</w:t>
+        <w:t xml:space="preserve">, la </w:t>
+      </w:r>
+      <w:del w:id="185" w:author="Isabelle Gouttevin" w:date="2015-09-18T15:21:00Z">
+        <w:r>
+          <w:delText>demande calculée</w:delText>
+        </w:r>
+      </w:del>
+      <w:ins w:id="186" w:author="Isabelle Gouttevin" w:date="2015-09-18T15:21:00Z">
+        <w:r>
+          <w:t>dose d’irrigation</w:t>
         </w:r>
       </w:ins>
       <w:r>
-        <w:t xml:space="preserve"> </w:t>
-      </w:r>
-      <w:r>
-        <w:t>le permet</w:t>
-      </w:r>
-      <w:del w:id="185" w:author="Isabelle Gouttevin" w:date="2015-09-18T15:22:00Z">
-        <w:r>
-          <w:delText>tent</w:delText>
-        </w:r>
-      </w:del>
-      <w:r>
-        <w:t xml:space="preserve">, la </w:t>
-      </w:r>
-      <w:del w:id="186" w:author="Isabelle Gouttevin" w:date="2015-09-18T15:21:00Z">
-        <w:r>
-          <w:delText>demande calculée</w:delText>
-        </w:r>
-      </w:del>
-      <w:ins w:id="187" w:author="Isabelle Gouttevin" w:date="2015-09-18T15:21:00Z">
-        <w:r>
-          <w:t>dose d’irrigation</w:t>
-        </w:r>
-      </w:ins>
-      <w:r>
         <w:t xml:space="preserve"> est appliquée sur les HRUs irriguées</w:t>
       </w:r>
       <w:r>
         <w:t xml:space="preserve">. </w:t>
       </w:r>
-      <w:del w:id="188" w:author="Isabelle Gouttevin" w:date="2015-09-18T15:22:00Z">
+      <w:del w:id="187" w:author="Isabelle Gouttevin" w:date="2015-09-18T15:22:00Z">
         <w:r>
           <w:delText>La perte dans les conduites n’est pas prise en compte pour l’instant. Ainsi, l’eau prélevée</w:delText>
         </w:r>
@@ -11327,7 +11436,7 @@
         <w:pStyle w:val="Paragraphedeliste"/>
         <w:ind w:left="1440"/>
         <w:rPr>
-          <w:del w:id="189" w:author="Isabelle Gouttevin" w:date="2015-09-18T15:39:00Z"/>
+          <w:del w:id="188" w:author="Isabelle Gouttevin" w:date="2015-09-18T15:39:00Z"/>
         </w:rPr>
       </w:pPr>
     </w:p>
@@ -11336,10 +11445,10 @@
         <w:spacing w:after="200"/>
         <w:jc w:val="left"/>
         <w:rPr>
-          <w:del w:id="190" w:author="Isabelle Gouttevin" w:date="2015-09-18T15:39:00Z"/>
+          <w:del w:id="189" w:author="Isabelle Gouttevin" w:date="2015-09-18T15:39:00Z"/>
         </w:rPr>
       </w:pPr>
-      <w:del w:id="191" w:author="Isabelle Gouttevin" w:date="2015-09-18T15:39:00Z">
+      <w:del w:id="190" w:author="Isabelle Gouttevin" w:date="2015-09-18T15:39:00Z">
         <w:r>
           <w:br w:type="page"/>
         </w:r>
@@ -11351,11 +11460,11 @@
         <w:jc w:val="left"/>
         <w:rPr>
           <w:b/>
-          <w:rPrChange w:id="192" w:author="Isabelle Gouttevin" w:date="2015-09-18T15:23:00Z">
+          <w:rPrChange w:id="191" w:author="Isabelle Gouttevin" w:date="2015-09-18T15:23:00Z">
             <w:rPr/>
           </w:rPrChange>
         </w:rPr>
-        <w:pPrChange w:id="193" w:author="Isabelle Gouttevin" w:date="2015-09-18T15:39:00Z">
+        <w:pPrChange w:id="192" w:author="Isabelle Gouttevin" w:date="2015-09-18T15:39:00Z">
           <w:pPr>
             <w:pStyle w:val="Paragraphedeliste"/>
             <w:numPr>
@@ -11369,7 +11478,7 @@
       <w:r>
         <w:rPr>
           <w:b/>
-          <w:rPrChange w:id="194" w:author="Isabelle Gouttevin" w:date="2015-09-18T15:23:00Z">
+          <w:rPrChange w:id="193" w:author="Isabelle Gouttevin" w:date="2015-09-18T15:23:00Z">
             <w:rPr/>
           </w:rPrChange>
         </w:rPr>
@@ -11377,6 +11486,15 @@
         <w:t>A</w:t>
       </w:r>
       <w:proofErr w:type="spellEnd"/>
+      <w:r>
+        <w:rPr>
+          <w:b/>
+          <w:rPrChange w:id="194" w:author="Isabelle Gouttevin" w:date="2015-09-18T15:23:00Z">
+            <w:rPr/>
+          </w:rPrChange>
+        </w:rPr>
+        <w:t xml:space="preserve"> l’échelle </w:t>
+      </w:r>
       <w:r>
         <w:rPr>
           <w:b/>
@@ -11384,7 +11502,7 @@
             <w:rPr/>
           </w:rPrChange>
         </w:rPr>
-        <w:t xml:space="preserve"> l’échelle </w:t>
+        <w:t>du brin de rivière a</w:t>
       </w:r>
       <w:r>
         <w:rPr>
@@ -11393,7 +11511,7 @@
             <w:rPr/>
           </w:rPrChange>
         </w:rPr>
-        <w:t>du brin de rivière a</w:t>
+        <w:t>uquel est connecté la HRU</w:t>
       </w:r>
       <w:r>
         <w:rPr>
@@ -11402,15 +11520,6 @@
             <w:rPr/>
           </w:rPrChange>
         </w:rPr>
-        <w:t>uquel est connecté la HRU</w:t>
-      </w:r>
-      <w:r>
-        <w:rPr>
-          <w:b/>
-          <w:rPrChange w:id="198" w:author="Isabelle Gouttevin" w:date="2015-09-18T15:23:00Z">
-            <w:rPr/>
-          </w:rPrChange>
-        </w:rPr>
         <w:t> :</w:t>
       </w:r>
     </w:p>
@@ -11473,16 +11582,16 @@
       <w:r>
         <w:t xml:space="preserve">brin : </w:t>
       </w:r>
-      <w:commentRangeStart w:id="199"/>
+      <w:commentRangeStart w:id="198"/>
       <w:r>
         <w:t>en fonction de la ressource dans le brin</w:t>
       </w:r>
-      <w:commentRangeEnd w:id="199"/>
+      <w:commentRangeEnd w:id="198"/>
       <w:r>
         <w:rPr>
           <w:rStyle w:val="Marquedecommentaire"/>
         </w:rPr>
-        <w:commentReference w:id="199"/>
+        <w:commentReference w:id="198"/>
       </w:r>
       <w:r>
         <w:t>, l’eau est prélevée pour satisfaire la demande.</w:t>
@@ -11527,7 +11636,7 @@
           <w:numId w:val="43"/>
         </w:numPr>
         <w:spacing w:after="0"/>
-        <w:pPrChange w:id="200" w:author="Isabelle Gouttevin" w:date="2015-09-18T15:26:00Z">
+        <w:pPrChange w:id="199" w:author="Isabelle Gouttevin" w:date="2015-09-18T15:26:00Z">
           <w:pPr>
             <w:spacing w:after="0"/>
           </w:pPr>
@@ -11560,7 +11669,7 @@
       <w:r>
         <w:t>correspond</w:t>
       </w:r>
-      <w:del w:id="201" w:author="Isabelle Gouttevin" w:date="2015-09-18T15:25:00Z">
+      <w:del w:id="200" w:author="Isabelle Gouttevin" w:date="2015-09-18T15:25:00Z">
         <w:r>
           <w:delText>r</w:delText>
         </w:r>
@@ -11583,7 +11692,7 @@
           <w:numId w:val="43"/>
         </w:numPr>
         <w:spacing w:after="0"/>
-        <w:pPrChange w:id="202" w:author="Isabelle Gouttevin" w:date="2015-09-18T15:31:00Z">
+        <w:pPrChange w:id="201" w:author="Isabelle Gouttevin" w:date="2015-09-18T15:31:00Z">
           <w:pPr>
             <w:spacing w:after="0"/>
           </w:pPr>
@@ -11595,7 +11704,7 @@
       <w:r>
         <w:t xml:space="preserve"> le module décrit ci-dessus</w:t>
       </w:r>
-      <w:ins w:id="203" w:author="Isabelle Gouttevin" w:date="2015-09-18T15:31:00Z">
+      <w:ins w:id="202" w:author="Isabelle Gouttevin" w:date="2015-09-18T15:31:00Z">
         <w:r>
           <w:t xml:space="preserve">, pour le </w:t>
         </w:r>
@@ -11629,9 +11738,9 @@
         </w:numPr>
         <w:spacing w:after="0"/>
         <w:rPr>
-          <w:ins w:id="204" w:author="Isabelle Gouttevin" w:date="2015-09-18T15:33:00Z"/>
+          <w:ins w:id="203" w:author="Isabelle Gouttevin" w:date="2015-09-18T15:33:00Z"/>
         </w:rPr>
-        <w:pPrChange w:id="205" w:author="Isabelle Gouttevin" w:date="2015-09-18T15:32:00Z">
+        <w:pPrChange w:id="204" w:author="Isabelle Gouttevin" w:date="2015-09-18T15:32:00Z">
           <w:pPr>
             <w:spacing w:after="0"/>
           </w:pPr>
@@ -11651,12 +11760,12 @@
       <w:r>
         <w:t xml:space="preserve"> </w:t>
       </w:r>
-      <w:del w:id="206" w:author="Isabelle Gouttevin" w:date="2015-09-18T15:36:00Z">
+      <w:del w:id="205" w:author="Isabelle Gouttevin" w:date="2015-09-18T15:36:00Z">
         <w:r>
           <w:delText>Selon le</w:delText>
         </w:r>
       </w:del>
-      <w:ins w:id="207" w:author="Isabelle Gouttevin" w:date="2015-09-18T15:36:00Z">
+      <w:ins w:id="206" w:author="Isabelle Gouttevin" w:date="2015-09-18T15:36:00Z">
         <w:r>
           <w:t>Afin de respecter les modalités d’application du</w:t>
         </w:r>
@@ -11664,12 +11773,12 @@
       <w:r>
         <w:t xml:space="preserve"> type d’irrigation choisi, l’eau </w:t>
       </w:r>
-      <w:del w:id="208" w:author="Isabelle Gouttevin" w:date="2015-09-18T15:35:00Z">
+      <w:del w:id="207" w:author="Isabelle Gouttevin" w:date="2015-09-18T15:35:00Z">
         <w:r>
           <w:delText>est ajoutée</w:delText>
         </w:r>
       </w:del>
-      <w:ins w:id="209" w:author="Isabelle Gouttevin" w:date="2015-09-18T15:35:00Z">
+      <w:ins w:id="208" w:author="Isabelle Gouttevin" w:date="2015-09-18T15:35:00Z">
         <w:r>
           <w:t>parvient</w:t>
         </w:r>
@@ -11677,7 +11786,7 @@
       <w:r>
         <w:t xml:space="preserve"> </w:t>
       </w:r>
-      <w:del w:id="210" w:author="Isabelle Gouttevin" w:date="2015-09-18T15:35:00Z">
+      <w:del w:id="209" w:author="Isabelle Gouttevin" w:date="2015-09-18T15:35:00Z">
         <w:r>
           <w:delText xml:space="preserve">à différentes </w:delText>
         </w:r>
@@ -11685,17 +11794,17 @@
           <w:delText>variables du modèle</w:delText>
         </w:r>
       </w:del>
-      <w:ins w:id="211" w:author="Isabelle Gouttevin" w:date="2015-09-18T15:35:00Z">
+      <w:ins w:id="210" w:author="Isabelle Gouttevin" w:date="2015-09-18T15:35:00Z">
         <w:r>
           <w:t>au sol de façon différente</w:t>
         </w:r>
       </w:ins>
-      <w:del w:id="212" w:author="Isabelle Gouttevin" w:date="2015-09-18T15:35:00Z">
+      <w:del w:id="211" w:author="Isabelle Gouttevin" w:date="2015-09-18T15:35:00Z">
         <w:r>
           <w:delText>.</w:delText>
         </w:r>
       </w:del>
-      <w:ins w:id="213" w:author="Isabelle Gouttevin" w:date="2015-09-18T15:35:00Z">
+      <w:ins w:id="212" w:author="Isabelle Gouttevin" w:date="2015-09-18T15:35:00Z">
         <w:r>
           <w:t> :</w:t>
         </w:r>
@@ -11711,7 +11820,7 @@
       <w:pPr>
         <w:pStyle w:val="Paragraphedeliste"/>
         <w:spacing w:after="0"/>
-        <w:pPrChange w:id="214" w:author="Isabelle Gouttevin" w:date="2015-09-18T15:33:00Z">
+        <w:pPrChange w:id="213" w:author="Isabelle Gouttevin" w:date="2015-09-18T15:33:00Z">
           <w:pPr>
             <w:spacing w:after="0"/>
           </w:pPr>
@@ -11722,11 +11831,11 @@
       <w:pPr>
         <w:pStyle w:val="Titre3"/>
       </w:pPr>
-      <w:bookmarkStart w:id="215" w:name="_Toc430166142"/>
+      <w:bookmarkStart w:id="214" w:name="_Toc430166142"/>
       <w:r>
         <w:t>Données disponibles et hypothèses retenues</w:t>
       </w:r>
-      <w:bookmarkEnd w:id="215"/>
+      <w:bookmarkEnd w:id="214"/>
     </w:p>
     <w:p>
       <w:pPr>
@@ -11841,7 +11950,7 @@
     <w:p>
       <w:pPr>
         <w:rPr>
-          <w:ins w:id="216" w:author="Isabelle Gouttevin" w:date="2015-09-18T15:46:00Z"/>
+          <w:ins w:id="215" w:author="Isabelle Gouttevin" w:date="2015-09-18T15:46:00Z"/>
         </w:rPr>
       </w:pPr>
       <w:r>
@@ -11850,10 +11959,7 @@
     </w:p>
     <w:p>
       <w:r>
-        <w:t>En revanche, n</w:t>
-      </w:r>
-      <w:r>
-        <w:t>ous mettrons en regard les résultats du module d’irrigation (diagnostique de la quantité d’eau requise pour l’irrigation) avec les prélèvements identifiés comme « à destination agricole » (81 et 82, et éventuellement 85) dans la base de données de l’Agence de l’Eau : cette comparaison nous permettra d’estimer la cohérence globale de notre approche, tout en gardant à l’esprit  la nature différente des données comparées (consommation vs prélèvement) et les incertitudes relatives à la donnée (usage  agricole seulement partiel de l’eau des canaux).</w:t>
+        <w:t>En revanche, nous mettrons en regard les résultats du module d’irrigation (diagnostique de la quantité d’eau requise pour l’irrigation) avec les prélèvements identifiés comme « à destination agricole » (81 et 82, et éventuellement 85) dans la base de données de l’Agence de l’Eau : cette comparaison nous permettra d’estimer la cohérence globale de notre approche, tout en gardant à l’esprit  la nature différente des données comparées (consommation vs prélèvement) et les incertitudes relatives à la donnée (usage  agricole seulement partiel de l’eau des canaux).</w:t>
       </w:r>
     </w:p>
     <w:p>
@@ -11862,63 +11968,76 @@
         <w:keepNext/>
         <w:jc w:val="left"/>
       </w:pPr>
-      <w:bookmarkStart w:id="217" w:name="_Ref430101650"/>
+      <w:bookmarkStart w:id="216" w:name="_Ref430101650"/>
       <w:r>
         <w:t xml:space="preserve">Tableau </w:t>
       </w:r>
-      <w:fldSimple w:instr=" SEQ Tableau \* ARABIC ">
-        <w:r>
-          <w:rPr>
-            <w:noProof/>
-          </w:rPr>
-          <w:t>2</w:t>
-        </w:r>
-      </w:fldSimple>
-      <w:bookmarkEnd w:id="217"/>
+      <w:r>
+        <w:fldChar w:fldCharType="begin"/>
+      </w:r>
+      <w:r>
+        <w:instrText xml:space="preserve"> SEQ Tableau \* ARABIC </w:instrText>
+      </w:r>
+      <w:r>
+        <w:fldChar w:fldCharType="separate"/>
+      </w:r>
+      <w:r>
+        <w:rPr>
+          <w:noProof/>
+        </w:rPr>
+        <w:t>2</w:t>
+      </w:r>
+      <w:r>
+        <w:rPr>
+          <w:noProof/>
+        </w:rPr>
+        <w:fldChar w:fldCharType="end"/>
+      </w:r>
+      <w:bookmarkEnd w:id="216"/>
       <w:r>
         <w:t xml:space="preserve"> : Agrégation des cultu</w:t>
       </w:r>
       <w:r>
         <w:t xml:space="preserve">res issues du RGA </w:t>
       </w:r>
+      <w:ins w:id="217" w:author="Isabelle Gouttevin" w:date="2015-09-18T15:44:00Z">
+        <w:r>
+          <w:t xml:space="preserve">par grand type de cultures, </w:t>
+        </w:r>
+      </w:ins>
+      <w:r>
+        <w:t>et proportion</w:t>
+      </w:r>
       <w:ins w:id="218" w:author="Isabelle Gouttevin" w:date="2015-09-18T15:44:00Z">
         <w:r>
-          <w:t xml:space="preserve">par grand type de cultures, </w:t>
+          <w:t xml:space="preserve"> de</w:t>
         </w:r>
       </w:ins>
       <w:r>
-        <w:t>et proportion</w:t>
-      </w:r>
-      <w:ins w:id="219" w:author="Isabelle Gouttevin" w:date="2015-09-18T15:44:00Z">
-        <w:r>
-          <w:t xml:space="preserve"> de</w:t>
+        <w:t xml:space="preserve"> </w:t>
+      </w:r>
+      <w:del w:id="219" w:author="Isabelle Gouttevin" w:date="2015-09-18T15:44:00Z">
+        <w:r>
+          <w:delText xml:space="preserve">sur </w:delText>
+        </w:r>
+      </w:del>
+      <w:r>
+        <w:t xml:space="preserve">la SAU irriguée </w:t>
+      </w:r>
+      <w:ins w:id="220" w:author="Isabelle Gouttevin" w:date="2015-09-18T15:45:00Z">
+        <w:r>
+          <w:t>de chaque grand type de culture sur le</w:t>
         </w:r>
       </w:ins>
-      <w:r>
-        <w:t xml:space="preserve"> </w:t>
-      </w:r>
-      <w:del w:id="220" w:author="Isabelle Gouttevin" w:date="2015-09-18T15:44:00Z">
-        <w:r>
-          <w:delText xml:space="preserve">sur </w:delText>
+      <w:del w:id="221" w:author="Isabelle Gouttevin" w:date="2015-09-18T15:45:00Z">
+        <w:r>
+          <w:delText>du</w:delText>
         </w:r>
       </w:del>
       <w:r>
-        <w:t xml:space="preserve">la SAU irriguée </w:t>
-      </w:r>
-      <w:ins w:id="221" w:author="Isabelle Gouttevin" w:date="2015-09-18T15:45:00Z">
-        <w:r>
-          <w:t>de chaque grand type de culture sur le</w:t>
-        </w:r>
-      </w:ins>
-      <w:del w:id="222" w:author="Isabelle Gouttevin" w:date="2015-09-18T15:45:00Z">
-        <w:r>
-          <w:delText>du</w:delText>
-        </w:r>
-      </w:del>
-      <w:r>
         <w:t xml:space="preserve"> bassin</w:t>
       </w:r>
-      <w:ins w:id="223" w:author="Isabelle Gouttevin" w:date="2015-09-18T15:45:00Z">
+      <w:ins w:id="222" w:author="Isabelle Gouttevin" w:date="2015-09-18T15:45:00Z">
         <w:r>
           <w:t xml:space="preserve"> du Rhône.</w:t>
         </w:r>
@@ -13682,7 +13801,7 @@
       <w:r>
         <w:t xml:space="preserve"> </w:t>
       </w:r>
-      <w:ins w:id="224" w:author="Isabelle Gouttevin" w:date="2015-09-18T15:49:00Z">
+      <w:ins w:id="223" w:author="Isabelle Gouttevin" w:date="2015-09-18T15:49:00Z">
         <w:r>
           <w:t>irriguée</w:t>
         </w:r>
@@ -13690,7 +13809,7 @@
       <w:r>
         <w:t xml:space="preserve"> dominante </w:t>
       </w:r>
-      <w:del w:id="225" w:author="Isabelle Gouttevin" w:date="2015-09-18T15:49:00Z">
+      <w:del w:id="224" w:author="Isabelle Gouttevin" w:date="2015-09-18T15:49:00Z">
         <w:r>
           <w:delText>sur la surface irriguée d’</w:delText>
         </w:r>
@@ -13698,7 +13817,7 @@
           <w:delText>un</w:delText>
         </w:r>
       </w:del>
-      <w:ins w:id="226" w:author="Isabelle Gouttevin" w:date="2015-09-18T15:49:00Z">
+      <w:ins w:id="225" w:author="Isabelle Gouttevin" w:date="2015-09-18T15:49:00Z">
         <w:r>
           <w:t>sur chaque</w:t>
         </w:r>
@@ -13788,19 +13907,32 @@
                                 <w:noProof/>
                               </w:rPr>
                             </w:pPr>
-                            <w:bookmarkStart w:id="227" w:name="_Ref430101288"/>
+                            <w:bookmarkStart w:id="226" w:name="_Ref430101288"/>
                             <w:r>
                               <w:t xml:space="preserve">Figure </w:t>
                             </w:r>
-                            <w:fldSimple w:instr=" SEQ Figure \* ARABIC ">
-                              <w:r>
-                                <w:rPr>
-                                  <w:noProof/>
-                                </w:rPr>
-                                <w:t>6</w:t>
-                              </w:r>
-                            </w:fldSimple>
-                            <w:bookmarkEnd w:id="227"/>
+                            <w:r>
+                              <w:fldChar w:fldCharType="begin"/>
+                            </w:r>
+                            <w:r>
+                              <w:instrText xml:space="preserve"> SEQ Figure \* ARABIC </w:instrText>
+                            </w:r>
+                            <w:r>
+                              <w:fldChar w:fldCharType="separate"/>
+                            </w:r>
+                            <w:r>
+                              <w:rPr>
+                                <w:noProof/>
+                              </w:rPr>
+                              <w:t>6</w:t>
+                            </w:r>
+                            <w:r>
+                              <w:rPr>
+                                <w:noProof/>
+                              </w:rPr>
+                              <w:fldChar w:fldCharType="end"/>
+                            </w:r>
+                            <w:bookmarkEnd w:id="226"/>
                             <w:r>
                               <w:t xml:space="preserve"> : Rapport </w:t>
                             </w:r>
@@ -13887,12 +14019,12 @@
                             <w:r>
                               <w:t xml:space="preserve"> sur les cantons du bassin du Rhône</w:t>
                             </w:r>
-                            <w:ins w:id="228" w:author="Isabelle Gouttevin" w:date="2015-09-18T15:50:00Z">
+                            <w:ins w:id="227" w:author="Isabelle Gouttevin" w:date="2015-09-18T15:50:00Z">
                               <w:r>
                                 <w:t xml:space="preserve">, et cantons identifiés comme </w:t>
                               </w:r>
                             </w:ins>
-                            <w:ins w:id="229" w:author="Isabelle Gouttevin" w:date="2015-09-18T15:51:00Z">
+                            <w:ins w:id="228" w:author="Isabelle Gouttevin" w:date="2015-09-18T15:51:00Z">
                               <w:r>
                                 <w:t>« irrigués » dans notre modélisation.</w:t>
                               </w:r>
@@ -13927,19 +14059,32 @@
                           <w:noProof/>
                         </w:rPr>
                       </w:pPr>
-                      <w:bookmarkStart w:id="230" w:name="_Ref430101288"/>
+                      <w:bookmarkStart w:id="229" w:name="_Ref430101288"/>
                       <w:r>
                         <w:t xml:space="preserve">Figure </w:t>
                       </w:r>
-                      <w:fldSimple w:instr=" SEQ Figure \* ARABIC ">
-                        <w:r>
-                          <w:rPr>
-                            <w:noProof/>
-                          </w:rPr>
-                          <w:t>6</w:t>
-                        </w:r>
-                      </w:fldSimple>
-                      <w:bookmarkEnd w:id="230"/>
+                      <w:r>
+                        <w:fldChar w:fldCharType="begin"/>
+                      </w:r>
+                      <w:r>
+                        <w:instrText xml:space="preserve"> SEQ Figure \* ARABIC </w:instrText>
+                      </w:r>
+                      <w:r>
+                        <w:fldChar w:fldCharType="separate"/>
+                      </w:r>
+                      <w:r>
+                        <w:rPr>
+                          <w:noProof/>
+                        </w:rPr>
+                        <w:t>6</w:t>
+                      </w:r>
+                      <w:r>
+                        <w:rPr>
+                          <w:noProof/>
+                        </w:rPr>
+                        <w:fldChar w:fldCharType="end"/>
+                      </w:r>
+                      <w:bookmarkEnd w:id="229"/>
                       <w:r>
                         <w:t xml:space="preserve"> : Rapport </w:t>
                       </w:r>
@@ -14026,12 +14171,12 @@
                       <w:r>
                         <w:t xml:space="preserve"> sur les cantons du bassin du Rhône</w:t>
                       </w:r>
-                      <w:ins w:id="231" w:author="Isabelle Gouttevin" w:date="2015-09-18T15:50:00Z">
+                      <w:ins w:id="230" w:author="Isabelle Gouttevin" w:date="2015-09-18T15:50:00Z">
                         <w:r>
                           <w:t xml:space="preserve">, et cantons identifiés comme </w:t>
                         </w:r>
                       </w:ins>
-                      <w:ins w:id="232" w:author="Isabelle Gouttevin" w:date="2015-09-18T15:51:00Z">
+                      <w:ins w:id="231" w:author="Isabelle Gouttevin" w:date="2015-09-18T15:51:00Z">
                         <w:r>
                           <w:t>« irrigués » dans notre modélisation.</w:t>
                         </w:r>
@@ -14095,23 +14240,36 @@
                                 <w:noProof/>
                               </w:rPr>
                             </w:pPr>
-                            <w:bookmarkStart w:id="233" w:name="_Ref430101262"/>
+                            <w:bookmarkStart w:id="232" w:name="_Ref430101262"/>
                             <w:r>
                               <w:t xml:space="preserve">Figure </w:t>
                             </w:r>
-                            <w:fldSimple w:instr=" SEQ Figure \* ARABIC ">
-                              <w:r>
-                                <w:rPr>
-                                  <w:noProof/>
-                                </w:rPr>
-                                <w:t>5</w:t>
-                              </w:r>
-                            </w:fldSimple>
-                            <w:bookmarkEnd w:id="233"/>
+                            <w:r>
+                              <w:fldChar w:fldCharType="begin"/>
+                            </w:r>
+                            <w:r>
+                              <w:instrText xml:space="preserve"> SEQ Figure \* ARABIC </w:instrText>
+                            </w:r>
+                            <w:r>
+                              <w:fldChar w:fldCharType="separate"/>
+                            </w:r>
+                            <w:r>
+                              <w:rPr>
+                                <w:noProof/>
+                              </w:rPr>
+                              <w:t>5</w:t>
+                            </w:r>
+                            <w:r>
+                              <w:rPr>
+                                <w:noProof/>
+                              </w:rPr>
+                              <w:fldChar w:fldCharType="end"/>
+                            </w:r>
+                            <w:bookmarkEnd w:id="232"/>
                             <w:r>
                               <w:t xml:space="preserve"> : Culture</w:t>
                             </w:r>
-                            <w:ins w:id="234" w:author="Isabelle Gouttevin" w:date="2015-09-18T15:51:00Z">
+                            <w:ins w:id="233" w:author="Isabelle Gouttevin" w:date="2015-09-18T15:51:00Z">
                               <w:r>
                                 <w:t xml:space="preserve"> irriguée</w:t>
                               </w:r>
@@ -14119,7 +14277,7 @@
                             <w:r>
                               <w:t xml:space="preserve"> dominante par canton </w:t>
                             </w:r>
-                            <w:del w:id="235" w:author="Isabelle Gouttevin" w:date="2015-09-18T15:51:00Z">
+                            <w:del w:id="234" w:author="Isabelle Gouttevin" w:date="2015-09-18T15:51:00Z">
                               <w:r>
                                 <w:delText>sur la SAU irriguée</w:delText>
                               </w:r>
@@ -14154,23 +14312,36 @@
                           <w:noProof/>
                         </w:rPr>
                       </w:pPr>
-                      <w:bookmarkStart w:id="236" w:name="_Ref430101262"/>
+                      <w:bookmarkStart w:id="235" w:name="_Ref430101262"/>
                       <w:r>
                         <w:t xml:space="preserve">Figure </w:t>
                       </w:r>
-                      <w:fldSimple w:instr=" SEQ Figure \* ARABIC ">
-                        <w:r>
-                          <w:rPr>
-                            <w:noProof/>
-                          </w:rPr>
-                          <w:t>5</w:t>
-                        </w:r>
-                      </w:fldSimple>
-                      <w:bookmarkEnd w:id="236"/>
+                      <w:r>
+                        <w:fldChar w:fldCharType="begin"/>
+                      </w:r>
+                      <w:r>
+                        <w:instrText xml:space="preserve"> SEQ Figure \* ARABIC </w:instrText>
+                      </w:r>
+                      <w:r>
+                        <w:fldChar w:fldCharType="separate"/>
+                      </w:r>
+                      <w:r>
+                        <w:rPr>
+                          <w:noProof/>
+                        </w:rPr>
+                        <w:t>5</w:t>
+                      </w:r>
+                      <w:r>
+                        <w:rPr>
+                          <w:noProof/>
+                        </w:rPr>
+                        <w:fldChar w:fldCharType="end"/>
+                      </w:r>
+                      <w:bookmarkEnd w:id="235"/>
                       <w:r>
                         <w:t xml:space="preserve"> : Culture</w:t>
                       </w:r>
-                      <w:ins w:id="237" w:author="Isabelle Gouttevin" w:date="2015-09-18T15:51:00Z">
+                      <w:ins w:id="236" w:author="Isabelle Gouttevin" w:date="2015-09-18T15:51:00Z">
                         <w:r>
                           <w:t xml:space="preserve"> irriguée</w:t>
                         </w:r>
@@ -14178,7 +14349,7 @@
                       <w:r>
                         <w:t xml:space="preserve"> dominante par canton </w:t>
                       </w:r>
-                      <w:del w:id="238" w:author="Isabelle Gouttevin" w:date="2015-09-18T15:51:00Z">
+                      <w:del w:id="237" w:author="Isabelle Gouttevin" w:date="2015-09-18T15:51:00Z">
                         <w:r>
                           <w:delText>sur la SAU irriguée</w:delText>
                         </w:r>
@@ -14200,28 +14371,25 @@
       <w:r>
         <w:t xml:space="preserve">Sur les 573 cantons du bassin versant du Rhône à Beaucaire, nous avons </w:t>
       </w:r>
-      <w:del w:id="239" w:author="Isabelle Gouttevin" w:date="2015-09-18T15:52:00Z">
+      <w:del w:id="238" w:author="Isabelle Gouttevin" w:date="2015-09-18T15:52:00Z">
         <w:r>
           <w:delText xml:space="preserve">identifié </w:delText>
         </w:r>
       </w:del>
-      <w:ins w:id="240" w:author="Isabelle Gouttevin" w:date="2015-09-18T15:52:00Z">
-        <w:r>
-          <w:t>caractérisé</w:t>
-        </w:r>
-        <w:r>
-          <w:t xml:space="preserve"> </w:t>
+      <w:ins w:id="239" w:author="Isabelle Gouttevin" w:date="2015-09-18T15:52:00Z">
+        <w:r>
+          <w:t xml:space="preserve">caractérisé </w:t>
         </w:r>
       </w:ins>
       <w:r>
         <w:t xml:space="preserve">les cantons irrigués </w:t>
       </w:r>
-      <w:del w:id="241" w:author="Isabelle Gouttevin" w:date="2015-09-18T15:52:00Z">
+      <w:del w:id="240" w:author="Isabelle Gouttevin" w:date="2015-09-18T15:52:00Z">
         <w:r>
           <w:delText>à partir du</w:delText>
         </w:r>
       </w:del>
-      <w:ins w:id="242" w:author="Isabelle Gouttevin" w:date="2015-09-18T15:52:00Z">
+      <w:ins w:id="241" w:author="Isabelle Gouttevin" w:date="2015-09-18T15:52:00Z">
         <w:r>
           <w:t>par le</w:t>
         </w:r>
@@ -14314,7 +14482,7 @@
       <w:r>
         <w:t>a</w:t>
       </w:r>
-      <w:ins w:id="243" w:author="Isabelle Gouttevin" w:date="2015-09-18T15:52:00Z">
+      <w:ins w:id="242" w:author="Isabelle Gouttevin" w:date="2015-09-18T15:52:00Z">
         <w:r>
           <w:t xml:space="preserve"> ainsi</w:t>
         </w:r>
@@ -14333,6 +14501,15 @@
       </w:r>
       <w:r>
         <w:t xml:space="preserve"> </w:t>
+      </w:r>
+      <w:r>
+        <w:rPr>
+          <w:b/>
+          <w:rPrChange w:id="243" w:author="Isabelle Gouttevin" w:date="2015-09-18T15:53:00Z">
+            <w:rPr/>
+          </w:rPrChange>
+        </w:rPr>
+        <w:t>soit</w:t>
       </w:r>
       <w:r>
         <w:rPr>
@@ -14341,15 +14518,6 @@
             <w:rPr/>
           </w:rPrChange>
         </w:rPr>
-        <w:t>soit</w:t>
-      </w:r>
-      <w:r>
-        <w:rPr>
-          <w:b/>
-          <w:rPrChange w:id="245" w:author="Isabelle Gouttevin" w:date="2015-09-18T15:53:00Z">
-            <w:rPr/>
-          </w:rPrChange>
-        </w:rPr>
         <w:t xml:space="preserve"> 173 cantons irrigués sur le bassin versant du Rhône</w:t>
       </w:r>
       <w:r>
@@ -14382,14 +14550,14 @@
       <w:r>
         <w:t xml:space="preserve">. </w:t>
       </w:r>
-      <w:ins w:id="246" w:author="Isabelle Gouttevin" w:date="2015-09-18T15:53:00Z">
+      <w:ins w:id="245" w:author="Isabelle Gouttevin" w:date="2015-09-18T15:53:00Z">
         <w:r>
           <w:t xml:space="preserve">Ces surfaces respectent globalement les contours des zones à forts prélèvements agricoles recensés par la base de données de prélèvements de l’Agence de l’Eau </w:t>
         </w:r>
         <w:r>
           <w:rPr>
             <w:highlight w:val="green"/>
-            <w:rPrChange w:id="247" w:author="Isabelle Gouttevin" w:date="2015-09-18T15:54:00Z">
+            <w:rPrChange w:id="246" w:author="Isabelle Gouttevin" w:date="2015-09-18T15:54:00Z">
               <w:rPr/>
             </w:rPrChange>
           </w:rPr>
@@ -14699,19 +14867,32 @@
                                 <w:noProof/>
                               </w:rPr>
                             </w:pPr>
-                            <w:bookmarkStart w:id="248" w:name="_Ref430101067"/>
+                            <w:bookmarkStart w:id="247" w:name="_Ref430101067"/>
                             <w:r>
                               <w:t xml:space="preserve">Figure </w:t>
                             </w:r>
-                            <w:fldSimple w:instr=" SEQ Figure \* ARABIC ">
-                              <w:r>
-                                <w:rPr>
-                                  <w:noProof/>
-                                </w:rPr>
-                                <w:t>7</w:t>
-                              </w:r>
-                            </w:fldSimple>
-                            <w:bookmarkEnd w:id="248"/>
+                            <w:r>
+                              <w:fldChar w:fldCharType="begin"/>
+                            </w:r>
+                            <w:r>
+                              <w:instrText xml:space="preserve"> SEQ Figure \* ARABIC </w:instrText>
+                            </w:r>
+                            <w:r>
+                              <w:fldChar w:fldCharType="separate"/>
+                            </w:r>
+                            <w:r>
+                              <w:rPr>
+                                <w:noProof/>
+                              </w:rPr>
+                              <w:t>7</w:t>
+                            </w:r>
+                            <w:r>
+                              <w:rPr>
+                                <w:noProof/>
+                              </w:rPr>
+                              <w:fldChar w:fldCharType="end"/>
+                            </w:r>
+                            <w:bookmarkEnd w:id="247"/>
                             <w:r>
                               <w:t xml:space="preserve"> : HRUs irriguées et leurs cultures dominantes sur le bassin du Rhône</w:t>
                             </w:r>
@@ -14742,19 +14923,32 @@
                           <w:noProof/>
                         </w:rPr>
                       </w:pPr>
-                      <w:bookmarkStart w:id="249" w:name="_Ref430101067"/>
+                      <w:bookmarkStart w:id="248" w:name="_Ref430101067"/>
                       <w:r>
                         <w:t xml:space="preserve">Figure </w:t>
                       </w:r>
-                      <w:fldSimple w:instr=" SEQ Figure \* ARABIC ">
-                        <w:r>
-                          <w:rPr>
-                            <w:noProof/>
-                          </w:rPr>
-                          <w:t>7</w:t>
-                        </w:r>
-                      </w:fldSimple>
-                      <w:bookmarkEnd w:id="249"/>
+                      <w:r>
+                        <w:fldChar w:fldCharType="begin"/>
+                      </w:r>
+                      <w:r>
+                        <w:instrText xml:space="preserve"> SEQ Figure \* ARABIC </w:instrText>
+                      </w:r>
+                      <w:r>
+                        <w:fldChar w:fldCharType="separate"/>
+                      </w:r>
+                      <w:r>
+                        <w:rPr>
+                          <w:noProof/>
+                        </w:rPr>
+                        <w:t>7</w:t>
+                      </w:r>
+                      <w:r>
+                        <w:rPr>
+                          <w:noProof/>
+                        </w:rPr>
+                        <w:fldChar w:fldCharType="end"/>
+                      </w:r>
+                      <w:bookmarkEnd w:id="248"/>
                       <w:r>
                         <w:t xml:space="preserve"> : HRUs irriguées et leurs cultures dominantes sur le bassin du Rhône</w:t>
                       </w:r>
@@ -14820,12 +15014,12 @@
       <w:r>
         <w:t>Au contraire, d’autres cantons considérés comme irrigués ne présentent aucune HRU irriguée. Une analyse de ces cantons montrent qu’ils sont principalement occupés par de la forêt sur le département du Gard et de la forêt et des roches sur le Verdon amont et l’Arc amont</w:t>
       </w:r>
-      <w:ins w:id="250" w:author="Isabelle Gouttevin" w:date="2015-09-18T15:55:00Z">
+      <w:ins w:id="249" w:author="Isabelle Gouttevin" w:date="2015-09-18T15:55:00Z">
         <w:r>
           <w:t>, ce qui n’exclut pas la présence de parcelles d</w:t>
         </w:r>
       </w:ins>
-      <w:ins w:id="251" w:author="Isabelle Gouttevin" w:date="2015-09-18T15:56:00Z">
+      <w:ins w:id="250" w:author="Isabelle Gouttevin" w:date="2015-09-18T15:56:00Z">
         <w:r>
           <w:t>’agriculture à des échelles plus fines que celle de notre maillage</w:t>
         </w:r>
@@ -14835,12 +15029,12 @@
       </w:r>
     </w:p>
     <w:p>
-      <w:commentRangeStart w:id="252"/>
+      <w:commentRangeStart w:id="251"/>
       <w:r>
         <w:t>Nous remarquons également que les cantons irrigués retenus ne sont pas représentatifs de la variété des cultures sur le bassin du Rhône</w:t>
       </w:r>
-      <w:commentRangeEnd w:id="252"/>
-      <w:ins w:id="253" w:author="Isabelle Gouttevin" w:date="2015-09-18T16:03:00Z">
+      <w:commentRangeEnd w:id="251"/>
+      <w:ins w:id="252" w:author="Isabelle Gouttevin" w:date="2015-09-18T16:03:00Z">
         <w:r>
           <w:t xml:space="preserve">, mais en représentent les principales lignes (Maraichage dans la </w:t>
         </w:r>
@@ -14849,7 +15043,7 @@
           <w:t>Sa</w:t>
         </w:r>
       </w:ins>
-      <w:ins w:id="254" w:author="Isabelle Gouttevin" w:date="2015-09-18T16:04:00Z">
+      <w:ins w:id="253" w:author="Isabelle Gouttevin" w:date="2015-09-18T16:04:00Z">
         <w:r>
           <w:t>one</w:t>
         </w:r>
@@ -14858,42 +15052,42 @@
           <w:t>, grandes cultures</w:t>
         </w:r>
       </w:ins>
-      <w:ins w:id="255" w:author="Isabelle Gouttevin" w:date="2015-09-18T16:05:00Z">
+      <w:ins w:id="254" w:author="Isabelle Gouttevin" w:date="2015-09-18T16:05:00Z">
         <w:r>
           <w:t>, maraichage</w:t>
         </w:r>
       </w:ins>
-      <w:ins w:id="256" w:author="Isabelle Gouttevin" w:date="2015-09-18T16:04:00Z">
+      <w:ins w:id="255" w:author="Isabelle Gouttevin" w:date="2015-09-18T16:04:00Z">
         <w:r>
           <w:t xml:space="preserve"> et </w:t>
         </w:r>
       </w:ins>
-      <w:ins w:id="257" w:author="Isabelle Gouttevin" w:date="2015-09-18T16:05:00Z">
+      <w:ins w:id="256" w:author="Isabelle Gouttevin" w:date="2015-09-18T16:05:00Z">
         <w:r>
           <w:t>vergers</w:t>
         </w:r>
       </w:ins>
-      <w:ins w:id="258" w:author="Isabelle Gouttevin" w:date="2015-09-18T16:04:00Z">
+      <w:ins w:id="257" w:author="Isabelle Gouttevin" w:date="2015-09-18T16:04:00Z">
         <w:r>
           <w:t xml:space="preserve"> </w:t>
         </w:r>
       </w:ins>
-      <w:ins w:id="259" w:author="Isabelle Gouttevin" w:date="2015-09-18T16:05:00Z">
+      <w:ins w:id="258" w:author="Isabelle Gouttevin" w:date="2015-09-18T16:05:00Z">
         <w:r>
           <w:t>d</w:t>
         </w:r>
       </w:ins>
-      <w:ins w:id="260" w:author="Isabelle Gouttevin" w:date="2015-09-18T16:04:00Z">
+      <w:ins w:id="259" w:author="Isabelle Gouttevin" w:date="2015-09-18T16:04:00Z">
         <w:r>
           <w:t xml:space="preserve">e vallée du </w:t>
         </w:r>
       </w:ins>
-      <w:ins w:id="261" w:author="Isabelle Gouttevin" w:date="2015-09-18T16:05:00Z">
+      <w:ins w:id="260" w:author="Isabelle Gouttevin" w:date="2015-09-18T16:05:00Z">
         <w:r>
           <w:t>Rhône</w:t>
         </w:r>
       </w:ins>
-      <w:ins w:id="262" w:author="Isabelle Gouttevin" w:date="2015-09-18T16:04:00Z">
+      <w:ins w:id="261" w:author="Isabelle Gouttevin" w:date="2015-09-18T16:04:00Z">
         <w:r>
           <w:t xml:space="preserve">, prairies des Alpes du Sud et </w:t>
         </w:r>
@@ -14904,7 +15098,7 @@
           <w:t>néen</w:t>
         </w:r>
       </w:ins>
-      <w:ins w:id="263" w:author="Isabelle Gouttevin" w:date="2015-09-18T16:05:00Z">
+      <w:ins w:id="262" w:author="Isabelle Gouttevin" w:date="2015-09-18T16:05:00Z">
         <w:r>
           <w:t>)</w:t>
         </w:r>
@@ -14913,7 +15107,7 @@
         <w:rPr>
           <w:rStyle w:val="Marquedecommentaire"/>
         </w:rPr>
-        <w:commentReference w:id="252"/>
+        <w:commentReference w:id="251"/>
       </w:r>
       <w:r>
         <w:t>.</w:t>
@@ -14923,6 +15117,13 @@
     <w:p>
       <w:pPr>
         <w:rPr>
+          <w:del w:id="263" w:author="Isabelle Gouttevin" w:date="2015-09-18T16:05:00Z"/>
+        </w:rPr>
+      </w:pPr>
+    </w:p>
+    <w:p>
+      <w:pPr>
+        <w:rPr>
           <w:del w:id="264" w:author="Isabelle Gouttevin" w:date="2015-09-18T16:05:00Z"/>
         </w:rPr>
       </w:pPr>
@@ -14936,32 +15137,36 @@
     </w:p>
     <w:p>
       <w:pPr>
-        <w:rPr>
-          <w:del w:id="266" w:author="Isabelle Gouttevin" w:date="2015-09-18T16:05:00Z"/>
-        </w:rPr>
-      </w:pPr>
-    </w:p>
-    <w:p>
-      <w:pPr>
         <w:pStyle w:val="Lgende"/>
         <w:keepNext/>
         <w:jc w:val="left"/>
       </w:pPr>
-      <w:bookmarkStart w:id="267" w:name="_Ref430100914"/>
-      <w:bookmarkStart w:id="268" w:name="_GoBack"/>
-      <w:bookmarkEnd w:id="268"/>
+      <w:bookmarkStart w:id="266" w:name="_Ref430100914"/>
       <w:r>
         <w:t xml:space="preserve">Tableau </w:t>
       </w:r>
-      <w:fldSimple w:instr=" SEQ Tableau \* ARABIC ">
-        <w:r>
-          <w:rPr>
-            <w:noProof/>
-          </w:rPr>
-          <w:t>3</w:t>
-        </w:r>
-      </w:fldSimple>
-      <w:bookmarkEnd w:id="267"/>
+      <w:r>
+        <w:fldChar w:fldCharType="begin"/>
+      </w:r>
+      <w:r>
+        <w:instrText xml:space="preserve"> SEQ Tableau \* ARABIC </w:instrText>
+      </w:r>
+      <w:r>
+        <w:fldChar w:fldCharType="separate"/>
+      </w:r>
+      <w:r>
+        <w:rPr>
+          <w:noProof/>
+        </w:rPr>
+        <w:t>3</w:t>
+      </w:r>
+      <w:r>
+        <w:rPr>
+          <w:noProof/>
+        </w:rPr>
+        <w:fldChar w:fldCharType="end"/>
+      </w:r>
+      <w:bookmarkEnd w:id="266"/>
       <w:r>
         <w:t xml:space="preserve"> : </w:t>
       </w:r>
@@ -17291,24 +17496,37 @@
                                 <w:noProof/>
                               </w:rPr>
                             </w:pPr>
-                            <w:bookmarkStart w:id="269" w:name="_Ref430100887"/>
-                            <w:bookmarkStart w:id="270" w:name="_Ref430100851"/>
+                            <w:bookmarkStart w:id="267" w:name="_Ref430100887"/>
+                            <w:bookmarkStart w:id="268" w:name="_Ref430100851"/>
                             <w:r>
                               <w:t xml:space="preserve">Figure </w:t>
                             </w:r>
-                            <w:fldSimple w:instr=" SEQ Figure \* ARABIC ">
-                              <w:r>
-                                <w:rPr>
-                                  <w:noProof/>
-                                </w:rPr>
-                                <w:t>8</w:t>
-                              </w:r>
-                            </w:fldSimple>
-                            <w:bookmarkEnd w:id="269"/>
+                            <w:r>
+                              <w:fldChar w:fldCharType="begin"/>
+                            </w:r>
+                            <w:r>
+                              <w:instrText xml:space="preserve"> SEQ Figure \* ARABIC </w:instrText>
+                            </w:r>
+                            <w:r>
+                              <w:fldChar w:fldCharType="separate"/>
+                            </w:r>
+                            <w:r>
+                              <w:rPr>
+                                <w:noProof/>
+                              </w:rPr>
+                              <w:t>8</w:t>
+                            </w:r>
+                            <w:r>
+                              <w:rPr>
+                                <w:noProof/>
+                              </w:rPr>
+                              <w:fldChar w:fldCharType="end"/>
+                            </w:r>
+                            <w:bookmarkEnd w:id="267"/>
                             <w:r>
                               <w:t xml:space="preserve"> : Evolution mensuelle du LAI pour les grands types de cultures retenus sur le bassin du Rhône</w:t>
                             </w:r>
-                            <w:bookmarkEnd w:id="270"/>
+                            <w:bookmarkEnd w:id="268"/>
                           </w:p>
                         </w:txbxContent>
                       </wps:txbx>
@@ -17339,24 +17557,37 @@
                           <w:noProof/>
                         </w:rPr>
                       </w:pPr>
-                      <w:bookmarkStart w:id="271" w:name="_Ref430100887"/>
-                      <w:bookmarkStart w:id="272" w:name="_Ref430100851"/>
+                      <w:bookmarkStart w:id="269" w:name="_Ref430100887"/>
+                      <w:bookmarkStart w:id="270" w:name="_Ref430100851"/>
                       <w:r>
                         <w:t xml:space="preserve">Figure </w:t>
                       </w:r>
-                      <w:fldSimple w:instr=" SEQ Figure \* ARABIC ">
-                        <w:r>
-                          <w:rPr>
-                            <w:noProof/>
-                          </w:rPr>
-                          <w:t>8</w:t>
-                        </w:r>
-                      </w:fldSimple>
-                      <w:bookmarkEnd w:id="271"/>
+                      <w:r>
+                        <w:fldChar w:fldCharType="begin"/>
+                      </w:r>
+                      <w:r>
+                        <w:instrText xml:space="preserve"> SEQ Figure \* ARABIC </w:instrText>
+                      </w:r>
+                      <w:r>
+                        <w:fldChar w:fldCharType="separate"/>
+                      </w:r>
+                      <w:r>
+                        <w:rPr>
+                          <w:noProof/>
+                        </w:rPr>
+                        <w:t>8</w:t>
+                      </w:r>
+                      <w:r>
+                        <w:rPr>
+                          <w:noProof/>
+                        </w:rPr>
+                        <w:fldChar w:fldCharType="end"/>
+                      </w:r>
+                      <w:bookmarkEnd w:id="269"/>
                       <w:r>
                         <w:t xml:space="preserve"> : Evolution mensuelle du LAI pour les grands types de cultures retenus sur le bassin du Rhône</w:t>
                       </w:r>
-                      <w:bookmarkEnd w:id="272"/>
+                      <w:bookmarkEnd w:id="270"/>
                     </w:p>
                   </w:txbxContent>
                 </v:textbox>
@@ -17381,21 +17612,21 @@
       <w:pPr>
         <w:pStyle w:val="Titre3"/>
       </w:pPr>
-      <w:bookmarkStart w:id="273" w:name="_Toc430166143"/>
+      <w:bookmarkStart w:id="271" w:name="_Toc430166143"/>
       <w:r>
         <w:t>Premiers tests</w:t>
       </w:r>
-      <w:bookmarkEnd w:id="273"/>
+      <w:bookmarkEnd w:id="271"/>
     </w:p>
     <w:p>
       <w:pPr>
         <w:pStyle w:val="Titre3"/>
       </w:pPr>
-      <w:bookmarkStart w:id="274" w:name="_Toc430166144"/>
+      <w:bookmarkStart w:id="272" w:name="_Toc430166144"/>
       <w:r>
         <w:t>Comparaison aux volumes prélevés</w:t>
       </w:r>
-      <w:bookmarkEnd w:id="274"/>
+      <w:bookmarkEnd w:id="272"/>
     </w:p>
     <w:p/>
     <w:p/>
@@ -17404,7 +17635,7 @@
       <w:pPr>
         <w:pStyle w:val="Titre2"/>
       </w:pPr>
-      <w:bookmarkStart w:id="275" w:name="_Toc430166145"/>
+      <w:bookmarkStart w:id="273" w:name="_Toc430166145"/>
       <w:r>
         <w:lastRenderedPageBreak/>
         <w:t xml:space="preserve">Impact anthropique 3 : </w:t>
@@ -17413,7 +17644,28 @@
         <w:t>AEP</w:t>
       </w:r>
       <w:r>
-        <w:t xml:space="preserve"> (Dorian)</w:t>
+        <w:t xml:space="preserve"> (Dorian</w:t>
+      </w:r>
+      <w:r>
+        <w:t>, Marielle</w:t>
+      </w:r>
+      <w:bookmarkStart w:id="274" w:name="_GoBack"/>
+      <w:bookmarkEnd w:id="274"/>
+      <w:r>
+        <w:t>)</w:t>
+      </w:r>
+      <w:bookmarkEnd w:id="273"/>
+    </w:p>
+    <w:p>
+      <w:pPr>
+        <w:pStyle w:val="Titre1"/>
+      </w:pPr>
+      <w:bookmarkStart w:id="275" w:name="_Toc430166146"/>
+      <w:r>
+        <w:t>Maillage du modèle : les améliorations techniques et ergonomiques</w:t>
+      </w:r>
+      <w:r>
+        <w:t xml:space="preserve"> (Christine)</w:t>
       </w:r>
       <w:bookmarkEnd w:id="275"/>
     </w:p>
@@ -17421,36 +17673,37 @@
       <w:pPr>
         <w:pStyle w:val="Titre1"/>
       </w:pPr>
-      <w:bookmarkStart w:id="276" w:name="_Toc430166146"/>
-      <w:r>
-        <w:t>Maillage du modèle : les améliorations techniques et ergonomiques</w:t>
-      </w:r>
-      <w:r>
-        <w:t xml:space="preserve"> (Christine)</w:t>
+      <w:bookmarkStart w:id="276" w:name="_Toc430166147"/>
+      <w:r>
+        <w:t xml:space="preserve">Scénarios prospectifs sur le bassin du </w:t>
+      </w:r>
+      <w:proofErr w:type="spellStart"/>
+      <w:r>
+        <w:t>Rhone</w:t>
+      </w:r>
+      <w:proofErr w:type="spellEnd"/>
+      <w:r>
+        <w:t xml:space="preserve"> (Amina, IG, JPV</w:t>
+      </w:r>
+      <w:r>
+        <w:t>, ES</w:t>
+      </w:r>
+      <w:r>
+        <w:t>)</w:t>
       </w:r>
       <w:bookmarkEnd w:id="276"/>
     </w:p>
     <w:p>
       <w:pPr>
         <w:pStyle w:val="Titre1"/>
-      </w:pPr>
-      <w:bookmarkStart w:id="277" w:name="_Toc430166147"/>
-      <w:r>
-        <w:t xml:space="preserve">Scénarios prospectifs sur le bassin du </w:t>
-      </w:r>
-      <w:proofErr w:type="spellStart"/>
-      <w:r>
-        <w:t>Rhone</w:t>
-      </w:r>
-      <w:proofErr w:type="spellEnd"/>
-      <w:r>
-        <w:t xml:space="preserve"> (Amina, IG, JPV</w:t>
-      </w:r>
-      <w:r>
-        <w:t>, ES</w:t>
-      </w:r>
-      <w:r>
-        <w:t>)</w:t>
+        <w:numPr>
+          <w:ilvl w:val="0"/>
+          <w:numId w:val="10"/>
+        </w:numPr>
+      </w:pPr>
+      <w:bookmarkStart w:id="277" w:name="_Toc430182449"/>
+      <w:r>
+        <w:t>Vers une modélisation intégrée pluie et hydrologie (EL)</w:t>
       </w:r>
       <w:bookmarkEnd w:id="277"/>
     </w:p>
@@ -17809,14 +18062,27 @@
       <w:r>
         <w:t xml:space="preserve"> </w:t>
       </w:r>
-      <w:fldSimple w:instr=" SEQ Figure \* ARABIC ">
-        <w:r>
-          <w:rPr>
-            <w:noProof/>
-          </w:rPr>
-          <w:t>9</w:t>
-        </w:r>
-      </w:fldSimple>
+      <w:r>
+        <w:fldChar w:fldCharType="begin"/>
+      </w:r>
+      <w:r>
+        <w:instrText xml:space="preserve"> SEQ Figure \* ARABIC </w:instrText>
+      </w:r>
+      <w:r>
+        <w:fldChar w:fldCharType="separate"/>
+      </w:r>
+      <w:r>
+        <w:rPr>
+          <w:noProof/>
+        </w:rPr>
+        <w:t>9</w:t>
+      </w:r>
+      <w:r>
+        <w:rPr>
+          <w:noProof/>
+        </w:rPr>
+        <w:fldChar w:fldCharType="end"/>
+      </w:r>
       <w:r>
         <w:t> : Positionnement des stations hydrométriques retenues pour deux précédentes études</w:t>
       </w:r>
@@ -18152,14 +18418,27 @@
       <w:r>
         <w:t xml:space="preserve">Tableau </w:t>
       </w:r>
-      <w:fldSimple w:instr=" SEQ Tableau \* ARABIC ">
-        <w:r>
-          <w:rPr>
-            <w:noProof/>
-          </w:rPr>
-          <w:t>4</w:t>
-        </w:r>
-      </w:fldSimple>
+      <w:r>
+        <w:fldChar w:fldCharType="begin"/>
+      </w:r>
+      <w:r>
+        <w:instrText xml:space="preserve"> SEQ Tableau \* ARABIC </w:instrText>
+      </w:r>
+      <w:r>
+        <w:fldChar w:fldCharType="separate"/>
+      </w:r>
+      <w:r>
+        <w:rPr>
+          <w:noProof/>
+        </w:rPr>
+        <w:t>4</w:t>
+      </w:r>
+      <w:r>
+        <w:rPr>
+          <w:noProof/>
+        </w:rPr>
+        <w:fldChar w:fldCharType="end"/>
+      </w:r>
       <w:bookmarkEnd w:id="303"/>
       <w:r>
         <w:t> :</w:t>
@@ -18365,7 +18644,7 @@
       </w:r>
     </w:p>
   </w:comment>
-  <w:comment w:id="97" w:author="Isabelle Gouttevin" w:date="2015-09-18T15:38:00Z" w:initials="IG">
+  <w:comment w:id="111" w:author="Isabelle Gouttevin" w:date="2015-09-18T15:39:00Z" w:initials="IG">
     <w:p>
       <w:pPr>
         <w:pStyle w:val="Commentaire"/>
@@ -18377,7 +18656,25 @@
         <w:annotationRef/>
       </w:r>
       <w:r>
-        <w:t xml:space="preserve">Je pense qu’il faudra </w:t>
+        <w:t>Je pense qu’il faut clairement distinguer le BESOIN en EAU (qui dépend de la culture</w:t>
+      </w:r>
+      <w:r>
+        <w:t xml:space="preserve"> et de son stress</w:t>
+      </w:r>
+      <w:r>
+        <w:t>) de l’APPORT EFFECTIF</w:t>
+      </w:r>
+      <w:r>
+        <w:t xml:space="preserve"> que tu appelles DOSE D’IRRIGATION</w:t>
+      </w:r>
+      <w:r>
+        <w:t xml:space="preserve"> ou DEMANDE</w:t>
+      </w:r>
+      <w:r>
+        <w:t xml:space="preserve"> (qui dépend du besoin en eau ET du type d’irrigation</w:t>
+      </w:r>
+      <w:r>
+        <w:t>)</w:t>
       </w:r>
     </w:p>
     <w:p>
@@ -18385,54 +18682,12 @@
         <w:pStyle w:val="Commentaire"/>
       </w:pPr>
     </w:p>
-  </w:comment>
-  <w:comment w:id="112" w:author="Isabelle Gouttevin" w:date="2015-09-18T15:39:00Z" w:initials="IG">
     <w:p>
       <w:pPr>
         <w:pStyle w:val="Commentaire"/>
       </w:pPr>
       <w:r>
-        <w:rPr>
-          <w:rStyle w:val="Marquedecommentaire"/>
-        </w:rPr>
-        <w:annotationRef/>
-      </w:r>
-      <w:r>
-        <w:t>Je pense qu’il faut clairement distinguer le BESOIN en EAU (qui dépend de la culture</w:t>
-      </w:r>
-      <w:r>
-        <w:t xml:space="preserve"> et de son stress</w:t>
-      </w:r>
-      <w:r>
-        <w:t>) de l’APPORT EFFECTIF</w:t>
-      </w:r>
-      <w:r>
-        <w:t xml:space="preserve"> que tu appelles DOSE D’IRRIGATION</w:t>
-      </w:r>
-      <w:r>
-        <w:t xml:space="preserve"> ou DEMANDE</w:t>
-      </w:r>
-      <w:r>
-        <w:t xml:space="preserve"> (qui dépend du besoin en eau ET du type d’irrigation</w:t>
-      </w:r>
-      <w:r>
-        <w:t>)</w:t>
-      </w:r>
-    </w:p>
-    <w:p>
-      <w:pPr>
-        <w:pStyle w:val="Commentaire"/>
-      </w:pPr>
-    </w:p>
-    <w:p>
-      <w:pPr>
-        <w:pStyle w:val="Commentaire"/>
-      </w:pPr>
-      <w:r>
-        <w:t>Idéalement, essaye d’</w:t>
-      </w:r>
-      <w:r>
-        <w:t>uniformiser le vocabulaire.</w:t>
+        <w:t>Idéalement, essaye d’uniformiser le vocabulaire.</w:t>
       </w:r>
     </w:p>
     <w:p>
@@ -18521,7 +18776,7 @@
       </w:pPr>
     </w:p>
   </w:comment>
-  <w:comment w:id="199" w:author="Isabelle Gouttevin" w:date="2015-09-18T15:34:00Z" w:initials="IG">
+  <w:comment w:id="198" w:author="Isabelle Gouttevin" w:date="2015-09-18T15:34:00Z" w:initials="IG">
     <w:p>
       <w:pPr>
         <w:pStyle w:val="Commentaire"/>
@@ -18548,7 +18803,7 @@
       </w:r>
     </w:p>
   </w:comment>
-  <w:comment w:id="252" w:author="Isabelle Gouttevin" w:date="2015-09-18T16:03:00Z" w:initials="IG">
+  <w:comment w:id="251" w:author="Isabelle Gouttevin" w:date="2015-09-18T16:03:00Z" w:initials="IG">
     <w:p>
       <w:pPr>
         <w:pStyle w:val="Commentaire"/>
@@ -18751,6 +19006,7 @@
         <w:docPartUnique/>
       </w:docPartObj>
     </w:sdtPr>
+    <w:sdtEndPr/>
     <w:sdtContent>
       <w:p>
         <w:pPr>
@@ -18796,6 +19052,7 @@
         <w:docPartUnique/>
       </w:docPartObj>
     </w:sdtPr>
+    <w:sdtEndPr/>
     <w:sdtContent>
       <w:p>
         <w:pPr>
@@ -18815,7 +19072,7 @@
           <w:rPr>
             <w:noProof/>
           </w:rPr>
-          <w:t>18</w:t>
+          <w:t>9</w:t>
         </w:r>
         <w:r>
           <w:fldChar w:fldCharType="end"/>
@@ -30597,7 +30854,7 @@
 </file>
 
 <file path=customXml/itemProps1.xml><?xml version="1.0" encoding="utf-8"?>
-<ds:datastoreItem xmlns:ds="http://schemas.openxmlformats.org/officeDocument/2006/customXml" ds:itemID="{D1FEA74E-5F0E-4791-9F72-6268E4CFD7EA}">
+<ds:datastoreItem xmlns:ds="http://schemas.openxmlformats.org/officeDocument/2006/customXml" ds:itemID="{18D930F8-5317-467E-80FC-D0045281BD06}">
   <ds:schemaRefs>
     <ds:schemaRef ds:uri="http://schemas.openxmlformats.org/officeDocument/2006/bibliography"/>
   </ds:schemaRefs>
